--- a/Investigación/InvestigaciónG1P5.docx
+++ b/Investigación/InvestigaciónG1P5.docx
@@ -718,7 +718,6 @@
         <w:docPartUnique/>
       </w:docPartObj>
     </w:sdtPr>
-    <w:sdtEndPr/>
     <w:sdtContent>
       <w:p>
         <w:pPr>
@@ -5535,6 +5534,7 @@
   <w:style w:type="character" w:default="1" w:styleId="Fuentedeprrafopredeter">
     <w:name w:val="Default Paragraph Font"/>
     <w:uiPriority w:val="1"/>
+    <w:semiHidden/>
     <w:unhideWhenUsed/>
   </w:style>
   <w:style w:type="table" w:default="1" w:styleId="Tablanormal">
@@ -6421,6 +6421,26 @@
 </file>
 
 <file path=customXml/item1.xml><?xml version="1.0" encoding="utf-8"?>
+<p:properties xmlns:p="http://schemas.microsoft.com/office/2006/metadata/properties" xmlns:xsi="http://www.w3.org/2001/XMLSchema-instance" xmlns:pc="http://schemas.microsoft.com/office/infopath/2007/PartnerControls">
+  <documentManagement>
+    <lcf76f155ced4ddcb4097134ff3c332f xmlns="726918c5-b813-45ce-a7f4-072932c2b8bb">
+      <Terms xmlns="http://schemas.microsoft.com/office/infopath/2007/PartnerControls"/>
+    </lcf76f155ced4ddcb4097134ff3c332f>
+    <TaxCatchAll xmlns="e62964a9-b690-45b9-9af1-9bde9b4d2ac6" xsi:nil="true"/>
+  </documentManagement>
+</p:properties>
+</file>
+
+<file path=customXml/item2.xml><?xml version="1.0" encoding="utf-8"?>
+<?mso-contentType ?>
+<FormTemplates xmlns="http://schemas.microsoft.com/sharepoint/v3/contenttype/forms">
+  <Display>DocumentLibraryForm</Display>
+  <Edit>DocumentLibraryForm</Edit>
+  <New>DocumentLibraryForm</New>
+</FormTemplates>
+</file>
+
+<file path=customXml/item3.xml><?xml version="1.0" encoding="utf-8"?>
 <ct:contentTypeSchema xmlns:ct="http://schemas.microsoft.com/office/2006/metadata/contentType" xmlns:ma="http://schemas.microsoft.com/office/2006/metadata/properties/metaAttributes" ct:_="" ma:_="" ma:contentTypeName="Documento" ma:contentTypeID="0x010100615F761A4F05D74C9A09B8B9178C8F28" ma:contentTypeVersion="11" ma:contentTypeDescription="Crear nuevo documento." ma:contentTypeScope="" ma:versionID="f2f25e755a799aa011955b0addb95bd3">
   <xsd:schema xmlns:xsd="http://www.w3.org/2001/XMLSchema" xmlns:xs="http://www.w3.org/2001/XMLSchema" xmlns:p="http://schemas.microsoft.com/office/2006/metadata/properties" xmlns:ns2="726918c5-b813-45ce-a7f4-072932c2b8bb" xmlns:ns3="e62964a9-b690-45b9-9af1-9bde9b4d2ac6" targetNamespace="http://schemas.microsoft.com/office/2006/metadata/properties" ma:root="true" ma:fieldsID="2464f854b7c22d8db5f843be444648f4" ns2:_="" ns3:_="">
     <xsd:import namespace="726918c5-b813-45ce-a7f4-072932c2b8bb"/>
@@ -6615,31 +6635,30 @@
 </ct:contentTypeSchema>
 </file>
 
-<file path=customXml/item2.xml><?xml version="1.0" encoding="utf-8"?>
-<?mso-contentType ?>
-<FormTemplates xmlns="http://schemas.microsoft.com/sharepoint/v3/contenttype/forms">
-  <Display>DocumentLibraryForm</Display>
-  <Edit>DocumentLibraryForm</Edit>
-  <New>DocumentLibraryForm</New>
-</FormTemplates>
-</file>
-
-<file path=customXml/item3.xml><?xml version="1.0" encoding="utf-8"?>
-<p:properties xmlns:p="http://schemas.microsoft.com/office/2006/metadata/properties" xmlns:xsi="http://www.w3.org/2001/XMLSchema-instance" xmlns:pc="http://schemas.microsoft.com/office/infopath/2007/PartnerControls">
-  <documentManagement>
-    <lcf76f155ced4ddcb4097134ff3c332f xmlns="726918c5-b813-45ce-a7f4-072932c2b8bb">
-      <Terms xmlns="http://schemas.microsoft.com/office/infopath/2007/PartnerControls"/>
-    </lcf76f155ced4ddcb4097134ff3c332f>
-    <TaxCatchAll xmlns="e62964a9-b690-45b9-9af1-9bde9b4d2ac6" xsi:nil="true"/>
-  </documentManagement>
-</p:properties>
-</file>
-
 <file path=customXml/item4.xml><?xml version="1.0" encoding="utf-8"?>
 <b:Sources xmlns:b="http://schemas.openxmlformats.org/officeDocument/2006/bibliography" xmlns="http://schemas.openxmlformats.org/officeDocument/2006/bibliography" SelectedStyle="\APASixthEditionOfficeOnline.xsl" StyleName="APA" Version="6"/>
 </file>
 
 <file path=customXml/itemProps1.xml><?xml version="1.0" encoding="utf-8"?>
+<ds:datastoreItem xmlns:ds="http://schemas.openxmlformats.org/officeDocument/2006/customXml" ds:itemID="{15D5A60D-4217-4AC3-99D1-52AEB5FA670D}">
+  <ds:schemaRefs>
+    <ds:schemaRef ds:uri="http://schemas.microsoft.com/office/2006/metadata/properties"/>
+    <ds:schemaRef ds:uri="http://schemas.microsoft.com/office/infopath/2007/PartnerControls"/>
+    <ds:schemaRef ds:uri="726918c5-b813-45ce-a7f4-072932c2b8bb"/>
+    <ds:schemaRef ds:uri="e62964a9-b690-45b9-9af1-9bde9b4d2ac6"/>
+  </ds:schemaRefs>
+</ds:datastoreItem>
+</file>
+
+<file path=customXml/itemProps2.xml><?xml version="1.0" encoding="utf-8"?>
+<ds:datastoreItem xmlns:ds="http://schemas.openxmlformats.org/officeDocument/2006/customXml" ds:itemID="{EAA2F7B7-FDE4-4F0B-A496-BB3AFBC7C086}">
+  <ds:schemaRefs>
+    <ds:schemaRef ds:uri="http://schemas.microsoft.com/sharepoint/v3/contenttype/forms"/>
+  </ds:schemaRefs>
+</ds:datastoreItem>
+</file>
+
+<file path=customXml/itemProps3.xml><?xml version="1.0" encoding="utf-8"?>
 <ds:datastoreItem xmlns:ds="http://schemas.openxmlformats.org/officeDocument/2006/customXml" ds:itemID="{117658F5-249E-4D20-9663-AD2ADA44953E}">
   <ds:schemaRefs>
     <ds:schemaRef ds:uri="http://schemas.microsoft.com/office/2006/metadata/contentType"/>
@@ -6658,25 +6677,6 @@
 </ds:datastoreItem>
 </file>
 
-<file path=customXml/itemProps2.xml><?xml version="1.0" encoding="utf-8"?>
-<ds:datastoreItem xmlns:ds="http://schemas.openxmlformats.org/officeDocument/2006/customXml" ds:itemID="{EAA2F7B7-FDE4-4F0B-A496-BB3AFBC7C086}">
-  <ds:schemaRefs>
-    <ds:schemaRef ds:uri="http://schemas.microsoft.com/sharepoint/v3/contenttype/forms"/>
-  </ds:schemaRefs>
-</ds:datastoreItem>
-</file>
-
-<file path=customXml/itemProps3.xml><?xml version="1.0" encoding="utf-8"?>
-<ds:datastoreItem xmlns:ds="http://schemas.openxmlformats.org/officeDocument/2006/customXml" ds:itemID="{15D5A60D-4217-4AC3-99D1-52AEB5FA670D}">
-  <ds:schemaRefs>
-    <ds:schemaRef ds:uri="http://schemas.microsoft.com/office/2006/metadata/properties"/>
-    <ds:schemaRef ds:uri="http://schemas.microsoft.com/office/infopath/2007/PartnerControls"/>
-    <ds:schemaRef ds:uri="726918c5-b813-45ce-a7f4-072932c2b8bb"/>
-    <ds:schemaRef ds:uri="e62964a9-b690-45b9-9af1-9bde9b4d2ac6"/>
-  </ds:schemaRefs>
-</ds:datastoreItem>
-</file>
-
 <file path=customXml/itemProps4.xml><?xml version="1.0" encoding="utf-8"?>
 <ds:datastoreItem xmlns:ds="http://schemas.openxmlformats.org/officeDocument/2006/customXml" ds:itemID="{DF4C988B-7F1A-4DC3-A8D4-68B34AF3D94A}">
   <ds:schemaRefs>

--- a/Investigación/InvestigaciónG1P5.docx
+++ b/Investigación/InvestigaciónG1P5.docx
@@ -89,7 +89,6 @@
     </w:p>
     <w:p>
       <w:pPr>
-        <w:spacing w:line="278" w:lineRule="auto"/>
         <w:ind w:firstLine="0"/>
       </w:pPr>
       <w:r>
@@ -100,7 +99,7 @@
       <w:pPr>
         <w:pStyle w:val="Ttulo1"/>
       </w:pPr>
-      <w:bookmarkStart w:id="0" w:name="_Toc225076151"/>
+      <w:bookmarkStart w:id="0" w:name="_Toc226283091"/>
       <w:r>
         <w:lastRenderedPageBreak/>
         <w:t>Índice</w:t>
@@ -131,7 +130,7 @@
             <w:rPr>
               <w:rFonts w:asciiTheme="minorHAnsi" w:eastAsiaTheme="minorEastAsia" w:hAnsiTheme="minorHAnsi"/>
               <w:noProof/>
-              <w:lang w:val="en-US"/>
+              <w:lang w:eastAsia="es-CR"/>
             </w:rPr>
           </w:pPr>
           <w:r>
@@ -143,7 +142,7 @@
           <w:r>
             <w:fldChar w:fldCharType="separate"/>
           </w:r>
-          <w:hyperlink w:anchor="_Toc225076151" w:history="1">
+          <w:hyperlink w:anchor="_Toc226283091" w:history="1">
             <w:r>
               <w:rPr>
                 <w:rStyle w:val="Hipervnculo"/>
@@ -170,7 +169,7 @@
                 <w:noProof/>
                 <w:webHidden/>
               </w:rPr>
-              <w:instrText xml:space="preserve"> PAGEREF _Toc225076151 \h </w:instrText>
+              <w:instrText xml:space="preserve"> PAGEREF _Toc226283091 \h </w:instrText>
             </w:r>
             <w:r>
               <w:rPr>
@@ -203,23 +202,23 @@
         </w:p>
         <w:p>
           <w:pPr>
-            <w:pStyle w:val="TDC1"/>
+            <w:pStyle w:val="TDC2"/>
             <w:tabs>
               <w:tab w:val="right" w:leader="dot" w:pos="9352"/>
             </w:tabs>
             <w:rPr>
               <w:rFonts w:asciiTheme="minorHAnsi" w:eastAsiaTheme="minorEastAsia" w:hAnsiTheme="minorHAnsi"/>
               <w:noProof/>
-              <w:lang w:val="en-US"/>
+              <w:lang w:eastAsia="es-CR"/>
             </w:rPr>
           </w:pPr>
-          <w:hyperlink w:anchor="_Toc225076152" w:history="1">
+          <w:hyperlink w:anchor="_Toc226283092" w:history="1">
             <w:r>
               <w:rPr>
                 <w:rStyle w:val="Hipervnculo"/>
                 <w:noProof/>
               </w:rPr>
-              <w:t>Desarrollo</w:t>
+              <w:t>Inteligencia artificial agentica</w:t>
             </w:r>
             <w:r>
               <w:rPr>
@@ -240,7 +239,7 @@
                 <w:noProof/>
                 <w:webHidden/>
               </w:rPr>
-              <w:instrText xml:space="preserve"> PAGEREF _Toc225076152 \h </w:instrText>
+              <w:instrText xml:space="preserve"> PAGEREF _Toc226283092 \h </w:instrText>
             </w:r>
             <w:r>
               <w:rPr>
@@ -280,16 +279,16 @@
             <w:rPr>
               <w:rFonts w:asciiTheme="minorHAnsi" w:eastAsiaTheme="minorEastAsia" w:hAnsiTheme="minorHAnsi"/>
               <w:noProof/>
-              <w:lang w:val="en-US"/>
+              <w:lang w:eastAsia="es-CR"/>
             </w:rPr>
           </w:pPr>
-          <w:hyperlink w:anchor="_Toc225076153" w:history="1">
+          <w:hyperlink w:anchor="_Toc226283093" w:history="1">
             <w:r>
               <w:rPr>
                 <w:rStyle w:val="Hipervnculo"/>
                 <w:noProof/>
               </w:rPr>
-              <w:t>Inteligencia artificial agéntica:</w:t>
+              <w:t>Comparación de herramientas de IA para codificación y despliegue</w:t>
             </w:r>
             <w:r>
               <w:rPr>
@@ -310,7 +309,7 @@
                 <w:noProof/>
                 <w:webHidden/>
               </w:rPr>
-              <w:instrText xml:space="preserve"> PAGEREF _Toc225076153 \h </w:instrText>
+              <w:instrText xml:space="preserve"> PAGEREF _Toc226283093 \h </w:instrText>
             </w:r>
             <w:r>
               <w:rPr>
@@ -330,7 +329,217 @@
                 <w:noProof/>
                 <w:webHidden/>
               </w:rPr>
-              <w:t>3</w:t>
+              <w:t>4</w:t>
+            </w:r>
+            <w:r>
+              <w:rPr>
+                <w:noProof/>
+                <w:webHidden/>
+              </w:rPr>
+              <w:fldChar w:fldCharType="end"/>
+            </w:r>
+          </w:hyperlink>
+        </w:p>
+        <w:p>
+          <w:pPr>
+            <w:pStyle w:val="TDC2"/>
+            <w:tabs>
+              <w:tab w:val="right" w:leader="dot" w:pos="9352"/>
+            </w:tabs>
+            <w:rPr>
+              <w:rFonts w:asciiTheme="minorHAnsi" w:eastAsiaTheme="minorEastAsia" w:hAnsiTheme="minorHAnsi"/>
+              <w:noProof/>
+              <w:lang w:eastAsia="es-CR"/>
+            </w:rPr>
+          </w:pPr>
+          <w:hyperlink w:anchor="_Toc226283094" w:history="1">
+            <w:r>
+              <w:rPr>
+                <w:rStyle w:val="Hipervnculo"/>
+                <w:noProof/>
+              </w:rPr>
+              <w:t>Impacto en la productividad y calidad</w:t>
+            </w:r>
+            <w:r>
+              <w:rPr>
+                <w:noProof/>
+                <w:webHidden/>
+              </w:rPr>
+              <w:tab/>
+            </w:r>
+            <w:r>
+              <w:rPr>
+                <w:noProof/>
+                <w:webHidden/>
+              </w:rPr>
+              <w:fldChar w:fldCharType="begin"/>
+            </w:r>
+            <w:r>
+              <w:rPr>
+                <w:noProof/>
+                <w:webHidden/>
+              </w:rPr>
+              <w:instrText xml:space="preserve"> PAGEREF _Toc226283094 \h </w:instrText>
+            </w:r>
+            <w:r>
+              <w:rPr>
+                <w:noProof/>
+                <w:webHidden/>
+              </w:rPr>
+            </w:r>
+            <w:r>
+              <w:rPr>
+                <w:noProof/>
+                <w:webHidden/>
+              </w:rPr>
+              <w:fldChar w:fldCharType="separate"/>
+            </w:r>
+            <w:r>
+              <w:rPr>
+                <w:noProof/>
+                <w:webHidden/>
+              </w:rPr>
+              <w:t>6</w:t>
+            </w:r>
+            <w:r>
+              <w:rPr>
+                <w:noProof/>
+                <w:webHidden/>
+              </w:rPr>
+              <w:fldChar w:fldCharType="end"/>
+            </w:r>
+          </w:hyperlink>
+        </w:p>
+        <w:p>
+          <w:pPr>
+            <w:pStyle w:val="TDC2"/>
+            <w:tabs>
+              <w:tab w:val="right" w:leader="dot" w:pos="9352"/>
+            </w:tabs>
+            <w:rPr>
+              <w:rFonts w:asciiTheme="minorHAnsi" w:eastAsiaTheme="minorEastAsia" w:hAnsiTheme="minorHAnsi"/>
+              <w:noProof/>
+              <w:lang w:eastAsia="es-CR"/>
+            </w:rPr>
+          </w:pPr>
+          <w:hyperlink w:anchor="_Toc226283095" w:history="1">
+            <w:r>
+              <w:rPr>
+                <w:rStyle w:val="Hipervnculo"/>
+                <w:noProof/>
+              </w:rPr>
+              <w:t>Ética y supervisión humana</w:t>
+            </w:r>
+            <w:r>
+              <w:rPr>
+                <w:noProof/>
+                <w:webHidden/>
+              </w:rPr>
+              <w:tab/>
+            </w:r>
+            <w:r>
+              <w:rPr>
+                <w:noProof/>
+                <w:webHidden/>
+              </w:rPr>
+              <w:fldChar w:fldCharType="begin"/>
+            </w:r>
+            <w:r>
+              <w:rPr>
+                <w:noProof/>
+                <w:webHidden/>
+              </w:rPr>
+              <w:instrText xml:space="preserve"> PAGEREF _Toc226283095 \h </w:instrText>
+            </w:r>
+            <w:r>
+              <w:rPr>
+                <w:noProof/>
+                <w:webHidden/>
+              </w:rPr>
+            </w:r>
+            <w:r>
+              <w:rPr>
+                <w:noProof/>
+                <w:webHidden/>
+              </w:rPr>
+              <w:fldChar w:fldCharType="separate"/>
+            </w:r>
+            <w:r>
+              <w:rPr>
+                <w:noProof/>
+                <w:webHidden/>
+              </w:rPr>
+              <w:t>6</w:t>
+            </w:r>
+            <w:r>
+              <w:rPr>
+                <w:noProof/>
+                <w:webHidden/>
+              </w:rPr>
+              <w:fldChar w:fldCharType="end"/>
+            </w:r>
+          </w:hyperlink>
+        </w:p>
+        <w:p>
+          <w:pPr>
+            <w:pStyle w:val="TDC2"/>
+            <w:tabs>
+              <w:tab w:val="right" w:leader="dot" w:pos="9352"/>
+            </w:tabs>
+            <w:rPr>
+              <w:rFonts w:asciiTheme="minorHAnsi" w:eastAsiaTheme="minorEastAsia" w:hAnsiTheme="minorHAnsi"/>
+              <w:noProof/>
+              <w:lang w:eastAsia="es-CR"/>
+            </w:rPr>
+          </w:pPr>
+          <w:hyperlink w:anchor="_Toc226283096" w:history="1">
+            <w:r>
+              <w:rPr>
+                <w:rStyle w:val="Hipervnculo"/>
+                <w:noProof/>
+              </w:rPr>
+              <w:t>Adopción de IA en el sector tecnológico de Costa Rica</w:t>
+            </w:r>
+            <w:r>
+              <w:rPr>
+                <w:noProof/>
+                <w:webHidden/>
+              </w:rPr>
+              <w:tab/>
+            </w:r>
+            <w:r>
+              <w:rPr>
+                <w:noProof/>
+                <w:webHidden/>
+              </w:rPr>
+              <w:fldChar w:fldCharType="begin"/>
+            </w:r>
+            <w:r>
+              <w:rPr>
+                <w:noProof/>
+                <w:webHidden/>
+              </w:rPr>
+              <w:instrText xml:space="preserve"> PAGEREF _Toc226283096 \h </w:instrText>
+            </w:r>
+            <w:r>
+              <w:rPr>
+                <w:noProof/>
+                <w:webHidden/>
+              </w:rPr>
+            </w:r>
+            <w:r>
+              <w:rPr>
+                <w:noProof/>
+                <w:webHidden/>
+              </w:rPr>
+              <w:fldChar w:fldCharType="separate"/>
+            </w:r>
+            <w:r>
+              <w:rPr>
+                <w:noProof/>
+                <w:webHidden/>
+              </w:rPr>
+              <w:t>6</w:t>
             </w:r>
             <w:r>
               <w:rPr>
@@ -350,10 +559,10 @@
             <w:rPr>
               <w:rFonts w:asciiTheme="minorHAnsi" w:eastAsiaTheme="minorEastAsia" w:hAnsiTheme="minorHAnsi"/>
               <w:noProof/>
-              <w:lang w:val="en-US"/>
+              <w:lang w:eastAsia="es-CR"/>
             </w:rPr>
           </w:pPr>
-          <w:hyperlink w:anchor="_Toc225076154" w:history="1">
+          <w:hyperlink w:anchor="_Toc226283097" w:history="1">
             <w:r>
               <w:rPr>
                 <w:rStyle w:val="Hipervnculo"/>
@@ -380,7 +589,7 @@
                 <w:noProof/>
                 <w:webHidden/>
               </w:rPr>
-              <w:instrText xml:space="preserve"> PAGEREF _Toc225076154 \h </w:instrText>
+              <w:instrText xml:space="preserve"> PAGEREF _Toc226283097 \h </w:instrText>
             </w:r>
             <w:r>
               <w:rPr>
@@ -400,7 +609,7 @@
                 <w:noProof/>
                 <w:webHidden/>
               </w:rPr>
-              <w:t>5</w:t>
+              <w:t>8</w:t>
             </w:r>
             <w:r>
               <w:rPr>
@@ -424,7 +633,6 @@
     </w:sdt>
     <w:p>
       <w:pPr>
-        <w:spacing w:line="278" w:lineRule="auto"/>
         <w:ind w:firstLine="0"/>
       </w:pPr>
       <w:r>
@@ -433,208 +641,983 @@
     </w:p>
     <w:p>
       <w:pPr>
-        <w:pStyle w:val="Ttulo1"/>
-      </w:pPr>
-      <w:bookmarkStart w:id="1" w:name="_Toc225076152"/>
+        <w:pStyle w:val="Ttulo2"/>
+      </w:pPr>
+      <w:bookmarkStart w:id="1" w:name="_Toc226283092"/>
       <w:r>
         <w:lastRenderedPageBreak/>
-        <w:t>Desarrollo</w:t>
+        <w:t xml:space="preserve">Inteligencia artificial </w:t>
+      </w:r>
+      <w:r>
+        <w:t>agentica</w:t>
       </w:r>
       <w:bookmarkEnd w:id="1"/>
     </w:p>
     <w:p>
+      <w:r>
+        <w:t>La inteligencia artificial agéntica se puede definir bajo tres características principales que la componen. Según Sapkota et al. (2025), estas son la autonomía, la especificidad de la tarea y la capacidad de reacción y adaptación. En primer lugar, la autonomía implica que durante los procesos gobernados por estas tecnologías el ser humano tenga poca o nula intervención, ya que una vez que el sistema es desplegado, este puede percibir su entorno, procesar información y ejecutar acciones por sí mismo en tiempo real. Esto permite que la IA agéntica sea altamente escalable y útil en contextos donde la supervisión constante no es viable.</w:t>
+      </w:r>
+    </w:p>
+    <w:p>
+      <w:r>
+        <w:t>Por otro lado, se destaca que estas soluciones son específicas a una tarea. Los autores explican que la IA agéntica está diseñada para desarrollar funciones concretas dentro de un dominio definido, como el filtrado de correos electrónicos, consultas a bases de datos o la gestión de calendarios. Esta especialización permite que los sistemas sean más eficientes, precisos y confiables en la ejecución de tareas repetitivas o bien estructuradas, evitando la necesidad de aplicar modelos de propósito general en escenarios donde no son necesarios.</w:t>
+      </w:r>
+    </w:p>
+    <w:p>
+      <w:r>
+        <w:t>Finalmente, la reactividad y adaptabilidad son características fundamentales. Sapkota et al. (2025) mencionan que estas herramientas deben incluir mecanismos que les permitan tomar decisiones a partir de inputs dinámicos, como solicitudes de usuarios o cambios en el entorno. Esto les permite responder en tiempo real y, en algunos casos, ajustar su comportamiento con base en retroalimentación o cambios en el contexto, lo que resulta especialmente útil en aplicaciones como sistemas de recomendación o asistentes conversacionales.</w:t>
+      </w:r>
+    </w:p>
+    <w:p>
+      <w:r>
+        <w:t xml:space="preserve">El desarrollo de estas herramientas ha sido fuertemente impulsado gracias al avance de los modelos de lenguaje grandes (LLMs) y los modelos de inferencia (LIMs). Según Sapkota et al. (2025), estas tecnologías funcionan como la base de las inteligencias artificiales </w:t>
+      </w:r>
+      <w:r>
+        <w:t>agenticas</w:t>
+      </w:r>
+      <w:r>
+        <w:t xml:space="preserve">, ya </w:t>
+      </w:r>
+      <w:r>
+        <w:lastRenderedPageBreak/>
+        <w:t>que actúan como los motores principales de razonamiento y percepción dentro de estos sistemas. Estas capacidades se pueden observar en herramientas como ChatGPT, que utiliza modelos como GPT-4, los cuales han sido entrenados con grandes volúmenes de datos textuales.</w:t>
+      </w:r>
+    </w:p>
+    <w:p>
+      <w:r>
+        <w:t>Gracias a su amplia capacidad en procesamiento de lenguaje natural (NLP), estos modelos pueden entender el lenguaje humano, interpretar contextos complejos y generar respuestas coherentes. Además, no solo se limitan a responder, sino que también pueden razonar, planificar y tomar decisiones dentro de un entorno determinado, lo que los convierte en un componente fundamental para el funcionamiento de los agentes inteligentes.</w:t>
+      </w:r>
+    </w:p>
+    <w:p>
       <w:pPr>
         <w:pStyle w:val="Ttulo2"/>
       </w:pPr>
-      <w:bookmarkStart w:id="2" w:name="_Toc225076153"/>
-      <w:r>
-        <w:t>Inteligencia artificial ag</w:t>
-      </w:r>
-      <w:r>
-        <w:t>é</w:t>
-      </w:r>
-      <w:r>
-        <w:t>ntica:</w:t>
+      <w:bookmarkStart w:id="2" w:name="_Toc226283093"/>
+      <w:r>
+        <w:t>Comparación</w:t>
+      </w:r>
+      <w:r>
+        <w:t xml:space="preserve"> de </w:t>
+      </w:r>
+      <w:r>
+        <w:t>h</w:t>
+      </w:r>
+      <w:r>
+        <w:t xml:space="preserve">erramientas de IA </w:t>
+      </w:r>
+      <w:r>
+        <w:t>para codificación y despliegue</w:t>
       </w:r>
       <w:bookmarkEnd w:id="2"/>
     </w:p>
     <w:p>
       <w:r>
-        <w:t>La inteligencia artificial agéntica se puede definir bajo tres características principales que la componen. Según Sapkota et al. (2025), estas son la autonomía, la especificidad de la tarea y la capacidad de reacción y adaptación. En primer lugar, la autonomía implica que durante los procesos gobernados por estas tecnologías el ser humano tenga poca o nula intervención, ya que una vez que el sistema es desplegado, este puede percibir su entorno, procesar información y ejecutar acciones por sí mismo en tiempo real. Esto permite que la IA agéntica sea altamente escalable y útil en contextos donde la supervisión constante no es viable.</w:t>
+        <w:t xml:space="preserve">En la inteligencia artificial agentica existen muchas herramientas que automatizan procesos como la escritura de código, pruebas, integración continua y despliegue. Entre las más relevantes se encuentran GitHub </w:t>
+      </w:r>
+      <w:proofErr w:type="spellStart"/>
+      <w:r>
+        <w:t>Copilot</w:t>
+      </w:r>
+      <w:proofErr w:type="spellEnd"/>
+      <w:r>
+        <w:t>, Devin AI y los agentes de infraestructura (</w:t>
+      </w:r>
+      <w:proofErr w:type="spellStart"/>
+      <w:r>
+        <w:t>IaC</w:t>
+      </w:r>
+      <w:proofErr w:type="spellEnd"/>
+      <w:r>
+        <w:t>), los cuales presentan diferencias importantes en términos de autonomía, alcance y aplicación.</w:t>
       </w:r>
     </w:p>
     <w:p>
       <w:r>
-        <w:t>Por otro lado, se destaca que estas soluciones son específicas a una tarea. Los autores explican que la IA agéntica está diseñada para desarrollar funciones concretas dentro de un dominio definido, como el filtrado de correos electrónicos, consultas a bases de datos o la gestión de calendarios. Esta especialización permite que los sistemas sean más eficientes, precisos y confiables en la ejecución de tareas repetitivas o bien estructuradas, evitando la necesidad de aplicar modelos de propósito general en escenarios donde no son necesarios.</w:t>
+        <w:t xml:space="preserve">GitHub </w:t>
+      </w:r>
+      <w:proofErr w:type="spellStart"/>
+      <w:r>
+        <w:t>Copilot</w:t>
+      </w:r>
+      <w:proofErr w:type="spellEnd"/>
+      <w:r>
+        <w:t>: Asistencia aumentada para desarrolladores</w:t>
       </w:r>
     </w:p>
     <w:p>
       <w:r>
-        <w:t>Finalmente, la reactividad y adaptabilidad son características fundamentales. Sapkota et al. (2025) mencionan que estas herramientas deben incluir mecanismos que les permitan tomar decisiones a partir de inputs dinámicos, como solicitudes de usuarios o cambios en el entorno. Esto les permite responder en tiempo real y, en algunos casos, ajustar su comportamiento con base en retroalimentación o cambios en el contexto, lo que resulta especialmente útil en aplicaciones como sistemas de recomendación o asistentes conversacionales.</w:t>
+        <w:t xml:space="preserve">GitHub </w:t>
+      </w:r>
+      <w:proofErr w:type="spellStart"/>
+      <w:r>
+        <w:t>Copilot</w:t>
+      </w:r>
+      <w:proofErr w:type="spellEnd"/>
+      <w:r>
+        <w:t xml:space="preserve"> es una herramienta de asistencia desarrollada por GitHub en colaboración con </w:t>
+      </w:r>
+      <w:proofErr w:type="spellStart"/>
+      <w:r>
+        <w:t>OpenAI</w:t>
+      </w:r>
+      <w:proofErr w:type="spellEnd"/>
+      <w:r>
+        <w:t xml:space="preserve">. Su principal función es sugerir partes de código conforme se va escribiendo dentro del entorno de desarrollo (IDE), apoyando al programador durante la escritura y programación </w:t>
+      </w:r>
+      <w:r>
+        <w:t>de este</w:t>
+      </w:r>
+      <w:r>
+        <w:t>.</w:t>
       </w:r>
     </w:p>
     <w:p>
-      <w:pPr>
-        <w:ind w:firstLine="0"/>
-      </w:pPr>
+      <w:proofErr w:type="spellStart"/>
+      <w:r>
+        <w:t>Copilot</w:t>
+      </w:r>
+      <w:proofErr w:type="spellEnd"/>
+      <w:r>
+        <w:t xml:space="preserve"> analiza el código y el contexto </w:t>
+      </w:r>
+      <w:proofErr w:type="gramStart"/>
+      <w:r>
+        <w:t>del mismo</w:t>
+      </w:r>
+      <w:proofErr w:type="gramEnd"/>
+      <w:r>
+        <w:t xml:space="preserve"> para poder generar sugerencias que puedan hacer más rápido el desarrollo, reducir errores de sintaxis y mejorar la productividad. Sin embargo, no ejecuta tareas de forma autónoma ni toma decisiones.</w:t>
+      </w:r>
     </w:p>
     <w:p>
       <w:r>
-        <w:lastRenderedPageBreak/>
-        <w:tab/>
-      </w:r>
-      <w:r>
-        <w:t>El desarrollo de estas herramientas ha sido fuertemente impulsado gracias al avance de los modelos de lenguaje grandes (</w:t>
-      </w:r>
-      <w:proofErr w:type="spellStart"/>
-      <w:r>
-        <w:t>LLMs</w:t>
-      </w:r>
-      <w:proofErr w:type="spellEnd"/>
-      <w:r>
-        <w:t>) y los modelos de inferencia (</w:t>
-      </w:r>
-      <w:proofErr w:type="spellStart"/>
-      <w:r>
-        <w:t>LIMs</w:t>
-      </w:r>
-      <w:proofErr w:type="spellEnd"/>
-      <w:r>
-        <w:t xml:space="preserve">). Según Sapkota et al. (2025), estas tecnologías funcionan como la base de las inteligencias artificiales </w:t>
-      </w:r>
-      <w:proofErr w:type="spellStart"/>
-      <w:r>
-        <w:t>agénticas</w:t>
-      </w:r>
-      <w:proofErr w:type="spellEnd"/>
-      <w:r>
-        <w:t xml:space="preserve">, ya que actúan como los motores principales de razonamiento y percepción dentro de estos sistemas. Estas capacidades se pueden observar en herramientas como </w:t>
-      </w:r>
-      <w:proofErr w:type="spellStart"/>
-      <w:r>
-        <w:t>ChatGPT</w:t>
-      </w:r>
-      <w:proofErr w:type="spellEnd"/>
-      <w:r>
-        <w:t>, que utiliza modelos como GPT-4, los cuales han sido entrenados con grandes volúmenes de datos textuales.</w:t>
+        <w:t>Devin AI: Hacia el desarrollo autónomo de software</w:t>
       </w:r>
     </w:p>
     <w:p>
       <w:r>
-        <w:t>Gracias a su amplia capacidad en procesamiento de lenguaje natural (NLP), estos modelos pueden entender el lenguaje humano, interpretar contextos complejos y generar respuestas coherentes. Además, no solo se limitan a responder, sino que también pueden razonar, planificar y tomar decisiones dentro de un entorno determinado, lo que los convierte en un componente fundamental para el funcionamiento de los agentes inteligentes.</w:t>
-      </w:r>
-    </w:p>
-    <w:p/>
-    <w:p>
-      <w:pPr>
-        <w:spacing w:line="278" w:lineRule="auto"/>
-        <w:ind w:firstLine="0"/>
-      </w:pPr>
-      <w:r>
-        <w:br w:type="page"/>
+        <w:lastRenderedPageBreak/>
+        <w:t xml:space="preserve">Por otro lado, Devin AI desarrollado por </w:t>
+      </w:r>
+      <w:proofErr w:type="spellStart"/>
+      <w:r>
+        <w:t>Cognition</w:t>
+      </w:r>
+      <w:proofErr w:type="spellEnd"/>
+      <w:r>
+        <w:t xml:space="preserve"> Labs, es presentado como un ingeniero de software AI, capaz de planificar, escribir, probar y depurar código de forma independiente.</w:t>
       </w:r>
     </w:p>
     <w:p>
-      <w:pPr>
-        <w:pStyle w:val="Ttulo1"/>
-      </w:pPr>
-      <w:bookmarkStart w:id="3" w:name="_Toc225076154"/>
+      <w:r>
+        <w:t xml:space="preserve">A diferencia de </w:t>
+      </w:r>
+      <w:proofErr w:type="spellStart"/>
+      <w:r>
+        <w:t>Copilot</w:t>
+      </w:r>
+      <w:proofErr w:type="spellEnd"/>
+      <w:r>
+        <w:t>, Devin no solo sugiere código, sino que puede ejecutar tareas completas como:</w:t>
+      </w:r>
+    </w:p>
+    <w:p>
+      <w:pPr>
+        <w:numPr>
+          <w:ilvl w:val="0"/>
+          <w:numId w:val="31"/>
+        </w:numPr>
+      </w:pPr>
+      <w:r>
+        <w:t>Crear aplicaciones desde cero</w:t>
+      </w:r>
+    </w:p>
+    <w:p>
+      <w:pPr>
+        <w:numPr>
+          <w:ilvl w:val="0"/>
+          <w:numId w:val="31"/>
+        </w:numPr>
+      </w:pPr>
+      <w:r>
+        <w:t>Resolver errores de código</w:t>
+      </w:r>
+    </w:p>
+    <w:p>
+      <w:pPr>
+        <w:numPr>
+          <w:ilvl w:val="0"/>
+          <w:numId w:val="31"/>
+        </w:numPr>
+      </w:pPr>
+      <w:r>
+        <w:t>Ejecutar pruebas automatizadas</w:t>
+      </w:r>
+    </w:p>
+    <w:p>
+      <w:pPr>
+        <w:numPr>
+          <w:ilvl w:val="0"/>
+          <w:numId w:val="31"/>
+        </w:numPr>
+      </w:pPr>
+      <w:r>
+        <w:t>Gestionar repositorios</w:t>
+      </w:r>
+    </w:p>
+    <w:p>
+      <w:r>
+        <w:t>Esto lo convierte en un ejemplo de IA agentica, ya que tiene autonomía, razonamiento y adaptación en un mismo sistema. Su uso aún está en etapas tempranas por lo que necesita supervisión para garantizar su confiabilidad.</w:t>
+      </w:r>
+    </w:p>
+    <w:p>
+      <w:r>
+        <w:t>Agentes de Infraestructura (</w:t>
+      </w:r>
+      <w:proofErr w:type="spellStart"/>
+      <w:r>
+        <w:t>IaC</w:t>
+      </w:r>
+      <w:proofErr w:type="spellEnd"/>
+      <w:r>
+        <w:t>): Automatización del despliegue</w:t>
+      </w:r>
+    </w:p>
+    <w:p>
+      <w:r>
+        <w:t xml:space="preserve">Herramientas como </w:t>
+      </w:r>
+      <w:proofErr w:type="spellStart"/>
+      <w:r>
+        <w:t>Terraform</w:t>
+      </w:r>
+      <w:proofErr w:type="spellEnd"/>
+      <w:r>
+        <w:t xml:space="preserve"> o AWS </w:t>
+      </w:r>
+      <w:proofErr w:type="spellStart"/>
+      <w:r>
+        <w:t>CloudFormation</w:t>
+      </w:r>
+      <w:proofErr w:type="spellEnd"/>
+      <w:r>
+        <w:t xml:space="preserve"> permiten definir, configurar y desplegar infraestructura mediante código, esto representan otra dimensión clave dentro de la automatización.</w:t>
+      </w:r>
+    </w:p>
+    <w:p>
+      <w:r>
+        <w:t>Cuando se integran con inteligencia artificial, estos sistemas evolucionan hacia agentes capaces de:</w:t>
+      </w:r>
+    </w:p>
+    <w:p>
+      <w:pPr>
+        <w:numPr>
+          <w:ilvl w:val="0"/>
+          <w:numId w:val="32"/>
+        </w:numPr>
+      </w:pPr>
+      <w:r>
+        <w:t>Aprovisionar recursos automáticamente</w:t>
+      </w:r>
+    </w:p>
+    <w:p>
+      <w:pPr>
+        <w:numPr>
+          <w:ilvl w:val="0"/>
+          <w:numId w:val="32"/>
+        </w:numPr>
+      </w:pPr>
+      <w:r>
+        <w:t>Detectar fallos en configuraciones</w:t>
+      </w:r>
+    </w:p>
+    <w:p>
+      <w:pPr>
+        <w:numPr>
+          <w:ilvl w:val="0"/>
+          <w:numId w:val="32"/>
+        </w:numPr>
+      </w:pPr>
       <w:r>
         <w:lastRenderedPageBreak/>
-        <w:t>Referencias</w:t>
+        <w:t>Optimizar costos y rendimiento</w:t>
+      </w:r>
+    </w:p>
+    <w:p>
+      <w:pPr>
+        <w:numPr>
+          <w:ilvl w:val="0"/>
+          <w:numId w:val="32"/>
+        </w:numPr>
+      </w:pPr>
+      <w:r>
+        <w:t>Ajustar la infraestructura según la demanda</w:t>
+      </w:r>
+    </w:p>
+    <w:p>
+      <w:r>
+        <w:t xml:space="preserve">A diferencia de </w:t>
+      </w:r>
+      <w:proofErr w:type="spellStart"/>
+      <w:r>
+        <w:t>Copilot</w:t>
+      </w:r>
+      <w:proofErr w:type="spellEnd"/>
+      <w:r>
+        <w:t xml:space="preserve"> y Devin, estos agentes se enfocan en la fase de despliegue y operación, siendo fundamentales en entornos DevOps.</w:t>
+      </w:r>
+    </w:p>
+    <w:p>
+      <w:pPr>
+        <w:pStyle w:val="Ttulo2"/>
+      </w:pPr>
+      <w:bookmarkStart w:id="3" w:name="_Toc226283094"/>
+      <w:r>
+        <w:t>Impacto en la productiv</w:t>
+      </w:r>
+      <w:r>
+        <w:t>idad y calidad</w:t>
       </w:r>
       <w:bookmarkEnd w:id="3"/>
     </w:p>
     <w:p>
       <w:pPr>
-        <w:ind w:left="720" w:hanging="720"/>
-      </w:pPr>
-      <w:r>
-        <w:t xml:space="preserve">Sapkota, R., Roumeliotis, K. I., &amp; </w:t>
+        <w:pStyle w:val="Ttulo2"/>
+      </w:pPr>
+      <w:bookmarkStart w:id="4" w:name="_Toc226283095"/>
+      <w:r>
+        <w:t>Ética y supervisión humana</w:t>
+      </w:r>
+      <w:bookmarkEnd w:id="4"/>
+    </w:p>
+    <w:p>
+      <w:pPr>
+        <w:pStyle w:val="Ttulo2"/>
+      </w:pPr>
+      <w:bookmarkStart w:id="5" w:name="_Toc226283096"/>
+      <w:r>
+        <w:t xml:space="preserve">Adopción de IA en el </w:t>
+      </w:r>
+      <w:r>
+        <w:t>s</w:t>
+      </w:r>
+      <w:r>
+        <w:t xml:space="preserve">ector </w:t>
+      </w:r>
+      <w:r>
+        <w:t>t</w:t>
+      </w:r>
+      <w:r>
+        <w:t>ecnológico de Costa Rica</w:t>
+      </w:r>
+      <w:bookmarkEnd w:id="5"/>
+    </w:p>
+    <w:p>
+      <w:r>
+        <w:t xml:space="preserve">En Costa Rica, la </w:t>
+      </w:r>
+      <w:r>
+        <w:t>implementación</w:t>
+      </w:r>
+      <w:r>
+        <w:t xml:space="preserve"> de la inteligencia artificial ha ido evolucionando hacia soluciones cada vez más avanzadas, especialmente con la incorporación de </w:t>
+      </w:r>
+      <w:r>
+        <w:t xml:space="preserve">la </w:t>
+      </w:r>
+      <w:r>
+        <w:t xml:space="preserve">IA agentica. </w:t>
+      </w:r>
+    </w:p>
+    <w:p>
+      <w:r>
+        <w:t>Un ejemplo es el sistema MAIA, desarrollado por Grupo BG&amp;A, que automatiza la atención al cliente mediante respuestas inmediatas y ejecución de acciones al instante. Esto permite reducir significativamente los tiempos de servicio y mejorar la experiencia del usuario.</w:t>
+      </w:r>
+    </w:p>
+    <w:p>
+      <w:r>
+        <w:t xml:space="preserve">Innova Marketing Solutions ha implementado agentes inteligentes que automatizan procesos comerciales como la calificación de clientes, el agendamiento de citas y el seguimiento de </w:t>
+      </w:r>
+      <w:r>
+        <w:t>clientes potenciales</w:t>
+      </w:r>
+      <w:r>
+        <w:t xml:space="preserve">. Gracias a esto, las empresas pueden cerrar ventas en menos tiempo y agilizar todo el ciclo comercial. </w:t>
+      </w:r>
+      <w:r>
+        <w:t>Así mismo</w:t>
+      </w:r>
+      <w:r>
+        <w:t>, Mintive Studio desarrolla soluciones que optimizan tanto las ventas como la atención al cliente, haciendo que las operaciones sean más rápidas y eficientes.</w:t>
+      </w:r>
+    </w:p>
+    <w:p>
+      <w:r>
+        <w:t xml:space="preserve">Por otro lado, empresas como Datasys Group y Aplix han </w:t>
+      </w:r>
+      <w:r>
+        <w:t>implementado</w:t>
+      </w:r>
+      <w:r>
+        <w:t xml:space="preserve"> inteligencia artificial en sistemas empresariales como ERP y CRM. Esto les permite automatizar flujos de trabajo y eliminar tiempos muertos dentro de las organizaciones, logrando procesos más ágiles y una entrega más rápida de productos y servicios.</w:t>
+      </w:r>
+    </w:p>
+    <w:p>
+      <w:r>
+        <w:lastRenderedPageBreak/>
+        <w:t>Además, la inteligencia artificial también está presente en sectores más tradicionales. En el comercio, compañías como Grupo Monge y Walmart la utilizan para predecir la demanda, optimizar inventarios y automatizar decisiones logísticas. Esto se traduce en una mejor disponibilidad de productos y en menores tiempos de reposición.</w:t>
+      </w:r>
+    </w:p>
+    <w:p>
+      <w:r>
+        <w:t>En el sector financiero, instituciones como BAC Credomatic y el Banco Nacional de Costa Rica emplean IA para agilizar la atención al cliente y automatizar procesos internos, reduciendo notablemente los tiempos de respuesta en sus servicios.</w:t>
+      </w:r>
+    </w:p>
+    <w:p>
+      <w:r>
+        <w:t>Finalmente, en el ámbito logístico, Correos de Costa Rica ha incorporado inteligencia artificial y Big Data para optimizar sus operaciones. Según la propia institución, estas herramientas permiten realizar pronósticos más precisos, anticiparse a las necesidades de los clientes y mejorar su competitividad en el mercado.</w:t>
+      </w:r>
+    </w:p>
+    <w:p>
+      <w:pPr>
+        <w:ind w:firstLine="0"/>
+      </w:pPr>
+      <w:r>
+        <w:br w:type="page"/>
+      </w:r>
+    </w:p>
+    <w:p>
+      <w:pPr>
+        <w:pStyle w:val="Ttulo1"/>
+      </w:pPr>
+      <w:bookmarkStart w:id="6" w:name="_Toc226283097"/>
+      <w:r>
+        <w:lastRenderedPageBreak/>
+        <w:t>Referencias</w:t>
+      </w:r>
+      <w:bookmarkEnd w:id="6"/>
+    </w:p>
+    <w:p>
+      <w:pPr>
+        <w:ind w:left="709" w:hanging="709"/>
+        <w:rPr>
+          <w:i/>
+          <w:iCs/>
+        </w:rPr>
+      </w:pPr>
+      <w:r>
+        <w:t>Aplix. (s.f.).</w:t>
+      </w:r>
+      <w:r>
+        <w:rPr>
+          <w:i/>
+          <w:iCs/>
+        </w:rPr>
+        <w:t xml:space="preserve"> Inteligencia artificial aplicada a procesos empresariales. </w:t>
+      </w:r>
+      <w:hyperlink r:id="rId11" w:tgtFrame="_blank" w:history="1">
+        <w:r>
+          <w:rPr>
+            <w:rStyle w:val="Hipervnculo"/>
+            <w:i/>
+            <w:iCs/>
+          </w:rPr>
+          <w:t>https://aplix.cr/servicios/inteligencia-artificial-aplicada-a-procesos-empresariales/</w:t>
+        </w:r>
+      </w:hyperlink>
+    </w:p>
+    <w:p>
+      <w:pPr>
+        <w:ind w:left="709" w:hanging="709"/>
+        <w:rPr>
+          <w:lang w:val="en-US"/>
+        </w:rPr>
+      </w:pPr>
+      <w:r>
+        <w:rPr>
+          <w:lang w:val="en-US"/>
+        </w:rPr>
+        <w:t>C</w:t>
+      </w:r>
+      <w:r>
+        <w:rPr>
+          <w:lang w:val="en-US"/>
+        </w:rPr>
+        <w:t xml:space="preserve"> </w:t>
+      </w:r>
+      <w:r>
+        <w:rPr>
+          <w:lang w:val="en-US"/>
+        </w:rPr>
+        <w:t>Mao, L. (2025, February 11). </w:t>
+      </w:r>
+      <w:r>
+        <w:rPr>
+          <w:i/>
+          <w:iCs/>
+          <w:lang w:val="en-US"/>
+        </w:rPr>
+        <w:t>Evaluating LLMs for infrastructure as code</w:t>
+      </w:r>
+      <w:r>
+        <w:rPr>
+          <w:lang w:val="en-US"/>
+        </w:rPr>
+        <w:t xml:space="preserve">. Medium. </w:t>
+      </w:r>
+      <w:hyperlink r:id="rId12" w:tgtFrame="_blank" w:tooltip="https://medium.com/gft-engineering/evaluating-llms-for-infrastructure-as-code-9f8b9ac4ca33" w:history="1">
+        <w:r>
+          <w:rPr>
+            <w:rStyle w:val="Hipervnculo"/>
+            <w:lang w:val="en-US"/>
+          </w:rPr>
+          <w:t>https://medium.com/gft-engineering/evaluating-llms-for-infrastructure-as-code-9f8b9ac4ca33</w:t>
+        </w:r>
+      </w:hyperlink>
+    </w:p>
+    <w:p>
+      <w:pPr>
+        <w:ind w:left="709" w:hanging="709"/>
+        <w:rPr>
+          <w:i/>
+          <w:iCs/>
+        </w:rPr>
+      </w:pPr>
+      <w:r>
+        <w:t>Datasys. (7 de enero de 2026).</w:t>
+      </w:r>
+      <w:r>
+        <w:rPr>
+          <w:i/>
+          <w:iCs/>
+        </w:rPr>
+        <w:t xml:space="preserve"> Servicios. </w:t>
+      </w:r>
+      <w:hyperlink r:id="rId13" w:tgtFrame="_blank" w:history="1">
+        <w:r>
+          <w:rPr>
+            <w:rStyle w:val="Hipervnculo"/>
+            <w:i/>
+            <w:iCs/>
+          </w:rPr>
+          <w:t>https://datasys.la/servicios/</w:t>
+        </w:r>
+      </w:hyperlink>
+    </w:p>
+    <w:p>
+      <w:pPr>
+        <w:ind w:left="709" w:hanging="709"/>
+        <w:rPr>
+          <w:lang w:val="en-US"/>
+        </w:rPr>
+      </w:pPr>
+      <w:r>
+        <w:rPr>
+          <w:lang w:val="en-US"/>
+        </w:rPr>
+        <w:t>Devin. (</w:t>
+      </w:r>
+      <w:r>
+        <w:rPr>
+          <w:lang w:val="en-US"/>
+        </w:rPr>
+        <w:t>s</w:t>
+      </w:r>
+      <w:r>
+        <w:rPr>
+          <w:lang w:val="en-US"/>
+        </w:rPr>
+        <w:t>.</w:t>
+      </w:r>
+      <w:r>
+        <w:rPr>
+          <w:lang w:val="en-US"/>
+        </w:rPr>
+        <w:t>f</w:t>
+      </w:r>
+      <w:r>
+        <w:rPr>
+          <w:lang w:val="en-US"/>
+        </w:rPr>
+        <w:t>.)</w:t>
+      </w:r>
+      <w:r>
+        <w:rPr>
+          <w:i/>
+          <w:iCs/>
+          <w:lang w:val="en-US"/>
+        </w:rPr>
+        <w:t xml:space="preserve">. </w:t>
       </w:r>
       <w:proofErr w:type="spellStart"/>
       <w:r>
-        <w:t>Karkee</w:t>
+        <w:rPr>
+          <w:i/>
+          <w:iCs/>
+          <w:lang w:val="en-US"/>
+        </w:rPr>
+        <w:t>Devin.Ai</w:t>
       </w:r>
       <w:proofErr w:type="spellEnd"/>
-      <w:r>
-        <w:t xml:space="preserve">, M. (2025). </w:t>
+      <w:proofErr w:type="gramStart"/>
+      <w:r>
+        <w:rPr>
+          <w:i/>
+          <w:iCs/>
+          <w:lang w:val="en-US"/>
+        </w:rPr>
+        <w:t xml:space="preserve">. </w:t>
+      </w:r>
+      <w:r>
+        <w:rPr>
+          <w:i/>
+          <w:iCs/>
+          <w:lang w:val="en-US"/>
+        </w:rPr>
+        <w:t xml:space="preserve"> </w:t>
+      </w:r>
+      <w:proofErr w:type="gramEnd"/>
+      <w:r>
+        <w:fldChar w:fldCharType="begin"/>
+      </w:r>
+      <w:r>
+        <w:rPr>
+          <w:lang w:val="en-US"/>
+        </w:rPr>
+        <w:instrText>HYPERLINK "https://devin.ai/" \o "https://devin.ai/" \t "_blank"</w:instrText>
+      </w:r>
+      <w:r>
+        <w:fldChar w:fldCharType="separate"/>
+      </w:r>
+      <w:r>
+        <w:rPr>
+          <w:rStyle w:val="Hipervnculo"/>
+          <w:i/>
+          <w:iCs/>
+          <w:lang w:val="en-US"/>
+        </w:rPr>
+        <w:t>https://devin.ai/</w:t>
+      </w:r>
+      <w:r>
+        <w:fldChar w:fldCharType="end"/>
+      </w:r>
+      <w:r>
+        <w:rPr>
+          <w:i/>
+          <w:iCs/>
+          <w:lang w:val="en-US"/>
+        </w:rPr>
+        <w:t> </w:t>
+      </w:r>
+    </w:p>
+    <w:p>
+      <w:pPr>
+        <w:ind w:left="709" w:hanging="709"/>
+      </w:pPr>
+      <w:r>
+        <w:t>Git</w:t>
+      </w:r>
+      <w:r>
+        <w:t>H</w:t>
+      </w:r>
+      <w:r>
+        <w:t>ub</w:t>
+      </w:r>
+      <w:r>
+        <w:t>. (s.f.)</w:t>
+      </w:r>
+      <w:r>
+        <w:rPr>
+          <w:i/>
+          <w:iCs/>
+        </w:rPr>
+        <w:t xml:space="preserve"> </w:t>
+      </w:r>
+      <w:r>
+        <w:rPr>
+          <w:i/>
+          <w:iCs/>
+        </w:rPr>
+        <w:t xml:space="preserve">GitHub </w:t>
       </w:r>
       <w:proofErr w:type="spellStart"/>
       <w:r>
-        <w:t>Ai</w:t>
+        <w:rPr>
+          <w:i/>
+          <w:iCs/>
+        </w:rPr>
+        <w:t>Copilot</w:t>
       </w:r>
       <w:proofErr w:type="spellEnd"/>
       <w:r>
+        <w:rPr>
+          <w:i/>
+          <w:iCs/>
+        </w:rPr>
+        <w:t>: tu programador de pareja de IA. (2026).</w:t>
+      </w:r>
+      <w:r>
+        <w:rPr>
+          <w:i/>
+          <w:iCs/>
+        </w:rPr>
         <w:t xml:space="preserve"> </w:t>
       </w:r>
+      <w:hyperlink r:id="rId14" w:history="1">
+        <w:r>
+          <w:rPr>
+            <w:rStyle w:val="Hipervnculo"/>
+            <w:i/>
+            <w:iCs/>
+          </w:rPr>
+          <w:t>https://github.com/features/copilot?locale=es-419</w:t>
+        </w:r>
+      </w:hyperlink>
+    </w:p>
+    <w:p>
+      <w:pPr>
+        <w:ind w:left="709" w:hanging="709"/>
+        <w:rPr>
+          <w:i/>
+          <w:iCs/>
+        </w:rPr>
+      </w:pPr>
+      <w:r>
+        <w:t>González, C. (20 de marzo de 2025).</w:t>
+      </w:r>
+      <w:r>
+        <w:rPr>
+          <w:i/>
+          <w:iCs/>
+        </w:rPr>
+        <w:t xml:space="preserve"> Innovaciones en logística: En ruta a la automatización. Correos de Costa Rica. </w:t>
+      </w:r>
+      <w:hyperlink r:id="rId15" w:tgtFrame="_blank" w:history="1">
+        <w:r>
+          <w:rPr>
+            <w:rStyle w:val="Hipervnculo"/>
+            <w:i/>
+            <w:iCs/>
+          </w:rPr>
+          <w:t>https://correos.go.cr/transformando-la-logistica/</w:t>
+        </w:r>
+      </w:hyperlink>
+    </w:p>
+    <w:p>
+      <w:pPr>
+        <w:ind w:left="709" w:hanging="709"/>
+        <w:rPr>
+          <w:b/>
+          <w:bCs/>
+          <w:i/>
+          <w:iCs/>
+        </w:rPr>
+      </w:pPr>
+      <w:r>
+        <w:t>Grupo BG&amp;A</w:t>
+      </w:r>
+      <w:r>
+        <w:t>. (16 de octubre de 2018).</w:t>
+      </w:r>
+      <w:r>
+        <w:rPr>
+          <w:i/>
+          <w:iCs/>
+        </w:rPr>
+        <w:t xml:space="preserve"> MAIA Sistema de Inteligencia Artificial en Costa Rica. </w:t>
+      </w:r>
+      <w:hyperlink r:id="rId16" w:tgtFrame="_blank" w:history="1">
+        <w:r>
+          <w:rPr>
+            <w:rStyle w:val="Hipervnculo"/>
+            <w:i/>
+            <w:iCs/>
+          </w:rPr>
+          <w:t>https://callmaia.co</w:t>
+        </w:r>
+        <w:r>
+          <w:rPr>
+            <w:rStyle w:val="Hipervnculo"/>
+            <w:i/>
+            <w:iCs/>
+          </w:rPr>
+          <w:t>m</w:t>
+        </w:r>
+        <w:r>
+          <w:rPr>
+            <w:rStyle w:val="Hipervnculo"/>
+            <w:i/>
+            <w:iCs/>
+          </w:rPr>
+          <w:t>/quienes-somos/</w:t>
+        </w:r>
+      </w:hyperlink>
+    </w:p>
+    <w:p>
+      <w:pPr>
+        <w:ind w:left="709" w:hanging="709"/>
+        <w:rPr>
+          <w:i/>
+          <w:iCs/>
+          <w:lang w:val="en-US"/>
+        </w:rPr>
+      </w:pPr>
+      <w:r>
+        <w:rPr>
+          <w:lang w:val="en-US"/>
+        </w:rPr>
+        <w:t>Innova-MS. (s.f.).</w:t>
+      </w:r>
+      <w:r>
+        <w:rPr>
+          <w:i/>
+          <w:iCs/>
+          <w:lang w:val="en-US"/>
+        </w:rPr>
+        <w:t xml:space="preserve"> AI service agents. </w:t>
+      </w:r>
+      <w:hyperlink r:id="rId17" w:tgtFrame="_blank" w:history="1">
+        <w:r>
+          <w:rPr>
+            <w:rStyle w:val="Hipervnculo"/>
+            <w:i/>
+            <w:iCs/>
+            <w:lang w:val="en-US"/>
+          </w:rPr>
+          <w:t>https://innova-ms.com/ai-service-agents/</w:t>
+        </w:r>
+      </w:hyperlink>
+    </w:p>
+    <w:p>
+      <w:pPr>
+        <w:ind w:left="709" w:hanging="709"/>
+        <w:rPr>
+          <w:i/>
+          <w:iCs/>
+          <w:lang w:val="en-US"/>
+        </w:rPr>
+      </w:pPr>
+      <w:r>
+        <w:rPr>
+          <w:lang w:val="en-US"/>
+        </w:rPr>
+        <w:t>Mintive Studio. (s.f.).</w:t>
+      </w:r>
+      <w:r>
+        <w:rPr>
+          <w:i/>
+          <w:iCs/>
+          <w:lang w:val="en-US"/>
+        </w:rPr>
+        <w:t xml:space="preserve"> Mintive Studio. </w:t>
+      </w:r>
+      <w:hyperlink r:id="rId18" w:tgtFrame="_blank" w:history="1">
+        <w:r>
+          <w:rPr>
+            <w:rStyle w:val="Hipervnculo"/>
+            <w:i/>
+            <w:iCs/>
+            <w:lang w:val="en-US"/>
+          </w:rPr>
+          <w:t>https://mintivestudio.com/es</w:t>
+        </w:r>
+      </w:hyperlink>
+    </w:p>
+    <w:p>
+      <w:pPr>
+        <w:ind w:left="709" w:hanging="709"/>
+      </w:pPr>
+      <w:r>
+        <w:rPr>
+          <w:lang w:val="en-US"/>
+        </w:rPr>
+        <w:t xml:space="preserve">Sapkota, R., Roumeliotis, K. I., &amp; Karkee, M. (2025). </w:t>
+      </w:r>
+      <w:r>
+        <w:rPr>
+          <w:lang w:val="en-US"/>
+        </w:rPr>
+        <w:t>Ai agents vs. agentic ai: A conceptual taxonomy, applications and challenges. </w:t>
+      </w:r>
+      <w:r>
+        <w:t>Information Fusion, 103599.</w:t>
+      </w:r>
+    </w:p>
+    <w:p>
+      <w:pPr>
+        <w:ind w:left="709" w:hanging="709"/>
+        <w:rPr>
+          <w:lang w:val="en-US"/>
+        </w:rPr>
+      </w:pPr>
+      <w:r>
+        <w:rPr>
+          <w:lang w:val="en-US"/>
+        </w:rPr>
+        <w:t>Using LLMs to generate terraform code - 2025 update. (</w:t>
+      </w:r>
+      <w:r>
+        <w:rPr>
+          <w:lang w:val="en-US"/>
+        </w:rPr>
+        <w:t xml:space="preserve">28 de </w:t>
+      </w:r>
       <w:proofErr w:type="spellStart"/>
       <w:r>
-        <w:t>agents</w:t>
+        <w:rPr>
+          <w:lang w:val="en-US"/>
+        </w:rPr>
+        <w:t>julio</w:t>
       </w:r>
       <w:proofErr w:type="spellEnd"/>
       <w:r>
-        <w:t xml:space="preserve"> vs. </w:t>
+        <w:rPr>
+          <w:lang w:val="en-US"/>
+        </w:rPr>
+        <w:t xml:space="preserve"> de 2025</w:t>
+      </w:r>
+      <w:r>
+        <w:rPr>
+          <w:lang w:val="en-US"/>
+        </w:rPr>
+        <w:t>).</w:t>
+      </w:r>
+      <w:r>
+        <w:rPr>
+          <w:lang w:val="en-US"/>
+        </w:rPr>
+        <w:t xml:space="preserve"> </w:t>
       </w:r>
       <w:proofErr w:type="spellStart"/>
-      <w:r>
-        <w:t>agentic</w:t>
+      <w:proofErr w:type="gramStart"/>
+      <w:r>
+        <w:rPr>
+          <w:i/>
+          <w:iCs/>
+          <w:lang w:val="en-US"/>
+        </w:rPr>
+        <w:t>Terrateam</w:t>
       </w:r>
       <w:proofErr w:type="spellEnd"/>
-      <w:r>
-        <w:t xml:space="preserve"> </w:t>
-      </w:r>
-      <w:proofErr w:type="spellStart"/>
-      <w:r>
-        <w:t>ai</w:t>
-      </w:r>
-      <w:proofErr w:type="spellEnd"/>
-      <w:r>
-        <w:t xml:space="preserve">: A conceptual </w:t>
-      </w:r>
-      <w:proofErr w:type="spellStart"/>
-      <w:r>
-        <w:t>taxonomy</w:t>
-      </w:r>
-      <w:proofErr w:type="spellEnd"/>
-      <w:r>
-        <w:t xml:space="preserve">, </w:t>
-      </w:r>
-      <w:proofErr w:type="spellStart"/>
-      <w:r>
-        <w:t>applications</w:t>
-      </w:r>
-      <w:proofErr w:type="spellEnd"/>
-      <w:r>
-        <w:t xml:space="preserve"> and </w:t>
-      </w:r>
-      <w:proofErr w:type="spellStart"/>
-      <w:r>
-        <w:t>challenges</w:t>
-      </w:r>
-      <w:proofErr w:type="spellEnd"/>
-      <w:r>
-        <w:t>. </w:t>
-      </w:r>
-      <w:proofErr w:type="spellStart"/>
-      <w:r>
-        <w:t>Information</w:t>
-      </w:r>
-      <w:proofErr w:type="spellEnd"/>
-      <w:r>
-        <w:t xml:space="preserve"> </w:t>
-      </w:r>
-      <w:proofErr w:type="spellStart"/>
-      <w:r>
-        <w:t>Fusion</w:t>
-      </w:r>
-      <w:proofErr w:type="spellEnd"/>
-      <w:r>
-        <w:t>, 103599.</w:t>
-      </w:r>
+      <w:proofErr w:type="gramEnd"/>
+      <w:r>
+        <w:rPr>
+          <w:lang w:val="en-US"/>
+        </w:rPr>
+        <w:t xml:space="preserve">. </w:t>
+      </w:r>
+      <w:hyperlink r:id="rId19" w:tgtFrame="_blank" w:tooltip="https://terrateam.io/blog/using-llms-to-generate-terraform-code?utm_source=chatgpt.com" w:history="1">
+        <w:r>
+          <w:rPr>
+            <w:rStyle w:val="Hipervnculo"/>
+            <w:lang w:val="en-US"/>
+          </w:rPr>
+          <w:t>https://terrateam.io/blog/using-llms-to-generate-terraform-code?utm_source=chatgpt.com</w:t>
+        </w:r>
+      </w:hyperlink>
     </w:p>
     <w:sectPr>
-      <w:headerReference w:type="default" r:id="rId11"/>
+      <w:headerReference w:type="default" r:id="rId20"/>
       <w:pgSz w:w="12242" w:h="15842" w:code="1"/>
       <w:pgMar w:top="1440" w:right="1440" w:bottom="1440" w:left="1440" w:header="709" w:footer="709" w:gutter="0"/>
       <w:cols w:space="708"/>
@@ -3594,6 +4577,304 @@
     </w:lvl>
   </w:abstractNum>
   <w:abstractNum w:abstractNumId="21" w15:restartNumberingAfterBreak="0">
+    <w:nsid w:val="50D41CCB"/>
+    <w:multiLevelType w:val="multilevel"/>
+    <w:tmpl w:val="82A43876"/>
+    <w:lvl w:ilvl="0">
+      <w:start w:val="1"/>
+      <w:numFmt w:val="bullet"/>
+      <w:lvlText w:val=""/>
+      <w:lvlJc w:val="left"/>
+      <w:pPr>
+        <w:tabs>
+          <w:tab w:val="num" w:pos="720"/>
+        </w:tabs>
+        <w:ind w:left="720" w:hanging="360"/>
+      </w:pPr>
+      <w:rPr>
+        <w:rFonts w:ascii="Symbol" w:hAnsi="Symbol" w:hint="default"/>
+        <w:sz w:val="20"/>
+      </w:rPr>
+    </w:lvl>
+    <w:lvl w:ilvl="1" w:tentative="1">
+      <w:start w:val="1"/>
+      <w:numFmt w:val="bullet"/>
+      <w:lvlText w:val="o"/>
+      <w:lvlJc w:val="left"/>
+      <w:pPr>
+        <w:tabs>
+          <w:tab w:val="num" w:pos="1440"/>
+        </w:tabs>
+        <w:ind w:left="1440" w:hanging="360"/>
+      </w:pPr>
+      <w:rPr>
+        <w:rFonts w:ascii="Courier New" w:hAnsi="Courier New" w:hint="default"/>
+        <w:sz w:val="20"/>
+      </w:rPr>
+    </w:lvl>
+    <w:lvl w:ilvl="2" w:tentative="1">
+      <w:start w:val="1"/>
+      <w:numFmt w:val="bullet"/>
+      <w:lvlText w:val=""/>
+      <w:lvlJc w:val="left"/>
+      <w:pPr>
+        <w:tabs>
+          <w:tab w:val="num" w:pos="2160"/>
+        </w:tabs>
+        <w:ind w:left="2160" w:hanging="360"/>
+      </w:pPr>
+      <w:rPr>
+        <w:rFonts w:ascii="Wingdings" w:hAnsi="Wingdings" w:hint="default"/>
+        <w:sz w:val="20"/>
+      </w:rPr>
+    </w:lvl>
+    <w:lvl w:ilvl="3" w:tentative="1">
+      <w:start w:val="1"/>
+      <w:numFmt w:val="bullet"/>
+      <w:lvlText w:val=""/>
+      <w:lvlJc w:val="left"/>
+      <w:pPr>
+        <w:tabs>
+          <w:tab w:val="num" w:pos="2880"/>
+        </w:tabs>
+        <w:ind w:left="2880" w:hanging="360"/>
+      </w:pPr>
+      <w:rPr>
+        <w:rFonts w:ascii="Wingdings" w:hAnsi="Wingdings" w:hint="default"/>
+        <w:sz w:val="20"/>
+      </w:rPr>
+    </w:lvl>
+    <w:lvl w:ilvl="4" w:tentative="1">
+      <w:start w:val="1"/>
+      <w:numFmt w:val="bullet"/>
+      <w:lvlText w:val=""/>
+      <w:lvlJc w:val="left"/>
+      <w:pPr>
+        <w:tabs>
+          <w:tab w:val="num" w:pos="3600"/>
+        </w:tabs>
+        <w:ind w:left="3600" w:hanging="360"/>
+      </w:pPr>
+      <w:rPr>
+        <w:rFonts w:ascii="Wingdings" w:hAnsi="Wingdings" w:hint="default"/>
+        <w:sz w:val="20"/>
+      </w:rPr>
+    </w:lvl>
+    <w:lvl w:ilvl="5" w:tentative="1">
+      <w:start w:val="1"/>
+      <w:numFmt w:val="bullet"/>
+      <w:lvlText w:val=""/>
+      <w:lvlJc w:val="left"/>
+      <w:pPr>
+        <w:tabs>
+          <w:tab w:val="num" w:pos="4320"/>
+        </w:tabs>
+        <w:ind w:left="4320" w:hanging="360"/>
+      </w:pPr>
+      <w:rPr>
+        <w:rFonts w:ascii="Wingdings" w:hAnsi="Wingdings" w:hint="default"/>
+        <w:sz w:val="20"/>
+      </w:rPr>
+    </w:lvl>
+    <w:lvl w:ilvl="6" w:tentative="1">
+      <w:start w:val="1"/>
+      <w:numFmt w:val="bullet"/>
+      <w:lvlText w:val=""/>
+      <w:lvlJc w:val="left"/>
+      <w:pPr>
+        <w:tabs>
+          <w:tab w:val="num" w:pos="5040"/>
+        </w:tabs>
+        <w:ind w:left="5040" w:hanging="360"/>
+      </w:pPr>
+      <w:rPr>
+        <w:rFonts w:ascii="Wingdings" w:hAnsi="Wingdings" w:hint="default"/>
+        <w:sz w:val="20"/>
+      </w:rPr>
+    </w:lvl>
+    <w:lvl w:ilvl="7" w:tentative="1">
+      <w:start w:val="1"/>
+      <w:numFmt w:val="bullet"/>
+      <w:lvlText w:val=""/>
+      <w:lvlJc w:val="left"/>
+      <w:pPr>
+        <w:tabs>
+          <w:tab w:val="num" w:pos="5760"/>
+        </w:tabs>
+        <w:ind w:left="5760" w:hanging="360"/>
+      </w:pPr>
+      <w:rPr>
+        <w:rFonts w:ascii="Wingdings" w:hAnsi="Wingdings" w:hint="default"/>
+        <w:sz w:val="20"/>
+      </w:rPr>
+    </w:lvl>
+    <w:lvl w:ilvl="8" w:tentative="1">
+      <w:start w:val="1"/>
+      <w:numFmt w:val="bullet"/>
+      <w:lvlText w:val=""/>
+      <w:lvlJc w:val="left"/>
+      <w:pPr>
+        <w:tabs>
+          <w:tab w:val="num" w:pos="6480"/>
+        </w:tabs>
+        <w:ind w:left="6480" w:hanging="360"/>
+      </w:pPr>
+      <w:rPr>
+        <w:rFonts w:ascii="Wingdings" w:hAnsi="Wingdings" w:hint="default"/>
+        <w:sz w:val="20"/>
+      </w:rPr>
+    </w:lvl>
+  </w:abstractNum>
+  <w:abstractNum w:abstractNumId="22" w15:restartNumberingAfterBreak="0">
+    <w:nsid w:val="52525EA8"/>
+    <w:multiLevelType w:val="multilevel"/>
+    <w:tmpl w:val="2FA08C3A"/>
+    <w:lvl w:ilvl="0">
+      <w:start w:val="1"/>
+      <w:numFmt w:val="bullet"/>
+      <w:lvlText w:val=""/>
+      <w:lvlJc w:val="left"/>
+      <w:pPr>
+        <w:tabs>
+          <w:tab w:val="num" w:pos="720"/>
+        </w:tabs>
+        <w:ind w:left="720" w:hanging="360"/>
+      </w:pPr>
+      <w:rPr>
+        <w:rFonts w:ascii="Symbol" w:hAnsi="Symbol" w:hint="default"/>
+        <w:sz w:val="20"/>
+      </w:rPr>
+    </w:lvl>
+    <w:lvl w:ilvl="1" w:tentative="1">
+      <w:start w:val="1"/>
+      <w:numFmt w:val="bullet"/>
+      <w:lvlText w:val="o"/>
+      <w:lvlJc w:val="left"/>
+      <w:pPr>
+        <w:tabs>
+          <w:tab w:val="num" w:pos="1440"/>
+        </w:tabs>
+        <w:ind w:left="1440" w:hanging="360"/>
+      </w:pPr>
+      <w:rPr>
+        <w:rFonts w:ascii="Courier New" w:hAnsi="Courier New" w:hint="default"/>
+        <w:sz w:val="20"/>
+      </w:rPr>
+    </w:lvl>
+    <w:lvl w:ilvl="2" w:tentative="1">
+      <w:start w:val="1"/>
+      <w:numFmt w:val="bullet"/>
+      <w:lvlText w:val=""/>
+      <w:lvlJc w:val="left"/>
+      <w:pPr>
+        <w:tabs>
+          <w:tab w:val="num" w:pos="2160"/>
+        </w:tabs>
+        <w:ind w:left="2160" w:hanging="360"/>
+      </w:pPr>
+      <w:rPr>
+        <w:rFonts w:ascii="Wingdings" w:hAnsi="Wingdings" w:hint="default"/>
+        <w:sz w:val="20"/>
+      </w:rPr>
+    </w:lvl>
+    <w:lvl w:ilvl="3" w:tentative="1">
+      <w:start w:val="1"/>
+      <w:numFmt w:val="bullet"/>
+      <w:lvlText w:val=""/>
+      <w:lvlJc w:val="left"/>
+      <w:pPr>
+        <w:tabs>
+          <w:tab w:val="num" w:pos="2880"/>
+        </w:tabs>
+        <w:ind w:left="2880" w:hanging="360"/>
+      </w:pPr>
+      <w:rPr>
+        <w:rFonts w:ascii="Wingdings" w:hAnsi="Wingdings" w:hint="default"/>
+        <w:sz w:val="20"/>
+      </w:rPr>
+    </w:lvl>
+    <w:lvl w:ilvl="4" w:tentative="1">
+      <w:start w:val="1"/>
+      <w:numFmt w:val="bullet"/>
+      <w:lvlText w:val=""/>
+      <w:lvlJc w:val="left"/>
+      <w:pPr>
+        <w:tabs>
+          <w:tab w:val="num" w:pos="3600"/>
+        </w:tabs>
+        <w:ind w:left="3600" w:hanging="360"/>
+      </w:pPr>
+      <w:rPr>
+        <w:rFonts w:ascii="Wingdings" w:hAnsi="Wingdings" w:hint="default"/>
+        <w:sz w:val="20"/>
+      </w:rPr>
+    </w:lvl>
+    <w:lvl w:ilvl="5" w:tentative="1">
+      <w:start w:val="1"/>
+      <w:numFmt w:val="bullet"/>
+      <w:lvlText w:val=""/>
+      <w:lvlJc w:val="left"/>
+      <w:pPr>
+        <w:tabs>
+          <w:tab w:val="num" w:pos="4320"/>
+        </w:tabs>
+        <w:ind w:left="4320" w:hanging="360"/>
+      </w:pPr>
+      <w:rPr>
+        <w:rFonts w:ascii="Wingdings" w:hAnsi="Wingdings" w:hint="default"/>
+        <w:sz w:val="20"/>
+      </w:rPr>
+    </w:lvl>
+    <w:lvl w:ilvl="6" w:tentative="1">
+      <w:start w:val="1"/>
+      <w:numFmt w:val="bullet"/>
+      <w:lvlText w:val=""/>
+      <w:lvlJc w:val="left"/>
+      <w:pPr>
+        <w:tabs>
+          <w:tab w:val="num" w:pos="5040"/>
+        </w:tabs>
+        <w:ind w:left="5040" w:hanging="360"/>
+      </w:pPr>
+      <w:rPr>
+        <w:rFonts w:ascii="Wingdings" w:hAnsi="Wingdings" w:hint="default"/>
+        <w:sz w:val="20"/>
+      </w:rPr>
+    </w:lvl>
+    <w:lvl w:ilvl="7" w:tentative="1">
+      <w:start w:val="1"/>
+      <w:numFmt w:val="bullet"/>
+      <w:lvlText w:val=""/>
+      <w:lvlJc w:val="left"/>
+      <w:pPr>
+        <w:tabs>
+          <w:tab w:val="num" w:pos="5760"/>
+        </w:tabs>
+        <w:ind w:left="5760" w:hanging="360"/>
+      </w:pPr>
+      <w:rPr>
+        <w:rFonts w:ascii="Wingdings" w:hAnsi="Wingdings" w:hint="default"/>
+        <w:sz w:val="20"/>
+      </w:rPr>
+    </w:lvl>
+    <w:lvl w:ilvl="8" w:tentative="1">
+      <w:start w:val="1"/>
+      <w:numFmt w:val="bullet"/>
+      <w:lvlText w:val=""/>
+      <w:lvlJc w:val="left"/>
+      <w:pPr>
+        <w:tabs>
+          <w:tab w:val="num" w:pos="6480"/>
+        </w:tabs>
+        <w:ind w:left="6480" w:hanging="360"/>
+      </w:pPr>
+      <w:rPr>
+        <w:rFonts w:ascii="Wingdings" w:hAnsi="Wingdings" w:hint="default"/>
+        <w:sz w:val="20"/>
+      </w:rPr>
+    </w:lvl>
+  </w:abstractNum>
+  <w:abstractNum w:abstractNumId="23" w15:restartNumberingAfterBreak="0">
     <w:nsid w:val="5285711B"/>
     <w:multiLevelType w:val="multilevel"/>
     <w:tmpl w:val="C85E6270"/>
@@ -3742,7 +5023,7 @@
       </w:rPr>
     </w:lvl>
   </w:abstractNum>
-  <w:abstractNum w:abstractNumId="22" w15:restartNumberingAfterBreak="0">
+  <w:abstractNum w:abstractNumId="24" w15:restartNumberingAfterBreak="0">
     <w:nsid w:val="5E1E663D"/>
     <w:multiLevelType w:val="hybridMultilevel"/>
     <w:tmpl w:val="FCBA23BA"/>
@@ -3855,7 +5136,7 @@
       </w:rPr>
     </w:lvl>
   </w:abstractNum>
-  <w:abstractNum w:abstractNumId="23" w15:restartNumberingAfterBreak="0">
+  <w:abstractNum w:abstractNumId="25" w15:restartNumberingAfterBreak="0">
     <w:nsid w:val="63D06169"/>
     <w:multiLevelType w:val="multilevel"/>
     <w:tmpl w:val="715405CE"/>
@@ -4004,7 +5285,7 @@
       </w:rPr>
     </w:lvl>
   </w:abstractNum>
-  <w:abstractNum w:abstractNumId="24" w15:restartNumberingAfterBreak="0">
+  <w:abstractNum w:abstractNumId="26" w15:restartNumberingAfterBreak="0">
     <w:nsid w:val="66286410"/>
     <w:multiLevelType w:val="multilevel"/>
     <w:tmpl w:val="2B78EC36"/>
@@ -4153,7 +5434,7 @@
       </w:rPr>
     </w:lvl>
   </w:abstractNum>
-  <w:abstractNum w:abstractNumId="25" w15:restartNumberingAfterBreak="0">
+  <w:abstractNum w:abstractNumId="27" w15:restartNumberingAfterBreak="0">
     <w:nsid w:val="68D870A8"/>
     <w:multiLevelType w:val="multilevel"/>
     <w:tmpl w:val="527E0382"/>
@@ -4302,7 +5583,7 @@
       </w:rPr>
     </w:lvl>
   </w:abstractNum>
-  <w:abstractNum w:abstractNumId="26" w15:restartNumberingAfterBreak="0">
+  <w:abstractNum w:abstractNumId="28" w15:restartNumberingAfterBreak="0">
     <w:nsid w:val="73956129"/>
     <w:multiLevelType w:val="multilevel"/>
     <w:tmpl w:val="75385BB4"/>
@@ -4451,7 +5732,7 @@
       </w:rPr>
     </w:lvl>
   </w:abstractNum>
-  <w:abstractNum w:abstractNumId="27" w15:restartNumberingAfterBreak="0">
+  <w:abstractNum w:abstractNumId="29" w15:restartNumberingAfterBreak="0">
     <w:nsid w:val="751D3D43"/>
     <w:multiLevelType w:val="multilevel"/>
     <w:tmpl w:val="E94A3EA2"/>
@@ -4600,7 +5881,7 @@
       </w:rPr>
     </w:lvl>
   </w:abstractNum>
-  <w:abstractNum w:abstractNumId="28" w15:restartNumberingAfterBreak="0">
+  <w:abstractNum w:abstractNumId="30" w15:restartNumberingAfterBreak="0">
     <w:nsid w:val="77A42150"/>
     <w:multiLevelType w:val="hybridMultilevel"/>
     <w:tmpl w:val="7744CD4A"/>
@@ -4713,7 +5994,7 @@
       </w:rPr>
     </w:lvl>
   </w:abstractNum>
-  <w:abstractNum w:abstractNumId="29" w15:restartNumberingAfterBreak="0">
+  <w:abstractNum w:abstractNumId="31" w15:restartNumberingAfterBreak="0">
     <w:nsid w:val="7C521E92"/>
     <w:multiLevelType w:val="hybridMultilevel"/>
     <w:tmpl w:val="DECA8DDA"/>
@@ -4833,7 +6114,7 @@
     <w:abstractNumId w:val="15"/>
   </w:num>
   <w:num w:numId="3" w16cid:durableId="913705407">
-    <w:abstractNumId w:val="26"/>
+    <w:abstractNumId w:val="28"/>
   </w:num>
   <w:num w:numId="4" w16cid:durableId="29380983">
     <w:abstractNumId w:val="4"/>
@@ -4845,7 +6126,7 @@
     <w:abstractNumId w:val="0"/>
   </w:num>
   <w:num w:numId="7" w16cid:durableId="1585215263">
-    <w:abstractNumId w:val="21"/>
+    <w:abstractNumId w:val="23"/>
   </w:num>
   <w:num w:numId="8" w16cid:durableId="990208855">
     <w:abstractNumId w:val="13"/>
@@ -4863,7 +6144,7 @@
     <w:abstractNumId w:val="1"/>
   </w:num>
   <w:num w:numId="13" w16cid:durableId="895353962">
-    <w:abstractNumId w:val="24"/>
+    <w:abstractNumId w:val="26"/>
   </w:num>
   <w:num w:numId="14" w16cid:durableId="278876725">
     <w:abstractNumId w:val="11"/>
@@ -4875,10 +6156,10 @@
     <w:abstractNumId w:val="19"/>
   </w:num>
   <w:num w:numId="17" w16cid:durableId="88015063">
-    <w:abstractNumId w:val="23"/>
+    <w:abstractNumId w:val="25"/>
   </w:num>
   <w:num w:numId="18" w16cid:durableId="1747845671">
-    <w:abstractNumId w:val="25"/>
+    <w:abstractNumId w:val="27"/>
   </w:num>
   <w:num w:numId="19" w16cid:durableId="99683666">
     <w:abstractNumId w:val="18"/>
@@ -4887,7 +6168,7 @@
     <w:abstractNumId w:val="16"/>
   </w:num>
   <w:num w:numId="21" w16cid:durableId="646740519">
-    <w:abstractNumId w:val="27"/>
+    <w:abstractNumId w:val="29"/>
   </w:num>
   <w:num w:numId="22" w16cid:durableId="668218501">
     <w:abstractNumId w:val="6"/>
@@ -4896,10 +6177,10 @@
     <w:abstractNumId w:val="9"/>
   </w:num>
   <w:num w:numId="24" w16cid:durableId="324094632">
-    <w:abstractNumId w:val="22"/>
+    <w:abstractNumId w:val="24"/>
   </w:num>
   <w:num w:numId="25" w16cid:durableId="138495263">
-    <w:abstractNumId w:val="29"/>
+    <w:abstractNumId w:val="31"/>
   </w:num>
   <w:num w:numId="26" w16cid:durableId="458108060">
     <w:abstractNumId w:val="2"/>
@@ -4911,10 +6192,16 @@
     <w:abstractNumId w:val="10"/>
   </w:num>
   <w:num w:numId="29" w16cid:durableId="1434125775">
-    <w:abstractNumId w:val="28"/>
+    <w:abstractNumId w:val="30"/>
   </w:num>
   <w:num w:numId="30" w16cid:durableId="143161839">
     <w:abstractNumId w:val="5"/>
+  </w:num>
+  <w:num w:numId="31" w16cid:durableId="398864228">
+    <w:abstractNumId w:val="22"/>
+  </w:num>
+  <w:num w:numId="32" w16cid:durableId="945769544">
+    <w:abstractNumId w:val="21"/>
   </w:num>
 </w:numbering>
 </file>
@@ -5534,7 +6821,6 @@
   <w:style w:type="character" w:default="1" w:styleId="Fuentedeprrafopredeter">
     <w:name w:val="Default Paragraph Font"/>
     <w:uiPriority w:val="1"/>
-    <w:semiHidden/>
     <w:unhideWhenUsed/>
   </w:style>
   <w:style w:type="table" w:default="1" w:styleId="Tablanormal">
@@ -6122,6 +7408,30 @@
       <w:ind w:left="480"/>
     </w:pPr>
   </w:style>
+  <w:style w:type="character" w:styleId="Hipervnculovisitado">
+    <w:name w:val="FollowedHyperlink"/>
+    <w:basedOn w:val="Fuentedeprrafopredeter"/>
+    <w:uiPriority w:val="99"/>
+    <w:semiHidden/>
+    <w:unhideWhenUsed/>
+    <w:rsid w:val="00244312"/>
+    <w:rPr>
+      <w:color w:val="96607D" w:themeColor="followedHyperlink"/>
+      <w:u w:val="single"/>
+    </w:rPr>
+  </w:style>
+  <w:style w:type="character" w:styleId="Mencinsinresolver">
+    <w:name w:val="Unresolved Mention"/>
+    <w:basedOn w:val="Fuentedeprrafopredeter"/>
+    <w:uiPriority w:val="99"/>
+    <w:semiHidden/>
+    <w:unhideWhenUsed/>
+    <w:rsid w:val="003936BD"/>
+    <w:rPr>
+      <w:color w:val="605E5C"/>
+      <w:shd w:val="clear" w:color="auto" w:fill="E1DFDD"/>
+    </w:rPr>
+  </w:style>
 </w:styles>
 </file>
 
@@ -6421,17 +7731,6 @@
 </file>
 
 <file path=customXml/item1.xml><?xml version="1.0" encoding="utf-8"?>
-<p:properties xmlns:p="http://schemas.microsoft.com/office/2006/metadata/properties" xmlns:xsi="http://www.w3.org/2001/XMLSchema-instance" xmlns:pc="http://schemas.microsoft.com/office/infopath/2007/PartnerControls">
-  <documentManagement>
-    <lcf76f155ced4ddcb4097134ff3c332f xmlns="726918c5-b813-45ce-a7f4-072932c2b8bb">
-      <Terms xmlns="http://schemas.microsoft.com/office/infopath/2007/PartnerControls"/>
-    </lcf76f155ced4ddcb4097134ff3c332f>
-    <TaxCatchAll xmlns="e62964a9-b690-45b9-9af1-9bde9b4d2ac6" xsi:nil="true"/>
-  </documentManagement>
-</p:properties>
-</file>
-
-<file path=customXml/item2.xml><?xml version="1.0" encoding="utf-8"?>
 <?mso-contentType ?>
 <FormTemplates xmlns="http://schemas.microsoft.com/sharepoint/v3/contenttype/forms">
   <Display>DocumentLibraryForm</Display>
@@ -6440,7 +7739,7 @@
 </FormTemplates>
 </file>
 
-<file path=customXml/item3.xml><?xml version="1.0" encoding="utf-8"?>
+<file path=customXml/item2.xml><?xml version="1.0" encoding="utf-8"?>
 <ct:contentTypeSchema xmlns:ct="http://schemas.microsoft.com/office/2006/metadata/contentType" xmlns:ma="http://schemas.microsoft.com/office/2006/metadata/properties/metaAttributes" ct:_="" ma:_="" ma:contentTypeName="Documento" ma:contentTypeID="0x010100615F761A4F05D74C9A09B8B9178C8F28" ma:contentTypeVersion="11" ma:contentTypeDescription="Crear nuevo documento." ma:contentTypeScope="" ma:versionID="f2f25e755a799aa011955b0addb95bd3">
   <xsd:schema xmlns:xsd="http://www.w3.org/2001/XMLSchema" xmlns:xs="http://www.w3.org/2001/XMLSchema" xmlns:p="http://schemas.microsoft.com/office/2006/metadata/properties" xmlns:ns2="726918c5-b813-45ce-a7f4-072932c2b8bb" xmlns:ns3="e62964a9-b690-45b9-9af1-9bde9b4d2ac6" targetNamespace="http://schemas.microsoft.com/office/2006/metadata/properties" ma:root="true" ma:fieldsID="2464f854b7c22d8db5f843be444648f4" ns2:_="" ns3:_="">
     <xsd:import namespace="726918c5-b813-45ce-a7f4-072932c2b8bb"/>
@@ -6635,22 +7934,22 @@
 </ct:contentTypeSchema>
 </file>
 
-<file path=customXml/item4.xml><?xml version="1.0" encoding="utf-8"?>
+<file path=customXml/item3.xml><?xml version="1.0" encoding="utf-8"?>
 <b:Sources xmlns:b="http://schemas.openxmlformats.org/officeDocument/2006/bibliography" xmlns="http://schemas.openxmlformats.org/officeDocument/2006/bibliography" SelectedStyle="\APASixthEditionOfficeOnline.xsl" StyleName="APA" Version="6"/>
 </file>
 
-<file path=customXml/itemProps1.xml><?xml version="1.0" encoding="utf-8"?>
-<ds:datastoreItem xmlns:ds="http://schemas.openxmlformats.org/officeDocument/2006/customXml" ds:itemID="{15D5A60D-4217-4AC3-99D1-52AEB5FA670D}">
-  <ds:schemaRefs>
-    <ds:schemaRef ds:uri="http://schemas.microsoft.com/office/2006/metadata/properties"/>
-    <ds:schemaRef ds:uri="http://schemas.microsoft.com/office/infopath/2007/PartnerControls"/>
-    <ds:schemaRef ds:uri="726918c5-b813-45ce-a7f4-072932c2b8bb"/>
-    <ds:schemaRef ds:uri="e62964a9-b690-45b9-9af1-9bde9b4d2ac6"/>
-  </ds:schemaRefs>
-</ds:datastoreItem>
+<file path=customXml/item4.xml><?xml version="1.0" encoding="utf-8"?>
+<p:properties xmlns:p="http://schemas.microsoft.com/office/2006/metadata/properties" xmlns:xsi="http://www.w3.org/2001/XMLSchema-instance" xmlns:pc="http://schemas.microsoft.com/office/infopath/2007/PartnerControls">
+  <documentManagement>
+    <lcf76f155ced4ddcb4097134ff3c332f xmlns="726918c5-b813-45ce-a7f4-072932c2b8bb">
+      <Terms xmlns="http://schemas.microsoft.com/office/infopath/2007/PartnerControls"/>
+    </lcf76f155ced4ddcb4097134ff3c332f>
+    <TaxCatchAll xmlns="e62964a9-b690-45b9-9af1-9bde9b4d2ac6" xsi:nil="true"/>
+  </documentManagement>
+</p:properties>
 </file>
 
-<file path=customXml/itemProps2.xml><?xml version="1.0" encoding="utf-8"?>
+<file path=customXml/itemProps1.xml><?xml version="1.0" encoding="utf-8"?>
 <ds:datastoreItem xmlns:ds="http://schemas.openxmlformats.org/officeDocument/2006/customXml" ds:itemID="{EAA2F7B7-FDE4-4F0B-A496-BB3AFBC7C086}">
   <ds:schemaRefs>
     <ds:schemaRef ds:uri="http://schemas.microsoft.com/sharepoint/v3/contenttype/forms"/>
@@ -6658,7 +7957,7 @@
 </ds:datastoreItem>
 </file>
 
-<file path=customXml/itemProps3.xml><?xml version="1.0" encoding="utf-8"?>
+<file path=customXml/itemProps2.xml><?xml version="1.0" encoding="utf-8"?>
 <ds:datastoreItem xmlns:ds="http://schemas.openxmlformats.org/officeDocument/2006/customXml" ds:itemID="{117658F5-249E-4D20-9663-AD2ADA44953E}">
   <ds:schemaRefs>
     <ds:schemaRef ds:uri="http://schemas.microsoft.com/office/2006/metadata/contentType"/>
@@ -6677,10 +7976,21 @@
 </ds:datastoreItem>
 </file>
 
-<file path=customXml/itemProps4.xml><?xml version="1.0" encoding="utf-8"?>
+<file path=customXml/itemProps3.xml><?xml version="1.0" encoding="utf-8"?>
 <ds:datastoreItem xmlns:ds="http://schemas.openxmlformats.org/officeDocument/2006/customXml" ds:itemID="{DF4C988B-7F1A-4DC3-A8D4-68B34AF3D94A}">
   <ds:schemaRefs>
     <ds:schemaRef ds:uri="http://schemas.openxmlformats.org/officeDocument/2006/bibliography"/>
   </ds:schemaRefs>
 </ds:datastoreItem>
+</file>
+
+<file path=customXml/itemProps4.xml><?xml version="1.0" encoding="utf-8"?>
+<ds:datastoreItem xmlns:ds="http://schemas.openxmlformats.org/officeDocument/2006/customXml" ds:itemID="{15D5A60D-4217-4AC3-99D1-52AEB5FA670D}">
+  <ds:schemaRefs>
+    <ds:schemaRef ds:uri="http://schemas.microsoft.com/office/2006/metadata/properties"/>
+    <ds:schemaRef ds:uri="http://schemas.microsoft.com/office/infopath/2007/PartnerControls"/>
+    <ds:schemaRef ds:uri="726918c5-b813-45ce-a7f4-072932c2b8bb"/>
+    <ds:schemaRef ds:uri="e62964a9-b690-45b9-9af1-9bde9b4d2ac6"/>
+  </ds:schemaRefs>
+</ds:datastoreItem>
 </file>
--- a/Investigación/InvestigaciónG1P5.docx
+++ b/Investigación/InvestigaciónG1P5.docx
@@ -6421,26 +6421,6 @@
 </file>
 
 <file path=customXml/item1.xml><?xml version="1.0" encoding="utf-8"?>
-<p:properties xmlns:p="http://schemas.microsoft.com/office/2006/metadata/properties" xmlns:xsi="http://www.w3.org/2001/XMLSchema-instance" xmlns:pc="http://schemas.microsoft.com/office/infopath/2007/PartnerControls">
-  <documentManagement>
-    <lcf76f155ced4ddcb4097134ff3c332f xmlns="726918c5-b813-45ce-a7f4-072932c2b8bb">
-      <Terms xmlns="http://schemas.microsoft.com/office/infopath/2007/PartnerControls"/>
-    </lcf76f155ced4ddcb4097134ff3c332f>
-    <TaxCatchAll xmlns="e62964a9-b690-45b9-9af1-9bde9b4d2ac6" xsi:nil="true"/>
-  </documentManagement>
-</p:properties>
-</file>
-
-<file path=customXml/item2.xml><?xml version="1.0" encoding="utf-8"?>
-<?mso-contentType ?>
-<FormTemplates xmlns="http://schemas.microsoft.com/sharepoint/v3/contenttype/forms">
-  <Display>DocumentLibraryForm</Display>
-  <Edit>DocumentLibraryForm</Edit>
-  <New>DocumentLibraryForm</New>
-</FormTemplates>
-</file>
-
-<file path=customXml/item3.xml><?xml version="1.0" encoding="utf-8"?>
 <ct:contentTypeSchema xmlns:ct="http://schemas.microsoft.com/office/2006/metadata/contentType" xmlns:ma="http://schemas.microsoft.com/office/2006/metadata/properties/metaAttributes" ct:_="" ma:_="" ma:contentTypeName="Documento" ma:contentTypeID="0x010100615F761A4F05D74C9A09B8B9178C8F28" ma:contentTypeVersion="11" ma:contentTypeDescription="Crear nuevo documento." ma:contentTypeScope="" ma:versionID="f2f25e755a799aa011955b0addb95bd3">
   <xsd:schema xmlns:xsd="http://www.w3.org/2001/XMLSchema" xmlns:xs="http://www.w3.org/2001/XMLSchema" xmlns:p="http://schemas.microsoft.com/office/2006/metadata/properties" xmlns:ns2="726918c5-b813-45ce-a7f4-072932c2b8bb" xmlns:ns3="e62964a9-b690-45b9-9af1-9bde9b4d2ac6" targetNamespace="http://schemas.microsoft.com/office/2006/metadata/properties" ma:root="true" ma:fieldsID="2464f854b7c22d8db5f843be444648f4" ns2:_="" ns3:_="">
     <xsd:import namespace="726918c5-b813-45ce-a7f4-072932c2b8bb"/>
@@ -6635,30 +6615,31 @@
 </ct:contentTypeSchema>
 </file>
 
+<file path=customXml/item2.xml><?xml version="1.0" encoding="utf-8"?>
+<?mso-contentType ?>
+<FormTemplates xmlns="http://schemas.microsoft.com/sharepoint/v3/contenttype/forms">
+  <Display>DocumentLibraryForm</Display>
+  <Edit>DocumentLibraryForm</Edit>
+  <New>DocumentLibraryForm</New>
+</FormTemplates>
+</file>
+
+<file path=customXml/item3.xml><?xml version="1.0" encoding="utf-8"?>
+<p:properties xmlns:p="http://schemas.microsoft.com/office/2006/metadata/properties" xmlns:xsi="http://www.w3.org/2001/XMLSchema-instance" xmlns:pc="http://schemas.microsoft.com/office/infopath/2007/PartnerControls">
+  <documentManagement>
+    <lcf76f155ced4ddcb4097134ff3c332f xmlns="726918c5-b813-45ce-a7f4-072932c2b8bb">
+      <Terms xmlns="http://schemas.microsoft.com/office/infopath/2007/PartnerControls"/>
+    </lcf76f155ced4ddcb4097134ff3c332f>
+    <TaxCatchAll xmlns="e62964a9-b690-45b9-9af1-9bde9b4d2ac6" xsi:nil="true"/>
+  </documentManagement>
+</p:properties>
+</file>
+
 <file path=customXml/item4.xml><?xml version="1.0" encoding="utf-8"?>
 <b:Sources xmlns:b="http://schemas.openxmlformats.org/officeDocument/2006/bibliography" xmlns="http://schemas.openxmlformats.org/officeDocument/2006/bibliography" SelectedStyle="\APASixthEditionOfficeOnline.xsl" StyleName="APA" Version="6"/>
 </file>
 
 <file path=customXml/itemProps1.xml><?xml version="1.0" encoding="utf-8"?>
-<ds:datastoreItem xmlns:ds="http://schemas.openxmlformats.org/officeDocument/2006/customXml" ds:itemID="{15D5A60D-4217-4AC3-99D1-52AEB5FA670D}">
-  <ds:schemaRefs>
-    <ds:schemaRef ds:uri="http://schemas.microsoft.com/office/2006/metadata/properties"/>
-    <ds:schemaRef ds:uri="http://schemas.microsoft.com/office/infopath/2007/PartnerControls"/>
-    <ds:schemaRef ds:uri="726918c5-b813-45ce-a7f4-072932c2b8bb"/>
-    <ds:schemaRef ds:uri="e62964a9-b690-45b9-9af1-9bde9b4d2ac6"/>
-  </ds:schemaRefs>
-</ds:datastoreItem>
-</file>
-
-<file path=customXml/itemProps2.xml><?xml version="1.0" encoding="utf-8"?>
-<ds:datastoreItem xmlns:ds="http://schemas.openxmlformats.org/officeDocument/2006/customXml" ds:itemID="{EAA2F7B7-FDE4-4F0B-A496-BB3AFBC7C086}">
-  <ds:schemaRefs>
-    <ds:schemaRef ds:uri="http://schemas.microsoft.com/sharepoint/v3/contenttype/forms"/>
-  </ds:schemaRefs>
-</ds:datastoreItem>
-</file>
-
-<file path=customXml/itemProps3.xml><?xml version="1.0" encoding="utf-8"?>
 <ds:datastoreItem xmlns:ds="http://schemas.openxmlformats.org/officeDocument/2006/customXml" ds:itemID="{117658F5-249E-4D20-9663-AD2ADA44953E}">
   <ds:schemaRefs>
     <ds:schemaRef ds:uri="http://schemas.microsoft.com/office/2006/metadata/contentType"/>
@@ -6677,6 +6658,25 @@
 </ds:datastoreItem>
 </file>
 
+<file path=customXml/itemProps2.xml><?xml version="1.0" encoding="utf-8"?>
+<ds:datastoreItem xmlns:ds="http://schemas.openxmlformats.org/officeDocument/2006/customXml" ds:itemID="{EAA2F7B7-FDE4-4F0B-A496-BB3AFBC7C086}">
+  <ds:schemaRefs>
+    <ds:schemaRef ds:uri="http://schemas.microsoft.com/sharepoint/v3/contenttype/forms"/>
+  </ds:schemaRefs>
+</ds:datastoreItem>
+</file>
+
+<file path=customXml/itemProps3.xml><?xml version="1.0" encoding="utf-8"?>
+<ds:datastoreItem xmlns:ds="http://schemas.openxmlformats.org/officeDocument/2006/customXml" ds:itemID="{15D5A60D-4217-4AC3-99D1-52AEB5FA670D}">
+  <ds:schemaRefs>
+    <ds:schemaRef ds:uri="http://schemas.microsoft.com/office/2006/metadata/properties"/>
+    <ds:schemaRef ds:uri="http://schemas.microsoft.com/office/infopath/2007/PartnerControls"/>
+    <ds:schemaRef ds:uri="726918c5-b813-45ce-a7f4-072932c2b8bb"/>
+    <ds:schemaRef ds:uri="e62964a9-b690-45b9-9af1-9bde9b4d2ac6"/>
+  </ds:schemaRefs>
+</ds:datastoreItem>
+</file>
+
 <file path=customXml/itemProps4.xml><?xml version="1.0" encoding="utf-8"?>
 <ds:datastoreItem xmlns:ds="http://schemas.openxmlformats.org/officeDocument/2006/customXml" ds:itemID="{DF4C988B-7F1A-4DC3-A8D4-68B34AF3D94A}">
   <ds:schemaRefs>

--- a/Investigación/InvestigaciónG1P5.docx
+++ b/Investigación/InvestigaciónG1P5.docx
@@ -97,11 +97,10 @@
     </w:p>
     <w:p>
       <w:pPr>
-        <w:pStyle w:val="Ttulo1"/>
-      </w:pPr>
-      <w:bookmarkStart w:id="0" w:name="_Toc226283091"/>
-      <w:r>
-        <w:lastRenderedPageBreak/>
+        <w:pStyle w:val="Heading1"/>
+      </w:pPr>
+      <w:bookmarkStart w:name="_Toc226480756" w:id="0"/>
+      <w:r>
         <w:t>Índice</w:t>
       </w:r>
       <w:bookmarkEnd w:id="0"/>
@@ -123,14 +122,14 @@
       <w:sdtContent>
         <w:p>
           <w:pPr>
-            <w:pStyle w:val="TDC1"/>
+            <w:pStyle w:val="TOC1"/>
             <w:tabs>
               <w:tab w:val="right" w:leader="dot" w:pos="9352"/>
             </w:tabs>
             <w:rPr>
-              <w:rFonts w:asciiTheme="minorHAnsi" w:eastAsiaTheme="minorEastAsia" w:hAnsiTheme="minorHAnsi"/>
+              <w:rFonts w:asciiTheme="minorHAnsi" w:hAnsiTheme="minorHAnsi" w:eastAsiaTheme="minorEastAsia"/>
               <w:noProof/>
-              <w:lang w:eastAsia="es-CR"/>
+              <w:lang w:val="en-US"/>
             </w:rPr>
           </w:pPr>
           <w:r>
@@ -142,10 +141,10 @@
           <w:r>
             <w:fldChar w:fldCharType="separate"/>
           </w:r>
-          <w:hyperlink w:anchor="_Toc226283091" w:history="1">
+          <w:hyperlink w:history="1" w:anchor="_Toc226480756">
             <w:r>
               <w:rPr>
-                <w:rStyle w:val="Hipervnculo"/>
+                <w:rStyle w:val="Hyperlink"/>
                 <w:noProof/>
               </w:rPr>
               <w:t>Índice</w:t>
@@ -169,7 +168,7 @@
                 <w:noProof/>
                 <w:webHidden/>
               </w:rPr>
-              <w:instrText xml:space="preserve"> PAGEREF _Toc226283091 \h </w:instrText>
+              <w:instrText xml:space="preserve"> PAGEREF _Toc226480756 \h </w:instrText>
             </w:r>
             <w:r>
               <w:rPr>
@@ -202,20 +201,20 @@
         </w:p>
         <w:p>
           <w:pPr>
-            <w:pStyle w:val="TDC2"/>
+            <w:pStyle w:val="TOC2"/>
             <w:tabs>
               <w:tab w:val="right" w:leader="dot" w:pos="9352"/>
             </w:tabs>
             <w:rPr>
-              <w:rFonts w:asciiTheme="minorHAnsi" w:eastAsiaTheme="minorEastAsia" w:hAnsiTheme="minorHAnsi"/>
+              <w:rFonts w:asciiTheme="minorHAnsi" w:hAnsiTheme="minorHAnsi" w:eastAsiaTheme="minorEastAsia"/>
               <w:noProof/>
-              <w:lang w:eastAsia="es-CR"/>
+              <w:lang w:val="en-US"/>
             </w:rPr>
           </w:pPr>
-          <w:hyperlink w:anchor="_Toc226283092" w:history="1">
+          <w:hyperlink w:history="1" w:anchor="_Toc226480757">
             <w:r>
               <w:rPr>
-                <w:rStyle w:val="Hipervnculo"/>
+                <w:rStyle w:val="Hyperlink"/>
                 <w:noProof/>
               </w:rPr>
               <w:t>Inteligencia artificial agentica</w:t>
@@ -239,7 +238,7 @@
                 <w:noProof/>
                 <w:webHidden/>
               </w:rPr>
-              <w:instrText xml:space="preserve"> PAGEREF _Toc226283092 \h </w:instrText>
+              <w:instrText xml:space="preserve"> PAGEREF _Toc226480757 \h </w:instrText>
             </w:r>
             <w:r>
               <w:rPr>
@@ -272,20 +271,20 @@
         </w:p>
         <w:p>
           <w:pPr>
-            <w:pStyle w:val="TDC2"/>
+            <w:pStyle w:val="TOC2"/>
             <w:tabs>
               <w:tab w:val="right" w:leader="dot" w:pos="9352"/>
             </w:tabs>
             <w:rPr>
-              <w:rFonts w:asciiTheme="minorHAnsi" w:eastAsiaTheme="minorEastAsia" w:hAnsiTheme="minorHAnsi"/>
+              <w:rFonts w:asciiTheme="minorHAnsi" w:hAnsiTheme="minorHAnsi" w:eastAsiaTheme="minorEastAsia"/>
               <w:noProof/>
-              <w:lang w:eastAsia="es-CR"/>
+              <w:lang w:val="en-US"/>
             </w:rPr>
           </w:pPr>
-          <w:hyperlink w:anchor="_Toc226283093" w:history="1">
+          <w:hyperlink w:history="1" w:anchor="_Toc226480758">
             <w:r>
               <w:rPr>
-                <w:rStyle w:val="Hipervnculo"/>
+                <w:rStyle w:val="Hyperlink"/>
                 <w:noProof/>
               </w:rPr>
               <w:t>Comparación de herramientas de IA para codificación y despliegue</w:t>
@@ -309,7 +308,7 @@
                 <w:noProof/>
                 <w:webHidden/>
               </w:rPr>
-              <w:instrText xml:space="preserve"> PAGEREF _Toc226283093 \h </w:instrText>
+              <w:instrText xml:space="preserve"> PAGEREF _Toc226480758 \h </w:instrText>
             </w:r>
             <w:r>
               <w:rPr>
@@ -342,20 +341,20 @@
         </w:p>
         <w:p>
           <w:pPr>
-            <w:pStyle w:val="TDC2"/>
+            <w:pStyle w:val="TOC2"/>
             <w:tabs>
               <w:tab w:val="right" w:leader="dot" w:pos="9352"/>
             </w:tabs>
             <w:rPr>
-              <w:rFonts w:asciiTheme="minorHAnsi" w:eastAsiaTheme="minorEastAsia" w:hAnsiTheme="minorHAnsi"/>
+              <w:rFonts w:asciiTheme="minorHAnsi" w:hAnsiTheme="minorHAnsi" w:eastAsiaTheme="minorEastAsia"/>
               <w:noProof/>
-              <w:lang w:eastAsia="es-CR"/>
+              <w:lang w:val="en-US"/>
             </w:rPr>
           </w:pPr>
-          <w:hyperlink w:anchor="_Toc226283094" w:history="1">
+          <w:hyperlink w:history="1" w:anchor="_Toc226480759">
             <w:r>
               <w:rPr>
-                <w:rStyle w:val="Hipervnculo"/>
+                <w:rStyle w:val="Hyperlink"/>
                 <w:noProof/>
               </w:rPr>
               <w:t>Impacto en la productividad y calidad</w:t>
@@ -379,7 +378,7 @@
                 <w:noProof/>
                 <w:webHidden/>
               </w:rPr>
-              <w:instrText xml:space="preserve"> PAGEREF _Toc226283094 \h </w:instrText>
+              <w:instrText xml:space="preserve"> PAGEREF _Toc226480759 \h </w:instrText>
             </w:r>
             <w:r>
               <w:rPr>
@@ -412,20 +411,20 @@
         </w:p>
         <w:p>
           <w:pPr>
-            <w:pStyle w:val="TDC2"/>
+            <w:pStyle w:val="TOC2"/>
             <w:tabs>
               <w:tab w:val="right" w:leader="dot" w:pos="9352"/>
             </w:tabs>
             <w:rPr>
-              <w:rFonts w:asciiTheme="minorHAnsi" w:eastAsiaTheme="minorEastAsia" w:hAnsiTheme="minorHAnsi"/>
+              <w:rFonts w:asciiTheme="minorHAnsi" w:hAnsiTheme="minorHAnsi" w:eastAsiaTheme="minorEastAsia"/>
               <w:noProof/>
-              <w:lang w:eastAsia="es-CR"/>
+              <w:lang w:val="en-US"/>
             </w:rPr>
           </w:pPr>
-          <w:hyperlink w:anchor="_Toc226283095" w:history="1">
+          <w:hyperlink w:history="1" w:anchor="_Toc226480760">
             <w:r>
               <w:rPr>
-                <w:rStyle w:val="Hipervnculo"/>
+                <w:rStyle w:val="Hyperlink"/>
                 <w:noProof/>
               </w:rPr>
               <w:t>Ética y supervisión humana</w:t>
@@ -449,147 +448,7 @@
                 <w:noProof/>
                 <w:webHidden/>
               </w:rPr>
-              <w:instrText xml:space="preserve"> PAGEREF _Toc226283095 \h </w:instrText>
-            </w:r>
-            <w:r>
-              <w:rPr>
-                <w:noProof/>
-                <w:webHidden/>
-              </w:rPr>
-            </w:r>
-            <w:r>
-              <w:rPr>
-                <w:noProof/>
-                <w:webHidden/>
-              </w:rPr>
-              <w:fldChar w:fldCharType="separate"/>
-            </w:r>
-            <w:r>
-              <w:rPr>
-                <w:noProof/>
-                <w:webHidden/>
-              </w:rPr>
-              <w:t>6</w:t>
-            </w:r>
-            <w:r>
-              <w:rPr>
-                <w:noProof/>
-                <w:webHidden/>
-              </w:rPr>
-              <w:fldChar w:fldCharType="end"/>
-            </w:r>
-          </w:hyperlink>
-        </w:p>
-        <w:p>
-          <w:pPr>
-            <w:pStyle w:val="TDC2"/>
-            <w:tabs>
-              <w:tab w:val="right" w:leader="dot" w:pos="9352"/>
-            </w:tabs>
-            <w:rPr>
-              <w:rFonts w:asciiTheme="minorHAnsi" w:eastAsiaTheme="minorEastAsia" w:hAnsiTheme="minorHAnsi"/>
-              <w:noProof/>
-              <w:lang w:eastAsia="es-CR"/>
-            </w:rPr>
-          </w:pPr>
-          <w:hyperlink w:anchor="_Toc226283096" w:history="1">
-            <w:r>
-              <w:rPr>
-                <w:rStyle w:val="Hipervnculo"/>
-                <w:noProof/>
-              </w:rPr>
-              <w:t>Adopción de IA en el sector tecnológico de Costa Rica</w:t>
-            </w:r>
-            <w:r>
-              <w:rPr>
-                <w:noProof/>
-                <w:webHidden/>
-              </w:rPr>
-              <w:tab/>
-            </w:r>
-            <w:r>
-              <w:rPr>
-                <w:noProof/>
-                <w:webHidden/>
-              </w:rPr>
-              <w:fldChar w:fldCharType="begin"/>
-            </w:r>
-            <w:r>
-              <w:rPr>
-                <w:noProof/>
-                <w:webHidden/>
-              </w:rPr>
-              <w:instrText xml:space="preserve"> PAGEREF _Toc226283096 \h </w:instrText>
-            </w:r>
-            <w:r>
-              <w:rPr>
-                <w:noProof/>
-                <w:webHidden/>
-              </w:rPr>
-            </w:r>
-            <w:r>
-              <w:rPr>
-                <w:noProof/>
-                <w:webHidden/>
-              </w:rPr>
-              <w:fldChar w:fldCharType="separate"/>
-            </w:r>
-            <w:r>
-              <w:rPr>
-                <w:noProof/>
-                <w:webHidden/>
-              </w:rPr>
-              <w:t>6</w:t>
-            </w:r>
-            <w:r>
-              <w:rPr>
-                <w:noProof/>
-                <w:webHidden/>
-              </w:rPr>
-              <w:fldChar w:fldCharType="end"/>
-            </w:r>
-          </w:hyperlink>
-        </w:p>
-        <w:p>
-          <w:pPr>
-            <w:pStyle w:val="TDC1"/>
-            <w:tabs>
-              <w:tab w:val="right" w:leader="dot" w:pos="9352"/>
-            </w:tabs>
-            <w:rPr>
-              <w:rFonts w:asciiTheme="minorHAnsi" w:eastAsiaTheme="minorEastAsia" w:hAnsiTheme="minorHAnsi"/>
-              <w:noProof/>
-              <w:lang w:eastAsia="es-CR"/>
-            </w:rPr>
-          </w:pPr>
-          <w:hyperlink w:anchor="_Toc226283097" w:history="1">
-            <w:r>
-              <w:rPr>
-                <w:rStyle w:val="Hipervnculo"/>
-                <w:noProof/>
-              </w:rPr>
-              <w:t>Referencias</w:t>
-            </w:r>
-            <w:r>
-              <w:rPr>
-                <w:noProof/>
-                <w:webHidden/>
-              </w:rPr>
-              <w:tab/>
-            </w:r>
-            <w:r>
-              <w:rPr>
-                <w:noProof/>
-                <w:webHidden/>
-              </w:rPr>
-              <w:fldChar w:fldCharType="begin"/>
-            </w:r>
-            <w:r>
-              <w:rPr>
-                <w:noProof/>
-                <w:webHidden/>
-              </w:rPr>
-              <w:instrText xml:space="preserve"> PAGEREF _Toc226283097 \h </w:instrText>
+              <w:instrText xml:space="preserve"> PAGEREF _Toc226480760 \h </w:instrText>
             </w:r>
             <w:r>
               <w:rPr>
@@ -621,6 +480,216 @@
           </w:hyperlink>
         </w:p>
         <w:p>
+          <w:pPr>
+            <w:pStyle w:val="TOC2"/>
+            <w:tabs>
+              <w:tab w:val="right" w:leader="dot" w:pos="9352"/>
+            </w:tabs>
+            <w:rPr>
+              <w:rFonts w:asciiTheme="minorHAnsi" w:hAnsiTheme="minorHAnsi" w:eastAsiaTheme="minorEastAsia"/>
+              <w:noProof/>
+              <w:lang w:val="en-US"/>
+            </w:rPr>
+          </w:pPr>
+          <w:hyperlink w:history="1" w:anchor="_Toc226480761">
+            <w:r>
+              <w:rPr>
+                <w:rStyle w:val="Hyperlink"/>
+                <w:noProof/>
+              </w:rPr>
+              <w:t>Adopción de IA en el sector tecnológico de Costa Rica</w:t>
+            </w:r>
+            <w:r>
+              <w:rPr>
+                <w:noProof/>
+                <w:webHidden/>
+              </w:rPr>
+              <w:tab/>
+            </w:r>
+            <w:r>
+              <w:rPr>
+                <w:noProof/>
+                <w:webHidden/>
+              </w:rPr>
+              <w:fldChar w:fldCharType="begin"/>
+            </w:r>
+            <w:r>
+              <w:rPr>
+                <w:noProof/>
+                <w:webHidden/>
+              </w:rPr>
+              <w:instrText xml:space="preserve"> PAGEREF _Toc226480761 \h </w:instrText>
+            </w:r>
+            <w:r>
+              <w:rPr>
+                <w:noProof/>
+                <w:webHidden/>
+              </w:rPr>
+            </w:r>
+            <w:r>
+              <w:rPr>
+                <w:noProof/>
+                <w:webHidden/>
+              </w:rPr>
+              <w:fldChar w:fldCharType="separate"/>
+            </w:r>
+            <w:r>
+              <w:rPr>
+                <w:noProof/>
+                <w:webHidden/>
+              </w:rPr>
+              <w:t>8</w:t>
+            </w:r>
+            <w:r>
+              <w:rPr>
+                <w:noProof/>
+                <w:webHidden/>
+              </w:rPr>
+              <w:fldChar w:fldCharType="end"/>
+            </w:r>
+          </w:hyperlink>
+        </w:p>
+        <w:p>
+          <w:pPr>
+            <w:pStyle w:val="TOC1"/>
+            <w:tabs>
+              <w:tab w:val="right" w:leader="dot" w:pos="9352"/>
+            </w:tabs>
+            <w:rPr>
+              <w:rFonts w:asciiTheme="minorHAnsi" w:hAnsiTheme="minorHAnsi" w:eastAsiaTheme="minorEastAsia"/>
+              <w:noProof/>
+              <w:lang w:val="en-US"/>
+            </w:rPr>
+          </w:pPr>
+          <w:hyperlink w:history="1" w:anchor="_Toc226480762">
+            <w:r>
+              <w:rPr>
+                <w:rStyle w:val="Hyperlink"/>
+                <w:noProof/>
+              </w:rPr>
+              <w:t>Recomendaciones</w:t>
+            </w:r>
+            <w:r>
+              <w:rPr>
+                <w:noProof/>
+                <w:webHidden/>
+              </w:rPr>
+              <w:tab/>
+            </w:r>
+            <w:r>
+              <w:rPr>
+                <w:noProof/>
+                <w:webHidden/>
+              </w:rPr>
+              <w:fldChar w:fldCharType="begin"/>
+            </w:r>
+            <w:r>
+              <w:rPr>
+                <w:noProof/>
+                <w:webHidden/>
+              </w:rPr>
+              <w:instrText xml:space="preserve"> PAGEREF _Toc226480762 \h </w:instrText>
+            </w:r>
+            <w:r>
+              <w:rPr>
+                <w:noProof/>
+                <w:webHidden/>
+              </w:rPr>
+            </w:r>
+            <w:r>
+              <w:rPr>
+                <w:noProof/>
+                <w:webHidden/>
+              </w:rPr>
+              <w:fldChar w:fldCharType="separate"/>
+            </w:r>
+            <w:r>
+              <w:rPr>
+                <w:noProof/>
+                <w:webHidden/>
+              </w:rPr>
+              <w:t>10</w:t>
+            </w:r>
+            <w:r>
+              <w:rPr>
+                <w:noProof/>
+                <w:webHidden/>
+              </w:rPr>
+              <w:fldChar w:fldCharType="end"/>
+            </w:r>
+          </w:hyperlink>
+        </w:p>
+        <w:p>
+          <w:pPr>
+            <w:pStyle w:val="TOC1"/>
+            <w:tabs>
+              <w:tab w:val="right" w:leader="dot" w:pos="9352"/>
+            </w:tabs>
+            <w:rPr>
+              <w:rFonts w:asciiTheme="minorHAnsi" w:hAnsiTheme="minorHAnsi" w:eastAsiaTheme="minorEastAsia"/>
+              <w:noProof/>
+              <w:lang w:val="en-US"/>
+            </w:rPr>
+          </w:pPr>
+          <w:hyperlink w:history="1" w:anchor="_Toc226480763">
+            <w:r>
+              <w:rPr>
+                <w:rStyle w:val="Hyperlink"/>
+                <w:noProof/>
+              </w:rPr>
+              <w:t>Referencias</w:t>
+            </w:r>
+            <w:r>
+              <w:rPr>
+                <w:noProof/>
+                <w:webHidden/>
+              </w:rPr>
+              <w:tab/>
+            </w:r>
+            <w:r>
+              <w:rPr>
+                <w:noProof/>
+                <w:webHidden/>
+              </w:rPr>
+              <w:fldChar w:fldCharType="begin"/>
+            </w:r>
+            <w:r>
+              <w:rPr>
+                <w:noProof/>
+                <w:webHidden/>
+              </w:rPr>
+              <w:instrText xml:space="preserve"> PAGEREF _Toc226480763 \h </w:instrText>
+            </w:r>
+            <w:r>
+              <w:rPr>
+                <w:noProof/>
+                <w:webHidden/>
+              </w:rPr>
+            </w:r>
+            <w:r>
+              <w:rPr>
+                <w:noProof/>
+                <w:webHidden/>
+              </w:rPr>
+              <w:fldChar w:fldCharType="separate"/>
+            </w:r>
+            <w:r>
+              <w:rPr>
+                <w:noProof/>
+                <w:webHidden/>
+              </w:rPr>
+              <w:t>12</w:t>
+            </w:r>
+            <w:r>
+              <w:rPr>
+                <w:noProof/>
+                <w:webHidden/>
+              </w:rPr>
+              <w:fldChar w:fldCharType="end"/>
+            </w:r>
+          </w:hyperlink>
+        </w:p>
+        <w:p>
           <w:r>
             <w:rPr>
               <w:b/>
@@ -641,11 +710,10 @@
     </w:p>
     <w:p>
       <w:pPr>
-        <w:pStyle w:val="Ttulo2"/>
-      </w:pPr>
-      <w:bookmarkStart w:id="1" w:name="_Toc226283092"/>
-      <w:r>
-        <w:lastRenderedPageBreak/>
+        <w:pStyle w:val="Heading2"/>
+      </w:pPr>
+      <w:bookmarkStart w:name="_Toc226480757" w:id="1"/>
+      <w:r>
         <w:t xml:space="preserve">Inteligencia artificial </w:t>
       </w:r>
       <w:r>
@@ -676,11 +744,7 @@
         <w:t>agenticas</w:t>
       </w:r>
       <w:r>
-        <w:t xml:space="preserve">, ya </w:t>
-      </w:r>
-      <w:r>
-        <w:lastRenderedPageBreak/>
-        <w:t>que actúan como los motores principales de razonamiento y percepción dentro de estos sistemas. Estas capacidades se pueden observar en herramientas como ChatGPT, que utiliza modelos como GPT-4, los cuales han sido entrenados con grandes volúmenes de datos textuales.</w:t>
+        <w:t>, ya que actúan como los motores principales de razonamiento y percepción dentro de estos sistemas. Estas capacidades se pueden observar en herramientas como ChatGPT, que utiliza modelos como GPT-4, los cuales han sido entrenados con grandes volúmenes de datos textuales.</w:t>
       </w:r>
     </w:p>
     <w:p>
@@ -690,9 +754,9 @@
     </w:p>
     <w:p>
       <w:pPr>
-        <w:pStyle w:val="Ttulo2"/>
-      </w:pPr>
-      <w:bookmarkStart w:id="2" w:name="_Toc226283093"/>
+        <w:pStyle w:val="Heading2"/>
+      </w:pPr>
+      <w:bookmarkStart w:name="_Toc226480758" w:id="2"/>
       <w:r>
         <w:t>Comparación</w:t>
       </w:r>
@@ -796,7 +860,6 @@
     </w:p>
     <w:p>
       <w:r>
-        <w:lastRenderedPageBreak/>
         <w:t xml:space="preserve">Por otro lado, Devin AI desarrollado por </w:t>
       </w:r>
       <w:proofErr w:type="spellStart"/>
@@ -939,7 +1002,6 @@
         </w:numPr>
       </w:pPr>
       <w:r>
-        <w:lastRenderedPageBreak/>
         <w:t>Optimizar costos y rendimiento</w:t>
       </w:r>
     </w:p>
@@ -969,9 +1031,9 @@
     </w:p>
     <w:p>
       <w:pPr>
-        <w:pStyle w:val="Ttulo2"/>
-      </w:pPr>
-      <w:bookmarkStart w:id="3" w:name="_Toc226283094"/>
+        <w:pStyle w:val="Heading2"/>
+      </w:pPr>
+      <w:bookmarkStart w:name="_Toc226480759" w:id="3"/>
       <w:r>
         <w:t>Impacto en la productiv</w:t>
       </w:r>
@@ -981,10 +1043,111 @@
       <w:bookmarkEnd w:id="3"/>
     </w:p>
     <w:p>
-      <w:pPr>
-        <w:pStyle w:val="Ttulo2"/>
-      </w:pPr>
-      <w:bookmarkStart w:id="4" w:name="_Toc226283095"/>
+      <w:r>
+        <w:t>La IA agéntica es aquella que consta de un sistema complejo en el cual colaboran diversos agentes de la IA para lograr alcanzar objetivos más amplios y dinámicos. Es caracterizada por ser más proactiva a la hora de coordinar sistemas, gestionar flujos de trabajo complejos y aprender de sus acciones (Boada, 2025).</w:t>
+      </w:r>
+    </w:p>
+    <w:p>
+      <w:r>
+        <w:tab/>
+      </w:r>
+      <w:r>
+        <w:t>Los agentes de la IA están diseñados para realizar tareas específicas y operar de manera independiente utilizando su propio razonamiento. Por otro lado, el alcance de las tareas de esos agentes es más reducido y se limita a un objetivo específico dentro de un contexto determinado (Boada, 2025).</w:t>
+      </w:r>
+    </w:p>
+    <w:p>
+      <w:r>
+        <w:tab/>
+      </w:r>
+      <w:r>
+        <w:t>La IA agéntica sobresale con un conjunto inicial de instrucciones para poder gestionar de forma autónoma procesos de varios pasos y alcanzar un objetivo mayor, pero con menor intervención humana, mientras que la IA generativa reacciona a la información recibida y genera los resultados (Thomson Reuters, 2025).</w:t>
+      </w:r>
+    </w:p>
+    <w:p>
+      <w:r>
+        <w:tab/>
+      </w:r>
+      <w:r>
+        <w:t xml:space="preserve">Esta misma contribuye de manera significativa a la reducción de errores en las fases de pruebas del software, enfocado en sistemas complejos basados en inteligencia artificial. Esto se debe a la naturaleza no determinista de estos sistemas, donde una solo una misma entrada puede generar diversos resultados, por esta razón el </w:t>
+      </w:r>
+      <w:proofErr w:type="spellStart"/>
+      <w:r>
+        <w:t>testing</w:t>
+      </w:r>
+      <w:proofErr w:type="spellEnd"/>
+      <w:r>
+        <w:t xml:space="preserve"> tradicional es insuficiente (</w:t>
+      </w:r>
+      <w:proofErr w:type="spellStart"/>
+      <w:r>
+        <w:t>Kirey</w:t>
+      </w:r>
+      <w:proofErr w:type="spellEnd"/>
+      <w:r>
+        <w:t>, 2026).</w:t>
+      </w:r>
+    </w:p>
+    <w:p>
+      <w:r>
+        <w:tab/>
+      </w:r>
+      <w:r>
+        <w:t xml:space="preserve">Bajo este contexto, la IA agéntica permite desarrollar procesos de validación continua. Además, facilita la validación de datos, asimismo identificando posibles sesgos o inconsistencias que podrían generar errores futuros. De esta manera, el </w:t>
+      </w:r>
+      <w:proofErr w:type="spellStart"/>
+      <w:r>
+        <w:t>testing</w:t>
+      </w:r>
+      <w:proofErr w:type="spellEnd"/>
+      <w:r>
+        <w:t xml:space="preserve"> dejaría de ser una fase estática y se convertiría en un proceso dinámico, iterativo y más preciso, reduciendo de manera significativa la probabilidad de fallos en el software (</w:t>
+      </w:r>
+      <w:proofErr w:type="spellStart"/>
+      <w:r>
+        <w:t>Kirey</w:t>
+      </w:r>
+      <w:proofErr w:type="spellEnd"/>
+      <w:r>
+        <w:t xml:space="preserve">, 2026). </w:t>
+      </w:r>
+    </w:p>
+    <w:p>
+      <w:r>
+        <w:tab/>
+      </w:r>
+      <w:r>
+        <w:t xml:space="preserve">La IA agéntica optimiza la refactorización de código mediante la automatización del análisis y </w:t>
+      </w:r>
+      <w:proofErr w:type="spellStart"/>
+      <w:r>
+        <w:t>modernar</w:t>
+      </w:r>
+      <w:proofErr w:type="spellEnd"/>
+      <w:r>
+        <w:t xml:space="preserve"> la estructura interna del software, sin la necesidad de alterar su funcionalidad externa. Por medio del uso de modelos de lenguaje entrenados con grandes volúmenes de código, estos sistemas tienen la capacidad de identificar patrones ineficientes, cómo un código duplicado, funciones extremadamente largas o estructuras poco claras (Diane., Stryker., 2025). </w:t>
+      </w:r>
+    </w:p>
+    <w:p>
+      <w:r>
+        <w:tab/>
+      </w:r>
+      <w:r>
+        <w:t>Además. La IA puede evaluar la calidad de las modificaciones por medio de pruebas y métricas de rendimiento, logrando asegurar que los cambios no logren introducir errores. Gracias a la capacidad de aprendizaje continuo, la IA agéntica logra perfeccionar de manera progresiva sus decisiones de refactorización, logrando un código más limpio, legible y fácil de mantener (Diane., Stryker., 2025).</w:t>
+      </w:r>
+    </w:p>
+    <w:p>
+      <w:r>
+        <w:tab/>
+      </w:r>
+      <w:r>
+        <w:t xml:space="preserve">La IA agéntica representa un gran avance significativo en el desarrollo de software, porque permite automatizar diversos procesos complejos como las pruebas y la refactorización del código. Por su capacidad de actuar de manera autónoma, contribuye a la reducción de errores, mejora la calidad del software y optimiza los tiempos de desarrollo. </w:t>
+      </w:r>
+    </w:p>
+    <w:p>
+      <w:pPr>
+        <w:pStyle w:val="Heading2"/>
+      </w:pPr>
+      <w:bookmarkStart w:name="_Toc226480760" w:id="4"/>
       <w:r>
         <w:t>Ética y supervisión humana</w:t>
       </w:r>
@@ -992,9 +1155,9 @@
     </w:p>
     <w:p>
       <w:pPr>
-        <w:pStyle w:val="Ttulo2"/>
-      </w:pPr>
-      <w:bookmarkStart w:id="5" w:name="_Toc226283096"/>
+        <w:pStyle w:val="Heading2"/>
+      </w:pPr>
+      <w:bookmarkStart w:name="_Toc226480761" w:id="5"/>
       <w:r>
         <w:t xml:space="preserve">Adopción de IA en el </w:t>
       </w:r>
@@ -1064,7 +1227,6 @@
     </w:p>
     <w:p>
       <w:r>
-        <w:lastRenderedPageBreak/>
         <w:t>Además, la inteligencia artificial también está presente en sectores más tradicionales. En el comercio, compañías como Grupo Monge y Walmart la utilizan para predecir la demanda, optimizar inventarios y automatizar decisiones logísticas. Esto se traduce en una mejor disponibilidad de productos y en menores tiempos de reposición.</w:t>
       </w:r>
     </w:p>
@@ -1080,6 +1242,7 @@
     </w:p>
     <w:p>
       <w:pPr>
+        <w:spacing w:line="278" w:lineRule="auto"/>
         <w:ind w:firstLine="0"/>
       </w:pPr>
       <w:r>
@@ -1088,14 +1251,86 @@
     </w:p>
     <w:p>
       <w:pPr>
-        <w:pStyle w:val="Ttulo1"/>
-      </w:pPr>
-      <w:bookmarkStart w:id="6" w:name="_Toc226283097"/>
-      <w:r>
-        <w:lastRenderedPageBreak/>
+        <w:pStyle w:val="Heading1"/>
+      </w:pPr>
+      <w:bookmarkStart w:name="_Toc226480762" w:id="6"/>
+      <w:r>
+        <w:t>Recomendaciones</w:t>
+      </w:r>
+      <w:bookmarkEnd w:id="6"/>
+    </w:p>
+    <w:p>
+      <w:r>
+        <w:t>A partir del análisis realizado sobre la inteligencia artificial agéntica y su impacto en el ciclo de vida del software, se plantean las siguientes recomendaciones orientadas tanto al ámbito académico como al sector tecnológico nacional.</w:t>
+      </w:r>
+    </w:p>
+    <w:p>
+      <w:r>
+        <w:t xml:space="preserve">En primer lugar, se recomienda profundizar en la investigación sobre marcos de supervisión humana para sistemas </w:t>
+      </w:r>
+      <w:proofErr w:type="spellStart"/>
+      <w:r>
+        <w:t>agénticos</w:t>
+      </w:r>
+      <w:proofErr w:type="spellEnd"/>
+      <w:r>
+        <w:t>. Dado que herramientas como Devin AI aún se encuentran en etapas tempranas de madurez, resulta fundamental establecer protocolos claros que delimiten el grado de autonomía permitido en cada fase del desarrollo de software, especialmente en entornos de producción donde un fallo puede tener consecuencias significativas.</w:t>
+      </w:r>
+    </w:p>
+    <w:p>
+      <w:r>
+        <w:t xml:space="preserve">En segundo lugar, las organizaciones que adopten herramientas como GitHub </w:t>
+      </w:r>
+      <w:proofErr w:type="spellStart"/>
+      <w:r>
+        <w:t>Copilot</w:t>
+      </w:r>
+      <w:proofErr w:type="spellEnd"/>
+      <w:r>
+        <w:t xml:space="preserve"> o agentes de infraestructura deben invertir en la capacitación continua de sus equipos. La incorporación de IA agéntica no elimina la necesidad del criterio humano, sino que lo reorienta hacia tareas de mayor complejidad cognitiva, por lo que los profesionales deben desarrollar competencias para auditar, validar y corregir las decisiones autónomas de estos sistemas.</w:t>
+      </w:r>
+    </w:p>
+    <w:p>
+      <w:r>
+        <w:t>Por otro lado, en el contexto costarricense resulta recomendable que las empresas que ya han dado pasos iniciales en la adopción de IA agéntica, como BAC Credomatic, Correos de Costa Rica o Grupo Monge, documenten y compartan sus experiencias de implementación. Esto permitiría construir un cuerpo de conocimiento local que facilite la adopción responsable en sectores menos maduros digitalmente.</w:t>
+      </w:r>
+    </w:p>
+    <w:p>
+      <w:r>
+        <w:t>Asimismo, se recomienda que las instituciones académicas integren en sus programas curriculares el estudio de la IA agéntica como disciplina propia, diferenciándola de la IA generativa tradicional. Comprender sus características de autonomía, especificidad y adaptabilidad resulta indispensable para formar profesionales capaces de diseñar, operar y auditar estos sistemas en un mercado laboral que evoluciona aceleradamente.</w:t>
+      </w:r>
+    </w:p>
+    <w:p>
+      <w:r>
+        <w:t xml:space="preserve">Finalmente, dado el carácter no determinista de los sistemas de IA agéntica señalado en el análisis sobre pruebas de software, se recomienda adoptar metodologías de </w:t>
+      </w:r>
+      <w:proofErr w:type="spellStart"/>
+      <w:r>
+        <w:t>testing</w:t>
+      </w:r>
+      <w:proofErr w:type="spellEnd"/>
+      <w:r>
+        <w:t xml:space="preserve"> dinámico e iterativo desde las primeras fases del desarrollo. Esto incluye la validación continua de datos, la detección temprana de sesgos y el uso de métricas de rendimiento que permitan evaluar la calidad de las modificaciones realizadas de forma autónoma por estos sistemas, reduciendo así la probabilidad de fallos en producción.</w:t>
+      </w:r>
+    </w:p>
+    <w:p/>
+    <w:p>
+      <w:pPr>
+        <w:ind w:firstLine="0"/>
+      </w:pPr>
+      <w:r>
+        <w:br w:type="page"/>
+      </w:r>
+    </w:p>
+    <w:p>
+      <w:pPr>
+        <w:pStyle w:val="Heading1"/>
+      </w:pPr>
+      <w:bookmarkStart w:name="_Toc226480763" w:id="7"/>
+      <w:r>
         <w:t>Referencias</w:t>
       </w:r>
-      <w:bookmarkEnd w:id="6"/>
+      <w:bookmarkEnd w:id="7"/>
     </w:p>
     <w:p>
       <w:pPr>
@@ -1105,8 +1340,13 @@
           <w:iCs/>
         </w:rPr>
       </w:pPr>
-      <w:r>
-        <w:t>Aplix. (s.f.).</w:t>
+      <w:proofErr w:type="spellStart"/>
+      <w:r>
+        <w:t>Aplix</w:t>
+      </w:r>
+      <w:proofErr w:type="spellEnd"/>
+      <w:r>
+        <w:t>. (s.f.).</w:t>
       </w:r>
       <w:r>
         <w:rPr>
@@ -1115,10 +1355,10 @@
         </w:rPr>
         <w:t xml:space="preserve"> Inteligencia artificial aplicada a procesos empresariales. </w:t>
       </w:r>
-      <w:hyperlink r:id="rId11" w:tgtFrame="_blank" w:history="1">
+      <w:hyperlink w:tgtFrame="_blank" w:history="1" r:id="rId11">
         <w:r>
           <w:rPr>
-            <w:rStyle w:val="Hipervnculo"/>
+            <w:rStyle w:val="Hyperlink"/>
             <w:i/>
             <w:iCs/>
           </w:rPr>
@@ -1134,6 +1374,46 @@
         </w:rPr>
       </w:pPr>
       <w:r>
+        <w:t xml:space="preserve">Boada, D. (2025, diciembre 02). ¿Qué son los agentes de IA y cómo funcionan? </w:t>
+      </w:r>
+      <w:r>
+        <w:rPr>
+          <w:lang w:val="en-US"/>
+        </w:rPr>
+        <w:t xml:space="preserve">HOSTINGER. </w:t>
+      </w:r>
+      <w:hyperlink w:history="1" r:id="rId12">
+        <w:r>
+          <w:rPr>
+            <w:rStyle w:val="Hyperlink"/>
+            <w:lang w:val="en-US"/>
+          </w:rPr>
+          <w:t>https://www.hostinger.com/es/tutoriales/que-son-los-agent</w:t>
+        </w:r>
+        <w:r>
+          <w:rPr>
+            <w:rStyle w:val="Hyperlink"/>
+            <w:lang w:val="en-US"/>
+          </w:rPr>
+          <w:t>e</w:t>
+        </w:r>
+        <w:r>
+          <w:rPr>
+            <w:rStyle w:val="Hyperlink"/>
+            <w:lang w:val="en-US"/>
+          </w:rPr>
+          <w:t>s-de-ia</w:t>
+        </w:r>
+      </w:hyperlink>
+    </w:p>
+    <w:p>
+      <w:pPr>
+        <w:ind w:left="709" w:hanging="709"/>
+        <w:rPr>
+          <w:lang w:val="en-US"/>
+        </w:rPr>
+      </w:pPr>
+      <w:r>
         <w:rPr>
           <w:lang w:val="en-US"/>
         </w:rPr>
@@ -1165,10 +1445,10 @@
         </w:rPr>
         <w:t xml:space="preserve">. Medium. </w:t>
       </w:r>
-      <w:hyperlink r:id="rId12" w:tgtFrame="_blank" w:tooltip="https://medium.com/gft-engineering/evaluating-llms-for-infrastructure-as-code-9f8b9ac4ca33" w:history="1">
+      <w:hyperlink w:tgtFrame="_blank" w:tooltip="https://medium.com/gft-engineering/evaluating-llms-for-infrastructure-as-code-9f8b9ac4ca33" w:history="1" r:id="rId13">
         <w:r>
           <w:rPr>
-            <w:rStyle w:val="Hipervnculo"/>
+            <w:rStyle w:val="Hyperlink"/>
             <w:lang w:val="en-US"/>
           </w:rPr>
           <w:t>https://medium.com/gft-engineering/evaluating-llms-for-infrastructure-as-code-9f8b9ac4ca33</w:t>
@@ -1183,8 +1463,13 @@
           <w:iCs/>
         </w:rPr>
       </w:pPr>
-      <w:r>
-        <w:t>Datasys. (7 de enero de 2026).</w:t>
+      <w:proofErr w:type="spellStart"/>
+      <w:r>
+        <w:t>Datasys</w:t>
+      </w:r>
+      <w:proofErr w:type="spellEnd"/>
+      <w:r>
+        <w:t>. (7 de enero de 2026).</w:t>
       </w:r>
       <w:r>
         <w:rPr>
@@ -1193,10 +1478,10 @@
         </w:rPr>
         <w:t xml:space="preserve"> Servicios. </w:t>
       </w:r>
-      <w:hyperlink r:id="rId13" w:tgtFrame="_blank" w:history="1">
+      <w:hyperlink w:tgtFrame="_blank" w:history="1" r:id="rId14">
         <w:r>
           <w:rPr>
-            <w:rStyle w:val="Hipervnculo"/>
+            <w:rStyle w:val="Hyperlink"/>
             <w:i/>
             <w:iCs/>
           </w:rPr>
@@ -1208,7 +1493,7 @@
       <w:pPr>
         <w:ind w:left="709" w:hanging="709"/>
         <w:rPr>
-          <w:lang w:val="en-US"/>
+          <w:lang w:val="es-ES"/>
         </w:rPr>
       </w:pPr>
       <w:r>
@@ -1259,7 +1544,6 @@
         <w:t>Devin.Ai</w:t>
       </w:r>
       <w:proofErr w:type="spellEnd"/>
-      <w:proofErr w:type="gramStart"/>
       <w:r>
         <w:rPr>
           <w:i/>
@@ -1276,36 +1560,22 @@
         </w:rPr>
         <w:t xml:space="preserve"> </w:t>
       </w:r>
-      <w:proofErr w:type="gramEnd"/>
-      <w:r>
-        <w:fldChar w:fldCharType="begin"/>
-      </w:r>
-      <w:r>
-        <w:rPr>
-          <w:lang w:val="en-US"/>
-        </w:rPr>
-        <w:instrText>HYPERLINK "https://devin.ai/" \o "https://devin.ai/" \t "_blank"</w:instrText>
-      </w:r>
-      <w:r>
-        <w:fldChar w:fldCharType="separate"/>
-      </w:r>
-      <w:r>
-        <w:rPr>
-          <w:rStyle w:val="Hipervnculo"/>
-          <w:i/>
-          <w:iCs/>
-          <w:lang w:val="en-US"/>
-        </w:rPr>
-        <w:t>https://devin.ai/</w:t>
-      </w:r>
-      <w:r>
-        <w:fldChar w:fldCharType="end"/>
-      </w:r>
+      <w:hyperlink w:tgtFrame="_blank" w:tooltip="https://devin.ai/" w:history="1" r:id="rId15">
+        <w:r>
+          <w:rPr>
+            <w:rStyle w:val="Hyperlink"/>
+            <w:i/>
+            <w:iCs/>
+            <w:lang w:val="es-ES"/>
+          </w:rPr>
+          <w:t>https://devin.ai/</w:t>
+        </w:r>
+      </w:hyperlink>
       <w:r>
         <w:rPr>
           <w:i/>
           <w:iCs/>
-          <w:lang w:val="en-US"/>
+          <w:lang w:val="es-ES"/>
         </w:rPr>
         <w:t> </w:t>
       </w:r>
@@ -1315,16 +1585,29 @@
         <w:ind w:left="709" w:hanging="709"/>
       </w:pPr>
       <w:r>
+        <w:t xml:space="preserve">Diane-Caballar, R., Stryker, C. (2025, diciembre 23). ¿Qué es la refactorización de código de IA? IBM. </w:t>
+      </w:r>
+      <w:hyperlink w:history="1" r:id="rId16">
+        <w:r>
+          <w:rPr>
+            <w:rStyle w:val="Hyperlink"/>
+          </w:rPr>
+          <w:t>https://www.ibm.com/think/topics/ai-code-refactoring</w:t>
+        </w:r>
+      </w:hyperlink>
+    </w:p>
+    <w:p>
+      <w:pPr>
+        <w:ind w:left="709" w:hanging="709"/>
+      </w:pPr>
+      <w:r>
         <w:t>Git</w:t>
       </w:r>
       <w:r>
         <w:t>H</w:t>
       </w:r>
       <w:r>
-        <w:t>ub</w:t>
-      </w:r>
-      <w:r>
-        <w:t>. (s.f.)</w:t>
+        <w:t>ub. (s.f.)</w:t>
       </w:r>
       <w:r>
         <w:rPr>
@@ -1363,10 +1646,10 @@
         </w:rPr>
         <w:t xml:space="preserve"> </w:t>
       </w:r>
-      <w:hyperlink r:id="rId14" w:history="1">
+      <w:hyperlink w:history="1" r:id="rId17">
         <w:r>
           <w:rPr>
-            <w:rStyle w:val="Hipervnculo"/>
+            <w:rStyle w:val="Hyperlink"/>
             <w:i/>
             <w:iCs/>
           </w:rPr>
@@ -1392,10 +1675,10 @@
         </w:rPr>
         <w:t xml:space="preserve"> Innovaciones en logística: En ruta a la automatización. Correos de Costa Rica. </w:t>
       </w:r>
-      <w:hyperlink r:id="rId15" w:tgtFrame="_blank" w:history="1">
+      <w:hyperlink w:tgtFrame="_blank" w:history="1" r:id="rId18">
         <w:r>
           <w:rPr>
-            <w:rStyle w:val="Hipervnculo"/>
+            <w:rStyle w:val="Hyperlink"/>
             <w:i/>
             <w:iCs/>
           </w:rPr>
@@ -1411,6 +1694,7 @@
           <w:bCs/>
           <w:i/>
           <w:iCs/>
+          <w:lang w:val="en-US"/>
         </w:rPr>
       </w:pPr>
       <w:r>
@@ -1426,30 +1710,117 @@
         </w:rPr>
         <w:t xml:space="preserve"> MAIA Sistema de Inteligencia Artificial en Costa Rica. </w:t>
       </w:r>
-      <w:hyperlink r:id="rId16" w:tgtFrame="_blank" w:history="1">
+      <w:hyperlink w:tgtFrame="_blank" w:history="1" r:id="rId19">
         <w:r>
           <w:rPr>
-            <w:rStyle w:val="Hipervnculo"/>
+            <w:rStyle w:val="Hyperlink"/>
             <w:i/>
             <w:iCs/>
+            <w:lang w:val="en-US"/>
           </w:rPr>
-          <w:t>https://callmaia.co</w:t>
+          <w:t>https://callmaia.com/quienes-somos/</w:t>
         </w:r>
+      </w:hyperlink>
+    </w:p>
+    <w:p>
+      <w:pPr>
+        <w:ind w:left="709" w:hanging="709"/>
+        <w:rPr>
+          <w:i w:val="1"/>
+          <w:iCs w:val="1"/>
+          <w:lang w:val="en-US"/>
+        </w:rPr>
+      </w:pPr>
+      <w:r>
+        <w:rPr>
+          <w:lang w:val="en-US"/>
+        </w:rPr>
+        <w:t>Innova-</w:t>
+      </w:r>
+      <w:r>
+        <w:rPr>
+          <w:lang w:val="en-US"/>
+        </w:rPr>
+        <w:t>MS. (</w:t>
+      </w:r>
+      <w:r>
+        <w:rPr>
+          <w:lang w:val="en-US"/>
+        </w:rPr>
+        <w:t>s.f.</w:t>
+      </w:r>
+      <w:r>
+        <w:rPr>
+          <w:lang w:val="en-US"/>
+        </w:rPr>
+        <w:t>).</w:t>
+      </w:r>
+      <w:r>
+        <w:rPr>
+          <w:i w:val="1"/>
+          <w:iCs w:val="1"/>
+          <w:lang w:val="en-US"/>
+        </w:rPr>
+        <w:t xml:space="preserve"> AI service agents. </w:t>
+      </w:r>
+      <w:hyperlink r:id="R5a90e2ba55a44c18">
         <w:r>
           <w:rPr>
-            <w:rStyle w:val="Hipervnculo"/>
-            <w:i/>
-            <w:iCs/>
+            <w:rStyle w:val="Hyperlink"/>
+            <w:i w:val="1"/>
+            <w:iCs w:val="1"/>
+            <w:lang w:val="en-US"/>
           </w:rPr>
-          <w:t>m</w:t>
+          <w:t>https://innova-ms.com/ai-service-agents/</w:t>
         </w:r>
+      </w:hyperlink>
+    </w:p>
+    <w:p>
+      <w:pPr>
+        <w:ind w:left="709" w:hanging="709"/>
+        <w:rPr>
+          <w:i w:val="1"/>
+          <w:iCs w:val="1"/>
+          <w:lang w:val="en-US"/>
+        </w:rPr>
+      </w:pPr>
+    </w:p>
+    <w:p>
+      <w:pPr>
+        <w:ind w:left="709" w:hanging="709"/>
+        <w:rPr>
+          <w:lang w:val="en-US"/>
+        </w:rPr>
+      </w:pPr>
+      <w:proofErr w:type="spellStart"/>
+      <w:r>
+        <w:t>Kirey</w:t>
+      </w:r>
+      <w:proofErr w:type="spellEnd"/>
+      <w:r>
+        <w:t xml:space="preserve">. (2026, marzo 17). </w:t>
+      </w:r>
+      <w:proofErr w:type="spellStart"/>
+      <w:r>
+        <w:t>Testing</w:t>
+      </w:r>
+      <w:proofErr w:type="spellEnd"/>
+      <w:r>
+        <w:t xml:space="preserve"> de software: cómo cambia en la era de la IA. </w:t>
+      </w:r>
+      <w:r>
+        <w:rPr>
+          <w:lang w:val="en-US"/>
+        </w:rPr>
+        <w:t xml:space="preserve">Kirey Blog &amp; News. </w:t>
+      </w:r>
+      <w:hyperlink w:history="1" r:id="rId21">
         <w:r>
           <w:rPr>
-            <w:rStyle w:val="Hipervnculo"/>
-            <w:i/>
-            <w:iCs/>
+            <w:rStyle w:val="Hyperlink"/>
+            <w:lang w:val="en-US"/>
           </w:rPr>
-          <w:t>/quienes-somos/</w:t>
+          <w:t>https://newsroom.kireygroup.com/es/news/testing-de-software-como-cambia-en-la-era-de-la-ia</w:t>
         </w:r>
       </w:hyperlink>
     </w:p>
@@ -1462,46 +1833,19 @@
           <w:lang w:val="en-US"/>
         </w:rPr>
       </w:pPr>
+      <w:proofErr w:type="spellStart"/>
       <w:r>
         <w:rPr>
           <w:lang w:val="en-US"/>
         </w:rPr>
-        <w:t>Innova-MS. (s.f.).</w:t>
-      </w:r>
-      <w:r>
-        <w:rPr>
-          <w:i/>
-          <w:iCs/>
-          <w:lang w:val="en-US"/>
-        </w:rPr>
-        <w:t xml:space="preserve"> AI service agents. </w:t>
-      </w:r>
-      <w:hyperlink r:id="rId17" w:tgtFrame="_blank" w:history="1">
-        <w:r>
-          <w:rPr>
-            <w:rStyle w:val="Hipervnculo"/>
-            <w:i/>
-            <w:iCs/>
-            <w:lang w:val="en-US"/>
-          </w:rPr>
-          <w:t>https://innova-ms.com/ai-service-agents/</w:t>
-        </w:r>
-      </w:hyperlink>
-    </w:p>
-    <w:p>
-      <w:pPr>
-        <w:ind w:left="709" w:hanging="709"/>
-        <w:rPr>
-          <w:i/>
-          <w:iCs/>
-          <w:lang w:val="en-US"/>
-        </w:rPr>
-      </w:pPr>
+        <w:t>Mintive</w:t>
+      </w:r>
+      <w:proofErr w:type="spellEnd"/>
       <w:r>
         <w:rPr>
           <w:lang w:val="en-US"/>
         </w:rPr>
-        <w:t>Mintive Studio. (s.f.).</w:t>
+        <w:t xml:space="preserve"> Studio. (s.f.).</w:t>
       </w:r>
       <w:r>
         <w:rPr>
@@ -1511,10 +1855,10 @@
         </w:rPr>
         <w:t xml:space="preserve"> Mintive Studio. </w:t>
       </w:r>
-      <w:hyperlink r:id="rId18" w:tgtFrame="_blank" w:history="1">
+      <w:hyperlink w:tgtFrame="_blank" w:history="1" r:id="rId22">
         <w:r>
           <w:rPr>
-            <w:rStyle w:val="Hipervnculo"/>
+            <w:rStyle w:val="Hyperlink"/>
             <w:i/>
             <w:iCs/>
             <w:lang w:val="en-US"/>
@@ -1551,74 +1895,160 @@
         </w:rPr>
       </w:pPr>
       <w:r>
+        <w:t xml:space="preserve">Thomson Reuters. (2025, junio 5). IA agencial frente a IA generativa: las diferencias fundamentales. </w:t>
+      </w:r>
+      <w:r>
         <w:rPr>
           <w:lang w:val="en-US"/>
         </w:rPr>
-        <w:t>Using LLMs to generate terraform code - 2025 update. (</w:t>
-      </w:r>
+        <w:t xml:space="preserve">Thomson Reuters. </w:t>
+      </w:r>
+      <w:hyperlink w:history="1" w:anchor=":~:text=La%20IA%20agente%20toma%20decisiones,informaci%C3%B3n%20recibida%20y%20genera%20resultados" r:id="rId23">
+        <w:r>
+          <w:rPr>
+            <w:rStyle w:val="Hyperlink"/>
+            <w:lang w:val="en-US"/>
+          </w:rPr>
+          <w:t>https://</w:t>
+        </w:r>
+        <w:r>
+          <w:rPr>
+            <w:rStyle w:val="Hyperlink"/>
+            <w:lang w:val="en-US"/>
+          </w:rPr>
+          <w:t>w</w:t>
+        </w:r>
+        <w:r>
+          <w:rPr>
+            <w:rStyle w:val="Hyperlink"/>
+            <w:lang w:val="en-US"/>
+          </w:rPr>
+          <w:t>ww.thomsonreuters.com/en/insights/articles/agentic-ai-vs-generative-ai-the-core-differences</w:t>
+        </w:r>
+      </w:hyperlink>
+    </w:p>
+    <w:p>
+      <w:pPr>
+        <w:ind w:left="709" w:hanging="709"/>
+      </w:pPr>
       <w:r>
         <w:rPr>
           <w:lang w:val="en-US"/>
         </w:rPr>
-        <w:t xml:space="preserve">28 de </w:t>
-      </w:r>
-      <w:proofErr w:type="spellStart"/>
+        <w:t xml:space="preserve">Using LLMs to generate terraform code - 2025 </w:t>
+      </w:r>
       <w:r>
         <w:rPr>
           <w:lang w:val="en-US"/>
         </w:rPr>
-        <w:t>julio</w:t>
-      </w:r>
-      <w:proofErr w:type="spellEnd"/>
-      <w:r>
-        <w:rPr>
-          <w:lang w:val="en-US"/>
-        </w:rPr>
-        <w:t xml:space="preserve"> de 2025</w:t>
-      </w:r>
-      <w:r>
-        <w:rPr>
-          <w:lang w:val="en-US"/>
-        </w:rPr>
-        <w:t>).</w:t>
-      </w:r>
-      <w:r>
-        <w:rPr>
-          <w:lang w:val="en-US"/>
-        </w:rPr>
-        <w:t xml:space="preserve"> </w:t>
-      </w:r>
-      <w:proofErr w:type="spellStart"/>
-      <w:proofErr w:type="gramStart"/>
-      <w:r>
-        <w:rPr>
-          <w:i/>
-          <w:iCs/>
-          <w:lang w:val="en-US"/>
-        </w:rPr>
-        <w:t>Terrateam</w:t>
-      </w:r>
-      <w:proofErr w:type="spellEnd"/>
-      <w:proofErr w:type="gramEnd"/>
+        <w:t>update</w:t>
+      </w:r>
       <w:r>
         <w:rPr>
           <w:lang w:val="en-US"/>
         </w:rPr>
         <w:t xml:space="preserve">. </w:t>
       </w:r>
-      <w:hyperlink r:id="rId19" w:tgtFrame="_blank" w:tooltip="https://terrateam.io/blog/using-llms-to-generate-terraform-code?utm_source=chatgpt.com" w:history="1">
+      <w:r>
+        <w:rPr>
+          <w:lang w:val="es-ES"/>
+        </w:rPr>
+        <w:t xml:space="preserve">(28 de julio de 2025). </w:t>
+      </w:r>
+      <w:r>
+        <w:rPr>
+          <w:i w:val="1"/>
+          <w:iCs w:val="1"/>
+          <w:lang w:val="es-ES"/>
+        </w:rPr>
+        <w:t>Terrateam</w:t>
+      </w:r>
+      <w:r>
+        <w:rPr>
+          <w:lang w:val="es-ES"/>
+        </w:rPr>
+        <w:t xml:space="preserve">. </w:t>
+      </w:r>
+      <w:hyperlink r:id="R8eb4ba0519b94d9e">
         <w:r>
           <w:rPr>
-            <w:rStyle w:val="Hipervnculo"/>
-            <w:lang w:val="en-US"/>
+            <w:rStyle w:val="Hyperlink"/>
+            <w:lang w:val="es-ES"/>
           </w:rPr>
           <w:t>https://terrateam.io/blog/using-llms-to-generate-terraform-code?utm_source=chatgpt.com</w:t>
         </w:r>
       </w:hyperlink>
     </w:p>
+    <w:p>
+      <w:pPr>
+        <w:spacing w:before="0" w:beforeAutospacing="off" w:after="160" w:afterAutospacing="off" w:line="480" w:lineRule="auto"/>
+        <w:ind w:left="709" w:right="0" w:hanging="709"/>
+      </w:pPr>
+      <w:r>
+        <w:rPr>
+          <w:rFonts w:ascii="Times New Roman" w:hAnsi="Times New Roman" w:eastAsia="Times New Roman" w:cs="Times New Roman"/>
+          <w:noProof w:val="0"/>
+          <w:sz w:val="24"/>
+          <w:szCs w:val="24"/>
+          <w:lang w:val="es-ES"/>
+        </w:rPr>
+        <w:t xml:space="preserve">Synvestable. (2026). </w:t>
+      </w:r>
+      <w:r>
+        <w:rPr>
+          <w:rFonts w:ascii="Times New Roman" w:hAnsi="Times New Roman" w:eastAsia="Times New Roman" w:cs="Times New Roman"/>
+          <w:i w:val="1"/>
+          <w:iCs w:val="1"/>
+          <w:noProof w:val="0"/>
+          <w:sz w:val="24"/>
+          <w:szCs w:val="24"/>
+          <w:lang w:val="es-ES"/>
+        </w:rPr>
+        <w:t>Human-in-the-Loop AI: Complete Implementation Guide (2026).</w:t>
+      </w:r>
+      <w:r>
+        <w:rPr>
+          <w:rFonts w:ascii="Times New Roman" w:hAnsi="Times New Roman" w:eastAsia="Times New Roman" w:cs="Times New Roman"/>
+          <w:noProof w:val="0"/>
+          <w:sz w:val="24"/>
+          <w:szCs w:val="24"/>
+          <w:lang w:val="es-ES"/>
+        </w:rPr>
+        <w:t xml:space="preserve"> Recuperado de </w:t>
+      </w:r>
+      <w:hyperlink r:id="Rc3820df273c14a2e">
+        <w:r>
+          <w:rPr>
+            <w:rStyle w:val="Hyperlink"/>
+            <w:rFonts w:ascii="Times New Roman" w:hAnsi="Times New Roman" w:eastAsia="Times New Roman" w:cs="Times New Roman"/>
+            <w:noProof w:val="0"/>
+            <w:sz w:val="24"/>
+            <w:szCs w:val="24"/>
+            <w:lang w:val="es-ES"/>
+          </w:rPr>
+          <w:t>https://www.synvestable.com/human-in-the-loop.html</w:t>
+        </w:r>
+      </w:hyperlink>
+    </w:p>
+    <w:p>
+      <w:pPr>
+        <w:ind w:left="709" w:hanging="709"/>
+        <w:rPr>
+          <w:lang w:val="es-ES"/>
+        </w:rPr>
+      </w:pPr>
+    </w:p>
+    <w:p>
+      <w:pPr>
+        <w:ind w:left="709" w:hanging="709"/>
+        <w:rPr>
+          <w:lang w:val="en-US"/>
+        </w:rPr>
+      </w:pPr>
+    </w:p>
     <w:sectPr>
-      <w:headerReference w:type="default" r:id="rId20"/>
-      <w:pgSz w:w="12242" w:h="15842" w:code="1"/>
+      <w:headerReference w:type="default" r:id="rId25"/>
+      <w:pgSz w:w="12242" w:h="15842" w:orient="portrait" w:code="1"/>
       <w:pgMar w:top="1440" w:right="1440" w:bottom="1440" w:left="1440" w:header="709" w:footer="709" w:gutter="0"/>
       <w:cols w:space="708"/>
       <w:docGrid w:linePitch="360"/>
@@ -1704,7 +2134,7 @@
     <w:sdtContent>
       <w:p>
         <w:pPr>
-          <w:pStyle w:val="Encabezado"/>
+          <w:pStyle w:val="Header"/>
           <w:jc w:val="right"/>
         </w:pPr>
         <w:r>
@@ -1727,7 +2157,7 @@
   </w:sdt>
   <w:p>
     <w:pPr>
-      <w:pStyle w:val="Encabezado"/>
+      <w:pStyle w:val="Header"/>
     </w:pPr>
   </w:p>
 </w:hdr>
@@ -1751,7 +2181,7 @@
         <w:ind w:left="720" w:hanging="360"/>
       </w:pPr>
       <w:rPr>
-        <w:rFonts w:ascii="Symbol" w:hAnsi="Symbol" w:hint="default"/>
+        <w:rFonts w:hint="default" w:ascii="Symbol" w:hAnsi="Symbol"/>
         <w:sz w:val="20"/>
       </w:rPr>
     </w:lvl>
@@ -1767,7 +2197,7 @@
         <w:ind w:left="1440" w:hanging="360"/>
       </w:pPr>
       <w:rPr>
-        <w:rFonts w:ascii="Courier New" w:hAnsi="Courier New" w:hint="default"/>
+        <w:rFonts w:hint="default" w:ascii="Courier New" w:hAnsi="Courier New"/>
         <w:sz w:val="20"/>
       </w:rPr>
     </w:lvl>
@@ -1783,7 +2213,7 @@
         <w:ind w:left="2160" w:hanging="360"/>
       </w:pPr>
       <w:rPr>
-        <w:rFonts w:ascii="Wingdings" w:hAnsi="Wingdings" w:hint="default"/>
+        <w:rFonts w:hint="default" w:ascii="Wingdings" w:hAnsi="Wingdings"/>
         <w:sz w:val="20"/>
       </w:rPr>
     </w:lvl>
@@ -1799,7 +2229,7 @@
         <w:ind w:left="2880" w:hanging="360"/>
       </w:pPr>
       <w:rPr>
-        <w:rFonts w:ascii="Wingdings" w:hAnsi="Wingdings" w:hint="default"/>
+        <w:rFonts w:hint="default" w:ascii="Wingdings" w:hAnsi="Wingdings"/>
         <w:sz w:val="20"/>
       </w:rPr>
     </w:lvl>
@@ -1815,7 +2245,7 @@
         <w:ind w:left="3600" w:hanging="360"/>
       </w:pPr>
       <w:rPr>
-        <w:rFonts w:ascii="Wingdings" w:hAnsi="Wingdings" w:hint="default"/>
+        <w:rFonts w:hint="default" w:ascii="Wingdings" w:hAnsi="Wingdings"/>
         <w:sz w:val="20"/>
       </w:rPr>
     </w:lvl>
@@ -1831,7 +2261,7 @@
         <w:ind w:left="4320" w:hanging="360"/>
       </w:pPr>
       <w:rPr>
-        <w:rFonts w:ascii="Wingdings" w:hAnsi="Wingdings" w:hint="default"/>
+        <w:rFonts w:hint="default" w:ascii="Wingdings" w:hAnsi="Wingdings"/>
         <w:sz w:val="20"/>
       </w:rPr>
     </w:lvl>
@@ -1847,7 +2277,7 @@
         <w:ind w:left="5040" w:hanging="360"/>
       </w:pPr>
       <w:rPr>
-        <w:rFonts w:ascii="Wingdings" w:hAnsi="Wingdings" w:hint="default"/>
+        <w:rFonts w:hint="default" w:ascii="Wingdings" w:hAnsi="Wingdings"/>
         <w:sz w:val="20"/>
       </w:rPr>
     </w:lvl>
@@ -1863,7 +2293,7 @@
         <w:ind w:left="5760" w:hanging="360"/>
       </w:pPr>
       <w:rPr>
-        <w:rFonts w:ascii="Wingdings" w:hAnsi="Wingdings" w:hint="default"/>
+        <w:rFonts w:hint="default" w:ascii="Wingdings" w:hAnsi="Wingdings"/>
         <w:sz w:val="20"/>
       </w:rPr>
     </w:lvl>
@@ -1879,7 +2309,7 @@
         <w:ind w:left="6480" w:hanging="360"/>
       </w:pPr>
       <w:rPr>
-        <w:rFonts w:ascii="Wingdings" w:hAnsi="Wingdings" w:hint="default"/>
+        <w:rFonts w:hint="default" w:ascii="Wingdings" w:hAnsi="Wingdings"/>
         <w:sz w:val="20"/>
       </w:rPr>
     </w:lvl>
@@ -1900,7 +2330,7 @@
         <w:ind w:left="720" w:hanging="360"/>
       </w:pPr>
       <w:rPr>
-        <w:rFonts w:ascii="Symbol" w:hAnsi="Symbol" w:hint="default"/>
+        <w:rFonts w:hint="default" w:ascii="Symbol" w:hAnsi="Symbol"/>
         <w:sz w:val="20"/>
       </w:rPr>
     </w:lvl>
@@ -1916,7 +2346,7 @@
         <w:ind w:left="1440" w:hanging="360"/>
       </w:pPr>
       <w:rPr>
-        <w:rFonts w:ascii="Courier New" w:hAnsi="Courier New" w:hint="default"/>
+        <w:rFonts w:hint="default" w:ascii="Courier New" w:hAnsi="Courier New"/>
         <w:sz w:val="20"/>
       </w:rPr>
     </w:lvl>
@@ -1932,7 +2362,7 @@
         <w:ind w:left="2160" w:hanging="360"/>
       </w:pPr>
       <w:rPr>
-        <w:rFonts w:ascii="Wingdings" w:hAnsi="Wingdings" w:hint="default"/>
+        <w:rFonts w:hint="default" w:ascii="Wingdings" w:hAnsi="Wingdings"/>
         <w:sz w:val="20"/>
       </w:rPr>
     </w:lvl>
@@ -1948,7 +2378,7 @@
         <w:ind w:left="2880" w:hanging="360"/>
       </w:pPr>
       <w:rPr>
-        <w:rFonts w:ascii="Wingdings" w:hAnsi="Wingdings" w:hint="default"/>
+        <w:rFonts w:hint="default" w:ascii="Wingdings" w:hAnsi="Wingdings"/>
         <w:sz w:val="20"/>
       </w:rPr>
     </w:lvl>
@@ -1964,7 +2394,7 @@
         <w:ind w:left="3600" w:hanging="360"/>
       </w:pPr>
       <w:rPr>
-        <w:rFonts w:ascii="Wingdings" w:hAnsi="Wingdings" w:hint="default"/>
+        <w:rFonts w:hint="default" w:ascii="Wingdings" w:hAnsi="Wingdings"/>
         <w:sz w:val="20"/>
       </w:rPr>
     </w:lvl>
@@ -1980,7 +2410,7 @@
         <w:ind w:left="4320" w:hanging="360"/>
       </w:pPr>
       <w:rPr>
-        <w:rFonts w:ascii="Wingdings" w:hAnsi="Wingdings" w:hint="default"/>
+        <w:rFonts w:hint="default" w:ascii="Wingdings" w:hAnsi="Wingdings"/>
         <w:sz w:val="20"/>
       </w:rPr>
     </w:lvl>
@@ -1996,7 +2426,7 @@
         <w:ind w:left="5040" w:hanging="360"/>
       </w:pPr>
       <w:rPr>
-        <w:rFonts w:ascii="Wingdings" w:hAnsi="Wingdings" w:hint="default"/>
+        <w:rFonts w:hint="default" w:ascii="Wingdings" w:hAnsi="Wingdings"/>
         <w:sz w:val="20"/>
       </w:rPr>
     </w:lvl>
@@ -2012,7 +2442,7 @@
         <w:ind w:left="5760" w:hanging="360"/>
       </w:pPr>
       <w:rPr>
-        <w:rFonts w:ascii="Wingdings" w:hAnsi="Wingdings" w:hint="default"/>
+        <w:rFonts w:hint="default" w:ascii="Wingdings" w:hAnsi="Wingdings"/>
         <w:sz w:val="20"/>
       </w:rPr>
     </w:lvl>
@@ -2028,7 +2458,7 @@
         <w:ind w:left="6480" w:hanging="360"/>
       </w:pPr>
       <w:rPr>
-        <w:rFonts w:ascii="Wingdings" w:hAnsi="Wingdings" w:hint="default"/>
+        <w:rFonts w:hint="default" w:ascii="Wingdings" w:hAnsi="Wingdings"/>
         <w:sz w:val="20"/>
       </w:rPr>
     </w:lvl>
@@ -2046,7 +2476,7 @@
         <w:ind w:left="1440" w:hanging="360"/>
       </w:pPr>
       <w:rPr>
-        <w:rFonts w:ascii="Symbol" w:hAnsi="Symbol" w:hint="default"/>
+        <w:rFonts w:hint="default" w:ascii="Symbol" w:hAnsi="Symbol"/>
       </w:rPr>
     </w:lvl>
     <w:lvl w:ilvl="1" w:tplc="04090003" w:tentative="1">
@@ -2058,7 +2488,7 @@
         <w:ind w:left="2160" w:hanging="360"/>
       </w:pPr>
       <w:rPr>
-        <w:rFonts w:ascii="Courier New" w:hAnsi="Courier New" w:cs="Courier New" w:hint="default"/>
+        <w:rFonts w:hint="default" w:ascii="Courier New" w:hAnsi="Courier New" w:cs="Courier New"/>
       </w:rPr>
     </w:lvl>
     <w:lvl w:ilvl="2" w:tplc="04090005" w:tentative="1">
@@ -2070,7 +2500,7 @@
         <w:ind w:left="2880" w:hanging="360"/>
       </w:pPr>
       <w:rPr>
-        <w:rFonts w:ascii="Wingdings" w:hAnsi="Wingdings" w:hint="default"/>
+        <w:rFonts w:hint="default" w:ascii="Wingdings" w:hAnsi="Wingdings"/>
       </w:rPr>
     </w:lvl>
     <w:lvl w:ilvl="3" w:tplc="04090001" w:tentative="1">
@@ -2082,7 +2512,7 @@
         <w:ind w:left="3600" w:hanging="360"/>
       </w:pPr>
       <w:rPr>
-        <w:rFonts w:ascii="Symbol" w:hAnsi="Symbol" w:hint="default"/>
+        <w:rFonts w:hint="default" w:ascii="Symbol" w:hAnsi="Symbol"/>
       </w:rPr>
     </w:lvl>
     <w:lvl w:ilvl="4" w:tplc="04090003" w:tentative="1">
@@ -2094,7 +2524,7 @@
         <w:ind w:left="4320" w:hanging="360"/>
       </w:pPr>
       <w:rPr>
-        <w:rFonts w:ascii="Courier New" w:hAnsi="Courier New" w:cs="Courier New" w:hint="default"/>
+        <w:rFonts w:hint="default" w:ascii="Courier New" w:hAnsi="Courier New" w:cs="Courier New"/>
       </w:rPr>
     </w:lvl>
     <w:lvl w:ilvl="5" w:tplc="04090005" w:tentative="1">
@@ -2106,7 +2536,7 @@
         <w:ind w:left="5040" w:hanging="360"/>
       </w:pPr>
       <w:rPr>
-        <w:rFonts w:ascii="Wingdings" w:hAnsi="Wingdings" w:hint="default"/>
+        <w:rFonts w:hint="default" w:ascii="Wingdings" w:hAnsi="Wingdings"/>
       </w:rPr>
     </w:lvl>
     <w:lvl w:ilvl="6" w:tplc="04090001" w:tentative="1">
@@ -2118,7 +2548,7 @@
         <w:ind w:left="5760" w:hanging="360"/>
       </w:pPr>
       <w:rPr>
-        <w:rFonts w:ascii="Symbol" w:hAnsi="Symbol" w:hint="default"/>
+        <w:rFonts w:hint="default" w:ascii="Symbol" w:hAnsi="Symbol"/>
       </w:rPr>
     </w:lvl>
     <w:lvl w:ilvl="7" w:tplc="04090003" w:tentative="1">
@@ -2130,7 +2560,7 @@
         <w:ind w:left="6480" w:hanging="360"/>
       </w:pPr>
       <w:rPr>
-        <w:rFonts w:ascii="Courier New" w:hAnsi="Courier New" w:cs="Courier New" w:hint="default"/>
+        <w:rFonts w:hint="default" w:ascii="Courier New" w:hAnsi="Courier New" w:cs="Courier New"/>
       </w:rPr>
     </w:lvl>
     <w:lvl w:ilvl="8" w:tplc="04090005" w:tentative="1">
@@ -2142,7 +2572,7 @@
         <w:ind w:left="7200" w:hanging="360"/>
       </w:pPr>
       <w:rPr>
-        <w:rFonts w:ascii="Wingdings" w:hAnsi="Wingdings" w:hint="default"/>
+        <w:rFonts w:hint="default" w:ascii="Wingdings" w:hAnsi="Wingdings"/>
       </w:rPr>
     </w:lvl>
   </w:abstractNum>
@@ -2159,7 +2589,7 @@
         <w:ind w:left="1440" w:hanging="360"/>
       </w:pPr>
       <w:rPr>
-        <w:rFonts w:ascii="Symbol" w:hAnsi="Symbol" w:hint="default"/>
+        <w:rFonts w:hint="default" w:ascii="Symbol" w:hAnsi="Symbol"/>
       </w:rPr>
     </w:lvl>
     <w:lvl w:ilvl="1" w:tplc="04090003" w:tentative="1">
@@ -2171,7 +2601,7 @@
         <w:ind w:left="2160" w:hanging="360"/>
       </w:pPr>
       <w:rPr>
-        <w:rFonts w:ascii="Courier New" w:hAnsi="Courier New" w:cs="Courier New" w:hint="default"/>
+        <w:rFonts w:hint="default" w:ascii="Courier New" w:hAnsi="Courier New" w:cs="Courier New"/>
       </w:rPr>
     </w:lvl>
     <w:lvl w:ilvl="2" w:tplc="04090005" w:tentative="1">
@@ -2183,7 +2613,7 @@
         <w:ind w:left="2880" w:hanging="360"/>
       </w:pPr>
       <w:rPr>
-        <w:rFonts w:ascii="Wingdings" w:hAnsi="Wingdings" w:hint="default"/>
+        <w:rFonts w:hint="default" w:ascii="Wingdings" w:hAnsi="Wingdings"/>
       </w:rPr>
     </w:lvl>
     <w:lvl w:ilvl="3" w:tplc="04090001" w:tentative="1">
@@ -2195,7 +2625,7 @@
         <w:ind w:left="3600" w:hanging="360"/>
       </w:pPr>
       <w:rPr>
-        <w:rFonts w:ascii="Symbol" w:hAnsi="Symbol" w:hint="default"/>
+        <w:rFonts w:hint="default" w:ascii="Symbol" w:hAnsi="Symbol"/>
       </w:rPr>
     </w:lvl>
     <w:lvl w:ilvl="4" w:tplc="04090003" w:tentative="1">
@@ -2207,7 +2637,7 @@
         <w:ind w:left="4320" w:hanging="360"/>
       </w:pPr>
       <w:rPr>
-        <w:rFonts w:ascii="Courier New" w:hAnsi="Courier New" w:cs="Courier New" w:hint="default"/>
+        <w:rFonts w:hint="default" w:ascii="Courier New" w:hAnsi="Courier New" w:cs="Courier New"/>
       </w:rPr>
     </w:lvl>
     <w:lvl w:ilvl="5" w:tplc="04090005" w:tentative="1">
@@ -2219,7 +2649,7 @@
         <w:ind w:left="5040" w:hanging="360"/>
       </w:pPr>
       <w:rPr>
-        <w:rFonts w:ascii="Wingdings" w:hAnsi="Wingdings" w:hint="default"/>
+        <w:rFonts w:hint="default" w:ascii="Wingdings" w:hAnsi="Wingdings"/>
       </w:rPr>
     </w:lvl>
     <w:lvl w:ilvl="6" w:tplc="04090001" w:tentative="1">
@@ -2231,7 +2661,7 @@
         <w:ind w:left="5760" w:hanging="360"/>
       </w:pPr>
       <w:rPr>
-        <w:rFonts w:ascii="Symbol" w:hAnsi="Symbol" w:hint="default"/>
+        <w:rFonts w:hint="default" w:ascii="Symbol" w:hAnsi="Symbol"/>
       </w:rPr>
     </w:lvl>
     <w:lvl w:ilvl="7" w:tplc="04090003" w:tentative="1">
@@ -2243,7 +2673,7 @@
         <w:ind w:left="6480" w:hanging="360"/>
       </w:pPr>
       <w:rPr>
-        <w:rFonts w:ascii="Courier New" w:hAnsi="Courier New" w:cs="Courier New" w:hint="default"/>
+        <w:rFonts w:hint="default" w:ascii="Courier New" w:hAnsi="Courier New" w:cs="Courier New"/>
       </w:rPr>
     </w:lvl>
     <w:lvl w:ilvl="8" w:tplc="04090005" w:tentative="1">
@@ -2255,7 +2685,7 @@
         <w:ind w:left="7200" w:hanging="360"/>
       </w:pPr>
       <w:rPr>
-        <w:rFonts w:ascii="Wingdings" w:hAnsi="Wingdings" w:hint="default"/>
+        <w:rFonts w:hint="default" w:ascii="Wingdings" w:hAnsi="Wingdings"/>
       </w:rPr>
     </w:lvl>
   </w:abstractNum>
@@ -2275,7 +2705,7 @@
         <w:ind w:left="720" w:hanging="360"/>
       </w:pPr>
       <w:rPr>
-        <w:rFonts w:ascii="Symbol" w:hAnsi="Symbol" w:hint="default"/>
+        <w:rFonts w:hint="default" w:ascii="Symbol" w:hAnsi="Symbol"/>
         <w:sz w:val="20"/>
       </w:rPr>
     </w:lvl>
@@ -2291,7 +2721,7 @@
         <w:ind w:left="1440" w:hanging="360"/>
       </w:pPr>
       <w:rPr>
-        <w:rFonts w:ascii="Courier New" w:hAnsi="Courier New" w:hint="default"/>
+        <w:rFonts w:hint="default" w:ascii="Courier New" w:hAnsi="Courier New"/>
         <w:sz w:val="20"/>
       </w:rPr>
     </w:lvl>
@@ -2307,7 +2737,7 @@
         <w:ind w:left="2160" w:hanging="360"/>
       </w:pPr>
       <w:rPr>
-        <w:rFonts w:ascii="Wingdings" w:hAnsi="Wingdings" w:hint="default"/>
+        <w:rFonts w:hint="default" w:ascii="Wingdings" w:hAnsi="Wingdings"/>
         <w:sz w:val="20"/>
       </w:rPr>
     </w:lvl>
@@ -2323,7 +2753,7 @@
         <w:ind w:left="2880" w:hanging="360"/>
       </w:pPr>
       <w:rPr>
-        <w:rFonts w:ascii="Wingdings" w:hAnsi="Wingdings" w:hint="default"/>
+        <w:rFonts w:hint="default" w:ascii="Wingdings" w:hAnsi="Wingdings"/>
         <w:sz w:val="20"/>
       </w:rPr>
     </w:lvl>
@@ -2339,7 +2769,7 @@
         <w:ind w:left="3600" w:hanging="360"/>
       </w:pPr>
       <w:rPr>
-        <w:rFonts w:ascii="Wingdings" w:hAnsi="Wingdings" w:hint="default"/>
+        <w:rFonts w:hint="default" w:ascii="Wingdings" w:hAnsi="Wingdings"/>
         <w:sz w:val="20"/>
       </w:rPr>
     </w:lvl>
@@ -2355,7 +2785,7 @@
         <w:ind w:left="4320" w:hanging="360"/>
       </w:pPr>
       <w:rPr>
-        <w:rFonts w:ascii="Wingdings" w:hAnsi="Wingdings" w:hint="default"/>
+        <w:rFonts w:hint="default" w:ascii="Wingdings" w:hAnsi="Wingdings"/>
         <w:sz w:val="20"/>
       </w:rPr>
     </w:lvl>
@@ -2371,7 +2801,7 @@
         <w:ind w:left="5040" w:hanging="360"/>
       </w:pPr>
       <w:rPr>
-        <w:rFonts w:ascii="Wingdings" w:hAnsi="Wingdings" w:hint="default"/>
+        <w:rFonts w:hint="default" w:ascii="Wingdings" w:hAnsi="Wingdings"/>
         <w:sz w:val="20"/>
       </w:rPr>
     </w:lvl>
@@ -2387,7 +2817,7 @@
         <w:ind w:left="5760" w:hanging="360"/>
       </w:pPr>
       <w:rPr>
-        <w:rFonts w:ascii="Wingdings" w:hAnsi="Wingdings" w:hint="default"/>
+        <w:rFonts w:hint="default" w:ascii="Wingdings" w:hAnsi="Wingdings"/>
         <w:sz w:val="20"/>
       </w:rPr>
     </w:lvl>
@@ -2403,7 +2833,7 @@
         <w:ind w:left="6480" w:hanging="360"/>
       </w:pPr>
       <w:rPr>
-        <w:rFonts w:ascii="Wingdings" w:hAnsi="Wingdings" w:hint="default"/>
+        <w:rFonts w:hint="default" w:ascii="Wingdings" w:hAnsi="Wingdings"/>
         <w:sz w:val="20"/>
       </w:rPr>
     </w:lvl>
@@ -2421,7 +2851,7 @@
         <w:ind w:left="1440" w:hanging="360"/>
       </w:pPr>
       <w:rPr>
-        <w:rFonts w:ascii="Symbol" w:hAnsi="Symbol" w:hint="default"/>
+        <w:rFonts w:hint="default" w:ascii="Symbol" w:hAnsi="Symbol"/>
       </w:rPr>
     </w:lvl>
     <w:lvl w:ilvl="1" w:tplc="04090003" w:tentative="1">
@@ -2433,7 +2863,7 @@
         <w:ind w:left="2160" w:hanging="360"/>
       </w:pPr>
       <w:rPr>
-        <w:rFonts w:ascii="Courier New" w:hAnsi="Courier New" w:cs="Courier New" w:hint="default"/>
+        <w:rFonts w:hint="default" w:ascii="Courier New" w:hAnsi="Courier New" w:cs="Courier New"/>
       </w:rPr>
     </w:lvl>
     <w:lvl w:ilvl="2" w:tplc="04090005" w:tentative="1">
@@ -2445,7 +2875,7 @@
         <w:ind w:left="2880" w:hanging="360"/>
       </w:pPr>
       <w:rPr>
-        <w:rFonts w:ascii="Wingdings" w:hAnsi="Wingdings" w:hint="default"/>
+        <w:rFonts w:hint="default" w:ascii="Wingdings" w:hAnsi="Wingdings"/>
       </w:rPr>
     </w:lvl>
     <w:lvl w:ilvl="3" w:tplc="04090001" w:tentative="1">
@@ -2457,7 +2887,7 @@
         <w:ind w:left="3600" w:hanging="360"/>
       </w:pPr>
       <w:rPr>
-        <w:rFonts w:ascii="Symbol" w:hAnsi="Symbol" w:hint="default"/>
+        <w:rFonts w:hint="default" w:ascii="Symbol" w:hAnsi="Symbol"/>
       </w:rPr>
     </w:lvl>
     <w:lvl w:ilvl="4" w:tplc="04090003" w:tentative="1">
@@ -2469,7 +2899,7 @@
         <w:ind w:left="4320" w:hanging="360"/>
       </w:pPr>
       <w:rPr>
-        <w:rFonts w:ascii="Courier New" w:hAnsi="Courier New" w:cs="Courier New" w:hint="default"/>
+        <w:rFonts w:hint="default" w:ascii="Courier New" w:hAnsi="Courier New" w:cs="Courier New"/>
       </w:rPr>
     </w:lvl>
     <w:lvl w:ilvl="5" w:tplc="04090005" w:tentative="1">
@@ -2481,7 +2911,7 @@
         <w:ind w:left="5040" w:hanging="360"/>
       </w:pPr>
       <w:rPr>
-        <w:rFonts w:ascii="Wingdings" w:hAnsi="Wingdings" w:hint="default"/>
+        <w:rFonts w:hint="default" w:ascii="Wingdings" w:hAnsi="Wingdings"/>
       </w:rPr>
     </w:lvl>
     <w:lvl w:ilvl="6" w:tplc="04090001" w:tentative="1">
@@ -2493,7 +2923,7 @@
         <w:ind w:left="5760" w:hanging="360"/>
       </w:pPr>
       <w:rPr>
-        <w:rFonts w:ascii="Symbol" w:hAnsi="Symbol" w:hint="default"/>
+        <w:rFonts w:hint="default" w:ascii="Symbol" w:hAnsi="Symbol"/>
       </w:rPr>
     </w:lvl>
     <w:lvl w:ilvl="7" w:tplc="04090003" w:tentative="1">
@@ -2505,7 +2935,7 @@
         <w:ind w:left="6480" w:hanging="360"/>
       </w:pPr>
       <w:rPr>
-        <w:rFonts w:ascii="Courier New" w:hAnsi="Courier New" w:cs="Courier New" w:hint="default"/>
+        <w:rFonts w:hint="default" w:ascii="Courier New" w:hAnsi="Courier New" w:cs="Courier New"/>
       </w:rPr>
     </w:lvl>
     <w:lvl w:ilvl="8" w:tplc="04090005" w:tentative="1">
@@ -2517,7 +2947,7 @@
         <w:ind w:left="7200" w:hanging="360"/>
       </w:pPr>
       <w:rPr>
-        <w:rFonts w:ascii="Wingdings" w:hAnsi="Wingdings" w:hint="default"/>
+        <w:rFonts w:hint="default" w:ascii="Wingdings" w:hAnsi="Wingdings"/>
       </w:rPr>
     </w:lvl>
   </w:abstractNum>
@@ -2534,7 +2964,7 @@
         <w:ind w:left="1440" w:hanging="360"/>
       </w:pPr>
       <w:rPr>
-        <w:rFonts w:ascii="Symbol" w:hAnsi="Symbol" w:hint="default"/>
+        <w:rFonts w:hint="default" w:ascii="Symbol" w:hAnsi="Symbol"/>
       </w:rPr>
     </w:lvl>
     <w:lvl w:ilvl="1" w:tplc="04090003" w:tentative="1">
@@ -2546,7 +2976,7 @@
         <w:ind w:left="2160" w:hanging="360"/>
       </w:pPr>
       <w:rPr>
-        <w:rFonts w:ascii="Courier New" w:hAnsi="Courier New" w:cs="Courier New" w:hint="default"/>
+        <w:rFonts w:hint="default" w:ascii="Courier New" w:hAnsi="Courier New" w:cs="Courier New"/>
       </w:rPr>
     </w:lvl>
     <w:lvl w:ilvl="2" w:tplc="04090005" w:tentative="1">
@@ -2558,7 +2988,7 @@
         <w:ind w:left="2880" w:hanging="360"/>
       </w:pPr>
       <w:rPr>
-        <w:rFonts w:ascii="Wingdings" w:hAnsi="Wingdings" w:hint="default"/>
+        <w:rFonts w:hint="default" w:ascii="Wingdings" w:hAnsi="Wingdings"/>
       </w:rPr>
     </w:lvl>
     <w:lvl w:ilvl="3" w:tplc="04090001" w:tentative="1">
@@ -2570,7 +3000,7 @@
         <w:ind w:left="3600" w:hanging="360"/>
       </w:pPr>
       <w:rPr>
-        <w:rFonts w:ascii="Symbol" w:hAnsi="Symbol" w:hint="default"/>
+        <w:rFonts w:hint="default" w:ascii="Symbol" w:hAnsi="Symbol"/>
       </w:rPr>
     </w:lvl>
     <w:lvl w:ilvl="4" w:tplc="04090003" w:tentative="1">
@@ -2582,7 +3012,7 @@
         <w:ind w:left="4320" w:hanging="360"/>
       </w:pPr>
       <w:rPr>
-        <w:rFonts w:ascii="Courier New" w:hAnsi="Courier New" w:cs="Courier New" w:hint="default"/>
+        <w:rFonts w:hint="default" w:ascii="Courier New" w:hAnsi="Courier New" w:cs="Courier New"/>
       </w:rPr>
     </w:lvl>
     <w:lvl w:ilvl="5" w:tplc="04090005" w:tentative="1">
@@ -2594,7 +3024,7 @@
         <w:ind w:left="5040" w:hanging="360"/>
       </w:pPr>
       <w:rPr>
-        <w:rFonts w:ascii="Wingdings" w:hAnsi="Wingdings" w:hint="default"/>
+        <w:rFonts w:hint="default" w:ascii="Wingdings" w:hAnsi="Wingdings"/>
       </w:rPr>
     </w:lvl>
     <w:lvl w:ilvl="6" w:tplc="04090001" w:tentative="1">
@@ -2606,7 +3036,7 @@
         <w:ind w:left="5760" w:hanging="360"/>
       </w:pPr>
       <w:rPr>
-        <w:rFonts w:ascii="Symbol" w:hAnsi="Symbol" w:hint="default"/>
+        <w:rFonts w:hint="default" w:ascii="Symbol" w:hAnsi="Symbol"/>
       </w:rPr>
     </w:lvl>
     <w:lvl w:ilvl="7" w:tplc="04090003" w:tentative="1">
@@ -2618,7 +3048,7 @@
         <w:ind w:left="6480" w:hanging="360"/>
       </w:pPr>
       <w:rPr>
-        <w:rFonts w:ascii="Courier New" w:hAnsi="Courier New" w:cs="Courier New" w:hint="default"/>
+        <w:rFonts w:hint="default" w:ascii="Courier New" w:hAnsi="Courier New" w:cs="Courier New"/>
       </w:rPr>
     </w:lvl>
     <w:lvl w:ilvl="8" w:tplc="04090005" w:tentative="1">
@@ -2630,7 +3060,7 @@
         <w:ind w:left="7200" w:hanging="360"/>
       </w:pPr>
       <w:rPr>
-        <w:rFonts w:ascii="Wingdings" w:hAnsi="Wingdings" w:hint="default"/>
+        <w:rFonts w:hint="default" w:ascii="Wingdings" w:hAnsi="Wingdings"/>
       </w:rPr>
     </w:lvl>
   </w:abstractNum>
@@ -2650,7 +3080,7 @@
         <w:ind w:left="720" w:hanging="360"/>
       </w:pPr>
       <w:rPr>
-        <w:rFonts w:ascii="Symbol" w:hAnsi="Symbol" w:hint="default"/>
+        <w:rFonts w:hint="default" w:ascii="Symbol" w:hAnsi="Symbol"/>
         <w:sz w:val="20"/>
       </w:rPr>
     </w:lvl>
@@ -2666,7 +3096,7 @@
         <w:ind w:left="1440" w:hanging="360"/>
       </w:pPr>
       <w:rPr>
-        <w:rFonts w:ascii="Courier New" w:hAnsi="Courier New" w:hint="default"/>
+        <w:rFonts w:hint="default" w:ascii="Courier New" w:hAnsi="Courier New"/>
         <w:sz w:val="20"/>
       </w:rPr>
     </w:lvl>
@@ -2682,7 +3112,7 @@
         <w:ind w:left="2160" w:hanging="360"/>
       </w:pPr>
       <w:rPr>
-        <w:rFonts w:ascii="Wingdings" w:hAnsi="Wingdings" w:hint="default"/>
+        <w:rFonts w:hint="default" w:ascii="Wingdings" w:hAnsi="Wingdings"/>
         <w:sz w:val="20"/>
       </w:rPr>
     </w:lvl>
@@ -2698,7 +3128,7 @@
         <w:ind w:left="2880" w:hanging="360"/>
       </w:pPr>
       <w:rPr>
-        <w:rFonts w:ascii="Wingdings" w:hAnsi="Wingdings" w:hint="default"/>
+        <w:rFonts w:hint="default" w:ascii="Wingdings" w:hAnsi="Wingdings"/>
         <w:sz w:val="20"/>
       </w:rPr>
     </w:lvl>
@@ -2714,7 +3144,7 @@
         <w:ind w:left="3600" w:hanging="360"/>
       </w:pPr>
       <w:rPr>
-        <w:rFonts w:ascii="Wingdings" w:hAnsi="Wingdings" w:hint="default"/>
+        <w:rFonts w:hint="default" w:ascii="Wingdings" w:hAnsi="Wingdings"/>
         <w:sz w:val="20"/>
       </w:rPr>
     </w:lvl>
@@ -2730,7 +3160,7 @@
         <w:ind w:left="4320" w:hanging="360"/>
       </w:pPr>
       <w:rPr>
-        <w:rFonts w:ascii="Wingdings" w:hAnsi="Wingdings" w:hint="default"/>
+        <w:rFonts w:hint="default" w:ascii="Wingdings" w:hAnsi="Wingdings"/>
         <w:sz w:val="20"/>
       </w:rPr>
     </w:lvl>
@@ -2746,7 +3176,7 @@
         <w:ind w:left="5040" w:hanging="360"/>
       </w:pPr>
       <w:rPr>
-        <w:rFonts w:ascii="Wingdings" w:hAnsi="Wingdings" w:hint="default"/>
+        <w:rFonts w:hint="default" w:ascii="Wingdings" w:hAnsi="Wingdings"/>
         <w:sz w:val="20"/>
       </w:rPr>
     </w:lvl>
@@ -2762,7 +3192,7 @@
         <w:ind w:left="5760" w:hanging="360"/>
       </w:pPr>
       <w:rPr>
-        <w:rFonts w:ascii="Wingdings" w:hAnsi="Wingdings" w:hint="default"/>
+        <w:rFonts w:hint="default" w:ascii="Wingdings" w:hAnsi="Wingdings"/>
         <w:sz w:val="20"/>
       </w:rPr>
     </w:lvl>
@@ -2778,7 +3208,7 @@
         <w:ind w:left="6480" w:hanging="360"/>
       </w:pPr>
       <w:rPr>
-        <w:rFonts w:ascii="Wingdings" w:hAnsi="Wingdings" w:hint="default"/>
+        <w:rFonts w:hint="default" w:ascii="Wingdings" w:hAnsi="Wingdings"/>
         <w:sz w:val="20"/>
       </w:rPr>
     </w:lvl>
@@ -2799,7 +3229,7 @@
         <w:ind w:left="720" w:hanging="360"/>
       </w:pPr>
       <w:rPr>
-        <w:rFonts w:ascii="Symbol" w:hAnsi="Symbol" w:hint="default"/>
+        <w:rFonts w:hint="default" w:ascii="Symbol" w:hAnsi="Symbol"/>
         <w:sz w:val="20"/>
       </w:rPr>
     </w:lvl>
@@ -2815,7 +3245,7 @@
         <w:ind w:left="1440" w:hanging="360"/>
       </w:pPr>
       <w:rPr>
-        <w:rFonts w:ascii="Courier New" w:hAnsi="Courier New" w:hint="default"/>
+        <w:rFonts w:hint="default" w:ascii="Courier New" w:hAnsi="Courier New"/>
         <w:sz w:val="20"/>
       </w:rPr>
     </w:lvl>
@@ -2831,7 +3261,7 @@
         <w:ind w:left="2160" w:hanging="360"/>
       </w:pPr>
       <w:rPr>
-        <w:rFonts w:ascii="Wingdings" w:hAnsi="Wingdings" w:hint="default"/>
+        <w:rFonts w:hint="default" w:ascii="Wingdings" w:hAnsi="Wingdings"/>
         <w:sz w:val="20"/>
       </w:rPr>
     </w:lvl>
@@ -2847,7 +3277,7 @@
         <w:ind w:left="2880" w:hanging="360"/>
       </w:pPr>
       <w:rPr>
-        <w:rFonts w:ascii="Wingdings" w:hAnsi="Wingdings" w:hint="default"/>
+        <w:rFonts w:hint="default" w:ascii="Wingdings" w:hAnsi="Wingdings"/>
         <w:sz w:val="20"/>
       </w:rPr>
     </w:lvl>
@@ -2863,7 +3293,7 @@
         <w:ind w:left="3600" w:hanging="360"/>
       </w:pPr>
       <w:rPr>
-        <w:rFonts w:ascii="Wingdings" w:hAnsi="Wingdings" w:hint="default"/>
+        <w:rFonts w:hint="default" w:ascii="Wingdings" w:hAnsi="Wingdings"/>
         <w:sz w:val="20"/>
       </w:rPr>
     </w:lvl>
@@ -2879,7 +3309,7 @@
         <w:ind w:left="4320" w:hanging="360"/>
       </w:pPr>
       <w:rPr>
-        <w:rFonts w:ascii="Wingdings" w:hAnsi="Wingdings" w:hint="default"/>
+        <w:rFonts w:hint="default" w:ascii="Wingdings" w:hAnsi="Wingdings"/>
         <w:sz w:val="20"/>
       </w:rPr>
     </w:lvl>
@@ -2895,7 +3325,7 @@
         <w:ind w:left="5040" w:hanging="360"/>
       </w:pPr>
       <w:rPr>
-        <w:rFonts w:ascii="Wingdings" w:hAnsi="Wingdings" w:hint="default"/>
+        <w:rFonts w:hint="default" w:ascii="Wingdings" w:hAnsi="Wingdings"/>
         <w:sz w:val="20"/>
       </w:rPr>
     </w:lvl>
@@ -2911,7 +3341,7 @@
         <w:ind w:left="5760" w:hanging="360"/>
       </w:pPr>
       <w:rPr>
-        <w:rFonts w:ascii="Wingdings" w:hAnsi="Wingdings" w:hint="default"/>
+        <w:rFonts w:hint="default" w:ascii="Wingdings" w:hAnsi="Wingdings"/>
         <w:sz w:val="20"/>
       </w:rPr>
     </w:lvl>
@@ -2927,7 +3357,7 @@
         <w:ind w:left="6480" w:hanging="360"/>
       </w:pPr>
       <w:rPr>
-        <w:rFonts w:ascii="Wingdings" w:hAnsi="Wingdings" w:hint="default"/>
+        <w:rFonts w:hint="default" w:ascii="Wingdings" w:hAnsi="Wingdings"/>
         <w:sz w:val="20"/>
       </w:rPr>
     </w:lvl>
@@ -2945,7 +3375,7 @@
         <w:ind w:left="720" w:hanging="360"/>
       </w:pPr>
       <w:rPr>
-        <w:rFonts w:ascii="Symbol" w:hAnsi="Symbol" w:hint="default"/>
+        <w:rFonts w:hint="default" w:ascii="Symbol" w:hAnsi="Symbol"/>
       </w:rPr>
     </w:lvl>
     <w:lvl w:ilvl="1" w:tplc="080A0003" w:tentative="1">
@@ -2957,7 +3387,7 @@
         <w:ind w:left="1440" w:hanging="360"/>
       </w:pPr>
       <w:rPr>
-        <w:rFonts w:ascii="Courier New" w:hAnsi="Courier New" w:cs="Courier New" w:hint="default"/>
+        <w:rFonts w:hint="default" w:ascii="Courier New" w:hAnsi="Courier New" w:cs="Courier New"/>
       </w:rPr>
     </w:lvl>
     <w:lvl w:ilvl="2" w:tplc="080A0005" w:tentative="1">
@@ -2969,7 +3399,7 @@
         <w:ind w:left="2160" w:hanging="360"/>
       </w:pPr>
       <w:rPr>
-        <w:rFonts w:ascii="Wingdings" w:hAnsi="Wingdings" w:hint="default"/>
+        <w:rFonts w:hint="default" w:ascii="Wingdings" w:hAnsi="Wingdings"/>
       </w:rPr>
     </w:lvl>
     <w:lvl w:ilvl="3" w:tplc="080A0001" w:tentative="1">
@@ -2981,7 +3411,7 @@
         <w:ind w:left="2880" w:hanging="360"/>
       </w:pPr>
       <w:rPr>
-        <w:rFonts w:ascii="Symbol" w:hAnsi="Symbol" w:hint="default"/>
+        <w:rFonts w:hint="default" w:ascii="Symbol" w:hAnsi="Symbol"/>
       </w:rPr>
     </w:lvl>
     <w:lvl w:ilvl="4" w:tplc="080A0003" w:tentative="1">
@@ -2993,7 +3423,7 @@
         <w:ind w:left="3600" w:hanging="360"/>
       </w:pPr>
       <w:rPr>
-        <w:rFonts w:ascii="Courier New" w:hAnsi="Courier New" w:cs="Courier New" w:hint="default"/>
+        <w:rFonts w:hint="default" w:ascii="Courier New" w:hAnsi="Courier New" w:cs="Courier New"/>
       </w:rPr>
     </w:lvl>
     <w:lvl w:ilvl="5" w:tplc="080A0005" w:tentative="1">
@@ -3005,7 +3435,7 @@
         <w:ind w:left="4320" w:hanging="360"/>
       </w:pPr>
       <w:rPr>
-        <w:rFonts w:ascii="Wingdings" w:hAnsi="Wingdings" w:hint="default"/>
+        <w:rFonts w:hint="default" w:ascii="Wingdings" w:hAnsi="Wingdings"/>
       </w:rPr>
     </w:lvl>
     <w:lvl w:ilvl="6" w:tplc="080A0001" w:tentative="1">
@@ -3017,7 +3447,7 @@
         <w:ind w:left="5040" w:hanging="360"/>
       </w:pPr>
       <w:rPr>
-        <w:rFonts w:ascii="Symbol" w:hAnsi="Symbol" w:hint="default"/>
+        <w:rFonts w:hint="default" w:ascii="Symbol" w:hAnsi="Symbol"/>
       </w:rPr>
     </w:lvl>
     <w:lvl w:ilvl="7" w:tplc="080A0003" w:tentative="1">
@@ -3029,7 +3459,7 @@
         <w:ind w:left="5760" w:hanging="360"/>
       </w:pPr>
       <w:rPr>
-        <w:rFonts w:ascii="Courier New" w:hAnsi="Courier New" w:cs="Courier New" w:hint="default"/>
+        <w:rFonts w:hint="default" w:ascii="Courier New" w:hAnsi="Courier New" w:cs="Courier New"/>
       </w:rPr>
     </w:lvl>
     <w:lvl w:ilvl="8" w:tplc="080A0005" w:tentative="1">
@@ -3041,7 +3471,7 @@
         <w:ind w:left="6480" w:hanging="360"/>
       </w:pPr>
       <w:rPr>
-        <w:rFonts w:ascii="Wingdings" w:hAnsi="Wingdings" w:hint="default"/>
+        <w:rFonts w:hint="default" w:ascii="Wingdings" w:hAnsi="Wingdings"/>
       </w:rPr>
     </w:lvl>
   </w:abstractNum>
@@ -3058,7 +3488,7 @@
         <w:ind w:left="1440" w:hanging="360"/>
       </w:pPr>
       <w:rPr>
-        <w:rFonts w:ascii="Symbol" w:hAnsi="Symbol" w:hint="default"/>
+        <w:rFonts w:hint="default" w:ascii="Symbol" w:hAnsi="Symbol"/>
       </w:rPr>
     </w:lvl>
     <w:lvl w:ilvl="1" w:tplc="04090003" w:tentative="1">
@@ -3070,7 +3500,7 @@
         <w:ind w:left="2160" w:hanging="360"/>
       </w:pPr>
       <w:rPr>
-        <w:rFonts w:ascii="Courier New" w:hAnsi="Courier New" w:cs="Courier New" w:hint="default"/>
+        <w:rFonts w:hint="default" w:ascii="Courier New" w:hAnsi="Courier New" w:cs="Courier New"/>
       </w:rPr>
     </w:lvl>
     <w:lvl w:ilvl="2" w:tplc="04090005" w:tentative="1">
@@ -3082,7 +3512,7 @@
         <w:ind w:left="2880" w:hanging="360"/>
       </w:pPr>
       <w:rPr>
-        <w:rFonts w:ascii="Wingdings" w:hAnsi="Wingdings" w:hint="default"/>
+        <w:rFonts w:hint="default" w:ascii="Wingdings" w:hAnsi="Wingdings"/>
       </w:rPr>
     </w:lvl>
     <w:lvl w:ilvl="3" w:tplc="04090001" w:tentative="1">
@@ -3094,7 +3524,7 @@
         <w:ind w:left="3600" w:hanging="360"/>
       </w:pPr>
       <w:rPr>
-        <w:rFonts w:ascii="Symbol" w:hAnsi="Symbol" w:hint="default"/>
+        <w:rFonts w:hint="default" w:ascii="Symbol" w:hAnsi="Symbol"/>
       </w:rPr>
     </w:lvl>
     <w:lvl w:ilvl="4" w:tplc="04090003" w:tentative="1">
@@ -3106,7 +3536,7 @@
         <w:ind w:left="4320" w:hanging="360"/>
       </w:pPr>
       <w:rPr>
-        <w:rFonts w:ascii="Courier New" w:hAnsi="Courier New" w:cs="Courier New" w:hint="default"/>
+        <w:rFonts w:hint="default" w:ascii="Courier New" w:hAnsi="Courier New" w:cs="Courier New"/>
       </w:rPr>
     </w:lvl>
     <w:lvl w:ilvl="5" w:tplc="04090005" w:tentative="1">
@@ -3118,7 +3548,7 @@
         <w:ind w:left="5040" w:hanging="360"/>
       </w:pPr>
       <w:rPr>
-        <w:rFonts w:ascii="Wingdings" w:hAnsi="Wingdings" w:hint="default"/>
+        <w:rFonts w:hint="default" w:ascii="Wingdings" w:hAnsi="Wingdings"/>
       </w:rPr>
     </w:lvl>
     <w:lvl w:ilvl="6" w:tplc="04090001" w:tentative="1">
@@ -3130,7 +3560,7 @@
         <w:ind w:left="5760" w:hanging="360"/>
       </w:pPr>
       <w:rPr>
-        <w:rFonts w:ascii="Symbol" w:hAnsi="Symbol" w:hint="default"/>
+        <w:rFonts w:hint="default" w:ascii="Symbol" w:hAnsi="Symbol"/>
       </w:rPr>
     </w:lvl>
     <w:lvl w:ilvl="7" w:tplc="04090003" w:tentative="1">
@@ -3142,7 +3572,7 @@
         <w:ind w:left="6480" w:hanging="360"/>
       </w:pPr>
       <w:rPr>
-        <w:rFonts w:ascii="Courier New" w:hAnsi="Courier New" w:cs="Courier New" w:hint="default"/>
+        <w:rFonts w:hint="default" w:ascii="Courier New" w:hAnsi="Courier New" w:cs="Courier New"/>
       </w:rPr>
     </w:lvl>
     <w:lvl w:ilvl="8" w:tplc="04090005" w:tentative="1">
@@ -3154,7 +3584,7 @@
         <w:ind w:left="7200" w:hanging="360"/>
       </w:pPr>
       <w:rPr>
-        <w:rFonts w:ascii="Wingdings" w:hAnsi="Wingdings" w:hint="default"/>
+        <w:rFonts w:hint="default" w:ascii="Wingdings" w:hAnsi="Wingdings"/>
       </w:rPr>
     </w:lvl>
   </w:abstractNum>
@@ -3174,7 +3604,7 @@
         <w:ind w:left="720" w:hanging="360"/>
       </w:pPr>
       <w:rPr>
-        <w:rFonts w:ascii="Symbol" w:hAnsi="Symbol" w:hint="default"/>
+        <w:rFonts w:hint="default" w:ascii="Symbol" w:hAnsi="Symbol"/>
         <w:sz w:val="20"/>
       </w:rPr>
     </w:lvl>
@@ -3190,7 +3620,7 @@
         <w:ind w:left="1440" w:hanging="360"/>
       </w:pPr>
       <w:rPr>
-        <w:rFonts w:ascii="Courier New" w:hAnsi="Courier New" w:hint="default"/>
+        <w:rFonts w:hint="default" w:ascii="Courier New" w:hAnsi="Courier New"/>
         <w:sz w:val="20"/>
       </w:rPr>
     </w:lvl>
@@ -3206,7 +3636,7 @@
         <w:ind w:left="2160" w:hanging="360"/>
       </w:pPr>
       <w:rPr>
-        <w:rFonts w:ascii="Wingdings" w:hAnsi="Wingdings" w:hint="default"/>
+        <w:rFonts w:hint="default" w:ascii="Wingdings" w:hAnsi="Wingdings"/>
         <w:sz w:val="20"/>
       </w:rPr>
     </w:lvl>
@@ -3222,7 +3652,7 @@
         <w:ind w:left="2880" w:hanging="360"/>
       </w:pPr>
       <w:rPr>
-        <w:rFonts w:ascii="Wingdings" w:hAnsi="Wingdings" w:hint="default"/>
+        <w:rFonts w:hint="default" w:ascii="Wingdings" w:hAnsi="Wingdings"/>
         <w:sz w:val="20"/>
       </w:rPr>
     </w:lvl>
@@ -3238,7 +3668,7 @@
         <w:ind w:left="3600" w:hanging="360"/>
       </w:pPr>
       <w:rPr>
-        <w:rFonts w:ascii="Wingdings" w:hAnsi="Wingdings" w:hint="default"/>
+        <w:rFonts w:hint="default" w:ascii="Wingdings" w:hAnsi="Wingdings"/>
         <w:sz w:val="20"/>
       </w:rPr>
     </w:lvl>
@@ -3254,7 +3684,7 @@
         <w:ind w:left="4320" w:hanging="360"/>
       </w:pPr>
       <w:rPr>
-        <w:rFonts w:ascii="Wingdings" w:hAnsi="Wingdings" w:hint="default"/>
+        <w:rFonts w:hint="default" w:ascii="Wingdings" w:hAnsi="Wingdings"/>
         <w:sz w:val="20"/>
       </w:rPr>
     </w:lvl>
@@ -3270,7 +3700,7 @@
         <w:ind w:left="5040" w:hanging="360"/>
       </w:pPr>
       <w:rPr>
-        <w:rFonts w:ascii="Wingdings" w:hAnsi="Wingdings" w:hint="default"/>
+        <w:rFonts w:hint="default" w:ascii="Wingdings" w:hAnsi="Wingdings"/>
         <w:sz w:val="20"/>
       </w:rPr>
     </w:lvl>
@@ -3286,7 +3716,7 @@
         <w:ind w:left="5760" w:hanging="360"/>
       </w:pPr>
       <w:rPr>
-        <w:rFonts w:ascii="Wingdings" w:hAnsi="Wingdings" w:hint="default"/>
+        <w:rFonts w:hint="default" w:ascii="Wingdings" w:hAnsi="Wingdings"/>
         <w:sz w:val="20"/>
       </w:rPr>
     </w:lvl>
@@ -3302,7 +3732,7 @@
         <w:ind w:left="6480" w:hanging="360"/>
       </w:pPr>
       <w:rPr>
-        <w:rFonts w:ascii="Wingdings" w:hAnsi="Wingdings" w:hint="default"/>
+        <w:rFonts w:hint="default" w:ascii="Wingdings" w:hAnsi="Wingdings"/>
         <w:sz w:val="20"/>
       </w:rPr>
     </w:lvl>
@@ -3323,7 +3753,7 @@
         <w:ind w:left="720" w:hanging="360"/>
       </w:pPr>
       <w:rPr>
-        <w:rFonts w:ascii="Symbol" w:hAnsi="Symbol" w:hint="default"/>
+        <w:rFonts w:hint="default" w:ascii="Symbol" w:hAnsi="Symbol"/>
         <w:sz w:val="20"/>
       </w:rPr>
     </w:lvl>
@@ -3339,7 +3769,7 @@
         <w:ind w:left="1440" w:hanging="360"/>
       </w:pPr>
       <w:rPr>
-        <w:rFonts w:ascii="Courier New" w:hAnsi="Courier New" w:hint="default"/>
+        <w:rFonts w:hint="default" w:ascii="Courier New" w:hAnsi="Courier New"/>
         <w:sz w:val="20"/>
       </w:rPr>
     </w:lvl>
@@ -3355,7 +3785,7 @@
         <w:ind w:left="2160" w:hanging="360"/>
       </w:pPr>
       <w:rPr>
-        <w:rFonts w:ascii="Wingdings" w:hAnsi="Wingdings" w:hint="default"/>
+        <w:rFonts w:hint="default" w:ascii="Wingdings" w:hAnsi="Wingdings"/>
         <w:sz w:val="20"/>
       </w:rPr>
     </w:lvl>
@@ -3371,7 +3801,7 @@
         <w:ind w:left="2880" w:hanging="360"/>
       </w:pPr>
       <w:rPr>
-        <w:rFonts w:ascii="Wingdings" w:hAnsi="Wingdings" w:hint="default"/>
+        <w:rFonts w:hint="default" w:ascii="Wingdings" w:hAnsi="Wingdings"/>
         <w:sz w:val="20"/>
       </w:rPr>
     </w:lvl>
@@ -3387,7 +3817,7 @@
         <w:ind w:left="3600" w:hanging="360"/>
       </w:pPr>
       <w:rPr>
-        <w:rFonts w:ascii="Wingdings" w:hAnsi="Wingdings" w:hint="default"/>
+        <w:rFonts w:hint="default" w:ascii="Wingdings" w:hAnsi="Wingdings"/>
         <w:sz w:val="20"/>
       </w:rPr>
     </w:lvl>
@@ -3403,7 +3833,7 @@
         <w:ind w:left="4320" w:hanging="360"/>
       </w:pPr>
       <w:rPr>
-        <w:rFonts w:ascii="Wingdings" w:hAnsi="Wingdings" w:hint="default"/>
+        <w:rFonts w:hint="default" w:ascii="Wingdings" w:hAnsi="Wingdings"/>
         <w:sz w:val="20"/>
       </w:rPr>
     </w:lvl>
@@ -3419,7 +3849,7 @@
         <w:ind w:left="5040" w:hanging="360"/>
       </w:pPr>
       <w:rPr>
-        <w:rFonts w:ascii="Wingdings" w:hAnsi="Wingdings" w:hint="default"/>
+        <w:rFonts w:hint="default" w:ascii="Wingdings" w:hAnsi="Wingdings"/>
         <w:sz w:val="20"/>
       </w:rPr>
     </w:lvl>
@@ -3435,7 +3865,7 @@
         <w:ind w:left="5760" w:hanging="360"/>
       </w:pPr>
       <w:rPr>
-        <w:rFonts w:ascii="Wingdings" w:hAnsi="Wingdings" w:hint="default"/>
+        <w:rFonts w:hint="default" w:ascii="Wingdings" w:hAnsi="Wingdings"/>
         <w:sz w:val="20"/>
       </w:rPr>
     </w:lvl>
@@ -3451,7 +3881,7 @@
         <w:ind w:left="6480" w:hanging="360"/>
       </w:pPr>
       <w:rPr>
-        <w:rFonts w:ascii="Wingdings" w:hAnsi="Wingdings" w:hint="default"/>
+        <w:rFonts w:hint="default" w:ascii="Wingdings" w:hAnsi="Wingdings"/>
         <w:sz w:val="20"/>
       </w:rPr>
     </w:lvl>
@@ -3472,7 +3902,7 @@
         <w:ind w:left="720" w:hanging="360"/>
       </w:pPr>
       <w:rPr>
-        <w:rFonts w:ascii="Symbol" w:hAnsi="Symbol" w:hint="default"/>
+        <w:rFonts w:hint="default" w:ascii="Symbol" w:hAnsi="Symbol"/>
         <w:sz w:val="20"/>
       </w:rPr>
     </w:lvl>
@@ -3488,7 +3918,7 @@
         <w:ind w:left="1440" w:hanging="360"/>
       </w:pPr>
       <w:rPr>
-        <w:rFonts w:ascii="Courier New" w:hAnsi="Courier New" w:hint="default"/>
+        <w:rFonts w:hint="default" w:ascii="Courier New" w:hAnsi="Courier New"/>
         <w:sz w:val="20"/>
       </w:rPr>
     </w:lvl>
@@ -3504,7 +3934,7 @@
         <w:ind w:left="2160" w:hanging="360"/>
       </w:pPr>
       <w:rPr>
-        <w:rFonts w:ascii="Wingdings" w:hAnsi="Wingdings" w:hint="default"/>
+        <w:rFonts w:hint="default" w:ascii="Wingdings" w:hAnsi="Wingdings"/>
         <w:sz w:val="20"/>
       </w:rPr>
     </w:lvl>
@@ -3520,7 +3950,7 @@
         <w:ind w:left="2880" w:hanging="360"/>
       </w:pPr>
       <w:rPr>
-        <w:rFonts w:ascii="Wingdings" w:hAnsi="Wingdings" w:hint="default"/>
+        <w:rFonts w:hint="default" w:ascii="Wingdings" w:hAnsi="Wingdings"/>
         <w:sz w:val="20"/>
       </w:rPr>
     </w:lvl>
@@ -3536,7 +3966,7 @@
         <w:ind w:left="3600" w:hanging="360"/>
       </w:pPr>
       <w:rPr>
-        <w:rFonts w:ascii="Wingdings" w:hAnsi="Wingdings" w:hint="default"/>
+        <w:rFonts w:hint="default" w:ascii="Wingdings" w:hAnsi="Wingdings"/>
         <w:sz w:val="20"/>
       </w:rPr>
     </w:lvl>
@@ -3552,7 +3982,7 @@
         <w:ind w:left="4320" w:hanging="360"/>
       </w:pPr>
       <w:rPr>
-        <w:rFonts w:ascii="Wingdings" w:hAnsi="Wingdings" w:hint="default"/>
+        <w:rFonts w:hint="default" w:ascii="Wingdings" w:hAnsi="Wingdings"/>
         <w:sz w:val="20"/>
       </w:rPr>
     </w:lvl>
@@ -3568,7 +3998,7 @@
         <w:ind w:left="5040" w:hanging="360"/>
       </w:pPr>
       <w:rPr>
-        <w:rFonts w:ascii="Wingdings" w:hAnsi="Wingdings" w:hint="default"/>
+        <w:rFonts w:hint="default" w:ascii="Wingdings" w:hAnsi="Wingdings"/>
         <w:sz w:val="20"/>
       </w:rPr>
     </w:lvl>
@@ -3584,7 +4014,7 @@
         <w:ind w:left="5760" w:hanging="360"/>
       </w:pPr>
       <w:rPr>
-        <w:rFonts w:ascii="Wingdings" w:hAnsi="Wingdings" w:hint="default"/>
+        <w:rFonts w:hint="default" w:ascii="Wingdings" w:hAnsi="Wingdings"/>
         <w:sz w:val="20"/>
       </w:rPr>
     </w:lvl>
@@ -3600,7 +4030,7 @@
         <w:ind w:left="6480" w:hanging="360"/>
       </w:pPr>
       <w:rPr>
-        <w:rFonts w:ascii="Wingdings" w:hAnsi="Wingdings" w:hint="default"/>
+        <w:rFonts w:hint="default" w:ascii="Wingdings" w:hAnsi="Wingdings"/>
         <w:sz w:val="20"/>
       </w:rPr>
     </w:lvl>
@@ -3621,7 +4051,7 @@
         <w:ind w:left="720" w:hanging="360"/>
       </w:pPr>
       <w:rPr>
-        <w:rFonts w:ascii="Symbol" w:hAnsi="Symbol" w:hint="default"/>
+        <w:rFonts w:hint="default" w:ascii="Symbol" w:hAnsi="Symbol"/>
         <w:sz w:val="20"/>
       </w:rPr>
     </w:lvl>
@@ -3637,7 +4067,7 @@
         <w:ind w:left="1440" w:hanging="360"/>
       </w:pPr>
       <w:rPr>
-        <w:rFonts w:ascii="Courier New" w:hAnsi="Courier New" w:hint="default"/>
+        <w:rFonts w:hint="default" w:ascii="Courier New" w:hAnsi="Courier New"/>
         <w:sz w:val="20"/>
       </w:rPr>
     </w:lvl>
@@ -3653,7 +4083,7 @@
         <w:ind w:left="2160" w:hanging="360"/>
       </w:pPr>
       <w:rPr>
-        <w:rFonts w:ascii="Wingdings" w:hAnsi="Wingdings" w:hint="default"/>
+        <w:rFonts w:hint="default" w:ascii="Wingdings" w:hAnsi="Wingdings"/>
         <w:sz w:val="20"/>
       </w:rPr>
     </w:lvl>
@@ -3669,7 +4099,7 @@
         <w:ind w:left="2880" w:hanging="360"/>
       </w:pPr>
       <w:rPr>
-        <w:rFonts w:ascii="Wingdings" w:hAnsi="Wingdings" w:hint="default"/>
+        <w:rFonts w:hint="default" w:ascii="Wingdings" w:hAnsi="Wingdings"/>
         <w:sz w:val="20"/>
       </w:rPr>
     </w:lvl>
@@ -3685,7 +4115,7 @@
         <w:ind w:left="3600" w:hanging="360"/>
       </w:pPr>
       <w:rPr>
-        <w:rFonts w:ascii="Wingdings" w:hAnsi="Wingdings" w:hint="default"/>
+        <w:rFonts w:hint="default" w:ascii="Wingdings" w:hAnsi="Wingdings"/>
         <w:sz w:val="20"/>
       </w:rPr>
     </w:lvl>
@@ -3701,7 +4131,7 @@
         <w:ind w:left="4320" w:hanging="360"/>
       </w:pPr>
       <w:rPr>
-        <w:rFonts w:ascii="Wingdings" w:hAnsi="Wingdings" w:hint="default"/>
+        <w:rFonts w:hint="default" w:ascii="Wingdings" w:hAnsi="Wingdings"/>
         <w:sz w:val="20"/>
       </w:rPr>
     </w:lvl>
@@ -3717,7 +4147,7 @@
         <w:ind w:left="5040" w:hanging="360"/>
       </w:pPr>
       <w:rPr>
-        <w:rFonts w:ascii="Wingdings" w:hAnsi="Wingdings" w:hint="default"/>
+        <w:rFonts w:hint="default" w:ascii="Wingdings" w:hAnsi="Wingdings"/>
         <w:sz w:val="20"/>
       </w:rPr>
     </w:lvl>
@@ -3733,7 +4163,7 @@
         <w:ind w:left="5760" w:hanging="360"/>
       </w:pPr>
       <w:rPr>
-        <w:rFonts w:ascii="Wingdings" w:hAnsi="Wingdings" w:hint="default"/>
+        <w:rFonts w:hint="default" w:ascii="Wingdings" w:hAnsi="Wingdings"/>
         <w:sz w:val="20"/>
       </w:rPr>
     </w:lvl>
@@ -3749,7 +4179,7 @@
         <w:ind w:left="6480" w:hanging="360"/>
       </w:pPr>
       <w:rPr>
-        <w:rFonts w:ascii="Wingdings" w:hAnsi="Wingdings" w:hint="default"/>
+        <w:rFonts w:hint="default" w:ascii="Wingdings" w:hAnsi="Wingdings"/>
         <w:sz w:val="20"/>
       </w:rPr>
     </w:lvl>
@@ -3767,7 +4197,7 @@
         <w:ind w:left="1440" w:hanging="360"/>
       </w:pPr>
       <w:rPr>
-        <w:rFonts w:ascii="Symbol" w:hAnsi="Symbol" w:hint="default"/>
+        <w:rFonts w:hint="default" w:ascii="Symbol" w:hAnsi="Symbol"/>
       </w:rPr>
     </w:lvl>
     <w:lvl w:ilvl="1" w:tplc="0C0A0003" w:tentative="1">
@@ -3779,7 +4209,7 @@
         <w:ind w:left="2160" w:hanging="360"/>
       </w:pPr>
       <w:rPr>
-        <w:rFonts w:ascii="Courier New" w:hAnsi="Courier New" w:cs="Courier New" w:hint="default"/>
+        <w:rFonts w:hint="default" w:ascii="Courier New" w:hAnsi="Courier New" w:cs="Courier New"/>
       </w:rPr>
     </w:lvl>
     <w:lvl w:ilvl="2" w:tplc="0C0A0005" w:tentative="1">
@@ -3791,7 +4221,7 @@
         <w:ind w:left="2880" w:hanging="360"/>
       </w:pPr>
       <w:rPr>
-        <w:rFonts w:ascii="Wingdings" w:hAnsi="Wingdings" w:hint="default"/>
+        <w:rFonts w:hint="default" w:ascii="Wingdings" w:hAnsi="Wingdings"/>
       </w:rPr>
     </w:lvl>
     <w:lvl w:ilvl="3" w:tplc="0C0A0001" w:tentative="1">
@@ -3803,7 +4233,7 @@
         <w:ind w:left="3600" w:hanging="360"/>
       </w:pPr>
       <w:rPr>
-        <w:rFonts w:ascii="Symbol" w:hAnsi="Symbol" w:hint="default"/>
+        <w:rFonts w:hint="default" w:ascii="Symbol" w:hAnsi="Symbol"/>
       </w:rPr>
     </w:lvl>
     <w:lvl w:ilvl="4" w:tplc="0C0A0003" w:tentative="1">
@@ -3815,7 +4245,7 @@
         <w:ind w:left="4320" w:hanging="360"/>
       </w:pPr>
       <w:rPr>
-        <w:rFonts w:ascii="Courier New" w:hAnsi="Courier New" w:cs="Courier New" w:hint="default"/>
+        <w:rFonts w:hint="default" w:ascii="Courier New" w:hAnsi="Courier New" w:cs="Courier New"/>
       </w:rPr>
     </w:lvl>
     <w:lvl w:ilvl="5" w:tplc="0C0A0005" w:tentative="1">
@@ -3827,7 +4257,7 @@
         <w:ind w:left="5040" w:hanging="360"/>
       </w:pPr>
       <w:rPr>
-        <w:rFonts w:ascii="Wingdings" w:hAnsi="Wingdings" w:hint="default"/>
+        <w:rFonts w:hint="default" w:ascii="Wingdings" w:hAnsi="Wingdings"/>
       </w:rPr>
     </w:lvl>
     <w:lvl w:ilvl="6" w:tplc="0C0A0001" w:tentative="1">
@@ -3839,7 +4269,7 @@
         <w:ind w:left="5760" w:hanging="360"/>
       </w:pPr>
       <w:rPr>
-        <w:rFonts w:ascii="Symbol" w:hAnsi="Symbol" w:hint="default"/>
+        <w:rFonts w:hint="default" w:ascii="Symbol" w:hAnsi="Symbol"/>
       </w:rPr>
     </w:lvl>
     <w:lvl w:ilvl="7" w:tplc="0C0A0003" w:tentative="1">
@@ -3851,7 +4281,7 @@
         <w:ind w:left="6480" w:hanging="360"/>
       </w:pPr>
       <w:rPr>
-        <w:rFonts w:ascii="Courier New" w:hAnsi="Courier New" w:cs="Courier New" w:hint="default"/>
+        <w:rFonts w:hint="default" w:ascii="Courier New" w:hAnsi="Courier New" w:cs="Courier New"/>
       </w:rPr>
     </w:lvl>
     <w:lvl w:ilvl="8" w:tplc="0C0A0005" w:tentative="1">
@@ -3863,7 +4293,7 @@
         <w:ind w:left="7200" w:hanging="360"/>
       </w:pPr>
       <w:rPr>
-        <w:rFonts w:ascii="Wingdings" w:hAnsi="Wingdings" w:hint="default"/>
+        <w:rFonts w:hint="default" w:ascii="Wingdings" w:hAnsi="Wingdings"/>
       </w:rPr>
     </w:lvl>
   </w:abstractNum>
@@ -3883,7 +4313,7 @@
         <w:ind w:left="720" w:hanging="360"/>
       </w:pPr>
       <w:rPr>
-        <w:rFonts w:ascii="Symbol" w:hAnsi="Symbol" w:hint="default"/>
+        <w:rFonts w:hint="default" w:ascii="Symbol" w:hAnsi="Symbol"/>
         <w:sz w:val="20"/>
       </w:rPr>
     </w:lvl>
@@ -3899,7 +4329,7 @@
         <w:ind w:left="1440" w:hanging="360"/>
       </w:pPr>
       <w:rPr>
-        <w:rFonts w:ascii="Courier New" w:hAnsi="Courier New" w:hint="default"/>
+        <w:rFonts w:hint="default" w:ascii="Courier New" w:hAnsi="Courier New"/>
         <w:sz w:val="20"/>
       </w:rPr>
     </w:lvl>
@@ -3915,7 +4345,7 @@
         <w:ind w:left="2160" w:hanging="360"/>
       </w:pPr>
       <w:rPr>
-        <w:rFonts w:ascii="Wingdings" w:hAnsi="Wingdings" w:hint="default"/>
+        <w:rFonts w:hint="default" w:ascii="Wingdings" w:hAnsi="Wingdings"/>
         <w:sz w:val="20"/>
       </w:rPr>
     </w:lvl>
@@ -3931,7 +4361,7 @@
         <w:ind w:left="2880" w:hanging="360"/>
       </w:pPr>
       <w:rPr>
-        <w:rFonts w:ascii="Wingdings" w:hAnsi="Wingdings" w:hint="default"/>
+        <w:rFonts w:hint="default" w:ascii="Wingdings" w:hAnsi="Wingdings"/>
         <w:sz w:val="20"/>
       </w:rPr>
     </w:lvl>
@@ -3947,7 +4377,7 @@
         <w:ind w:left="3600" w:hanging="360"/>
       </w:pPr>
       <w:rPr>
-        <w:rFonts w:ascii="Wingdings" w:hAnsi="Wingdings" w:hint="default"/>
+        <w:rFonts w:hint="default" w:ascii="Wingdings" w:hAnsi="Wingdings"/>
         <w:sz w:val="20"/>
       </w:rPr>
     </w:lvl>
@@ -3963,7 +4393,7 @@
         <w:ind w:left="4320" w:hanging="360"/>
       </w:pPr>
       <w:rPr>
-        <w:rFonts w:ascii="Wingdings" w:hAnsi="Wingdings" w:hint="default"/>
+        <w:rFonts w:hint="default" w:ascii="Wingdings" w:hAnsi="Wingdings"/>
         <w:sz w:val="20"/>
       </w:rPr>
     </w:lvl>
@@ -3979,7 +4409,7 @@
         <w:ind w:left="5040" w:hanging="360"/>
       </w:pPr>
       <w:rPr>
-        <w:rFonts w:ascii="Wingdings" w:hAnsi="Wingdings" w:hint="default"/>
+        <w:rFonts w:hint="default" w:ascii="Wingdings" w:hAnsi="Wingdings"/>
         <w:sz w:val="20"/>
       </w:rPr>
     </w:lvl>
@@ -3995,7 +4425,7 @@
         <w:ind w:left="5760" w:hanging="360"/>
       </w:pPr>
       <w:rPr>
-        <w:rFonts w:ascii="Wingdings" w:hAnsi="Wingdings" w:hint="default"/>
+        <w:rFonts w:hint="default" w:ascii="Wingdings" w:hAnsi="Wingdings"/>
         <w:sz w:val="20"/>
       </w:rPr>
     </w:lvl>
@@ -4011,7 +4441,7 @@
         <w:ind w:left="6480" w:hanging="360"/>
       </w:pPr>
       <w:rPr>
-        <w:rFonts w:ascii="Wingdings" w:hAnsi="Wingdings" w:hint="default"/>
+        <w:rFonts w:hint="default" w:ascii="Wingdings" w:hAnsi="Wingdings"/>
         <w:sz w:val="20"/>
       </w:rPr>
     </w:lvl>
@@ -4029,7 +4459,7 @@
         <w:ind w:left="1440" w:hanging="360"/>
       </w:pPr>
       <w:rPr>
-        <w:rFonts w:ascii="Symbol" w:hAnsi="Symbol" w:hint="default"/>
+        <w:rFonts w:hint="default" w:ascii="Symbol" w:hAnsi="Symbol"/>
       </w:rPr>
     </w:lvl>
     <w:lvl w:ilvl="1" w:tplc="0C0A0003" w:tentative="1">
@@ -4041,7 +4471,7 @@
         <w:ind w:left="2160" w:hanging="360"/>
       </w:pPr>
       <w:rPr>
-        <w:rFonts w:ascii="Courier New" w:hAnsi="Courier New" w:cs="Courier New" w:hint="default"/>
+        <w:rFonts w:hint="default" w:ascii="Courier New" w:hAnsi="Courier New" w:cs="Courier New"/>
       </w:rPr>
     </w:lvl>
     <w:lvl w:ilvl="2" w:tplc="0C0A0005" w:tentative="1">
@@ -4053,7 +4483,7 @@
         <w:ind w:left="2880" w:hanging="360"/>
       </w:pPr>
       <w:rPr>
-        <w:rFonts w:ascii="Wingdings" w:hAnsi="Wingdings" w:hint="default"/>
+        <w:rFonts w:hint="default" w:ascii="Wingdings" w:hAnsi="Wingdings"/>
       </w:rPr>
     </w:lvl>
     <w:lvl w:ilvl="3" w:tplc="0C0A0001" w:tentative="1">
@@ -4065,7 +4495,7 @@
         <w:ind w:left="3600" w:hanging="360"/>
       </w:pPr>
       <w:rPr>
-        <w:rFonts w:ascii="Symbol" w:hAnsi="Symbol" w:hint="default"/>
+        <w:rFonts w:hint="default" w:ascii="Symbol" w:hAnsi="Symbol"/>
       </w:rPr>
     </w:lvl>
     <w:lvl w:ilvl="4" w:tplc="0C0A0003" w:tentative="1">
@@ -4077,7 +4507,7 @@
         <w:ind w:left="4320" w:hanging="360"/>
       </w:pPr>
       <w:rPr>
-        <w:rFonts w:ascii="Courier New" w:hAnsi="Courier New" w:cs="Courier New" w:hint="default"/>
+        <w:rFonts w:hint="default" w:ascii="Courier New" w:hAnsi="Courier New" w:cs="Courier New"/>
       </w:rPr>
     </w:lvl>
     <w:lvl w:ilvl="5" w:tplc="0C0A0005" w:tentative="1">
@@ -4089,7 +4519,7 @@
         <w:ind w:left="5040" w:hanging="360"/>
       </w:pPr>
       <w:rPr>
-        <w:rFonts w:ascii="Wingdings" w:hAnsi="Wingdings" w:hint="default"/>
+        <w:rFonts w:hint="default" w:ascii="Wingdings" w:hAnsi="Wingdings"/>
       </w:rPr>
     </w:lvl>
     <w:lvl w:ilvl="6" w:tplc="0C0A0001" w:tentative="1">
@@ -4101,7 +4531,7 @@
         <w:ind w:left="5760" w:hanging="360"/>
       </w:pPr>
       <w:rPr>
-        <w:rFonts w:ascii="Symbol" w:hAnsi="Symbol" w:hint="default"/>
+        <w:rFonts w:hint="default" w:ascii="Symbol" w:hAnsi="Symbol"/>
       </w:rPr>
     </w:lvl>
     <w:lvl w:ilvl="7" w:tplc="0C0A0003" w:tentative="1">
@@ -4113,7 +4543,7 @@
         <w:ind w:left="6480" w:hanging="360"/>
       </w:pPr>
       <w:rPr>
-        <w:rFonts w:ascii="Courier New" w:hAnsi="Courier New" w:cs="Courier New" w:hint="default"/>
+        <w:rFonts w:hint="default" w:ascii="Courier New" w:hAnsi="Courier New" w:cs="Courier New"/>
       </w:rPr>
     </w:lvl>
     <w:lvl w:ilvl="8" w:tplc="0C0A0005" w:tentative="1">
@@ -4125,7 +4555,7 @@
         <w:ind w:left="7200" w:hanging="360"/>
       </w:pPr>
       <w:rPr>
-        <w:rFonts w:ascii="Wingdings" w:hAnsi="Wingdings" w:hint="default"/>
+        <w:rFonts w:hint="default" w:ascii="Wingdings" w:hAnsi="Wingdings"/>
       </w:rPr>
     </w:lvl>
   </w:abstractNum>
@@ -4145,7 +4575,7 @@
         <w:ind w:left="720" w:hanging="360"/>
       </w:pPr>
       <w:rPr>
-        <w:rFonts w:ascii="Symbol" w:hAnsi="Symbol" w:hint="default"/>
+        <w:rFonts w:hint="default" w:ascii="Symbol" w:hAnsi="Symbol"/>
         <w:sz w:val="20"/>
       </w:rPr>
     </w:lvl>
@@ -4161,7 +4591,7 @@
         <w:ind w:left="1440" w:hanging="360"/>
       </w:pPr>
       <w:rPr>
-        <w:rFonts w:ascii="Courier New" w:hAnsi="Courier New" w:hint="default"/>
+        <w:rFonts w:hint="default" w:ascii="Courier New" w:hAnsi="Courier New"/>
         <w:sz w:val="20"/>
       </w:rPr>
     </w:lvl>
@@ -4177,7 +4607,7 @@
         <w:ind w:left="2160" w:hanging="360"/>
       </w:pPr>
       <w:rPr>
-        <w:rFonts w:ascii="Wingdings" w:hAnsi="Wingdings" w:hint="default"/>
+        <w:rFonts w:hint="default" w:ascii="Wingdings" w:hAnsi="Wingdings"/>
         <w:sz w:val="20"/>
       </w:rPr>
     </w:lvl>
@@ -4193,7 +4623,7 @@
         <w:ind w:left="2880" w:hanging="360"/>
       </w:pPr>
       <w:rPr>
-        <w:rFonts w:ascii="Wingdings" w:hAnsi="Wingdings" w:hint="default"/>
+        <w:rFonts w:hint="default" w:ascii="Wingdings" w:hAnsi="Wingdings"/>
         <w:sz w:val="20"/>
       </w:rPr>
     </w:lvl>
@@ -4209,7 +4639,7 @@
         <w:ind w:left="3600" w:hanging="360"/>
       </w:pPr>
       <w:rPr>
-        <w:rFonts w:ascii="Wingdings" w:hAnsi="Wingdings" w:hint="default"/>
+        <w:rFonts w:hint="default" w:ascii="Wingdings" w:hAnsi="Wingdings"/>
         <w:sz w:val="20"/>
       </w:rPr>
     </w:lvl>
@@ -4225,7 +4655,7 @@
         <w:ind w:left="4320" w:hanging="360"/>
       </w:pPr>
       <w:rPr>
-        <w:rFonts w:ascii="Wingdings" w:hAnsi="Wingdings" w:hint="default"/>
+        <w:rFonts w:hint="default" w:ascii="Wingdings" w:hAnsi="Wingdings"/>
         <w:sz w:val="20"/>
       </w:rPr>
     </w:lvl>
@@ -4241,7 +4671,7 @@
         <w:ind w:left="5040" w:hanging="360"/>
       </w:pPr>
       <w:rPr>
-        <w:rFonts w:ascii="Wingdings" w:hAnsi="Wingdings" w:hint="default"/>
+        <w:rFonts w:hint="default" w:ascii="Wingdings" w:hAnsi="Wingdings"/>
         <w:sz w:val="20"/>
       </w:rPr>
     </w:lvl>
@@ -4257,7 +4687,7 @@
         <w:ind w:left="5760" w:hanging="360"/>
       </w:pPr>
       <w:rPr>
-        <w:rFonts w:ascii="Wingdings" w:hAnsi="Wingdings" w:hint="default"/>
+        <w:rFonts w:hint="default" w:ascii="Wingdings" w:hAnsi="Wingdings"/>
         <w:sz w:val="20"/>
       </w:rPr>
     </w:lvl>
@@ -4273,7 +4703,7 @@
         <w:ind w:left="6480" w:hanging="360"/>
       </w:pPr>
       <w:rPr>
-        <w:rFonts w:ascii="Wingdings" w:hAnsi="Wingdings" w:hint="default"/>
+        <w:rFonts w:hint="default" w:ascii="Wingdings" w:hAnsi="Wingdings"/>
         <w:sz w:val="20"/>
       </w:rPr>
     </w:lvl>
@@ -4294,7 +4724,7 @@
         <w:ind w:left="720" w:hanging="360"/>
       </w:pPr>
       <w:rPr>
-        <w:rFonts w:ascii="Symbol" w:hAnsi="Symbol" w:hint="default"/>
+        <w:rFonts w:hint="default" w:ascii="Symbol" w:hAnsi="Symbol"/>
         <w:sz w:val="20"/>
       </w:rPr>
     </w:lvl>
@@ -4310,7 +4740,7 @@
         <w:ind w:left="1440" w:hanging="360"/>
       </w:pPr>
       <w:rPr>
-        <w:rFonts w:ascii="Courier New" w:hAnsi="Courier New" w:hint="default"/>
+        <w:rFonts w:hint="default" w:ascii="Courier New" w:hAnsi="Courier New"/>
         <w:sz w:val="20"/>
       </w:rPr>
     </w:lvl>
@@ -4326,7 +4756,7 @@
         <w:ind w:left="2160" w:hanging="360"/>
       </w:pPr>
       <w:rPr>
-        <w:rFonts w:ascii="Wingdings" w:hAnsi="Wingdings" w:hint="default"/>
+        <w:rFonts w:hint="default" w:ascii="Wingdings" w:hAnsi="Wingdings"/>
         <w:sz w:val="20"/>
       </w:rPr>
     </w:lvl>
@@ -4342,7 +4772,7 @@
         <w:ind w:left="2880" w:hanging="360"/>
       </w:pPr>
       <w:rPr>
-        <w:rFonts w:ascii="Wingdings" w:hAnsi="Wingdings" w:hint="default"/>
+        <w:rFonts w:hint="default" w:ascii="Wingdings" w:hAnsi="Wingdings"/>
         <w:sz w:val="20"/>
       </w:rPr>
     </w:lvl>
@@ -4358,7 +4788,7 @@
         <w:ind w:left="3600" w:hanging="360"/>
       </w:pPr>
       <w:rPr>
-        <w:rFonts w:ascii="Wingdings" w:hAnsi="Wingdings" w:hint="default"/>
+        <w:rFonts w:hint="default" w:ascii="Wingdings" w:hAnsi="Wingdings"/>
         <w:sz w:val="20"/>
       </w:rPr>
     </w:lvl>
@@ -4374,7 +4804,7 @@
         <w:ind w:left="4320" w:hanging="360"/>
       </w:pPr>
       <w:rPr>
-        <w:rFonts w:ascii="Wingdings" w:hAnsi="Wingdings" w:hint="default"/>
+        <w:rFonts w:hint="default" w:ascii="Wingdings" w:hAnsi="Wingdings"/>
         <w:sz w:val="20"/>
       </w:rPr>
     </w:lvl>
@@ -4390,7 +4820,7 @@
         <w:ind w:left="5040" w:hanging="360"/>
       </w:pPr>
       <w:rPr>
-        <w:rFonts w:ascii="Wingdings" w:hAnsi="Wingdings" w:hint="default"/>
+        <w:rFonts w:hint="default" w:ascii="Wingdings" w:hAnsi="Wingdings"/>
         <w:sz w:val="20"/>
       </w:rPr>
     </w:lvl>
@@ -4406,7 +4836,7 @@
         <w:ind w:left="5760" w:hanging="360"/>
       </w:pPr>
       <w:rPr>
-        <w:rFonts w:ascii="Wingdings" w:hAnsi="Wingdings" w:hint="default"/>
+        <w:rFonts w:hint="default" w:ascii="Wingdings" w:hAnsi="Wingdings"/>
         <w:sz w:val="20"/>
       </w:rPr>
     </w:lvl>
@@ -4422,7 +4852,7 @@
         <w:ind w:left="6480" w:hanging="360"/>
       </w:pPr>
       <w:rPr>
-        <w:rFonts w:ascii="Wingdings" w:hAnsi="Wingdings" w:hint="default"/>
+        <w:rFonts w:hint="default" w:ascii="Wingdings" w:hAnsi="Wingdings"/>
         <w:sz w:val="20"/>
       </w:rPr>
     </w:lvl>
@@ -4443,7 +4873,7 @@
         <w:ind w:left="720" w:hanging="360"/>
       </w:pPr>
       <w:rPr>
-        <w:rFonts w:ascii="Symbol" w:hAnsi="Symbol" w:hint="default"/>
+        <w:rFonts w:hint="default" w:ascii="Symbol" w:hAnsi="Symbol"/>
         <w:sz w:val="20"/>
       </w:rPr>
     </w:lvl>
@@ -4459,7 +4889,7 @@
         <w:ind w:left="1440" w:hanging="360"/>
       </w:pPr>
       <w:rPr>
-        <w:rFonts w:ascii="Courier New" w:hAnsi="Courier New" w:hint="default"/>
+        <w:rFonts w:hint="default" w:ascii="Courier New" w:hAnsi="Courier New"/>
         <w:sz w:val="20"/>
       </w:rPr>
     </w:lvl>
@@ -4475,7 +4905,7 @@
         <w:ind w:left="2160" w:hanging="360"/>
       </w:pPr>
       <w:rPr>
-        <w:rFonts w:ascii="Wingdings" w:hAnsi="Wingdings" w:hint="default"/>
+        <w:rFonts w:hint="default" w:ascii="Wingdings" w:hAnsi="Wingdings"/>
         <w:sz w:val="20"/>
       </w:rPr>
     </w:lvl>
@@ -4491,7 +4921,7 @@
         <w:ind w:left="2880" w:hanging="360"/>
       </w:pPr>
       <w:rPr>
-        <w:rFonts w:ascii="Wingdings" w:hAnsi="Wingdings" w:hint="default"/>
+        <w:rFonts w:hint="default" w:ascii="Wingdings" w:hAnsi="Wingdings"/>
         <w:sz w:val="20"/>
       </w:rPr>
     </w:lvl>
@@ -4507,7 +4937,7 @@
         <w:ind w:left="3600" w:hanging="360"/>
       </w:pPr>
       <w:rPr>
-        <w:rFonts w:ascii="Wingdings" w:hAnsi="Wingdings" w:hint="default"/>
+        <w:rFonts w:hint="default" w:ascii="Wingdings" w:hAnsi="Wingdings"/>
         <w:sz w:val="20"/>
       </w:rPr>
     </w:lvl>
@@ -4523,7 +4953,7 @@
         <w:ind w:left="4320" w:hanging="360"/>
       </w:pPr>
       <w:rPr>
-        <w:rFonts w:ascii="Wingdings" w:hAnsi="Wingdings" w:hint="default"/>
+        <w:rFonts w:hint="default" w:ascii="Wingdings" w:hAnsi="Wingdings"/>
         <w:sz w:val="20"/>
       </w:rPr>
     </w:lvl>
@@ -4539,7 +4969,7 @@
         <w:ind w:left="5040" w:hanging="360"/>
       </w:pPr>
       <w:rPr>
-        <w:rFonts w:ascii="Wingdings" w:hAnsi="Wingdings" w:hint="default"/>
+        <w:rFonts w:hint="default" w:ascii="Wingdings" w:hAnsi="Wingdings"/>
         <w:sz w:val="20"/>
       </w:rPr>
     </w:lvl>
@@ -4555,7 +4985,7 @@
         <w:ind w:left="5760" w:hanging="360"/>
       </w:pPr>
       <w:rPr>
-        <w:rFonts w:ascii="Wingdings" w:hAnsi="Wingdings" w:hint="default"/>
+        <w:rFonts w:hint="default" w:ascii="Wingdings" w:hAnsi="Wingdings"/>
         <w:sz w:val="20"/>
       </w:rPr>
     </w:lvl>
@@ -4571,7 +5001,7 @@
         <w:ind w:left="6480" w:hanging="360"/>
       </w:pPr>
       <w:rPr>
-        <w:rFonts w:ascii="Wingdings" w:hAnsi="Wingdings" w:hint="default"/>
+        <w:rFonts w:hint="default" w:ascii="Wingdings" w:hAnsi="Wingdings"/>
         <w:sz w:val="20"/>
       </w:rPr>
     </w:lvl>
@@ -4592,7 +5022,7 @@
         <w:ind w:left="720" w:hanging="360"/>
       </w:pPr>
       <w:rPr>
-        <w:rFonts w:ascii="Symbol" w:hAnsi="Symbol" w:hint="default"/>
+        <w:rFonts w:hint="default" w:ascii="Symbol" w:hAnsi="Symbol"/>
         <w:sz w:val="20"/>
       </w:rPr>
     </w:lvl>
@@ -4608,7 +5038,7 @@
         <w:ind w:left="1440" w:hanging="360"/>
       </w:pPr>
       <w:rPr>
-        <w:rFonts w:ascii="Courier New" w:hAnsi="Courier New" w:hint="default"/>
+        <w:rFonts w:hint="default" w:ascii="Courier New" w:hAnsi="Courier New"/>
         <w:sz w:val="20"/>
       </w:rPr>
     </w:lvl>
@@ -4624,7 +5054,7 @@
         <w:ind w:left="2160" w:hanging="360"/>
       </w:pPr>
       <w:rPr>
-        <w:rFonts w:ascii="Wingdings" w:hAnsi="Wingdings" w:hint="default"/>
+        <w:rFonts w:hint="default" w:ascii="Wingdings" w:hAnsi="Wingdings"/>
         <w:sz w:val="20"/>
       </w:rPr>
     </w:lvl>
@@ -4640,7 +5070,7 @@
         <w:ind w:left="2880" w:hanging="360"/>
       </w:pPr>
       <w:rPr>
-        <w:rFonts w:ascii="Wingdings" w:hAnsi="Wingdings" w:hint="default"/>
+        <w:rFonts w:hint="default" w:ascii="Wingdings" w:hAnsi="Wingdings"/>
         <w:sz w:val="20"/>
       </w:rPr>
     </w:lvl>
@@ -4656,7 +5086,7 @@
         <w:ind w:left="3600" w:hanging="360"/>
       </w:pPr>
       <w:rPr>
-        <w:rFonts w:ascii="Wingdings" w:hAnsi="Wingdings" w:hint="default"/>
+        <w:rFonts w:hint="default" w:ascii="Wingdings" w:hAnsi="Wingdings"/>
         <w:sz w:val="20"/>
       </w:rPr>
     </w:lvl>
@@ -4672,7 +5102,7 @@
         <w:ind w:left="4320" w:hanging="360"/>
       </w:pPr>
       <w:rPr>
-        <w:rFonts w:ascii="Wingdings" w:hAnsi="Wingdings" w:hint="default"/>
+        <w:rFonts w:hint="default" w:ascii="Wingdings" w:hAnsi="Wingdings"/>
         <w:sz w:val="20"/>
       </w:rPr>
     </w:lvl>
@@ -4688,7 +5118,7 @@
         <w:ind w:left="5040" w:hanging="360"/>
       </w:pPr>
       <w:rPr>
-        <w:rFonts w:ascii="Wingdings" w:hAnsi="Wingdings" w:hint="default"/>
+        <w:rFonts w:hint="default" w:ascii="Wingdings" w:hAnsi="Wingdings"/>
         <w:sz w:val="20"/>
       </w:rPr>
     </w:lvl>
@@ -4704,7 +5134,7 @@
         <w:ind w:left="5760" w:hanging="360"/>
       </w:pPr>
       <w:rPr>
-        <w:rFonts w:ascii="Wingdings" w:hAnsi="Wingdings" w:hint="default"/>
+        <w:rFonts w:hint="default" w:ascii="Wingdings" w:hAnsi="Wingdings"/>
         <w:sz w:val="20"/>
       </w:rPr>
     </w:lvl>
@@ -4720,7 +5150,7 @@
         <w:ind w:left="6480" w:hanging="360"/>
       </w:pPr>
       <w:rPr>
-        <w:rFonts w:ascii="Wingdings" w:hAnsi="Wingdings" w:hint="default"/>
+        <w:rFonts w:hint="default" w:ascii="Wingdings" w:hAnsi="Wingdings"/>
         <w:sz w:val="20"/>
       </w:rPr>
     </w:lvl>
@@ -4741,7 +5171,7 @@
         <w:ind w:left="720" w:hanging="360"/>
       </w:pPr>
       <w:rPr>
-        <w:rFonts w:ascii="Symbol" w:hAnsi="Symbol" w:hint="default"/>
+        <w:rFonts w:hint="default" w:ascii="Symbol" w:hAnsi="Symbol"/>
         <w:sz w:val="20"/>
       </w:rPr>
     </w:lvl>
@@ -4757,7 +5187,7 @@
         <w:ind w:left="1440" w:hanging="360"/>
       </w:pPr>
       <w:rPr>
-        <w:rFonts w:ascii="Courier New" w:hAnsi="Courier New" w:hint="default"/>
+        <w:rFonts w:hint="default" w:ascii="Courier New" w:hAnsi="Courier New"/>
         <w:sz w:val="20"/>
       </w:rPr>
     </w:lvl>
@@ -4773,7 +5203,7 @@
         <w:ind w:left="2160" w:hanging="360"/>
       </w:pPr>
       <w:rPr>
-        <w:rFonts w:ascii="Wingdings" w:hAnsi="Wingdings" w:hint="default"/>
+        <w:rFonts w:hint="default" w:ascii="Wingdings" w:hAnsi="Wingdings"/>
         <w:sz w:val="20"/>
       </w:rPr>
     </w:lvl>
@@ -4789,7 +5219,7 @@
         <w:ind w:left="2880" w:hanging="360"/>
       </w:pPr>
       <w:rPr>
-        <w:rFonts w:ascii="Wingdings" w:hAnsi="Wingdings" w:hint="default"/>
+        <w:rFonts w:hint="default" w:ascii="Wingdings" w:hAnsi="Wingdings"/>
         <w:sz w:val="20"/>
       </w:rPr>
     </w:lvl>
@@ -4805,7 +5235,7 @@
         <w:ind w:left="3600" w:hanging="360"/>
       </w:pPr>
       <w:rPr>
-        <w:rFonts w:ascii="Wingdings" w:hAnsi="Wingdings" w:hint="default"/>
+        <w:rFonts w:hint="default" w:ascii="Wingdings" w:hAnsi="Wingdings"/>
         <w:sz w:val="20"/>
       </w:rPr>
     </w:lvl>
@@ -4821,7 +5251,7 @@
         <w:ind w:left="4320" w:hanging="360"/>
       </w:pPr>
       <w:rPr>
-        <w:rFonts w:ascii="Wingdings" w:hAnsi="Wingdings" w:hint="default"/>
+        <w:rFonts w:hint="default" w:ascii="Wingdings" w:hAnsi="Wingdings"/>
         <w:sz w:val="20"/>
       </w:rPr>
     </w:lvl>
@@ -4837,7 +5267,7 @@
         <w:ind w:left="5040" w:hanging="360"/>
       </w:pPr>
       <w:rPr>
-        <w:rFonts w:ascii="Wingdings" w:hAnsi="Wingdings" w:hint="default"/>
+        <w:rFonts w:hint="default" w:ascii="Wingdings" w:hAnsi="Wingdings"/>
         <w:sz w:val="20"/>
       </w:rPr>
     </w:lvl>
@@ -4853,7 +5283,7 @@
         <w:ind w:left="5760" w:hanging="360"/>
       </w:pPr>
       <w:rPr>
-        <w:rFonts w:ascii="Wingdings" w:hAnsi="Wingdings" w:hint="default"/>
+        <w:rFonts w:hint="default" w:ascii="Wingdings" w:hAnsi="Wingdings"/>
         <w:sz w:val="20"/>
       </w:rPr>
     </w:lvl>
@@ -4869,7 +5299,7 @@
         <w:ind w:left="6480" w:hanging="360"/>
       </w:pPr>
       <w:rPr>
-        <w:rFonts w:ascii="Wingdings" w:hAnsi="Wingdings" w:hint="default"/>
+        <w:rFonts w:hint="default" w:ascii="Wingdings" w:hAnsi="Wingdings"/>
         <w:sz w:val="20"/>
       </w:rPr>
     </w:lvl>
@@ -4890,7 +5320,7 @@
         <w:ind w:left="720" w:hanging="360"/>
       </w:pPr>
       <w:rPr>
-        <w:rFonts w:ascii="Symbol" w:hAnsi="Symbol" w:hint="default"/>
+        <w:rFonts w:hint="default" w:ascii="Symbol" w:hAnsi="Symbol"/>
         <w:sz w:val="20"/>
       </w:rPr>
     </w:lvl>
@@ -4906,7 +5336,7 @@
         <w:ind w:left="1440" w:hanging="360"/>
       </w:pPr>
       <w:rPr>
-        <w:rFonts w:ascii="Courier New" w:hAnsi="Courier New" w:hint="default"/>
+        <w:rFonts w:hint="default" w:ascii="Courier New" w:hAnsi="Courier New"/>
         <w:sz w:val="20"/>
       </w:rPr>
     </w:lvl>
@@ -4922,7 +5352,7 @@
         <w:ind w:left="2160" w:hanging="360"/>
       </w:pPr>
       <w:rPr>
-        <w:rFonts w:ascii="Wingdings" w:hAnsi="Wingdings" w:hint="default"/>
+        <w:rFonts w:hint="default" w:ascii="Wingdings" w:hAnsi="Wingdings"/>
         <w:sz w:val="20"/>
       </w:rPr>
     </w:lvl>
@@ -4938,7 +5368,7 @@
         <w:ind w:left="2880" w:hanging="360"/>
       </w:pPr>
       <w:rPr>
-        <w:rFonts w:ascii="Wingdings" w:hAnsi="Wingdings" w:hint="default"/>
+        <w:rFonts w:hint="default" w:ascii="Wingdings" w:hAnsi="Wingdings"/>
         <w:sz w:val="20"/>
       </w:rPr>
     </w:lvl>
@@ -4954,7 +5384,7 @@
         <w:ind w:left="3600" w:hanging="360"/>
       </w:pPr>
       <w:rPr>
-        <w:rFonts w:ascii="Wingdings" w:hAnsi="Wingdings" w:hint="default"/>
+        <w:rFonts w:hint="default" w:ascii="Wingdings" w:hAnsi="Wingdings"/>
         <w:sz w:val="20"/>
       </w:rPr>
     </w:lvl>
@@ -4970,7 +5400,7 @@
         <w:ind w:left="4320" w:hanging="360"/>
       </w:pPr>
       <w:rPr>
-        <w:rFonts w:ascii="Wingdings" w:hAnsi="Wingdings" w:hint="default"/>
+        <w:rFonts w:hint="default" w:ascii="Wingdings" w:hAnsi="Wingdings"/>
         <w:sz w:val="20"/>
       </w:rPr>
     </w:lvl>
@@ -4986,7 +5416,7 @@
         <w:ind w:left="5040" w:hanging="360"/>
       </w:pPr>
       <w:rPr>
-        <w:rFonts w:ascii="Wingdings" w:hAnsi="Wingdings" w:hint="default"/>
+        <w:rFonts w:hint="default" w:ascii="Wingdings" w:hAnsi="Wingdings"/>
         <w:sz w:val="20"/>
       </w:rPr>
     </w:lvl>
@@ -5002,7 +5432,7 @@
         <w:ind w:left="5760" w:hanging="360"/>
       </w:pPr>
       <w:rPr>
-        <w:rFonts w:ascii="Wingdings" w:hAnsi="Wingdings" w:hint="default"/>
+        <w:rFonts w:hint="default" w:ascii="Wingdings" w:hAnsi="Wingdings"/>
         <w:sz w:val="20"/>
       </w:rPr>
     </w:lvl>
@@ -5018,7 +5448,7 @@
         <w:ind w:left="6480" w:hanging="360"/>
       </w:pPr>
       <w:rPr>
-        <w:rFonts w:ascii="Wingdings" w:hAnsi="Wingdings" w:hint="default"/>
+        <w:rFonts w:hint="default" w:ascii="Wingdings" w:hAnsi="Wingdings"/>
         <w:sz w:val="20"/>
       </w:rPr>
     </w:lvl>
@@ -5036,7 +5466,7 @@
         <w:ind w:left="1440" w:hanging="360"/>
       </w:pPr>
       <w:rPr>
-        <w:rFonts w:ascii="Symbol" w:hAnsi="Symbol" w:hint="default"/>
+        <w:rFonts w:hint="default" w:ascii="Symbol" w:hAnsi="Symbol"/>
       </w:rPr>
     </w:lvl>
     <w:lvl w:ilvl="1" w:tplc="04090003" w:tentative="1">
@@ -5048,7 +5478,7 @@
         <w:ind w:left="2160" w:hanging="360"/>
       </w:pPr>
       <w:rPr>
-        <w:rFonts w:ascii="Courier New" w:hAnsi="Courier New" w:cs="Courier New" w:hint="default"/>
+        <w:rFonts w:hint="default" w:ascii="Courier New" w:hAnsi="Courier New" w:cs="Courier New"/>
       </w:rPr>
     </w:lvl>
     <w:lvl w:ilvl="2" w:tplc="04090005" w:tentative="1">
@@ -5060,7 +5490,7 @@
         <w:ind w:left="2880" w:hanging="360"/>
       </w:pPr>
       <w:rPr>
-        <w:rFonts w:ascii="Wingdings" w:hAnsi="Wingdings" w:hint="default"/>
+        <w:rFonts w:hint="default" w:ascii="Wingdings" w:hAnsi="Wingdings"/>
       </w:rPr>
     </w:lvl>
     <w:lvl w:ilvl="3" w:tplc="04090001" w:tentative="1">
@@ -5072,7 +5502,7 @@
         <w:ind w:left="3600" w:hanging="360"/>
       </w:pPr>
       <w:rPr>
-        <w:rFonts w:ascii="Symbol" w:hAnsi="Symbol" w:hint="default"/>
+        <w:rFonts w:hint="default" w:ascii="Symbol" w:hAnsi="Symbol"/>
       </w:rPr>
     </w:lvl>
     <w:lvl w:ilvl="4" w:tplc="04090003" w:tentative="1">
@@ -5084,7 +5514,7 @@
         <w:ind w:left="4320" w:hanging="360"/>
       </w:pPr>
       <w:rPr>
-        <w:rFonts w:ascii="Courier New" w:hAnsi="Courier New" w:cs="Courier New" w:hint="default"/>
+        <w:rFonts w:hint="default" w:ascii="Courier New" w:hAnsi="Courier New" w:cs="Courier New"/>
       </w:rPr>
     </w:lvl>
     <w:lvl w:ilvl="5" w:tplc="04090005" w:tentative="1">
@@ -5096,7 +5526,7 @@
         <w:ind w:left="5040" w:hanging="360"/>
       </w:pPr>
       <w:rPr>
-        <w:rFonts w:ascii="Wingdings" w:hAnsi="Wingdings" w:hint="default"/>
+        <w:rFonts w:hint="default" w:ascii="Wingdings" w:hAnsi="Wingdings"/>
       </w:rPr>
     </w:lvl>
     <w:lvl w:ilvl="6" w:tplc="04090001" w:tentative="1">
@@ -5108,7 +5538,7 @@
         <w:ind w:left="5760" w:hanging="360"/>
       </w:pPr>
       <w:rPr>
-        <w:rFonts w:ascii="Symbol" w:hAnsi="Symbol" w:hint="default"/>
+        <w:rFonts w:hint="default" w:ascii="Symbol" w:hAnsi="Symbol"/>
       </w:rPr>
     </w:lvl>
     <w:lvl w:ilvl="7" w:tplc="04090003" w:tentative="1">
@@ -5120,7 +5550,7 @@
         <w:ind w:left="6480" w:hanging="360"/>
       </w:pPr>
       <w:rPr>
-        <w:rFonts w:ascii="Courier New" w:hAnsi="Courier New" w:cs="Courier New" w:hint="default"/>
+        <w:rFonts w:hint="default" w:ascii="Courier New" w:hAnsi="Courier New" w:cs="Courier New"/>
       </w:rPr>
     </w:lvl>
     <w:lvl w:ilvl="8" w:tplc="04090005" w:tentative="1">
@@ -5132,7 +5562,7 @@
         <w:ind w:left="7200" w:hanging="360"/>
       </w:pPr>
       <w:rPr>
-        <w:rFonts w:ascii="Wingdings" w:hAnsi="Wingdings" w:hint="default"/>
+        <w:rFonts w:hint="default" w:ascii="Wingdings" w:hAnsi="Wingdings"/>
       </w:rPr>
     </w:lvl>
   </w:abstractNum>
@@ -5152,7 +5582,7 @@
         <w:ind w:left="720" w:hanging="360"/>
       </w:pPr>
       <w:rPr>
-        <w:rFonts w:ascii="Symbol" w:hAnsi="Symbol" w:hint="default"/>
+        <w:rFonts w:hint="default" w:ascii="Symbol" w:hAnsi="Symbol"/>
         <w:sz w:val="20"/>
       </w:rPr>
     </w:lvl>
@@ -5168,7 +5598,7 @@
         <w:ind w:left="1440" w:hanging="360"/>
       </w:pPr>
       <w:rPr>
-        <w:rFonts w:ascii="Courier New" w:hAnsi="Courier New" w:hint="default"/>
+        <w:rFonts w:hint="default" w:ascii="Courier New" w:hAnsi="Courier New"/>
         <w:sz w:val="20"/>
       </w:rPr>
     </w:lvl>
@@ -5184,7 +5614,7 @@
         <w:ind w:left="2160" w:hanging="360"/>
       </w:pPr>
       <w:rPr>
-        <w:rFonts w:ascii="Wingdings" w:hAnsi="Wingdings" w:hint="default"/>
+        <w:rFonts w:hint="default" w:ascii="Wingdings" w:hAnsi="Wingdings"/>
         <w:sz w:val="20"/>
       </w:rPr>
     </w:lvl>
@@ -5200,7 +5630,7 @@
         <w:ind w:left="2880" w:hanging="360"/>
       </w:pPr>
       <w:rPr>
-        <w:rFonts w:ascii="Wingdings" w:hAnsi="Wingdings" w:hint="default"/>
+        <w:rFonts w:hint="default" w:ascii="Wingdings" w:hAnsi="Wingdings"/>
         <w:sz w:val="20"/>
       </w:rPr>
     </w:lvl>
@@ -5216,7 +5646,7 @@
         <w:ind w:left="3600" w:hanging="360"/>
       </w:pPr>
       <w:rPr>
-        <w:rFonts w:ascii="Wingdings" w:hAnsi="Wingdings" w:hint="default"/>
+        <w:rFonts w:hint="default" w:ascii="Wingdings" w:hAnsi="Wingdings"/>
         <w:sz w:val="20"/>
       </w:rPr>
     </w:lvl>
@@ -5232,7 +5662,7 @@
         <w:ind w:left="4320" w:hanging="360"/>
       </w:pPr>
       <w:rPr>
-        <w:rFonts w:ascii="Wingdings" w:hAnsi="Wingdings" w:hint="default"/>
+        <w:rFonts w:hint="default" w:ascii="Wingdings" w:hAnsi="Wingdings"/>
         <w:sz w:val="20"/>
       </w:rPr>
     </w:lvl>
@@ -5248,7 +5678,7 @@
         <w:ind w:left="5040" w:hanging="360"/>
       </w:pPr>
       <w:rPr>
-        <w:rFonts w:ascii="Wingdings" w:hAnsi="Wingdings" w:hint="default"/>
+        <w:rFonts w:hint="default" w:ascii="Wingdings" w:hAnsi="Wingdings"/>
         <w:sz w:val="20"/>
       </w:rPr>
     </w:lvl>
@@ -5264,7 +5694,7 @@
         <w:ind w:left="5760" w:hanging="360"/>
       </w:pPr>
       <w:rPr>
-        <w:rFonts w:ascii="Wingdings" w:hAnsi="Wingdings" w:hint="default"/>
+        <w:rFonts w:hint="default" w:ascii="Wingdings" w:hAnsi="Wingdings"/>
         <w:sz w:val="20"/>
       </w:rPr>
     </w:lvl>
@@ -5280,7 +5710,7 @@
         <w:ind w:left="6480" w:hanging="360"/>
       </w:pPr>
       <w:rPr>
-        <w:rFonts w:ascii="Wingdings" w:hAnsi="Wingdings" w:hint="default"/>
+        <w:rFonts w:hint="default" w:ascii="Wingdings" w:hAnsi="Wingdings"/>
         <w:sz w:val="20"/>
       </w:rPr>
     </w:lvl>
@@ -5301,7 +5731,7 @@
         <w:ind w:left="720" w:hanging="360"/>
       </w:pPr>
       <w:rPr>
-        <w:rFonts w:ascii="Symbol" w:hAnsi="Symbol" w:hint="default"/>
+        <w:rFonts w:hint="default" w:ascii="Symbol" w:hAnsi="Symbol"/>
         <w:sz w:val="20"/>
       </w:rPr>
     </w:lvl>
@@ -5317,7 +5747,7 @@
         <w:ind w:left="1440" w:hanging="360"/>
       </w:pPr>
       <w:rPr>
-        <w:rFonts w:ascii="Courier New" w:hAnsi="Courier New" w:hint="default"/>
+        <w:rFonts w:hint="default" w:ascii="Courier New" w:hAnsi="Courier New"/>
         <w:sz w:val="20"/>
       </w:rPr>
     </w:lvl>
@@ -5333,7 +5763,7 @@
         <w:ind w:left="2160" w:hanging="360"/>
       </w:pPr>
       <w:rPr>
-        <w:rFonts w:ascii="Wingdings" w:hAnsi="Wingdings" w:hint="default"/>
+        <w:rFonts w:hint="default" w:ascii="Wingdings" w:hAnsi="Wingdings"/>
         <w:sz w:val="20"/>
       </w:rPr>
     </w:lvl>
@@ -5349,7 +5779,7 @@
         <w:ind w:left="2880" w:hanging="360"/>
       </w:pPr>
       <w:rPr>
-        <w:rFonts w:ascii="Wingdings" w:hAnsi="Wingdings" w:hint="default"/>
+        <w:rFonts w:hint="default" w:ascii="Wingdings" w:hAnsi="Wingdings"/>
         <w:sz w:val="20"/>
       </w:rPr>
     </w:lvl>
@@ -5365,7 +5795,7 @@
         <w:ind w:left="3600" w:hanging="360"/>
       </w:pPr>
       <w:rPr>
-        <w:rFonts w:ascii="Wingdings" w:hAnsi="Wingdings" w:hint="default"/>
+        <w:rFonts w:hint="default" w:ascii="Wingdings" w:hAnsi="Wingdings"/>
         <w:sz w:val="20"/>
       </w:rPr>
     </w:lvl>
@@ -5381,7 +5811,7 @@
         <w:ind w:left="4320" w:hanging="360"/>
       </w:pPr>
       <w:rPr>
-        <w:rFonts w:ascii="Wingdings" w:hAnsi="Wingdings" w:hint="default"/>
+        <w:rFonts w:hint="default" w:ascii="Wingdings" w:hAnsi="Wingdings"/>
         <w:sz w:val="20"/>
       </w:rPr>
     </w:lvl>
@@ -5397,7 +5827,7 @@
         <w:ind w:left="5040" w:hanging="360"/>
       </w:pPr>
       <w:rPr>
-        <w:rFonts w:ascii="Wingdings" w:hAnsi="Wingdings" w:hint="default"/>
+        <w:rFonts w:hint="default" w:ascii="Wingdings" w:hAnsi="Wingdings"/>
         <w:sz w:val="20"/>
       </w:rPr>
     </w:lvl>
@@ -5413,7 +5843,7 @@
         <w:ind w:left="5760" w:hanging="360"/>
       </w:pPr>
       <w:rPr>
-        <w:rFonts w:ascii="Wingdings" w:hAnsi="Wingdings" w:hint="default"/>
+        <w:rFonts w:hint="default" w:ascii="Wingdings" w:hAnsi="Wingdings"/>
         <w:sz w:val="20"/>
       </w:rPr>
     </w:lvl>
@@ -5429,7 +5859,7 @@
         <w:ind w:left="6480" w:hanging="360"/>
       </w:pPr>
       <w:rPr>
-        <w:rFonts w:ascii="Wingdings" w:hAnsi="Wingdings" w:hint="default"/>
+        <w:rFonts w:hint="default" w:ascii="Wingdings" w:hAnsi="Wingdings"/>
         <w:sz w:val="20"/>
       </w:rPr>
     </w:lvl>
@@ -5450,7 +5880,7 @@
         <w:ind w:left="720" w:hanging="360"/>
       </w:pPr>
       <w:rPr>
-        <w:rFonts w:ascii="Symbol" w:hAnsi="Symbol" w:hint="default"/>
+        <w:rFonts w:hint="default" w:ascii="Symbol" w:hAnsi="Symbol"/>
         <w:sz w:val="20"/>
       </w:rPr>
     </w:lvl>
@@ -5466,7 +5896,7 @@
         <w:ind w:left="1440" w:hanging="360"/>
       </w:pPr>
       <w:rPr>
-        <w:rFonts w:ascii="Courier New" w:hAnsi="Courier New" w:hint="default"/>
+        <w:rFonts w:hint="default" w:ascii="Courier New" w:hAnsi="Courier New"/>
         <w:sz w:val="20"/>
       </w:rPr>
     </w:lvl>
@@ -5482,7 +5912,7 @@
         <w:ind w:left="2160" w:hanging="360"/>
       </w:pPr>
       <w:rPr>
-        <w:rFonts w:ascii="Wingdings" w:hAnsi="Wingdings" w:hint="default"/>
+        <w:rFonts w:hint="default" w:ascii="Wingdings" w:hAnsi="Wingdings"/>
         <w:sz w:val="20"/>
       </w:rPr>
     </w:lvl>
@@ -5498,7 +5928,7 @@
         <w:ind w:left="2880" w:hanging="360"/>
       </w:pPr>
       <w:rPr>
-        <w:rFonts w:ascii="Wingdings" w:hAnsi="Wingdings" w:hint="default"/>
+        <w:rFonts w:hint="default" w:ascii="Wingdings" w:hAnsi="Wingdings"/>
         <w:sz w:val="20"/>
       </w:rPr>
     </w:lvl>
@@ -5514,7 +5944,7 @@
         <w:ind w:left="3600" w:hanging="360"/>
       </w:pPr>
       <w:rPr>
-        <w:rFonts w:ascii="Wingdings" w:hAnsi="Wingdings" w:hint="default"/>
+        <w:rFonts w:hint="default" w:ascii="Wingdings" w:hAnsi="Wingdings"/>
         <w:sz w:val="20"/>
       </w:rPr>
     </w:lvl>
@@ -5530,7 +5960,7 @@
         <w:ind w:left="4320" w:hanging="360"/>
       </w:pPr>
       <w:rPr>
-        <w:rFonts w:ascii="Wingdings" w:hAnsi="Wingdings" w:hint="default"/>
+        <w:rFonts w:hint="default" w:ascii="Wingdings" w:hAnsi="Wingdings"/>
         <w:sz w:val="20"/>
       </w:rPr>
     </w:lvl>
@@ -5546,7 +5976,7 @@
         <w:ind w:left="5040" w:hanging="360"/>
       </w:pPr>
       <w:rPr>
-        <w:rFonts w:ascii="Wingdings" w:hAnsi="Wingdings" w:hint="default"/>
+        <w:rFonts w:hint="default" w:ascii="Wingdings" w:hAnsi="Wingdings"/>
         <w:sz w:val="20"/>
       </w:rPr>
     </w:lvl>
@@ -5562,7 +5992,7 @@
         <w:ind w:left="5760" w:hanging="360"/>
       </w:pPr>
       <w:rPr>
-        <w:rFonts w:ascii="Wingdings" w:hAnsi="Wingdings" w:hint="default"/>
+        <w:rFonts w:hint="default" w:ascii="Wingdings" w:hAnsi="Wingdings"/>
         <w:sz w:val="20"/>
       </w:rPr>
     </w:lvl>
@@ -5578,7 +6008,7 @@
         <w:ind w:left="6480" w:hanging="360"/>
       </w:pPr>
       <w:rPr>
-        <w:rFonts w:ascii="Wingdings" w:hAnsi="Wingdings" w:hint="default"/>
+        <w:rFonts w:hint="default" w:ascii="Wingdings" w:hAnsi="Wingdings"/>
         <w:sz w:val="20"/>
       </w:rPr>
     </w:lvl>
@@ -5599,7 +6029,7 @@
         <w:ind w:left="720" w:hanging="360"/>
       </w:pPr>
       <w:rPr>
-        <w:rFonts w:ascii="Symbol" w:hAnsi="Symbol" w:hint="default"/>
+        <w:rFonts w:hint="default" w:ascii="Symbol" w:hAnsi="Symbol"/>
         <w:sz w:val="20"/>
       </w:rPr>
     </w:lvl>
@@ -5615,7 +6045,7 @@
         <w:ind w:left="1440" w:hanging="360"/>
       </w:pPr>
       <w:rPr>
-        <w:rFonts w:ascii="Courier New" w:hAnsi="Courier New" w:hint="default"/>
+        <w:rFonts w:hint="default" w:ascii="Courier New" w:hAnsi="Courier New"/>
         <w:sz w:val="20"/>
       </w:rPr>
     </w:lvl>
@@ -5631,7 +6061,7 @@
         <w:ind w:left="2160" w:hanging="360"/>
       </w:pPr>
       <w:rPr>
-        <w:rFonts w:ascii="Wingdings" w:hAnsi="Wingdings" w:hint="default"/>
+        <w:rFonts w:hint="default" w:ascii="Wingdings" w:hAnsi="Wingdings"/>
         <w:sz w:val="20"/>
       </w:rPr>
     </w:lvl>
@@ -5647,7 +6077,7 @@
         <w:ind w:left="2880" w:hanging="360"/>
       </w:pPr>
       <w:rPr>
-        <w:rFonts w:ascii="Wingdings" w:hAnsi="Wingdings" w:hint="default"/>
+        <w:rFonts w:hint="default" w:ascii="Wingdings" w:hAnsi="Wingdings"/>
         <w:sz w:val="20"/>
       </w:rPr>
     </w:lvl>
@@ -5663,7 +6093,7 @@
         <w:ind w:left="3600" w:hanging="360"/>
       </w:pPr>
       <w:rPr>
-        <w:rFonts w:ascii="Wingdings" w:hAnsi="Wingdings" w:hint="default"/>
+        <w:rFonts w:hint="default" w:ascii="Wingdings" w:hAnsi="Wingdings"/>
         <w:sz w:val="20"/>
       </w:rPr>
     </w:lvl>
@@ -5679,7 +6109,7 @@
         <w:ind w:left="4320" w:hanging="360"/>
       </w:pPr>
       <w:rPr>
-        <w:rFonts w:ascii="Wingdings" w:hAnsi="Wingdings" w:hint="default"/>
+        <w:rFonts w:hint="default" w:ascii="Wingdings" w:hAnsi="Wingdings"/>
         <w:sz w:val="20"/>
       </w:rPr>
     </w:lvl>
@@ -5695,7 +6125,7 @@
         <w:ind w:left="5040" w:hanging="360"/>
       </w:pPr>
       <w:rPr>
-        <w:rFonts w:ascii="Wingdings" w:hAnsi="Wingdings" w:hint="default"/>
+        <w:rFonts w:hint="default" w:ascii="Wingdings" w:hAnsi="Wingdings"/>
         <w:sz w:val="20"/>
       </w:rPr>
     </w:lvl>
@@ -5711,7 +6141,7 @@
         <w:ind w:left="5760" w:hanging="360"/>
       </w:pPr>
       <w:rPr>
-        <w:rFonts w:ascii="Wingdings" w:hAnsi="Wingdings" w:hint="default"/>
+        <w:rFonts w:hint="default" w:ascii="Wingdings" w:hAnsi="Wingdings"/>
         <w:sz w:val="20"/>
       </w:rPr>
     </w:lvl>
@@ -5727,7 +6157,7 @@
         <w:ind w:left="6480" w:hanging="360"/>
       </w:pPr>
       <w:rPr>
-        <w:rFonts w:ascii="Wingdings" w:hAnsi="Wingdings" w:hint="default"/>
+        <w:rFonts w:hint="default" w:ascii="Wingdings" w:hAnsi="Wingdings"/>
         <w:sz w:val="20"/>
       </w:rPr>
     </w:lvl>
@@ -5748,7 +6178,7 @@
         <w:ind w:left="720" w:hanging="360"/>
       </w:pPr>
       <w:rPr>
-        <w:rFonts w:ascii="Symbol" w:hAnsi="Symbol" w:hint="default"/>
+        <w:rFonts w:hint="default" w:ascii="Symbol" w:hAnsi="Symbol"/>
         <w:sz w:val="20"/>
       </w:rPr>
     </w:lvl>
@@ -5764,7 +6194,7 @@
         <w:ind w:left="1440" w:hanging="360"/>
       </w:pPr>
       <w:rPr>
-        <w:rFonts w:ascii="Courier New" w:hAnsi="Courier New" w:hint="default"/>
+        <w:rFonts w:hint="default" w:ascii="Courier New" w:hAnsi="Courier New"/>
         <w:sz w:val="20"/>
       </w:rPr>
     </w:lvl>
@@ -5780,7 +6210,7 @@
         <w:ind w:left="2160" w:hanging="360"/>
       </w:pPr>
       <w:rPr>
-        <w:rFonts w:ascii="Wingdings" w:hAnsi="Wingdings" w:hint="default"/>
+        <w:rFonts w:hint="default" w:ascii="Wingdings" w:hAnsi="Wingdings"/>
         <w:sz w:val="20"/>
       </w:rPr>
     </w:lvl>
@@ -5796,7 +6226,7 @@
         <w:ind w:left="2880" w:hanging="360"/>
       </w:pPr>
       <w:rPr>
-        <w:rFonts w:ascii="Wingdings" w:hAnsi="Wingdings" w:hint="default"/>
+        <w:rFonts w:hint="default" w:ascii="Wingdings" w:hAnsi="Wingdings"/>
         <w:sz w:val="20"/>
       </w:rPr>
     </w:lvl>
@@ -5812,7 +6242,7 @@
         <w:ind w:left="3600" w:hanging="360"/>
       </w:pPr>
       <w:rPr>
-        <w:rFonts w:ascii="Wingdings" w:hAnsi="Wingdings" w:hint="default"/>
+        <w:rFonts w:hint="default" w:ascii="Wingdings" w:hAnsi="Wingdings"/>
         <w:sz w:val="20"/>
       </w:rPr>
     </w:lvl>
@@ -5828,7 +6258,7 @@
         <w:ind w:left="4320" w:hanging="360"/>
       </w:pPr>
       <w:rPr>
-        <w:rFonts w:ascii="Wingdings" w:hAnsi="Wingdings" w:hint="default"/>
+        <w:rFonts w:hint="default" w:ascii="Wingdings" w:hAnsi="Wingdings"/>
         <w:sz w:val="20"/>
       </w:rPr>
     </w:lvl>
@@ -5844,7 +6274,7 @@
         <w:ind w:left="5040" w:hanging="360"/>
       </w:pPr>
       <w:rPr>
-        <w:rFonts w:ascii="Wingdings" w:hAnsi="Wingdings" w:hint="default"/>
+        <w:rFonts w:hint="default" w:ascii="Wingdings" w:hAnsi="Wingdings"/>
         <w:sz w:val="20"/>
       </w:rPr>
     </w:lvl>
@@ -5860,7 +6290,7 @@
         <w:ind w:left="5760" w:hanging="360"/>
       </w:pPr>
       <w:rPr>
-        <w:rFonts w:ascii="Wingdings" w:hAnsi="Wingdings" w:hint="default"/>
+        <w:rFonts w:hint="default" w:ascii="Wingdings" w:hAnsi="Wingdings"/>
         <w:sz w:val="20"/>
       </w:rPr>
     </w:lvl>
@@ -5876,7 +6306,7 @@
         <w:ind w:left="6480" w:hanging="360"/>
       </w:pPr>
       <w:rPr>
-        <w:rFonts w:ascii="Wingdings" w:hAnsi="Wingdings" w:hint="default"/>
+        <w:rFonts w:hint="default" w:ascii="Wingdings" w:hAnsi="Wingdings"/>
         <w:sz w:val="20"/>
       </w:rPr>
     </w:lvl>
@@ -5894,7 +6324,7 @@
         <w:ind w:left="1440" w:hanging="360"/>
       </w:pPr>
       <w:rPr>
-        <w:rFonts w:ascii="Symbol" w:hAnsi="Symbol" w:hint="default"/>
+        <w:rFonts w:hint="default" w:ascii="Symbol" w:hAnsi="Symbol"/>
       </w:rPr>
     </w:lvl>
     <w:lvl w:ilvl="1" w:tplc="04090003" w:tentative="1">
@@ -5906,7 +6336,7 @@
         <w:ind w:left="2160" w:hanging="360"/>
       </w:pPr>
       <w:rPr>
-        <w:rFonts w:ascii="Courier New" w:hAnsi="Courier New" w:cs="Courier New" w:hint="default"/>
+        <w:rFonts w:hint="default" w:ascii="Courier New" w:hAnsi="Courier New" w:cs="Courier New"/>
       </w:rPr>
     </w:lvl>
     <w:lvl w:ilvl="2" w:tplc="04090005" w:tentative="1">
@@ -5918,7 +6348,7 @@
         <w:ind w:left="2880" w:hanging="360"/>
       </w:pPr>
       <w:rPr>
-        <w:rFonts w:ascii="Wingdings" w:hAnsi="Wingdings" w:hint="default"/>
+        <w:rFonts w:hint="default" w:ascii="Wingdings" w:hAnsi="Wingdings"/>
       </w:rPr>
     </w:lvl>
     <w:lvl w:ilvl="3" w:tplc="04090001" w:tentative="1">
@@ -5930,7 +6360,7 @@
         <w:ind w:left="3600" w:hanging="360"/>
       </w:pPr>
       <w:rPr>
-        <w:rFonts w:ascii="Symbol" w:hAnsi="Symbol" w:hint="default"/>
+        <w:rFonts w:hint="default" w:ascii="Symbol" w:hAnsi="Symbol"/>
       </w:rPr>
     </w:lvl>
     <w:lvl w:ilvl="4" w:tplc="04090003" w:tentative="1">
@@ -5942,7 +6372,7 @@
         <w:ind w:left="4320" w:hanging="360"/>
       </w:pPr>
       <w:rPr>
-        <w:rFonts w:ascii="Courier New" w:hAnsi="Courier New" w:cs="Courier New" w:hint="default"/>
+        <w:rFonts w:hint="default" w:ascii="Courier New" w:hAnsi="Courier New" w:cs="Courier New"/>
       </w:rPr>
     </w:lvl>
     <w:lvl w:ilvl="5" w:tplc="04090005" w:tentative="1">
@@ -5954,7 +6384,7 @@
         <w:ind w:left="5040" w:hanging="360"/>
       </w:pPr>
       <w:rPr>
-        <w:rFonts w:ascii="Wingdings" w:hAnsi="Wingdings" w:hint="default"/>
+        <w:rFonts w:hint="default" w:ascii="Wingdings" w:hAnsi="Wingdings"/>
       </w:rPr>
     </w:lvl>
     <w:lvl w:ilvl="6" w:tplc="04090001" w:tentative="1">
@@ -5966,7 +6396,7 @@
         <w:ind w:left="5760" w:hanging="360"/>
       </w:pPr>
       <w:rPr>
-        <w:rFonts w:ascii="Symbol" w:hAnsi="Symbol" w:hint="default"/>
+        <w:rFonts w:hint="default" w:ascii="Symbol" w:hAnsi="Symbol"/>
       </w:rPr>
     </w:lvl>
     <w:lvl w:ilvl="7" w:tplc="04090003" w:tentative="1">
@@ -5978,7 +6408,7 @@
         <w:ind w:left="6480" w:hanging="360"/>
       </w:pPr>
       <w:rPr>
-        <w:rFonts w:ascii="Courier New" w:hAnsi="Courier New" w:cs="Courier New" w:hint="default"/>
+        <w:rFonts w:hint="default" w:ascii="Courier New" w:hAnsi="Courier New" w:cs="Courier New"/>
       </w:rPr>
     </w:lvl>
     <w:lvl w:ilvl="8" w:tplc="04090005" w:tentative="1">
@@ -5990,7 +6420,7 @@
         <w:ind w:left="7200" w:hanging="360"/>
       </w:pPr>
       <w:rPr>
-        <w:rFonts w:ascii="Wingdings" w:hAnsi="Wingdings" w:hint="default"/>
+        <w:rFonts w:hint="default" w:ascii="Wingdings" w:hAnsi="Wingdings"/>
       </w:rPr>
     </w:lvl>
   </w:abstractNum>
@@ -6007,7 +6437,7 @@
         <w:ind w:left="1440" w:hanging="360"/>
       </w:pPr>
       <w:rPr>
-        <w:rFonts w:ascii="Symbol" w:hAnsi="Symbol" w:hint="default"/>
+        <w:rFonts w:hint="default" w:ascii="Symbol" w:hAnsi="Symbol"/>
       </w:rPr>
     </w:lvl>
     <w:lvl w:ilvl="1" w:tplc="04090003" w:tentative="1">
@@ -6019,7 +6449,7 @@
         <w:ind w:left="2160" w:hanging="360"/>
       </w:pPr>
       <w:rPr>
-        <w:rFonts w:ascii="Courier New" w:hAnsi="Courier New" w:cs="Courier New" w:hint="default"/>
+        <w:rFonts w:hint="default" w:ascii="Courier New" w:hAnsi="Courier New" w:cs="Courier New"/>
       </w:rPr>
     </w:lvl>
     <w:lvl w:ilvl="2" w:tplc="04090005" w:tentative="1">
@@ -6031,7 +6461,7 @@
         <w:ind w:left="2880" w:hanging="360"/>
       </w:pPr>
       <w:rPr>
-        <w:rFonts w:ascii="Wingdings" w:hAnsi="Wingdings" w:hint="default"/>
+        <w:rFonts w:hint="default" w:ascii="Wingdings" w:hAnsi="Wingdings"/>
       </w:rPr>
     </w:lvl>
     <w:lvl w:ilvl="3" w:tplc="04090001" w:tentative="1">
@@ -6043,7 +6473,7 @@
         <w:ind w:left="3600" w:hanging="360"/>
       </w:pPr>
       <w:rPr>
-        <w:rFonts w:ascii="Symbol" w:hAnsi="Symbol" w:hint="default"/>
+        <w:rFonts w:hint="default" w:ascii="Symbol" w:hAnsi="Symbol"/>
       </w:rPr>
     </w:lvl>
     <w:lvl w:ilvl="4" w:tplc="04090003" w:tentative="1">
@@ -6055,7 +6485,7 @@
         <w:ind w:left="4320" w:hanging="360"/>
       </w:pPr>
       <w:rPr>
-        <w:rFonts w:ascii="Courier New" w:hAnsi="Courier New" w:cs="Courier New" w:hint="default"/>
+        <w:rFonts w:hint="default" w:ascii="Courier New" w:hAnsi="Courier New" w:cs="Courier New"/>
       </w:rPr>
     </w:lvl>
     <w:lvl w:ilvl="5" w:tplc="04090005" w:tentative="1">
@@ -6067,7 +6497,7 @@
         <w:ind w:left="5040" w:hanging="360"/>
       </w:pPr>
       <w:rPr>
-        <w:rFonts w:ascii="Wingdings" w:hAnsi="Wingdings" w:hint="default"/>
+        <w:rFonts w:hint="default" w:ascii="Wingdings" w:hAnsi="Wingdings"/>
       </w:rPr>
     </w:lvl>
     <w:lvl w:ilvl="6" w:tplc="04090001" w:tentative="1">
@@ -6079,7 +6509,7 @@
         <w:ind w:left="5760" w:hanging="360"/>
       </w:pPr>
       <w:rPr>
-        <w:rFonts w:ascii="Symbol" w:hAnsi="Symbol" w:hint="default"/>
+        <w:rFonts w:hint="default" w:ascii="Symbol" w:hAnsi="Symbol"/>
       </w:rPr>
     </w:lvl>
     <w:lvl w:ilvl="7" w:tplc="04090003" w:tentative="1">
@@ -6091,7 +6521,7 @@
         <w:ind w:left="6480" w:hanging="360"/>
       </w:pPr>
       <w:rPr>
-        <w:rFonts w:ascii="Courier New" w:hAnsi="Courier New" w:cs="Courier New" w:hint="default"/>
+        <w:rFonts w:hint="default" w:ascii="Courier New" w:hAnsi="Courier New" w:cs="Courier New"/>
       </w:rPr>
     </w:lvl>
     <w:lvl w:ilvl="8" w:tplc="04090005" w:tentative="1">
@@ -6103,7 +6533,7 @@
         <w:ind w:left="7200" w:hanging="360"/>
       </w:pPr>
       <w:rPr>
-        <w:rFonts w:ascii="Wingdings" w:hAnsi="Wingdings" w:hint="default"/>
+        <w:rFonts w:hint="default" w:ascii="Wingdings" w:hAnsi="Wingdings"/>
       </w:rPr>
     </w:lvl>
   </w:abstractNum>
@@ -6207,11 +6637,11 @@
 </file>
 
 <file path=word/styles.xml><?xml version="1.0" encoding="utf-8"?>
-<w:styles xmlns:mc="http://schemas.openxmlformats.org/markup-compatibility/2006" xmlns:r="http://schemas.openxmlformats.org/officeDocument/2006/relationships" xmlns:w="http://schemas.openxmlformats.org/wordprocessingml/2006/main" xmlns:w14="http://schemas.microsoft.com/office/word/2010/wordml" xmlns:w15="http://schemas.microsoft.com/office/word/2012/wordml" xmlns:w16cex="http://schemas.microsoft.com/office/word/2018/wordml/cex" xmlns:w16cid="http://schemas.microsoft.com/office/word/2016/wordml/cid" xmlns:w16="http://schemas.microsoft.com/office/word/2018/wordml" xmlns:w16du="http://schemas.microsoft.com/office/word/2023/wordml/word16du" xmlns:w16sdtdh="http://schemas.microsoft.com/office/word/2020/wordml/sdtdatahash" xmlns:w16sdtfl="http://schemas.microsoft.com/office/word/2024/wordml/sdtformatlock" xmlns:w16se="http://schemas.microsoft.com/office/word/2015/wordml/symex" mc:Ignorable="w14 w15 w16se w16cid w16 w16cex w16sdtdh w16sdtfl w16du">
+<w:styles xmlns:wp14="http://schemas.microsoft.com/office/word/2010/wordprocessingDrawing" xmlns:mc="http://schemas.openxmlformats.org/markup-compatibility/2006" xmlns:r="http://schemas.openxmlformats.org/officeDocument/2006/relationships" xmlns:w="http://schemas.openxmlformats.org/wordprocessingml/2006/main" xmlns:w14="http://schemas.microsoft.com/office/word/2010/wordml" xmlns:w15="http://schemas.microsoft.com/office/word/2012/wordml" xmlns:w16cex="http://schemas.microsoft.com/office/word/2018/wordml/cex" xmlns:w16cid="http://schemas.microsoft.com/office/word/2016/wordml/cid" xmlns:w16="http://schemas.microsoft.com/office/word/2018/wordml" xmlns:w16du="http://schemas.microsoft.com/office/word/2023/wordml/word16du" xmlns:w16sdtdh="http://schemas.microsoft.com/office/word/2020/wordml/sdtdatahash" xmlns:w16sdtfl="http://schemas.microsoft.com/office/word/2024/wordml/sdtformatlock" xmlns:w16se="http://schemas.microsoft.com/office/word/2015/wordml/symex" mc:Ignorable="w14 w15 w16se w16cid w16 w16cex w16sdtdh w16sdtfl w16du wp14">
   <w:docDefaults>
     <w:rPrDefault>
       <w:rPr>
-        <w:rFonts w:asciiTheme="minorHAnsi" w:eastAsiaTheme="minorHAnsi" w:hAnsiTheme="minorHAnsi" w:cstheme="minorBidi"/>
+        <w:rFonts w:asciiTheme="minorHAnsi" w:hAnsiTheme="minorHAnsi" w:eastAsiaTheme="minorHAnsi" w:cstheme="minorBidi"/>
         <w:kern w:val="2"/>
         <w:sz w:val="24"/>
         <w:szCs w:val="24"/>
@@ -6228,14 +6658,14 @@
   <w:latentStyles w:defLockedState="0" w:defUIPriority="99" w:defSemiHidden="0" w:defUnhideWhenUsed="0" w:defQFormat="0" w:count="376">
     <w:lsdException w:name="Normal" w:uiPriority="0" w:qFormat="1"/>
     <w:lsdException w:name="heading 1" w:uiPriority="9" w:qFormat="1"/>
-    <w:lsdException w:name="heading 2" w:semiHidden="1" w:uiPriority="9" w:unhideWhenUsed="1" w:qFormat="1"/>
-    <w:lsdException w:name="heading 3" w:semiHidden="1" w:uiPriority="9" w:unhideWhenUsed="1" w:qFormat="1"/>
-    <w:lsdException w:name="heading 4" w:semiHidden="1" w:uiPriority="9" w:unhideWhenUsed="1" w:qFormat="1"/>
-    <w:lsdException w:name="heading 5" w:semiHidden="1" w:uiPriority="9" w:unhideWhenUsed="1" w:qFormat="1"/>
-    <w:lsdException w:name="heading 6" w:semiHidden="1" w:uiPriority="9" w:unhideWhenUsed="1" w:qFormat="1"/>
-    <w:lsdException w:name="heading 7" w:semiHidden="1" w:uiPriority="9" w:unhideWhenUsed="1" w:qFormat="1"/>
-    <w:lsdException w:name="heading 8" w:semiHidden="1" w:uiPriority="9" w:unhideWhenUsed="1" w:qFormat="1"/>
-    <w:lsdException w:name="heading 9" w:semiHidden="1" w:uiPriority="9" w:unhideWhenUsed="1" w:qFormat="1"/>
+    <w:lsdException w:name="heading 2" w:uiPriority="9" w:semiHidden="1" w:unhideWhenUsed="1" w:qFormat="1"/>
+    <w:lsdException w:name="heading 3" w:uiPriority="9" w:semiHidden="1" w:unhideWhenUsed="1" w:qFormat="1"/>
+    <w:lsdException w:name="heading 4" w:uiPriority="9" w:semiHidden="1" w:unhideWhenUsed="1" w:qFormat="1"/>
+    <w:lsdException w:name="heading 5" w:uiPriority="9" w:semiHidden="1" w:unhideWhenUsed="1" w:qFormat="1"/>
+    <w:lsdException w:name="heading 6" w:uiPriority="9" w:semiHidden="1" w:unhideWhenUsed="1" w:qFormat="1"/>
+    <w:lsdException w:name="heading 7" w:uiPriority="9" w:semiHidden="1" w:unhideWhenUsed="1" w:qFormat="1"/>
+    <w:lsdException w:name="heading 8" w:uiPriority="9" w:semiHidden="1" w:unhideWhenUsed="1" w:qFormat="1"/>
+    <w:lsdException w:name="heading 9" w:uiPriority="9" w:semiHidden="1" w:unhideWhenUsed="1" w:qFormat="1"/>
     <w:lsdException w:name="index 1" w:semiHidden="1" w:unhideWhenUsed="1"/>
     <w:lsdException w:name="index 2" w:semiHidden="1" w:unhideWhenUsed="1"/>
     <w:lsdException w:name="index 3" w:semiHidden="1" w:unhideWhenUsed="1"/>
@@ -6245,22 +6675,22 @@
     <w:lsdException w:name="index 7" w:semiHidden="1" w:unhideWhenUsed="1"/>
     <w:lsdException w:name="index 8" w:semiHidden="1" w:unhideWhenUsed="1"/>
     <w:lsdException w:name="index 9" w:semiHidden="1" w:unhideWhenUsed="1"/>
-    <w:lsdException w:name="toc 1" w:semiHidden="1" w:uiPriority="39" w:unhideWhenUsed="1"/>
-    <w:lsdException w:name="toc 2" w:semiHidden="1" w:uiPriority="39" w:unhideWhenUsed="1"/>
-    <w:lsdException w:name="toc 3" w:semiHidden="1" w:uiPriority="39" w:unhideWhenUsed="1"/>
-    <w:lsdException w:name="toc 4" w:semiHidden="1" w:uiPriority="39" w:unhideWhenUsed="1"/>
-    <w:lsdException w:name="toc 5" w:semiHidden="1" w:uiPriority="39" w:unhideWhenUsed="1"/>
-    <w:lsdException w:name="toc 6" w:semiHidden="1" w:uiPriority="39" w:unhideWhenUsed="1"/>
-    <w:lsdException w:name="toc 7" w:semiHidden="1" w:uiPriority="39" w:unhideWhenUsed="1"/>
-    <w:lsdException w:name="toc 8" w:semiHidden="1" w:uiPriority="39" w:unhideWhenUsed="1"/>
-    <w:lsdException w:name="toc 9" w:semiHidden="1" w:uiPriority="39" w:unhideWhenUsed="1"/>
+    <w:lsdException w:name="toc 1" w:uiPriority="39" w:semiHidden="1" w:unhideWhenUsed="1"/>
+    <w:lsdException w:name="toc 2" w:uiPriority="39" w:semiHidden="1" w:unhideWhenUsed="1"/>
+    <w:lsdException w:name="toc 3" w:uiPriority="39" w:semiHidden="1" w:unhideWhenUsed="1"/>
+    <w:lsdException w:name="toc 4" w:uiPriority="39" w:semiHidden="1" w:unhideWhenUsed="1"/>
+    <w:lsdException w:name="toc 5" w:uiPriority="39" w:semiHidden="1" w:unhideWhenUsed="1"/>
+    <w:lsdException w:name="toc 6" w:uiPriority="39" w:semiHidden="1" w:unhideWhenUsed="1"/>
+    <w:lsdException w:name="toc 7" w:uiPriority="39" w:semiHidden="1" w:unhideWhenUsed="1"/>
+    <w:lsdException w:name="toc 8" w:uiPriority="39" w:semiHidden="1" w:unhideWhenUsed="1"/>
+    <w:lsdException w:name="toc 9" w:uiPriority="39" w:semiHidden="1" w:unhideWhenUsed="1"/>
     <w:lsdException w:name="Normal Indent" w:semiHidden="1" w:unhideWhenUsed="1"/>
     <w:lsdException w:name="footnote text" w:semiHidden="1" w:unhideWhenUsed="1"/>
     <w:lsdException w:name="annotation text" w:semiHidden="1" w:unhideWhenUsed="1"/>
     <w:lsdException w:name="header" w:semiHidden="1" w:unhideWhenUsed="1"/>
     <w:lsdException w:name="footer" w:semiHidden="1" w:unhideWhenUsed="1"/>
     <w:lsdException w:name="index heading" w:semiHidden="1" w:unhideWhenUsed="1"/>
-    <w:lsdException w:name="caption" w:semiHidden="1" w:uiPriority="35" w:unhideWhenUsed="1" w:qFormat="1"/>
+    <w:lsdException w:name="caption" w:uiPriority="35" w:semiHidden="1" w:unhideWhenUsed="1" w:qFormat="1"/>
     <w:lsdException w:name="table of figures" w:semiHidden="1" w:unhideWhenUsed="1"/>
     <w:lsdException w:name="envelope address" w:semiHidden="1" w:unhideWhenUsed="1"/>
     <w:lsdException w:name="envelope return" w:semiHidden="1" w:unhideWhenUsed="1"/>
@@ -6291,7 +6721,7 @@
     <w:lsdException w:name="Title" w:uiPriority="10" w:qFormat="1"/>
     <w:lsdException w:name="Closing" w:semiHidden="1" w:unhideWhenUsed="1"/>
     <w:lsdException w:name="Signature" w:semiHidden="1" w:unhideWhenUsed="1"/>
-    <w:lsdException w:name="Default Paragraph Font" w:semiHidden="1" w:uiPriority="1" w:unhideWhenUsed="1"/>
+    <w:lsdException w:name="Default Paragraph Font" w:uiPriority="1" w:semiHidden="1" w:unhideWhenUsed="1"/>
     <w:lsdException w:name="Body Text" w:semiHidden="1" w:unhideWhenUsed="1"/>
     <w:lsdException w:name="Body Text Indent" w:semiHidden="1" w:unhideWhenUsed="1"/>
     <w:lsdException w:name="List Continue" w:semiHidden="1" w:unhideWhenUsed="1"/>
@@ -6491,8 +6921,8 @@
     <w:lsdException w:name="Subtle Reference" w:uiPriority="31" w:qFormat="1"/>
     <w:lsdException w:name="Intense Reference" w:uiPriority="32" w:qFormat="1"/>
     <w:lsdException w:name="Book Title" w:uiPriority="33" w:qFormat="1"/>
-    <w:lsdException w:name="Bibliography" w:semiHidden="1" w:uiPriority="37" w:unhideWhenUsed="1"/>
-    <w:lsdException w:name="TOC Heading" w:semiHidden="1" w:uiPriority="39" w:unhideWhenUsed="1" w:qFormat="1"/>
+    <w:lsdException w:name="Bibliography" w:uiPriority="37" w:semiHidden="1" w:unhideWhenUsed="1"/>
+    <w:lsdException w:name="TOC Heading" w:uiPriority="39" w:semiHidden="1" w:unhideWhenUsed="1" w:qFormat="1"/>
     <w:lsdException w:name="Plain Table 1" w:uiPriority="41"/>
     <w:lsdException w:name="Plain Table 2" w:uiPriority="42"/>
     <w:lsdException w:name="Plain Table 3" w:uiPriority="43"/>
@@ -6603,7 +7033,7 @@
     <w:lsdException w:name="Unresolved Mention" w:semiHidden="1" w:unhideWhenUsed="1"/>
     <w:lsdException w:name="Smart Link" w:semiHidden="1" w:unhideWhenUsed="1"/>
   </w:latentStyles>
-  <w:style w:type="paragraph" w:default="1" w:styleId="Normal">
+  <w:style w:type="paragraph" w:styleId="Normal" w:default="1">
     <w:name w:val="Normal"/>
     <w:qFormat/>
     <w:rsid w:val="002D05C8"/>
@@ -6616,11 +7046,11 @@
       <w:lang w:val="es-CR"/>
     </w:rPr>
   </w:style>
-  <w:style w:type="paragraph" w:styleId="Ttulo1">
+  <w:style w:type="paragraph" w:styleId="Heading1">
     <w:name w:val="heading 1"/>
     <w:basedOn w:val="Normal"/>
     <w:next w:val="Normal"/>
-    <w:link w:val="Ttulo1Car"/>
+    <w:link w:val="Heading1Char"/>
     <w:uiPriority w:val="9"/>
     <w:qFormat/>
     <w:rsid w:val="002D05C8"/>
@@ -6639,11 +7069,11 @@
       <w:szCs w:val="40"/>
     </w:rPr>
   </w:style>
-  <w:style w:type="paragraph" w:styleId="Ttulo2">
+  <w:style w:type="paragraph" w:styleId="Heading2">
     <w:name w:val="heading 2"/>
     <w:basedOn w:val="Normal"/>
     <w:next w:val="Normal"/>
-    <w:link w:val="Ttulo2Car"/>
+    <w:link w:val="Heading2Char"/>
     <w:uiPriority w:val="9"/>
     <w:unhideWhenUsed/>
     <w:qFormat/>
@@ -6662,11 +7092,11 @@
       <w:szCs w:val="32"/>
     </w:rPr>
   </w:style>
-  <w:style w:type="paragraph" w:styleId="Ttulo3">
+  <w:style w:type="paragraph" w:styleId="Heading3">
     <w:name w:val="heading 3"/>
     <w:basedOn w:val="Normal"/>
     <w:next w:val="Normal"/>
-    <w:link w:val="Ttulo3Car"/>
+    <w:link w:val="Heading3Char"/>
     <w:autoRedefine/>
     <w:uiPriority w:val="9"/>
     <w:unhideWhenUsed/>
@@ -6687,11 +7117,11 @@
       <w:szCs w:val="28"/>
     </w:rPr>
   </w:style>
-  <w:style w:type="paragraph" w:styleId="Ttulo4">
+  <w:style w:type="paragraph" w:styleId="Heading4">
     <w:name w:val="heading 4"/>
     <w:basedOn w:val="Normal"/>
     <w:next w:val="Normal"/>
-    <w:link w:val="Ttulo4Car"/>
+    <w:link w:val="Heading4Char"/>
     <w:uiPriority w:val="9"/>
     <w:unhideWhenUsed/>
     <w:qFormat/>
@@ -6709,11 +7139,11 @@
       <w:color w:val="0F4761" w:themeColor="accent1" w:themeShade="BF"/>
     </w:rPr>
   </w:style>
-  <w:style w:type="paragraph" w:styleId="Ttulo5">
+  <w:style w:type="paragraph" w:styleId="Heading5">
     <w:name w:val="heading 5"/>
     <w:basedOn w:val="Normal"/>
     <w:next w:val="Normal"/>
-    <w:link w:val="Ttulo5Car"/>
+    <w:link w:val="Heading5Char"/>
     <w:uiPriority w:val="9"/>
     <w:semiHidden/>
     <w:unhideWhenUsed/>
@@ -6730,11 +7160,11 @@
       <w:color w:val="0F4761" w:themeColor="accent1" w:themeShade="BF"/>
     </w:rPr>
   </w:style>
-  <w:style w:type="paragraph" w:styleId="Ttulo6">
+  <w:style w:type="paragraph" w:styleId="Heading6">
     <w:name w:val="heading 6"/>
     <w:basedOn w:val="Normal"/>
     <w:next w:val="Normal"/>
-    <w:link w:val="Ttulo6Car"/>
+    <w:link w:val="Heading6Char"/>
     <w:uiPriority w:val="9"/>
     <w:semiHidden/>
     <w:unhideWhenUsed/>
@@ -6753,11 +7183,11 @@
       <w:color w:val="595959" w:themeColor="text1" w:themeTint="A6"/>
     </w:rPr>
   </w:style>
-  <w:style w:type="paragraph" w:styleId="Ttulo7">
+  <w:style w:type="paragraph" w:styleId="Heading7">
     <w:name w:val="heading 7"/>
     <w:basedOn w:val="Normal"/>
     <w:next w:val="Normal"/>
-    <w:link w:val="Ttulo7Car"/>
+    <w:link w:val="Heading7Char"/>
     <w:uiPriority w:val="9"/>
     <w:semiHidden/>
     <w:unhideWhenUsed/>
@@ -6774,11 +7204,11 @@
       <w:color w:val="595959" w:themeColor="text1" w:themeTint="A6"/>
     </w:rPr>
   </w:style>
-  <w:style w:type="paragraph" w:styleId="Ttulo8">
+  <w:style w:type="paragraph" w:styleId="Heading8">
     <w:name w:val="heading 8"/>
     <w:basedOn w:val="Normal"/>
     <w:next w:val="Normal"/>
-    <w:link w:val="Ttulo8Car"/>
+    <w:link w:val="Heading8Char"/>
     <w:uiPriority w:val="9"/>
     <w:semiHidden/>
     <w:unhideWhenUsed/>
@@ -6797,11 +7227,11 @@
       <w:color w:val="272727" w:themeColor="text1" w:themeTint="D8"/>
     </w:rPr>
   </w:style>
-  <w:style w:type="paragraph" w:styleId="Ttulo9">
+  <w:style w:type="paragraph" w:styleId="Heading9">
     <w:name w:val="heading 9"/>
     <w:basedOn w:val="Normal"/>
     <w:next w:val="Normal"/>
-    <w:link w:val="Ttulo9Car"/>
+    <w:link w:val="Heading9Char"/>
     <w:uiPriority w:val="9"/>
     <w:semiHidden/>
     <w:unhideWhenUsed/>
@@ -6818,12 +7248,12 @@
       <w:color w:val="272727" w:themeColor="text1" w:themeTint="D8"/>
     </w:rPr>
   </w:style>
-  <w:style w:type="character" w:default="1" w:styleId="Fuentedeprrafopredeter">
+  <w:style w:type="character" w:styleId="DefaultParagraphFont" w:default="1">
     <w:name w:val="Default Paragraph Font"/>
     <w:uiPriority w:val="1"/>
     <w:unhideWhenUsed/>
   </w:style>
-  <w:style w:type="table" w:default="1" w:styleId="Tablanormal">
+  <w:style w:type="table" w:styleId="TableNormal" w:default="1">
     <w:name w:val="Normal Table"/>
     <w:uiPriority w:val="99"/>
     <w:semiHidden/>
@@ -6838,46 +7268,46 @@
       </w:tblCellMar>
     </w:tblPr>
   </w:style>
-  <w:style w:type="numbering" w:default="1" w:styleId="Sinlista">
+  <w:style w:type="numbering" w:styleId="NoList" w:default="1">
     <w:name w:val="No List"/>
     <w:uiPriority w:val="99"/>
     <w:semiHidden/>
     <w:unhideWhenUsed/>
   </w:style>
-  <w:style w:type="character" w:customStyle="1" w:styleId="Ttulo1Car">
-    <w:name w:val="Título 1 Car"/>
-    <w:basedOn w:val="Fuentedeprrafopredeter"/>
-    <w:link w:val="Ttulo1"/>
+  <w:style w:type="character" w:styleId="Heading1Char" w:customStyle="1">
+    <w:name w:val="Heading 1 Char"/>
+    <w:basedOn w:val="DefaultParagraphFont"/>
+    <w:link w:val="Heading1"/>
     <w:uiPriority w:val="9"/>
     <w:rsid w:val="002D05C8"/>
     <w:rPr>
-      <w:rFonts w:ascii="Times New Roman" w:eastAsiaTheme="majorEastAsia" w:hAnsi="Times New Roman" w:cstheme="majorBidi"/>
+      <w:rFonts w:ascii="Times New Roman" w:hAnsi="Times New Roman" w:eastAsiaTheme="majorEastAsia" w:cstheme="majorBidi"/>
       <w:b/>
       <w:color w:val="000000" w:themeColor="text1"/>
       <w:szCs w:val="40"/>
     </w:rPr>
   </w:style>
-  <w:style w:type="character" w:customStyle="1" w:styleId="Ttulo2Car">
-    <w:name w:val="Título 2 Car"/>
-    <w:basedOn w:val="Fuentedeprrafopredeter"/>
-    <w:link w:val="Ttulo2"/>
+  <w:style w:type="character" w:styleId="Heading2Char" w:customStyle="1">
+    <w:name w:val="Heading 2 Char"/>
+    <w:basedOn w:val="DefaultParagraphFont"/>
+    <w:link w:val="Heading2"/>
     <w:uiPriority w:val="9"/>
     <w:rsid w:val="002D05C8"/>
     <w:rPr>
-      <w:rFonts w:ascii="Times New Roman" w:eastAsiaTheme="majorEastAsia" w:hAnsi="Times New Roman" w:cstheme="majorBidi"/>
+      <w:rFonts w:ascii="Times New Roman" w:hAnsi="Times New Roman" w:eastAsiaTheme="majorEastAsia" w:cstheme="majorBidi"/>
       <w:b/>
       <w:color w:val="000000" w:themeColor="text1"/>
       <w:szCs w:val="32"/>
     </w:rPr>
   </w:style>
-  <w:style w:type="character" w:customStyle="1" w:styleId="Ttulo3Car">
-    <w:name w:val="Título 3 Car"/>
-    <w:basedOn w:val="Fuentedeprrafopredeter"/>
-    <w:link w:val="Ttulo3"/>
+  <w:style w:type="character" w:styleId="Heading3Char" w:customStyle="1">
+    <w:name w:val="Heading 3 Char"/>
+    <w:basedOn w:val="DefaultParagraphFont"/>
+    <w:link w:val="Heading3"/>
     <w:uiPriority w:val="9"/>
     <w:rsid w:val="00946EC2"/>
     <w:rPr>
-      <w:rFonts w:ascii="Times New Roman" w:eastAsiaTheme="majorEastAsia" w:hAnsi="Times New Roman" w:cstheme="majorBidi"/>
+      <w:rFonts w:ascii="Times New Roman" w:hAnsi="Times New Roman" w:eastAsiaTheme="majorEastAsia" w:cstheme="majorBidi"/>
       <w:b/>
       <w:i/>
       <w:color w:val="000000" w:themeColor="text1"/>
@@ -6886,10 +7316,10 @@
       <w:lang w:val="es-CR"/>
     </w:rPr>
   </w:style>
-  <w:style w:type="character" w:customStyle="1" w:styleId="Ttulo4Car">
-    <w:name w:val="Título 4 Car"/>
-    <w:basedOn w:val="Fuentedeprrafopredeter"/>
-    <w:link w:val="Ttulo4"/>
+  <w:style w:type="character" w:styleId="Heading4Char" w:customStyle="1">
+    <w:name w:val="Heading 4 Char"/>
+    <w:basedOn w:val="DefaultParagraphFont"/>
+    <w:link w:val="Heading4"/>
     <w:uiPriority w:val="9"/>
     <w:rsid w:val="002D05C8"/>
     <w:rPr>
@@ -6899,10 +7329,10 @@
       <w:color w:val="0F4761" w:themeColor="accent1" w:themeShade="BF"/>
     </w:rPr>
   </w:style>
-  <w:style w:type="character" w:customStyle="1" w:styleId="Ttulo5Car">
-    <w:name w:val="Título 5 Car"/>
-    <w:basedOn w:val="Fuentedeprrafopredeter"/>
-    <w:link w:val="Ttulo5"/>
+  <w:style w:type="character" w:styleId="Heading5Char" w:customStyle="1">
+    <w:name w:val="Heading 5 Char"/>
+    <w:basedOn w:val="DefaultParagraphFont"/>
+    <w:link w:val="Heading5"/>
     <w:uiPriority w:val="9"/>
     <w:semiHidden/>
     <w:rsid w:val="002D05C8"/>
@@ -6911,10 +7341,10 @@
       <w:color w:val="0F4761" w:themeColor="accent1" w:themeShade="BF"/>
     </w:rPr>
   </w:style>
-  <w:style w:type="character" w:customStyle="1" w:styleId="Ttulo6Car">
-    <w:name w:val="Título 6 Car"/>
-    <w:basedOn w:val="Fuentedeprrafopredeter"/>
-    <w:link w:val="Ttulo6"/>
+  <w:style w:type="character" w:styleId="Heading6Char" w:customStyle="1">
+    <w:name w:val="Heading 6 Char"/>
+    <w:basedOn w:val="DefaultParagraphFont"/>
+    <w:link w:val="Heading6"/>
     <w:uiPriority w:val="9"/>
     <w:semiHidden/>
     <w:rsid w:val="002D05C8"/>
@@ -6925,10 +7355,10 @@
       <w:color w:val="595959" w:themeColor="text1" w:themeTint="A6"/>
     </w:rPr>
   </w:style>
-  <w:style w:type="character" w:customStyle="1" w:styleId="Ttulo7Car">
-    <w:name w:val="Título 7 Car"/>
-    <w:basedOn w:val="Fuentedeprrafopredeter"/>
-    <w:link w:val="Ttulo7"/>
+  <w:style w:type="character" w:styleId="Heading7Char" w:customStyle="1">
+    <w:name w:val="Heading 7 Char"/>
+    <w:basedOn w:val="DefaultParagraphFont"/>
+    <w:link w:val="Heading7"/>
     <w:uiPriority w:val="9"/>
     <w:semiHidden/>
     <w:rsid w:val="002D05C8"/>
@@ -6937,10 +7367,10 @@
       <w:color w:val="595959" w:themeColor="text1" w:themeTint="A6"/>
     </w:rPr>
   </w:style>
-  <w:style w:type="character" w:customStyle="1" w:styleId="Ttulo8Car">
-    <w:name w:val="Título 8 Car"/>
-    <w:basedOn w:val="Fuentedeprrafopredeter"/>
-    <w:link w:val="Ttulo8"/>
+  <w:style w:type="character" w:styleId="Heading8Char" w:customStyle="1">
+    <w:name w:val="Heading 8 Char"/>
+    <w:basedOn w:val="DefaultParagraphFont"/>
+    <w:link w:val="Heading8"/>
     <w:uiPriority w:val="9"/>
     <w:semiHidden/>
     <w:rsid w:val="002D05C8"/>
@@ -6951,10 +7381,10 @@
       <w:color w:val="272727" w:themeColor="text1" w:themeTint="D8"/>
     </w:rPr>
   </w:style>
-  <w:style w:type="character" w:customStyle="1" w:styleId="Ttulo9Car">
-    <w:name w:val="Título 9 Car"/>
-    <w:basedOn w:val="Fuentedeprrafopredeter"/>
-    <w:link w:val="Ttulo9"/>
+  <w:style w:type="character" w:styleId="Heading9Char" w:customStyle="1">
+    <w:name w:val="Heading 9 Char"/>
+    <w:basedOn w:val="DefaultParagraphFont"/>
+    <w:link w:val="Heading9"/>
     <w:uiPriority w:val="9"/>
     <w:semiHidden/>
     <w:rsid w:val="002D05C8"/>
@@ -6963,11 +7393,11 @@
       <w:color w:val="272727" w:themeColor="text1" w:themeTint="D8"/>
     </w:rPr>
   </w:style>
-  <w:style w:type="paragraph" w:styleId="Ttulo">
+  <w:style w:type="paragraph" w:styleId="Title">
     <w:name w:val="Title"/>
     <w:basedOn w:val="Normal"/>
     <w:next w:val="Normal"/>
-    <w:link w:val="TtuloCar"/>
+    <w:link w:val="TitleChar"/>
     <w:uiPriority w:val="10"/>
     <w:qFormat/>
     <w:rsid w:val="002D05C8"/>
@@ -6986,14 +7416,14 @@
       <w:szCs w:val="56"/>
     </w:rPr>
   </w:style>
-  <w:style w:type="character" w:customStyle="1" w:styleId="TtuloCar">
-    <w:name w:val="Título Car"/>
-    <w:basedOn w:val="Fuentedeprrafopredeter"/>
-    <w:link w:val="Ttulo"/>
+  <w:style w:type="character" w:styleId="TitleChar" w:customStyle="1">
+    <w:name w:val="Title Char"/>
+    <w:basedOn w:val="DefaultParagraphFont"/>
+    <w:link w:val="Title"/>
     <w:uiPriority w:val="10"/>
     <w:rsid w:val="002D05C8"/>
     <w:rPr>
-      <w:rFonts w:ascii="Times New Roman" w:eastAsiaTheme="majorEastAsia" w:hAnsi="Times New Roman" w:cstheme="majorBidi"/>
+      <w:rFonts w:ascii="Times New Roman" w:hAnsi="Times New Roman" w:eastAsiaTheme="majorEastAsia" w:cstheme="majorBidi"/>
       <w:b/>
       <w:i/>
       <w:color w:val="000000" w:themeColor="text1"/>
@@ -7002,11 +7432,11 @@
       <w:szCs w:val="56"/>
     </w:rPr>
   </w:style>
-  <w:style w:type="paragraph" w:styleId="Subttulo">
+  <w:style w:type="paragraph" w:styleId="Subtitle">
     <w:name w:val="Subtitle"/>
     <w:basedOn w:val="Normal"/>
     <w:next w:val="Normal"/>
-    <w:link w:val="SubttuloCar"/>
+    <w:link w:val="SubtitleChar"/>
     <w:uiPriority w:val="11"/>
     <w:qFormat/>
     <w:rsid w:val="0015623F"/>
@@ -7025,25 +7455,25 @@
       <w:szCs w:val="28"/>
     </w:rPr>
   </w:style>
-  <w:style w:type="character" w:customStyle="1" w:styleId="SubttuloCar">
-    <w:name w:val="Subtítulo Car"/>
-    <w:basedOn w:val="Fuentedeprrafopredeter"/>
-    <w:link w:val="Subttulo"/>
+  <w:style w:type="character" w:styleId="SubtitleChar" w:customStyle="1">
+    <w:name w:val="Subtitle Char"/>
+    <w:basedOn w:val="DefaultParagraphFont"/>
+    <w:link w:val="Subtitle"/>
     <w:uiPriority w:val="11"/>
     <w:rsid w:val="0015623F"/>
     <w:rPr>
-      <w:rFonts w:ascii="Times New Roman" w:eastAsiaTheme="majorEastAsia" w:hAnsi="Times New Roman" w:cstheme="majorBidi"/>
+      <w:rFonts w:ascii="Times New Roman" w:hAnsi="Times New Roman" w:eastAsiaTheme="majorEastAsia" w:cstheme="majorBidi"/>
       <w:b/>
       <w:color w:val="000000" w:themeColor="text1"/>
       <w:spacing w:val="15"/>
       <w:szCs w:val="28"/>
     </w:rPr>
   </w:style>
-  <w:style w:type="paragraph" w:styleId="Cita">
+  <w:style w:type="paragraph" w:styleId="Quote">
     <w:name w:val="Quote"/>
     <w:basedOn w:val="Normal"/>
     <w:next w:val="Normal"/>
-    <w:link w:val="CitaCar"/>
+    <w:link w:val="QuoteChar"/>
     <w:uiPriority w:val="29"/>
     <w:qFormat/>
     <w:rsid w:val="002D05C8"/>
@@ -7057,10 +7487,10 @@
       <w:color w:val="404040" w:themeColor="text1" w:themeTint="BF"/>
     </w:rPr>
   </w:style>
-  <w:style w:type="character" w:customStyle="1" w:styleId="CitaCar">
-    <w:name w:val="Cita Car"/>
-    <w:basedOn w:val="Fuentedeprrafopredeter"/>
-    <w:link w:val="Cita"/>
+  <w:style w:type="character" w:styleId="QuoteChar" w:customStyle="1">
+    <w:name w:val="Quote Char"/>
+    <w:basedOn w:val="DefaultParagraphFont"/>
+    <w:link w:val="Quote"/>
     <w:uiPriority w:val="29"/>
     <w:rsid w:val="002D05C8"/>
     <w:rPr>
@@ -7069,11 +7499,11 @@
       <w:color w:val="404040" w:themeColor="text1" w:themeTint="BF"/>
     </w:rPr>
   </w:style>
-  <w:style w:type="paragraph" w:styleId="Prrafodelista">
+  <w:style w:type="paragraph" w:styleId="ListParagraph">
     <w:name w:val="List Paragraph"/>
     <w:aliases w:val="3,Lista vistosa - Énfasis 11,lp1,Bullet 1,Use Case List Paragraph"/>
     <w:basedOn w:val="Normal"/>
-    <w:link w:val="PrrafodelistaCar"/>
+    <w:link w:val="ListParagraphChar"/>
     <w:uiPriority w:val="34"/>
     <w:qFormat/>
     <w:rsid w:val="002D05C8"/>
@@ -7082,9 +7512,9 @@
       <w:contextualSpacing/>
     </w:pPr>
   </w:style>
-  <w:style w:type="character" w:styleId="nfasisintenso">
+  <w:style w:type="character" w:styleId="IntenseEmphasis">
     <w:name w:val="Intense Emphasis"/>
-    <w:basedOn w:val="Fuentedeprrafopredeter"/>
+    <w:basedOn w:val="DefaultParagraphFont"/>
     <w:uiPriority w:val="21"/>
     <w:qFormat/>
     <w:rsid w:val="002D05C8"/>
@@ -7094,18 +7524,18 @@
       <w:color w:val="0F4761" w:themeColor="accent1" w:themeShade="BF"/>
     </w:rPr>
   </w:style>
-  <w:style w:type="paragraph" w:styleId="Citadestacada">
+  <w:style w:type="paragraph" w:styleId="IntenseQuote">
     <w:name w:val="Intense Quote"/>
     <w:basedOn w:val="Normal"/>
     <w:next w:val="Normal"/>
-    <w:link w:val="CitadestacadaCar"/>
+    <w:link w:val="IntenseQuoteChar"/>
     <w:uiPriority w:val="30"/>
     <w:qFormat/>
     <w:rsid w:val="002D05C8"/>
     <w:pPr>
       <w:pBdr>
-        <w:top w:val="single" w:sz="4" w:space="10" w:color="0F4761" w:themeColor="accent1" w:themeShade="BF"/>
-        <w:bottom w:val="single" w:sz="4" w:space="10" w:color="0F4761" w:themeColor="accent1" w:themeShade="BF"/>
+        <w:top w:val="single" w:color="0F4761" w:themeColor="accent1" w:themeShade="BF" w:sz="4" w:space="10"/>
+        <w:bottom w:val="single" w:color="0F4761" w:themeColor="accent1" w:themeShade="BF" w:sz="4" w:space="10"/>
       </w:pBdr>
       <w:spacing w:before="360" w:after="360"/>
       <w:ind w:left="864" w:right="864"/>
@@ -7117,10 +7547,10 @@
       <w:color w:val="0F4761" w:themeColor="accent1" w:themeShade="BF"/>
     </w:rPr>
   </w:style>
-  <w:style w:type="character" w:customStyle="1" w:styleId="CitadestacadaCar">
-    <w:name w:val="Cita destacada Car"/>
-    <w:basedOn w:val="Fuentedeprrafopredeter"/>
-    <w:link w:val="Citadestacada"/>
+  <w:style w:type="character" w:styleId="IntenseQuoteChar" w:customStyle="1">
+    <w:name w:val="Intense Quote Char"/>
+    <w:basedOn w:val="DefaultParagraphFont"/>
+    <w:link w:val="IntenseQuote"/>
     <w:uiPriority w:val="30"/>
     <w:rsid w:val="002D05C8"/>
     <w:rPr>
@@ -7129,9 +7559,9 @@
       <w:color w:val="0F4761" w:themeColor="accent1" w:themeShade="BF"/>
     </w:rPr>
   </w:style>
-  <w:style w:type="character" w:styleId="Referenciaintensa">
+  <w:style w:type="character" w:styleId="IntenseReference">
     <w:name w:val="Intense Reference"/>
-    <w:basedOn w:val="Fuentedeprrafopredeter"/>
+    <w:basedOn w:val="DefaultParagraphFont"/>
     <w:uiPriority w:val="32"/>
     <w:qFormat/>
     <w:rsid w:val="002D05C8"/>
@@ -7143,10 +7573,10 @@
       <w:spacing w:val="5"/>
     </w:rPr>
   </w:style>
-  <w:style w:type="paragraph" w:styleId="Encabezado">
+  <w:style w:type="paragraph" w:styleId="Header">
     <w:name w:val="header"/>
     <w:basedOn w:val="Normal"/>
-    <w:link w:val="EncabezadoCar"/>
+    <w:link w:val="HeaderChar"/>
     <w:uiPriority w:val="99"/>
     <w:unhideWhenUsed/>
     <w:rsid w:val="002D05C8"/>
@@ -7158,20 +7588,20 @@
       <w:spacing w:after="0" w:line="240" w:lineRule="auto"/>
     </w:pPr>
   </w:style>
-  <w:style w:type="character" w:customStyle="1" w:styleId="EncabezadoCar">
-    <w:name w:val="Encabezado Car"/>
-    <w:basedOn w:val="Fuentedeprrafopredeter"/>
-    <w:link w:val="Encabezado"/>
+  <w:style w:type="character" w:styleId="HeaderChar" w:customStyle="1">
+    <w:name w:val="Header Char"/>
+    <w:basedOn w:val="DefaultParagraphFont"/>
+    <w:link w:val="Header"/>
     <w:uiPriority w:val="99"/>
     <w:rsid w:val="002D05C8"/>
     <w:rPr>
       <w:rFonts w:ascii="Times New Roman" w:hAnsi="Times New Roman"/>
     </w:rPr>
   </w:style>
-  <w:style w:type="paragraph" w:styleId="Piedepgina">
+  <w:style w:type="paragraph" w:styleId="Footer">
     <w:name w:val="footer"/>
     <w:basedOn w:val="Normal"/>
-    <w:link w:val="PiedepginaCar"/>
+    <w:link w:val="FooterChar"/>
     <w:uiPriority w:val="99"/>
     <w:unhideWhenUsed/>
     <w:rsid w:val="002D05C8"/>
@@ -7183,19 +7613,19 @@
       <w:spacing w:after="0" w:line="240" w:lineRule="auto"/>
     </w:pPr>
   </w:style>
-  <w:style w:type="character" w:customStyle="1" w:styleId="PiedepginaCar">
-    <w:name w:val="Pie de página Car"/>
-    <w:basedOn w:val="Fuentedeprrafopredeter"/>
-    <w:link w:val="Piedepgina"/>
+  <w:style w:type="character" w:styleId="FooterChar" w:customStyle="1">
+    <w:name w:val="Footer Char"/>
+    <w:basedOn w:val="DefaultParagraphFont"/>
+    <w:link w:val="Footer"/>
     <w:uiPriority w:val="99"/>
     <w:rsid w:val="002D05C8"/>
     <w:rPr>
       <w:rFonts w:ascii="Times New Roman" w:hAnsi="Times New Roman"/>
     </w:rPr>
   </w:style>
-  <w:style w:type="paragraph" w:styleId="TtuloTDC">
+  <w:style w:type="paragraph" w:styleId="TOCHeading">
     <w:name w:val="TOC Heading"/>
-    <w:basedOn w:val="Ttulo1"/>
+    <w:basedOn w:val="Heading1"/>
     <w:next w:val="Normal"/>
     <w:uiPriority w:val="39"/>
     <w:unhideWhenUsed/>
@@ -7217,7 +7647,7 @@
       <w14:ligatures w14:val="none"/>
     </w:rPr>
   </w:style>
-  <w:style w:type="paragraph" w:styleId="TDC1">
+  <w:style w:type="paragraph" w:styleId="TOC1">
     <w:name w:val="toc 1"/>
     <w:basedOn w:val="Normal"/>
     <w:next w:val="Normal"/>
@@ -7229,9 +7659,9 @@
       <w:spacing w:after="100"/>
     </w:pPr>
   </w:style>
-  <w:style w:type="character" w:styleId="Hipervnculo">
+  <w:style w:type="character" w:styleId="Hyperlink">
     <w:name w:val="Hyperlink"/>
-    <w:basedOn w:val="Fuentedeprrafopredeter"/>
+    <w:basedOn w:val="DefaultParagraphFont"/>
     <w:uiPriority w:val="99"/>
     <w:unhideWhenUsed/>
     <w:rsid w:val="00FD1213"/>
@@ -7240,7 +7670,7 @@
       <w:u w:val="single"/>
     </w:rPr>
   </w:style>
-  <w:style w:type="paragraph" w:styleId="TDC2">
+  <w:style w:type="paragraph" w:styleId="TOC2">
     <w:name w:val="toc 2"/>
     <w:basedOn w:val="Normal"/>
     <w:next w:val="Normal"/>
@@ -7253,16 +7683,16 @@
       <w:ind w:left="240"/>
     </w:pPr>
   </w:style>
-  <w:style w:type="table" w:styleId="Tablaconcuadrcula4-nfasis5">
+  <w:style w:type="table" w:styleId="GridTable4-Accent5">
     <w:name w:val="Grid Table 4 Accent 5"/>
-    <w:basedOn w:val="Tablanormal"/>
+    <w:basedOn w:val="TableNormal"/>
     <w:uiPriority w:val="49"/>
     <w:rsid w:val="00F91FAE"/>
     <w:pPr>
       <w:spacing w:after="0" w:line="240" w:lineRule="auto"/>
     </w:pPr>
     <w:rPr>
-      <w:rFonts w:ascii="Calibri" w:eastAsia="Times New Roman" w:hAnsi="Calibri" w:cs="Times New Roman"/>
+      <w:rFonts w:ascii="Calibri" w:hAnsi="Calibri" w:eastAsia="Times New Roman" w:cs="Times New Roman"/>
       <w:kern w:val="0"/>
       <w:sz w:val="20"/>
       <w:szCs w:val="20"/>
@@ -7273,12 +7703,12 @@
       <w:tblStyleRowBandSize w:val="1"/>
       <w:tblStyleColBandSize w:val="1"/>
       <w:tblBorders>
-        <w:top w:val="single" w:sz="4" w:space="0" w:color="8EAADB"/>
-        <w:left w:val="single" w:sz="4" w:space="0" w:color="8EAADB"/>
-        <w:bottom w:val="single" w:sz="4" w:space="0" w:color="8EAADB"/>
-        <w:right w:val="single" w:sz="4" w:space="0" w:color="8EAADB"/>
-        <w:insideH w:val="single" w:sz="4" w:space="0" w:color="8EAADB"/>
-        <w:insideV w:val="single" w:sz="4" w:space="0" w:color="8EAADB"/>
+        <w:top w:val="single" w:color="8EAADB" w:sz="4" w:space="0"/>
+        <w:left w:val="single" w:color="8EAADB" w:sz="4" w:space="0"/>
+        <w:bottom w:val="single" w:color="8EAADB" w:sz="4" w:space="0"/>
+        <w:right w:val="single" w:color="8EAADB" w:sz="4" w:space="0"/>
+        <w:insideH w:val="single" w:color="8EAADB" w:sz="4" w:space="0"/>
+        <w:insideV w:val="single" w:color="8EAADB" w:sz="4" w:space="0"/>
       </w:tblBorders>
     </w:tblPr>
     <w:tblStylePr w:type="firstRow">
@@ -7290,10 +7720,10 @@
       <w:tblPr/>
       <w:tcPr>
         <w:tcBorders>
-          <w:top w:val="single" w:sz="4" w:space="0" w:color="4472C4"/>
-          <w:left w:val="single" w:sz="4" w:space="0" w:color="4472C4"/>
-          <w:bottom w:val="single" w:sz="4" w:space="0" w:color="4472C4"/>
-          <w:right w:val="single" w:sz="4" w:space="0" w:color="4472C4"/>
+          <w:top w:val="single" w:color="4472C4" w:sz="4" w:space="0"/>
+          <w:left w:val="single" w:color="4472C4" w:sz="4" w:space="0"/>
+          <w:bottom w:val="single" w:color="4472C4" w:sz="4" w:space="0"/>
+          <w:right w:val="single" w:color="4472C4" w:sz="4" w:space="0"/>
           <w:insideH w:val="nil"/>
           <w:insideV w:val="nil"/>
         </w:tcBorders>
@@ -7308,7 +7738,7 @@
       <w:tblPr/>
       <w:tcPr>
         <w:tcBorders>
-          <w:top w:val="double" w:sz="4" w:space="0" w:color="4472C4"/>
+          <w:top w:val="double" w:color="4472C4" w:sz="4" w:space="0"/>
         </w:tcBorders>
       </w:tcPr>
     </w:tblStylePr>
@@ -7337,15 +7767,15 @@
       </w:tcPr>
     </w:tblStylePr>
   </w:style>
-  <w:style w:type="character" w:customStyle="1" w:styleId="hps">
+  <w:style w:type="character" w:styleId="hps" w:customStyle="1">
     <w:name w:val="hps"/>
-    <w:basedOn w:val="Fuentedeprrafopredeter"/>
+    <w:basedOn w:val="DefaultParagraphFont"/>
     <w:rsid w:val="004075D8"/>
   </w:style>
-  <w:style w:type="character" w:customStyle="1" w:styleId="PrrafodelistaCar">
-    <w:name w:val="Párrafo de lista Car"/>
-    <w:aliases w:val="3 Car,Lista vistosa - Énfasis 11 Car,lp1 Car,Bullet 1 Car,Use Case List Paragraph Car"/>
-    <w:link w:val="Prrafodelista"/>
+  <w:style w:type="character" w:styleId="ListParagraphChar" w:customStyle="1">
+    <w:name w:val="List Paragraph Char"/>
+    <w:aliases w:val="3 Char,Lista vistosa - Énfasis 11 Char,lp1 Char,Bullet 1 Char,Use Case List Paragraph Char"/>
+    <w:link w:val="ListParagraph"/>
     <w:uiPriority w:val="34"/>
     <w:locked/>
     <w:rsid w:val="00120C48"/>
@@ -7354,7 +7784,7 @@
       <w:lang w:val="es-CR"/>
     </w:rPr>
   </w:style>
-  <w:style w:type="paragraph" w:styleId="Descripcin">
+  <w:style w:type="paragraph" w:styleId="Caption">
     <w:name w:val="caption"/>
     <w:basedOn w:val="Normal"/>
     <w:next w:val="Normal"/>
@@ -7373,9 +7803,9 @@
       <w:szCs w:val="18"/>
     </w:rPr>
   </w:style>
-  <w:style w:type="table" w:styleId="Tablaconcuadrcula">
+  <w:style w:type="table" w:styleId="TableGrid">
     <w:name w:val="Table Grid"/>
-    <w:basedOn w:val="Tablanormal"/>
+    <w:basedOn w:val="TableNormal"/>
     <w:uiPriority w:val="39"/>
     <w:rsid w:val="00FE6CD1"/>
     <w:pPr>
@@ -7386,16 +7816,16 @@
     </w:rPr>
     <w:tblPr>
       <w:tblBorders>
-        <w:top w:val="single" w:sz="4" w:space="0" w:color="auto"/>
-        <w:left w:val="single" w:sz="4" w:space="0" w:color="auto"/>
-        <w:bottom w:val="single" w:sz="4" w:space="0" w:color="auto"/>
-        <w:right w:val="single" w:sz="4" w:space="0" w:color="auto"/>
-        <w:insideH w:val="single" w:sz="4" w:space="0" w:color="auto"/>
-        <w:insideV w:val="single" w:sz="4" w:space="0" w:color="auto"/>
+        <w:top w:val="single" w:color="auto" w:sz="4" w:space="0"/>
+        <w:left w:val="single" w:color="auto" w:sz="4" w:space="0"/>
+        <w:bottom w:val="single" w:color="auto" w:sz="4" w:space="0"/>
+        <w:right w:val="single" w:color="auto" w:sz="4" w:space="0"/>
+        <w:insideH w:val="single" w:color="auto" w:sz="4" w:space="0"/>
+        <w:insideV w:val="single" w:color="auto" w:sz="4" w:space="0"/>
       </w:tblBorders>
     </w:tblPr>
   </w:style>
-  <w:style w:type="paragraph" w:styleId="TDC3">
+  <w:style w:type="paragraph" w:styleId="TOC3">
     <w:name w:val="toc 3"/>
     <w:basedOn w:val="Normal"/>
     <w:next w:val="Normal"/>
@@ -7408,9 +7838,9 @@
       <w:ind w:left="480"/>
     </w:pPr>
   </w:style>
-  <w:style w:type="character" w:styleId="Hipervnculovisitado">
+  <w:style w:type="character" w:styleId="FollowedHyperlink">
     <w:name w:val="FollowedHyperlink"/>
-    <w:basedOn w:val="Fuentedeprrafopredeter"/>
+    <w:basedOn w:val="DefaultParagraphFont"/>
     <w:uiPriority w:val="99"/>
     <w:semiHidden/>
     <w:unhideWhenUsed/>
@@ -7420,9 +7850,9 @@
       <w:u w:val="single"/>
     </w:rPr>
   </w:style>
-  <w:style w:type="character" w:styleId="Mencinsinresolver">
+  <w:style w:type="character" w:styleId="UnresolvedMention">
     <w:name w:val="Unresolved Mention"/>
-    <w:basedOn w:val="Fuentedeprrafopredeter"/>
+    <w:basedOn w:val="DefaultParagraphFont"/>
     <w:uiPriority w:val="99"/>
     <w:semiHidden/>
     <w:unhideWhenUsed/>
@@ -7436,7 +7866,7 @@
 </file>
 
 <file path=word/theme/theme1.xml><?xml version="1.0" encoding="utf-8"?>
-<a:theme xmlns:a="http://schemas.openxmlformats.org/drawingml/2006/main" name="Tema de Office">
+<a:theme xmlns:a="http://schemas.openxmlformats.org/drawingml/2006/main" xmlns:thm15="http://schemas.microsoft.com/office/thememl/2012/main" name="Tema de Office">
   <a:themeElements>
     <a:clrScheme name="Office">
       <a:dk1>
@@ -7731,6 +8161,21 @@
 </file>
 
 <file path=customXml/item1.xml><?xml version="1.0" encoding="utf-8"?>
+<p:properties xmlns:p="http://schemas.microsoft.com/office/2006/metadata/properties" xmlns:xsi="http://www.w3.org/2001/XMLSchema-instance" xmlns:pc="http://schemas.microsoft.com/office/infopath/2007/PartnerControls">
+  <documentManagement>
+    <lcf76f155ced4ddcb4097134ff3c332f xmlns="726918c5-b813-45ce-a7f4-072932c2b8bb">
+      <Terms xmlns="http://schemas.microsoft.com/office/infopath/2007/PartnerControls"/>
+    </lcf76f155ced4ddcb4097134ff3c332f>
+    <TaxCatchAll xmlns="e62964a9-b690-45b9-9af1-9bde9b4d2ac6" xsi:nil="true"/>
+  </documentManagement>
+</p:properties>
+</file>
+
+<file path=customXml/item2.xml><?xml version="1.0" encoding="utf-8"?>
+<b:Sources xmlns:b="http://schemas.openxmlformats.org/officeDocument/2006/bibliography" xmlns="http://schemas.openxmlformats.org/officeDocument/2006/bibliography" SelectedStyle="\APASixthEditionOfficeOnline.xsl" StyleName="APA" Version="6"/>
+</file>
+
+<file path=customXml/item3.xml><?xml version="1.0" encoding="utf-8"?>
 <?mso-contentType ?>
 <FormTemplates xmlns="http://schemas.microsoft.com/sharepoint/v3/contenttype/forms">
   <Display>DocumentLibraryForm</Display>
@@ -7739,7 +8184,7 @@
 </FormTemplates>
 </file>
 
-<file path=customXml/item2.xml><?xml version="1.0" encoding="utf-8"?>
+<file path=customXml/item4.xml><?xml version="1.0" encoding="utf-8"?>
 <ct:contentTypeSchema xmlns:ct="http://schemas.microsoft.com/office/2006/metadata/contentType" xmlns:ma="http://schemas.microsoft.com/office/2006/metadata/properties/metaAttributes" ct:_="" ma:_="" ma:contentTypeName="Documento" ma:contentTypeID="0x010100615F761A4F05D74C9A09B8B9178C8F28" ma:contentTypeVersion="11" ma:contentTypeDescription="Crear nuevo documento." ma:contentTypeScope="" ma:versionID="f2f25e755a799aa011955b0addb95bd3">
   <xsd:schema xmlns:xsd="http://www.w3.org/2001/XMLSchema" xmlns:xs="http://www.w3.org/2001/XMLSchema" xmlns:p="http://schemas.microsoft.com/office/2006/metadata/properties" xmlns:ns2="726918c5-b813-45ce-a7f4-072932c2b8bb" xmlns:ns3="e62964a9-b690-45b9-9af1-9bde9b4d2ac6" targetNamespace="http://schemas.microsoft.com/office/2006/metadata/properties" ma:root="true" ma:fieldsID="2464f854b7c22d8db5f843be444648f4" ns2:_="" ns3:_="">
     <xsd:import namespace="726918c5-b813-45ce-a7f4-072932c2b8bb"/>
@@ -7934,22 +8379,26 @@
 </ct:contentTypeSchema>
 </file>
 
-<file path=customXml/item3.xml><?xml version="1.0" encoding="utf-8"?>
-<b:Sources xmlns:b="http://schemas.openxmlformats.org/officeDocument/2006/bibliography" xmlns="http://schemas.openxmlformats.org/officeDocument/2006/bibliography" SelectedStyle="\APASixthEditionOfficeOnline.xsl" StyleName="APA" Version="6"/>
+<file path=customXml/itemProps1.xml><?xml version="1.0" encoding="utf-8"?>
+<ds:datastoreItem xmlns:ds="http://schemas.openxmlformats.org/officeDocument/2006/customXml" ds:itemID="{15D5A60D-4217-4AC3-99D1-52AEB5FA670D}">
+  <ds:schemaRefs>
+    <ds:schemaRef ds:uri="http://schemas.microsoft.com/office/2006/metadata/properties"/>
+    <ds:schemaRef ds:uri="http://schemas.microsoft.com/office/infopath/2007/PartnerControls"/>
+    <ds:schemaRef ds:uri="726918c5-b813-45ce-a7f4-072932c2b8bb"/>
+    <ds:schemaRef ds:uri="e62964a9-b690-45b9-9af1-9bde9b4d2ac6"/>
+  </ds:schemaRefs>
+</ds:datastoreItem>
 </file>
 
-<file path=customXml/item4.xml><?xml version="1.0" encoding="utf-8"?>
-<p:properties xmlns:p="http://schemas.microsoft.com/office/2006/metadata/properties" xmlns:xsi="http://www.w3.org/2001/XMLSchema-instance" xmlns:pc="http://schemas.microsoft.com/office/infopath/2007/PartnerControls">
-  <documentManagement>
-    <lcf76f155ced4ddcb4097134ff3c332f xmlns="726918c5-b813-45ce-a7f4-072932c2b8bb">
-      <Terms xmlns="http://schemas.microsoft.com/office/infopath/2007/PartnerControls"/>
-    </lcf76f155ced4ddcb4097134ff3c332f>
-    <TaxCatchAll xmlns="e62964a9-b690-45b9-9af1-9bde9b4d2ac6" xsi:nil="true"/>
-  </documentManagement>
-</p:properties>
+<file path=customXml/itemProps2.xml><?xml version="1.0" encoding="utf-8"?>
+<ds:datastoreItem xmlns:ds="http://schemas.openxmlformats.org/officeDocument/2006/customXml" ds:itemID="{DF4C988B-7F1A-4DC3-A8D4-68B34AF3D94A}">
+  <ds:schemaRefs>
+    <ds:schemaRef ds:uri="http://schemas.openxmlformats.org/officeDocument/2006/bibliography"/>
+  </ds:schemaRefs>
+</ds:datastoreItem>
 </file>
 
-<file path=customXml/itemProps1.xml><?xml version="1.0" encoding="utf-8"?>
+<file path=customXml/itemProps3.xml><?xml version="1.0" encoding="utf-8"?>
 <ds:datastoreItem xmlns:ds="http://schemas.openxmlformats.org/officeDocument/2006/customXml" ds:itemID="{EAA2F7B7-FDE4-4F0B-A496-BB3AFBC7C086}">
   <ds:schemaRefs>
     <ds:schemaRef ds:uri="http://schemas.microsoft.com/sharepoint/v3/contenttype/forms"/>
@@ -7957,7 +8406,7 @@
 </ds:datastoreItem>
 </file>
 
-<file path=customXml/itemProps2.xml><?xml version="1.0" encoding="utf-8"?>
+<file path=customXml/itemProps4.xml><?xml version="1.0" encoding="utf-8"?>
 <ds:datastoreItem xmlns:ds="http://schemas.openxmlformats.org/officeDocument/2006/customXml" ds:itemID="{117658F5-249E-4D20-9663-AD2ADA44953E}">
   <ds:schemaRefs>
     <ds:schemaRef ds:uri="http://schemas.microsoft.com/office/2006/metadata/contentType"/>
@@ -7974,23 +8423,4 @@
     <ds:schemaRef ds:uri="http://schemas.microsoft.com/internal/obd"/>
   </ds:schemaRefs>
 </ds:datastoreItem>
-</file>
-
-<file path=customXml/itemProps3.xml><?xml version="1.0" encoding="utf-8"?>
-<ds:datastoreItem xmlns:ds="http://schemas.openxmlformats.org/officeDocument/2006/customXml" ds:itemID="{DF4C988B-7F1A-4DC3-A8D4-68B34AF3D94A}">
-  <ds:schemaRefs>
-    <ds:schemaRef ds:uri="http://schemas.openxmlformats.org/officeDocument/2006/bibliography"/>
-  </ds:schemaRefs>
-</ds:datastoreItem>
-</file>
-
-<file path=customXml/itemProps4.xml><?xml version="1.0" encoding="utf-8"?>
-<ds:datastoreItem xmlns:ds="http://schemas.openxmlformats.org/officeDocument/2006/customXml" ds:itemID="{15D5A60D-4217-4AC3-99D1-52AEB5FA670D}">
-  <ds:schemaRefs>
-    <ds:schemaRef ds:uri="http://schemas.microsoft.com/office/2006/metadata/properties"/>
-    <ds:schemaRef ds:uri="http://schemas.microsoft.com/office/infopath/2007/PartnerControls"/>
-    <ds:schemaRef ds:uri="726918c5-b813-45ce-a7f4-072932c2b8bb"/>
-    <ds:schemaRef ds:uri="e62964a9-b690-45b9-9af1-9bde9b4d2ac6"/>
-  </ds:schemaRefs>
-</ds:datastoreItem>
 </file>
--- a/Investigación/InvestigaciónG1P5.docx
+++ b/Investigación/InvestigaciónG1P5.docx
@@ -97,37 +97,33 @@
     </w:p>
     <w:p>
       <w:pPr>
-        <w:pStyle w:val="Heading1"/>
-      </w:pPr>
-      <w:bookmarkStart w:name="_Toc226480756" w:id="0"/>
-      <w:r>
+        <w:pStyle w:val="Ttulo1"/>
+      </w:pPr>
+      <w:bookmarkStart w:id="0" w:name="_Toc226924412"/>
+      <w:r>
+        <w:lastRenderedPageBreak/>
         <w:t>Índice</w:t>
       </w:r>
       <w:bookmarkEnd w:id="0"/>
     </w:p>
     <w:sdt>
       <w:sdtPr>
-        <w:id w:val="450136391"/>
+        <w:id w:val="1636416413"/>
         <w:docPartObj>
           <w:docPartGallery w:val="Table of Contents"/>
           <w:docPartUnique/>
         </w:docPartObj>
       </w:sdtPr>
-      <w:sdtEndPr>
-        <w:rPr>
-          <w:b/>
-          <w:bCs/>
-        </w:rPr>
-      </w:sdtEndPr>
+      <w:sdtEndPr/>
       <w:sdtContent>
         <w:p>
           <w:pPr>
-            <w:pStyle w:val="TOC1"/>
+            <w:pStyle w:val="TDC1"/>
             <w:tabs>
               <w:tab w:val="right" w:leader="dot" w:pos="9352"/>
             </w:tabs>
             <w:rPr>
-              <w:rFonts w:asciiTheme="minorHAnsi" w:hAnsiTheme="minorHAnsi" w:eastAsiaTheme="minorEastAsia"/>
+              <w:rFonts w:asciiTheme="minorHAnsi" w:eastAsiaTheme="minorEastAsia" w:hAnsiTheme="minorHAnsi"/>
               <w:noProof/>
               <w:lang w:val="en-US"/>
             </w:rPr>
@@ -136,15 +132,15 @@
             <w:fldChar w:fldCharType="begin"/>
           </w:r>
           <w:r>
-            <w:instrText xml:space="preserve"> TOC \o "1-3" \h \z \u </w:instrText>
+            <w:instrText>TOC \o "1-3" \z \u \h</w:instrText>
           </w:r>
           <w:r>
             <w:fldChar w:fldCharType="separate"/>
           </w:r>
-          <w:hyperlink w:history="1" w:anchor="_Toc226480756">
+          <w:hyperlink w:anchor="_Toc226924412" w:history="1">
             <w:r>
               <w:rPr>
-                <w:rStyle w:val="Hyperlink"/>
+                <w:rStyle w:val="Hipervnculo"/>
                 <w:noProof/>
               </w:rPr>
               <w:t>Índice</w:t>
@@ -168,7 +164,7 @@
                 <w:noProof/>
                 <w:webHidden/>
               </w:rPr>
-              <w:instrText xml:space="preserve"> PAGEREF _Toc226480756 \h </w:instrText>
+              <w:instrText xml:space="preserve"> PAGEREF _Toc226924412 \h </w:instrText>
             </w:r>
             <w:r>
               <w:rPr>
@@ -201,20 +197,20 @@
         </w:p>
         <w:p>
           <w:pPr>
-            <w:pStyle w:val="TOC2"/>
+            <w:pStyle w:val="TDC2"/>
             <w:tabs>
               <w:tab w:val="right" w:leader="dot" w:pos="9352"/>
             </w:tabs>
             <w:rPr>
-              <w:rFonts w:asciiTheme="minorHAnsi" w:hAnsiTheme="minorHAnsi" w:eastAsiaTheme="minorEastAsia"/>
+              <w:rFonts w:asciiTheme="minorHAnsi" w:eastAsiaTheme="minorEastAsia" w:hAnsiTheme="minorHAnsi"/>
               <w:noProof/>
               <w:lang w:val="en-US"/>
             </w:rPr>
           </w:pPr>
-          <w:hyperlink w:history="1" w:anchor="_Toc226480757">
+          <w:hyperlink w:anchor="_Toc226924413" w:history="1">
             <w:r>
               <w:rPr>
-                <w:rStyle w:val="Hyperlink"/>
+                <w:rStyle w:val="Hipervnculo"/>
                 <w:noProof/>
               </w:rPr>
               <w:t>Inteligencia artificial agentica</w:t>
@@ -238,7 +234,7 @@
                 <w:noProof/>
                 <w:webHidden/>
               </w:rPr>
-              <w:instrText xml:space="preserve"> PAGEREF _Toc226480757 \h </w:instrText>
+              <w:instrText xml:space="preserve"> PAGEREF _Toc226924413 \h </w:instrText>
             </w:r>
             <w:r>
               <w:rPr>
@@ -271,20 +267,20 @@
         </w:p>
         <w:p>
           <w:pPr>
-            <w:pStyle w:val="TOC2"/>
+            <w:pStyle w:val="TDC2"/>
             <w:tabs>
               <w:tab w:val="right" w:leader="dot" w:pos="9352"/>
             </w:tabs>
             <w:rPr>
-              <w:rFonts w:asciiTheme="minorHAnsi" w:hAnsiTheme="minorHAnsi" w:eastAsiaTheme="minorEastAsia"/>
+              <w:rFonts w:asciiTheme="minorHAnsi" w:eastAsiaTheme="minorEastAsia" w:hAnsiTheme="minorHAnsi"/>
               <w:noProof/>
               <w:lang w:val="en-US"/>
             </w:rPr>
           </w:pPr>
-          <w:hyperlink w:history="1" w:anchor="_Toc226480758">
+          <w:hyperlink w:anchor="_Toc226924414" w:history="1">
             <w:r>
               <w:rPr>
-                <w:rStyle w:val="Hyperlink"/>
+                <w:rStyle w:val="Hipervnculo"/>
                 <w:noProof/>
               </w:rPr>
               <w:t>Comparación de herramientas de IA para codificación y despliegue</w:t>
@@ -308,7 +304,7 @@
                 <w:noProof/>
                 <w:webHidden/>
               </w:rPr>
-              <w:instrText xml:space="preserve"> PAGEREF _Toc226480758 \h </w:instrText>
+              <w:instrText xml:space="preserve"> PAGEREF _Toc226924414 \h </w:instrText>
             </w:r>
             <w:r>
               <w:rPr>
@@ -341,20 +337,20 @@
         </w:p>
         <w:p>
           <w:pPr>
-            <w:pStyle w:val="TOC2"/>
+            <w:pStyle w:val="TDC2"/>
             <w:tabs>
               <w:tab w:val="right" w:leader="dot" w:pos="9352"/>
             </w:tabs>
             <w:rPr>
-              <w:rFonts w:asciiTheme="minorHAnsi" w:hAnsiTheme="minorHAnsi" w:eastAsiaTheme="minorEastAsia"/>
+              <w:rFonts w:asciiTheme="minorHAnsi" w:eastAsiaTheme="minorEastAsia" w:hAnsiTheme="minorHAnsi"/>
               <w:noProof/>
               <w:lang w:val="en-US"/>
             </w:rPr>
           </w:pPr>
-          <w:hyperlink w:history="1" w:anchor="_Toc226480759">
+          <w:hyperlink w:anchor="_Toc226924415" w:history="1">
             <w:r>
               <w:rPr>
-                <w:rStyle w:val="Hyperlink"/>
+                <w:rStyle w:val="Hipervnculo"/>
                 <w:noProof/>
               </w:rPr>
               <w:t>Impacto en la productividad y calidad</w:t>
@@ -378,7 +374,7 @@
                 <w:noProof/>
                 <w:webHidden/>
               </w:rPr>
-              <w:instrText xml:space="preserve"> PAGEREF _Toc226480759 \h </w:instrText>
+              <w:instrText xml:space="preserve"> PAGEREF _Toc226924415 \h </w:instrText>
             </w:r>
             <w:r>
               <w:rPr>
@@ -411,20 +407,20 @@
         </w:p>
         <w:p>
           <w:pPr>
-            <w:pStyle w:val="TOC2"/>
+            <w:pStyle w:val="TDC2"/>
             <w:tabs>
               <w:tab w:val="right" w:leader="dot" w:pos="9352"/>
             </w:tabs>
             <w:rPr>
-              <w:rFonts w:asciiTheme="minorHAnsi" w:hAnsiTheme="minorHAnsi" w:eastAsiaTheme="minorEastAsia"/>
+              <w:rFonts w:asciiTheme="minorHAnsi" w:eastAsiaTheme="minorEastAsia" w:hAnsiTheme="minorHAnsi"/>
               <w:noProof/>
               <w:lang w:val="en-US"/>
             </w:rPr>
           </w:pPr>
-          <w:hyperlink w:history="1" w:anchor="_Toc226480760">
+          <w:hyperlink w:anchor="_Toc226924416" w:history="1">
             <w:r>
               <w:rPr>
-                <w:rStyle w:val="Hyperlink"/>
+                <w:rStyle w:val="Hipervnculo"/>
                 <w:noProof/>
               </w:rPr>
               <w:t>Ética y supervisión humana</w:t>
@@ -448,7 +444,7 @@
                 <w:noProof/>
                 <w:webHidden/>
               </w:rPr>
-              <w:instrText xml:space="preserve"> PAGEREF _Toc226480760 \h </w:instrText>
+              <w:instrText xml:space="preserve"> PAGEREF _Toc226924416 \h </w:instrText>
             </w:r>
             <w:r>
               <w:rPr>
@@ -481,20 +477,20 @@
         </w:p>
         <w:p>
           <w:pPr>
-            <w:pStyle w:val="TOC2"/>
+            <w:pStyle w:val="TDC2"/>
             <w:tabs>
               <w:tab w:val="right" w:leader="dot" w:pos="9352"/>
             </w:tabs>
             <w:rPr>
-              <w:rFonts w:asciiTheme="minorHAnsi" w:hAnsiTheme="minorHAnsi" w:eastAsiaTheme="minorEastAsia"/>
+              <w:rFonts w:asciiTheme="minorHAnsi" w:eastAsiaTheme="minorEastAsia" w:hAnsiTheme="minorHAnsi"/>
               <w:noProof/>
               <w:lang w:val="en-US"/>
             </w:rPr>
           </w:pPr>
-          <w:hyperlink w:history="1" w:anchor="_Toc226480761">
+          <w:hyperlink w:anchor="_Toc226924417" w:history="1">
             <w:r>
               <w:rPr>
-                <w:rStyle w:val="Hyperlink"/>
+                <w:rStyle w:val="Hipervnculo"/>
                 <w:noProof/>
               </w:rPr>
               <w:t>Adopción de IA en el sector tecnológico de Costa Rica</w:t>
@@ -518,7 +514,7 @@
                 <w:noProof/>
                 <w:webHidden/>
               </w:rPr>
-              <w:instrText xml:space="preserve"> PAGEREF _Toc226480761 \h </w:instrText>
+              <w:instrText xml:space="preserve"> PAGEREF _Toc226924417 \h </w:instrText>
             </w:r>
             <w:r>
               <w:rPr>
@@ -538,7 +534,7 @@
                 <w:noProof/>
                 <w:webHidden/>
               </w:rPr>
-              <w:t>8</w:t>
+              <w:t>9</w:t>
             </w:r>
             <w:r>
               <w:rPr>
@@ -551,20 +547,20 @@
         </w:p>
         <w:p>
           <w:pPr>
-            <w:pStyle w:val="TOC1"/>
+            <w:pStyle w:val="TDC1"/>
             <w:tabs>
               <w:tab w:val="right" w:leader="dot" w:pos="9352"/>
             </w:tabs>
             <w:rPr>
-              <w:rFonts w:asciiTheme="minorHAnsi" w:hAnsiTheme="minorHAnsi" w:eastAsiaTheme="minorEastAsia"/>
+              <w:rFonts w:asciiTheme="minorHAnsi" w:eastAsiaTheme="minorEastAsia" w:hAnsiTheme="minorHAnsi"/>
               <w:noProof/>
               <w:lang w:val="en-US"/>
             </w:rPr>
           </w:pPr>
-          <w:hyperlink w:history="1" w:anchor="_Toc226480762">
+          <w:hyperlink w:anchor="_Toc226924418" w:history="1">
             <w:r>
               <w:rPr>
-                <w:rStyle w:val="Hyperlink"/>
+                <w:rStyle w:val="Hipervnculo"/>
                 <w:noProof/>
               </w:rPr>
               <w:t>Recomendaciones</w:t>
@@ -588,7 +584,7 @@
                 <w:noProof/>
                 <w:webHidden/>
               </w:rPr>
-              <w:instrText xml:space="preserve"> PAGEREF _Toc226480762 \h </w:instrText>
+              <w:instrText xml:space="preserve"> PAGEREF _Toc226924418 \h </w:instrText>
             </w:r>
             <w:r>
               <w:rPr>
@@ -608,7 +604,7 @@
                 <w:noProof/>
                 <w:webHidden/>
               </w:rPr>
-              <w:t>10</w:t>
+              <w:t>11</w:t>
             </w:r>
             <w:r>
               <w:rPr>
@@ -621,20 +617,20 @@
         </w:p>
         <w:p>
           <w:pPr>
-            <w:pStyle w:val="TOC1"/>
+            <w:pStyle w:val="TDC1"/>
             <w:tabs>
               <w:tab w:val="right" w:leader="dot" w:pos="9352"/>
             </w:tabs>
             <w:rPr>
-              <w:rFonts w:asciiTheme="minorHAnsi" w:hAnsiTheme="minorHAnsi" w:eastAsiaTheme="minorEastAsia"/>
+              <w:rFonts w:asciiTheme="minorHAnsi" w:eastAsiaTheme="minorEastAsia" w:hAnsiTheme="minorHAnsi"/>
               <w:noProof/>
               <w:lang w:val="en-US"/>
             </w:rPr>
           </w:pPr>
-          <w:hyperlink w:history="1" w:anchor="_Toc226480763">
+          <w:hyperlink w:anchor="_Toc226924419" w:history="1">
             <w:r>
               <w:rPr>
-                <w:rStyle w:val="Hyperlink"/>
+                <w:rStyle w:val="Hipervnculo"/>
                 <w:noProof/>
               </w:rPr>
               <w:t>Referencias</w:t>
@@ -658,7 +654,7 @@
                 <w:noProof/>
                 <w:webHidden/>
               </w:rPr>
-              <w:instrText xml:space="preserve"> PAGEREF _Toc226480763 \h </w:instrText>
+              <w:instrText xml:space="preserve"> PAGEREF _Toc226924419 \h </w:instrText>
             </w:r>
             <w:r>
               <w:rPr>
@@ -678,7 +674,7 @@
                 <w:noProof/>
                 <w:webHidden/>
               </w:rPr>
-              <w:t>12</w:t>
+              <w:t>13</w:t>
             </w:r>
             <w:r>
               <w:rPr>
@@ -690,16 +686,24 @@
           </w:hyperlink>
         </w:p>
         <w:p>
+          <w:pPr>
+            <w:pStyle w:val="TDC1"/>
+            <w:tabs>
+              <w:tab w:val="right" w:leader="dot" w:pos="9345"/>
+            </w:tabs>
+            <w:rPr>
+              <w:rStyle w:val="Hipervnculo"/>
+              <w:noProof/>
+              <w:lang w:val="en-US"/>
+            </w:rPr>
+          </w:pPr>
           <w:r>
-            <w:rPr>
-              <w:b/>
-              <w:bCs/>
-            </w:rPr>
             <w:fldChar w:fldCharType="end"/>
           </w:r>
         </w:p>
       </w:sdtContent>
     </w:sdt>
+    <w:p/>
     <w:p>
       <w:pPr>
         <w:ind w:firstLine="0"/>
@@ -710,10 +714,11 @@
     </w:p>
     <w:p>
       <w:pPr>
-        <w:pStyle w:val="Heading2"/>
-      </w:pPr>
-      <w:bookmarkStart w:name="_Toc226480757" w:id="1"/>
-      <w:r>
+        <w:pStyle w:val="Ttulo2"/>
+      </w:pPr>
+      <w:bookmarkStart w:id="1" w:name="_Toc226924413"/>
+      <w:r>
+        <w:lastRenderedPageBreak/>
         <w:t xml:space="preserve">Inteligencia artificial </w:t>
       </w:r>
       <w:r>
@@ -744,7 +749,11 @@
         <w:t>agenticas</w:t>
       </w:r>
       <w:r>
-        <w:t>, ya que actúan como los motores principales de razonamiento y percepción dentro de estos sistemas. Estas capacidades se pueden observar en herramientas como ChatGPT, que utiliza modelos como GPT-4, los cuales han sido entrenados con grandes volúmenes de datos textuales.</w:t>
+        <w:t xml:space="preserve">, ya </w:t>
+      </w:r>
+      <w:r>
+        <w:lastRenderedPageBreak/>
+        <w:t>que actúan como los motores principales de razonamiento y percepción dentro de estos sistemas. Estas capacidades se pueden observar en herramientas como ChatGPT, que utiliza modelos como GPT-4, los cuales han sido entrenados con grandes volúmenes de datos textuales.</w:t>
       </w:r>
     </w:p>
     <w:p>
@@ -754,9 +763,9 @@
     </w:p>
     <w:p>
       <w:pPr>
-        <w:pStyle w:val="Heading2"/>
-      </w:pPr>
-      <w:bookmarkStart w:name="_Toc226480758" w:id="2"/>
+        <w:pStyle w:val="Ttulo2"/>
+      </w:pPr>
+      <w:bookmarkStart w:id="2" w:name="_Toc226924414"/>
       <w:r>
         <w:t>Comparación</w:t>
       </w:r>
@@ -860,6 +869,7 @@
     </w:p>
     <w:p>
       <w:r>
+        <w:lastRenderedPageBreak/>
         <w:t xml:space="preserve">Por otro lado, Devin AI desarrollado por </w:t>
       </w:r>
       <w:proofErr w:type="spellStart"/>
@@ -1002,6 +1012,7 @@
         </w:numPr>
       </w:pPr>
       <w:r>
+        <w:lastRenderedPageBreak/>
         <w:t>Optimizar costos y rendimiento</w:t>
       </w:r>
     </w:p>
@@ -1031,9 +1042,9 @@
     </w:p>
     <w:p>
       <w:pPr>
-        <w:pStyle w:val="Heading2"/>
-      </w:pPr>
-      <w:bookmarkStart w:name="_Toc226480759" w:id="3"/>
+        <w:pStyle w:val="Ttulo2"/>
+      </w:pPr>
+      <w:bookmarkStart w:id="3" w:name="_Toc226924415"/>
       <w:r>
         <w:t>Impacto en la productiv</w:t>
       </w:r>
@@ -1050,24 +1061,18 @@
     <w:p>
       <w:r>
         <w:tab/>
-      </w:r>
-      <w:r>
         <w:t>Los agentes de la IA están diseñados para realizar tareas específicas y operar de manera independiente utilizando su propio razonamiento. Por otro lado, el alcance de las tareas de esos agentes es más reducido y se limita a un objetivo específico dentro de un contexto determinado (Boada, 2025).</w:t>
       </w:r>
     </w:p>
     <w:p>
       <w:r>
         <w:tab/>
-      </w:r>
-      <w:r>
         <w:t>La IA agéntica sobresale con un conjunto inicial de instrucciones para poder gestionar de forma autónoma procesos de varios pasos y alcanzar un objetivo mayor, pero con menor intervención humana, mientras que la IA generativa reacciona a la información recibida y genera los resultados (Thomson Reuters, 2025).</w:t>
       </w:r>
     </w:p>
     <w:p>
       <w:r>
         <w:tab/>
-      </w:r>
-      <w:r>
         <w:t xml:space="preserve">Esta misma contribuye de manera significativa a la reducción de errores en las fases de pruebas del software, enfocado en sistemas complejos basados en inteligencia artificial. Esto se debe a la naturaleza no determinista de estos sistemas, donde una solo una misma entrada puede generar diversos resultados, por esta razón el </w:t>
       </w:r>
       <w:proofErr w:type="spellStart"/>
@@ -1089,9 +1094,8 @@
     </w:p>
     <w:p>
       <w:r>
+        <w:lastRenderedPageBreak/>
         <w:tab/>
-      </w:r>
-      <w:r>
         <w:t xml:space="preserve">Bajo este contexto, la IA agéntica permite desarrollar procesos de validación continua. Además, facilita la validación de datos, asimismo identificando posibles sesgos o inconsistencias que podrían generar errores futuros. De esta manera, el </w:t>
       </w:r>
       <w:proofErr w:type="spellStart"/>
@@ -1114,8 +1118,6 @@
     <w:p>
       <w:r>
         <w:tab/>
-      </w:r>
-      <w:r>
         <w:t xml:space="preserve">La IA agéntica optimiza la refactorización de código mediante la automatización del análisis y </w:t>
       </w:r>
       <w:proofErr w:type="spellStart"/>
@@ -1130,34 +1132,103 @@
     <w:p>
       <w:r>
         <w:tab/>
-      </w:r>
-      <w:r>
         <w:t>Además. La IA puede evaluar la calidad de las modificaciones por medio de pruebas y métricas de rendimiento, logrando asegurar que los cambios no logren introducir errores. Gracias a la capacidad de aprendizaje continuo, la IA agéntica logra perfeccionar de manera progresiva sus decisiones de refactorización, logrando un código más limpio, legible y fácil de mantener (Diane., Stryker., 2025).</w:t>
       </w:r>
     </w:p>
     <w:p>
       <w:r>
         <w:tab/>
-      </w:r>
-      <w:r>
         <w:t xml:space="preserve">La IA agéntica representa un gran avance significativo en el desarrollo de software, porque permite automatizar diversos procesos complejos como las pruebas y la refactorización del código. Por su capacidad de actuar de manera autónoma, contribuye a la reducción de errores, mejora la calidad del software y optimiza los tiempos de desarrollo. </w:t>
       </w:r>
     </w:p>
     <w:p>
       <w:pPr>
-        <w:pStyle w:val="Heading2"/>
-      </w:pPr>
-      <w:bookmarkStart w:name="_Toc226480760" w:id="4"/>
-      <w:r>
+        <w:pStyle w:val="Ttulo2"/>
+      </w:pPr>
+      <w:bookmarkStart w:id="4" w:name="_Toc226924416"/>
+      <w:r>
+        <w:lastRenderedPageBreak/>
         <w:t>Ética y supervisión humana</w:t>
       </w:r>
       <w:bookmarkEnd w:id="4"/>
     </w:p>
     <w:p>
-      <w:pPr>
-        <w:pStyle w:val="Heading2"/>
-      </w:pPr>
-      <w:bookmarkStart w:name="_Toc226480761" w:id="5"/>
+      <w:r>
+        <w:rPr>
+          <w:rFonts w:eastAsia="Times New Roman" w:cs="Times New Roman"/>
+        </w:rPr>
+        <w:t xml:space="preserve">El concepto de Human-in-the-Loop (HITL) hace referencia a la participación humana en el ciclo de decisión de los sistemas de inteligencia artificial, con el fin de garantizar precisión, seguridad y responsabilidad ética. Aunque originalmente surgió como una metodología de entrenamiento de modelos, la llegada de la IA agéntica transformó radicalmente su significado: los agentes ya no solo predicen, sino que actúan de forma autónoma sobre sistemas reales, ejecutando transacciones, modificando bases de datos y desplegando código con consecuencias inmediatas e irreversibles. </w:t>
+      </w:r>
+    </w:p>
+    <w:p>
+      <w:r>
+        <w:rPr>
+          <w:rFonts w:eastAsia="Times New Roman" w:cs="Times New Roman"/>
+        </w:rPr>
+        <w:t>Según MightyBot AI (2026), esto creó un problema de supervisión fundamentalmente distinto al de años anteriores, donde el humano dejaba de ser solo un entrenador para convertirse en un punto de control dentro del flujo de trabajo del agente.</w:t>
+      </w:r>
+      <w:r>
+        <w:rPr>
+          <w:rFonts w:eastAsia="Times New Roman" w:cs="Times New Roman"/>
+        </w:rPr>
+        <w:t xml:space="preserve"> </w:t>
+      </w:r>
+    </w:p>
+    <w:p>
+      <w:r>
+        <w:rPr>
+          <w:rFonts w:eastAsia="Times New Roman" w:cs="Times New Roman"/>
+        </w:rPr>
+        <w:t xml:space="preserve">La autonomía total de los sistemas agénticos conlleva riesgos significativos que la literatura técnica de 2025-2026 ha documentado ampliamente. Entre los principales se encuentran los errores en cascada, ya que en simulaciones de prueba los agentes fallan en tareas de múltiples pasos casi el 70% de las veces, y un error en un paso puede desencadenar consecuencias acumulativas en producción (Elementum AI, 2026). </w:t>
+      </w:r>
+    </w:p>
+    <w:p>
+      <w:r>
+        <w:rPr>
+          <w:rFonts w:eastAsia="Times New Roman" w:cs="Times New Roman"/>
+        </w:rPr>
+        <w:t xml:space="preserve">Además, sin la revisión de un profesional, los sesgos contenidos en los datos de entrenamiento se amplifican y sistematizan, mientras que la IA carece de la capacidad de comprender matices éticos, sociales y legales que muchas decisiones requieren. A esto se suma la complacencia por automatización: cuando los operadores perciben el sistema como altamente confiable, tienden a aprobar por defecto sus decisiones, creando una ilusión de control sin control efectivo (Synvestable, 2026). Por esta razón, el EU AI Act establece en su Artículo 14 que los sistemas de IA de alto riesgo deben diseñarse para permitir la supervisión efectiva por parte de </w:t>
+      </w:r>
+      <w:r>
+        <w:rPr>
+          <w:rFonts w:eastAsia="Times New Roman" w:cs="Times New Roman"/>
+        </w:rPr>
+        <w:lastRenderedPageBreak/>
+        <w:t>personas naturales, siendo su plena aplicabilidad en agosto de 2026 un hito que convierte esta supervisión en una obligación legal exigible (Comisión Europea, 2024).</w:t>
+      </w:r>
+    </w:p>
+    <w:p>
+      <w:pPr>
+        <w:rPr>
+          <w:rFonts w:eastAsia="Times New Roman" w:cs="Times New Roman"/>
+        </w:rPr>
+      </w:pPr>
+      <w:r>
+        <w:rPr>
+          <w:rFonts w:eastAsia="Times New Roman" w:cs="Times New Roman"/>
+        </w:rPr>
+        <w:t>Ante este panorama, el criterio técnico del programador cobra un rol estratégico fundamental. En 2026, diseñar sistemas agénticos responsables implica determinar qué acciones pueden ejecutarse autónomamente y cuáles requieren aprobación humana, construir mecanismos de auditoría y explicabilidad</w:t>
+      </w:r>
+      <w:r>
+        <w:rPr>
+          <w:rFonts w:eastAsia="Times New Roman" w:cs="Times New Roman"/>
+        </w:rPr>
+        <w:t>.</w:t>
+      </w:r>
+    </w:p>
+    <w:p>
+      <w:r>
+        <w:rPr>
+          <w:rFonts w:eastAsia="Times New Roman" w:cs="Times New Roman"/>
+        </w:rPr>
+        <w:t xml:space="preserve"> Según Deloitte (2026), el 57% de los líderes organizacionales reconocen que deben capacitar a sus equipos para pensar con las máquinas, no solo para usarlas, lo que evidencia un desplazamiento del rol humano desde la ejecución de tareas hacia la supervisión estratégica. La supervisión humana no se opone a la eficiencia de la automatización, sino que define los límites dentro de los cuales esa eficiencia puede ejercerse de forma ética y sostenible (Parseur, 2026).</w:t>
+      </w:r>
+    </w:p>
+    <w:p>
+      <w:pPr>
+        <w:pStyle w:val="Ttulo2"/>
+      </w:pPr>
+      <w:bookmarkStart w:id="5" w:name="_Toc226924417"/>
       <w:r>
         <w:t xml:space="preserve">Adopción de IA en el </w:t>
       </w:r>
@@ -1211,7 +1282,11 @@
         <w:t>Así mismo</w:t>
       </w:r>
       <w:r>
-        <w:t>, Mintive Studio desarrolla soluciones que optimizan tanto las ventas como la atención al cliente, haciendo que las operaciones sean más rápidas y eficientes.</w:t>
+        <w:t xml:space="preserve">, Mintive Studio desarrolla soluciones que optimizan </w:t>
+      </w:r>
+      <w:r>
+        <w:lastRenderedPageBreak/>
+        <w:t>tanto las ventas como la atención al cliente, haciendo que las operaciones sean más rápidas y eficientes.</w:t>
       </w:r>
     </w:p>
     <w:p>
@@ -1251,10 +1326,11 @@
     </w:p>
     <w:p>
       <w:pPr>
-        <w:pStyle w:val="Heading1"/>
-      </w:pPr>
-      <w:bookmarkStart w:name="_Toc226480762" w:id="6"/>
-      <w:r>
+        <w:pStyle w:val="Ttulo1"/>
+      </w:pPr>
+      <w:bookmarkStart w:id="6" w:name="_Toc226924418"/>
+      <w:r>
+        <w:lastRenderedPageBreak/>
         <w:t>Recomendaciones</w:t>
       </w:r>
       <w:bookmarkEnd w:id="6"/>
@@ -1297,7 +1373,11 @@
     </w:p>
     <w:p>
       <w:r>
-        <w:t>Asimismo, se recomienda que las instituciones académicas integren en sus programas curriculares el estudio de la IA agéntica como disciplina propia, diferenciándola de la IA generativa tradicional. Comprender sus características de autonomía, especificidad y adaptabilidad resulta indispensable para formar profesionales capaces de diseñar, operar y auditar estos sistemas en un mercado laboral que evoluciona aceleradamente.</w:t>
+        <w:t xml:space="preserve">Asimismo, se recomienda que las instituciones académicas integren en sus programas curriculares el estudio de la IA agéntica como disciplina propia, diferenciándola de la IA </w:t>
+      </w:r>
+      <w:r>
+        <w:lastRenderedPageBreak/>
+        <w:t>generativa tradicional. Comprender sus características de autonomía, especificidad y adaptabilidad resulta indispensable para formar profesionales capaces de diseñar, operar y auditar estos sistemas en un mercado laboral que evoluciona aceleradamente.</w:t>
       </w:r>
     </w:p>
     <w:p>
@@ -1324,13 +1404,84 @@
     </w:p>
     <w:p>
       <w:pPr>
-        <w:pStyle w:val="Heading1"/>
-      </w:pPr>
-      <w:bookmarkStart w:name="_Toc226480763" w:id="7"/>
-      <w:r>
+        <w:pStyle w:val="Ttulo1"/>
+      </w:pPr>
+      <w:bookmarkStart w:id="7" w:name="_Toc226924419"/>
+      <w:r>
+        <w:lastRenderedPageBreak/>
         <w:t>Referencias</w:t>
       </w:r>
       <w:bookmarkEnd w:id="7"/>
+    </w:p>
+    <w:p>
+      <w:pPr>
+        <w:ind w:left="709" w:hanging="709"/>
+      </w:pPr>
+      <w:proofErr w:type="spellStart"/>
+      <w:r>
+        <w:rPr>
+          <w:rFonts w:eastAsia="Times New Roman" w:cs="Times New Roman"/>
+          <w:lang w:val="en-US"/>
+        </w:rPr>
+        <w:t>AIHub</w:t>
+      </w:r>
+      <w:proofErr w:type="spellEnd"/>
+      <w:r>
+        <w:rPr>
+          <w:rFonts w:eastAsia="Times New Roman" w:cs="Times New Roman"/>
+          <w:lang w:val="en-US"/>
+        </w:rPr>
+        <w:t xml:space="preserve">. (2026, </w:t>
+      </w:r>
+      <w:proofErr w:type="spellStart"/>
+      <w:r>
+        <w:rPr>
+          <w:rFonts w:eastAsia="Times New Roman" w:cs="Times New Roman"/>
+          <w:lang w:val="en-US"/>
+        </w:rPr>
+        <w:t>marzo</w:t>
+      </w:r>
+      <w:proofErr w:type="spellEnd"/>
+      <w:r>
+        <w:rPr>
+          <w:rFonts w:eastAsia="Times New Roman" w:cs="Times New Roman"/>
+          <w:lang w:val="en-US"/>
+        </w:rPr>
+        <w:t xml:space="preserve"> 4). </w:t>
+      </w:r>
+      <w:r>
+        <w:rPr>
+          <w:rFonts w:eastAsia="Times New Roman" w:cs="Times New Roman"/>
+          <w:i/>
+          <w:iCs/>
+          <w:lang w:val="en-US"/>
+        </w:rPr>
+        <w:t>Top AI ethics and policy issues of 2025 and what to expect in 2026.</w:t>
+      </w:r>
+      <w:r>
+        <w:rPr>
+          <w:rFonts w:eastAsia="Times New Roman" w:cs="Times New Roman"/>
+          <w:lang w:val="en-US"/>
+        </w:rPr>
+        <w:t xml:space="preserve"> </w:t>
+      </w:r>
+      <w:r>
+        <w:rPr>
+          <w:rFonts w:eastAsia="Times New Roman" w:cs="Times New Roman"/>
+          <w:lang w:val="es-ES"/>
+        </w:rPr>
+        <w:t xml:space="preserve">Recuperado de </w:t>
+      </w:r>
+      <w:hyperlink r:id="rId11">
+        <w:r>
+          <w:rPr>
+            <w:rStyle w:val="Hipervnculo"/>
+            <w:rFonts w:eastAsia="Times New Roman" w:cs="Times New Roman"/>
+            <w:lang w:val="es-ES"/>
+          </w:rPr>
+          <w:t>https://aihub.org/2026/03/04/top-ai-ethics-and-policy-issues-of-2025-and-what-to-expect-in-2026/</w:t>
+        </w:r>
+      </w:hyperlink>
     </w:p>
     <w:p>
       <w:pPr>
@@ -1355,10 +1506,10 @@
         </w:rPr>
         <w:t xml:space="preserve"> Inteligencia artificial aplicada a procesos empresariales. </w:t>
       </w:r>
-      <w:hyperlink w:tgtFrame="_blank" w:history="1" r:id="rId11">
+      <w:hyperlink r:id="rId12" w:tgtFrame="_blank" w:history="1">
         <w:r>
           <w:rPr>
-            <w:rStyle w:val="Hyperlink"/>
+            <w:rStyle w:val="Hipervnculo"/>
             <w:i/>
             <w:iCs/>
           </w:rPr>
@@ -1382,27 +1533,13 @@
         </w:rPr>
         <w:t xml:space="preserve">HOSTINGER. </w:t>
       </w:r>
-      <w:hyperlink w:history="1" r:id="rId12">
+      <w:hyperlink r:id="rId13" w:history="1">
         <w:r>
           <w:rPr>
-            <w:rStyle w:val="Hyperlink"/>
+            <w:rStyle w:val="Hipervnculo"/>
             <w:lang w:val="en-US"/>
           </w:rPr>
-          <w:t>https://www.hostinger.com/es/tutoriales/que-son-los-agent</w:t>
-        </w:r>
-        <w:r>
-          <w:rPr>
-            <w:rStyle w:val="Hyperlink"/>
-            <w:lang w:val="en-US"/>
-          </w:rPr>
-          <w:t>e</w:t>
-        </w:r>
-        <w:r>
-          <w:rPr>
-            <w:rStyle w:val="Hyperlink"/>
-            <w:lang w:val="en-US"/>
-          </w:rPr>
-          <w:t>s-de-ia</w:t>
+          <w:t>https://www.hostinger.com/es/tutoriales/que-son-los-agentes-de-ia</w:t>
         </w:r>
       </w:hyperlink>
     </w:p>
@@ -1445,10 +1582,10 @@
         </w:rPr>
         <w:t xml:space="preserve">. Medium. </w:t>
       </w:r>
-      <w:hyperlink w:tgtFrame="_blank" w:tooltip="https://medium.com/gft-engineering/evaluating-llms-for-infrastructure-as-code-9f8b9ac4ca33" w:history="1" r:id="rId13">
+      <w:hyperlink r:id="rId14" w:tgtFrame="_blank" w:tooltip="https://medium.com/gft-engineering/evaluating-llms-for-infrastructure-as-code-9f8b9ac4ca33" w:history="1">
         <w:r>
           <w:rPr>
-            <w:rStyle w:val="Hyperlink"/>
+            <w:rStyle w:val="Hipervnculo"/>
             <w:lang w:val="en-US"/>
           </w:rPr>
           <w:t>https://medium.com/gft-engineering/evaluating-llms-for-infrastructure-as-code-9f8b9ac4ca33</w:t>
@@ -1458,9 +1595,55 @@
     <w:p>
       <w:pPr>
         <w:ind w:left="709" w:hanging="709"/>
+      </w:pPr>
+      <w:r>
+        <w:rPr>
+          <w:rFonts w:eastAsia="Times New Roman" w:cs="Times New Roman"/>
+          <w:lang w:val="en-US"/>
+        </w:rPr>
+        <w:t xml:space="preserve">Comisión Europea. (2024). </w:t>
+      </w:r>
+      <w:r>
+        <w:rPr>
+          <w:rFonts w:eastAsia="Times New Roman" w:cs="Times New Roman"/>
+          <w:i/>
+          <w:iCs/>
+          <w:lang w:val="en-US"/>
+        </w:rPr>
+        <w:t>EU AI Act — Regulatory Framework for Trustworthy AI.</w:t>
+      </w:r>
+      <w:r>
+        <w:rPr>
+          <w:rFonts w:eastAsia="Times New Roman" w:cs="Times New Roman"/>
+          <w:lang w:val="en-US"/>
+        </w:rPr>
+        <w:t xml:space="preserve"> </w:t>
+      </w:r>
+      <w:r>
+        <w:rPr>
+          <w:rFonts w:eastAsia="Times New Roman" w:cs="Times New Roman"/>
+          <w:lang w:val="es-ES"/>
+        </w:rPr>
+        <w:t xml:space="preserve">Recuperado de </w:t>
+      </w:r>
+      <w:hyperlink r:id="rId15">
+        <w:r>
+          <w:rPr>
+            <w:rStyle w:val="Hipervnculo"/>
+            <w:rFonts w:eastAsia="Times New Roman" w:cs="Times New Roman"/>
+            <w:lang w:val="es-ES"/>
+          </w:rPr>
+          <w:t>https://digital-strategy.ec.europa.eu/en/policies/regulatory-framework-ai</w:t>
+        </w:r>
+      </w:hyperlink>
+    </w:p>
+    <w:p>
+      <w:pPr>
+        <w:ind w:left="709" w:hanging="709"/>
         <w:rPr>
           <w:i/>
           <w:iCs/>
+          <w:lang w:val="en-US"/>
         </w:rPr>
       </w:pPr>
       <w:proofErr w:type="spellStart"/>
@@ -1478,12 +1661,13 @@
         </w:rPr>
         <w:t xml:space="preserve"> Servicios. </w:t>
       </w:r>
-      <w:hyperlink w:tgtFrame="_blank" w:history="1" r:id="rId14">
+      <w:hyperlink r:id="rId16" w:tgtFrame="_blank" w:history="1">
         <w:r>
           <w:rPr>
-            <w:rStyle w:val="Hyperlink"/>
+            <w:rStyle w:val="Hipervnculo"/>
             <w:i/>
             <w:iCs/>
+            <w:lang w:val="en-US"/>
           </w:rPr>
           <w:t>https://datasys.la/servicios/</w:t>
         </w:r>
@@ -1493,7 +1677,7 @@
       <w:pPr>
         <w:ind w:left="709" w:hanging="709"/>
         <w:rPr>
-          <w:lang w:val="es-ES"/>
+          <w:lang w:val="en-US"/>
         </w:rPr>
       </w:pPr>
       <w:r>
@@ -1560,13 +1744,13 @@
         </w:rPr>
         <w:t xml:space="preserve"> </w:t>
       </w:r>
-      <w:hyperlink w:tgtFrame="_blank" w:tooltip="https://devin.ai/" w:history="1" r:id="rId15">
+      <w:hyperlink r:id="rId17" w:tgtFrame="_blank" w:tooltip="https://devin.ai/" w:history="1">
         <w:r>
           <w:rPr>
-            <w:rStyle w:val="Hyperlink"/>
+            <w:rStyle w:val="Hipervnculo"/>
             <w:i/>
             <w:iCs/>
-            <w:lang w:val="es-ES"/>
+            <w:lang w:val="en-US"/>
           </w:rPr>
           <w:t>https://devin.ai/</w:t>
         </w:r>
@@ -1575,24 +1759,78 @@
         <w:rPr>
           <w:i/>
           <w:iCs/>
+          <w:lang w:val="en-US"/>
+        </w:rPr>
+        <w:t> </w:t>
+      </w:r>
+    </w:p>
+    <w:p>
+      <w:pPr>
+        <w:ind w:left="709" w:hanging="709"/>
+      </w:pPr>
+      <w:r>
+        <w:t xml:space="preserve">Diane-Caballar, R., Stryker, C. (2025, diciembre 23). ¿Qué es la refactorización de código de IA? IBM. </w:t>
+      </w:r>
+      <w:hyperlink r:id="rId18" w:history="1">
+        <w:r>
+          <w:rPr>
+            <w:rStyle w:val="Hipervnculo"/>
+          </w:rPr>
+          <w:t>https://www.ibm.com/think/topics/ai-code-refactoring</w:t>
+        </w:r>
+      </w:hyperlink>
+    </w:p>
+    <w:p>
+      <w:pPr>
+        <w:ind w:left="709" w:hanging="709"/>
+      </w:pPr>
+      <w:proofErr w:type="spellStart"/>
+      <w:r>
+        <w:rPr>
+          <w:rFonts w:eastAsia="Times New Roman" w:cs="Times New Roman"/>
+          <w:lang w:val="en-US"/>
+        </w:rPr>
+        <w:t>Elementum</w:t>
+      </w:r>
+      <w:proofErr w:type="spellEnd"/>
+      <w:r>
+        <w:rPr>
+          <w:rFonts w:eastAsia="Times New Roman" w:cs="Times New Roman"/>
+          <w:lang w:val="en-US"/>
+        </w:rPr>
+        <w:t xml:space="preserve"> AI. (2026). </w:t>
+      </w:r>
+      <w:r>
+        <w:rPr>
+          <w:rFonts w:eastAsia="Times New Roman" w:cs="Times New Roman"/>
+          <w:i/>
+          <w:iCs/>
+          <w:lang w:val="en-US"/>
+        </w:rPr>
+        <w:t>Human-in-the-Loop Agentic AI: When You Need Both.</w:t>
+      </w:r>
+      <w:r>
+        <w:rPr>
+          <w:rFonts w:eastAsia="Times New Roman" w:cs="Times New Roman"/>
+          <w:lang w:val="en-US"/>
+        </w:rPr>
+        <w:t xml:space="preserve"> </w:t>
+      </w:r>
+      <w:r>
+        <w:rPr>
+          <w:rFonts w:eastAsia="Times New Roman" w:cs="Times New Roman"/>
           <w:lang w:val="es-ES"/>
         </w:rPr>
-        <w:t> </w:t>
-      </w:r>
-    </w:p>
-    <w:p>
-      <w:pPr>
-        <w:ind w:left="709" w:hanging="709"/>
-      </w:pPr>
-      <w:r>
-        <w:t xml:space="preserve">Diane-Caballar, R., Stryker, C. (2025, diciembre 23). ¿Qué es la refactorización de código de IA? IBM. </w:t>
-      </w:r>
-      <w:hyperlink w:history="1" r:id="rId16">
+        <w:t xml:space="preserve">Recuperado de </w:t>
+      </w:r>
+      <w:hyperlink r:id="rId19">
         <w:r>
           <w:rPr>
-            <w:rStyle w:val="Hyperlink"/>
+            <w:rStyle w:val="Hipervnculo"/>
+            <w:rFonts w:eastAsia="Times New Roman" w:cs="Times New Roman"/>
+            <w:lang w:val="es-ES"/>
           </w:rPr>
-          <w:t>https://www.ibm.com/think/topics/ai-code-refactoring</w:t>
+          <w:t>https://www.elementum.ai/blog/human-in-the-loop-agentic-ai</w:t>
         </w:r>
       </w:hyperlink>
     </w:p>
@@ -1646,10 +1884,10 @@
         </w:rPr>
         <w:t xml:space="preserve"> </w:t>
       </w:r>
-      <w:hyperlink w:history="1" r:id="rId17">
+      <w:hyperlink r:id="rId20" w:history="1">
         <w:r>
           <w:rPr>
-            <w:rStyle w:val="Hyperlink"/>
+            <w:rStyle w:val="Hipervnculo"/>
             <w:i/>
             <w:iCs/>
           </w:rPr>
@@ -1666,6 +1904,7 @@
         </w:rPr>
       </w:pPr>
       <w:r>
+        <w:lastRenderedPageBreak/>
         <w:t>González, C. (20 de marzo de 2025).</w:t>
       </w:r>
       <w:r>
@@ -1675,10 +1914,10 @@
         </w:rPr>
         <w:t xml:space="preserve"> Innovaciones en logística: En ruta a la automatización. Correos de Costa Rica. </w:t>
       </w:r>
-      <w:hyperlink w:tgtFrame="_blank" w:history="1" r:id="rId18">
+      <w:hyperlink r:id="rId21" w:tgtFrame="_blank" w:history="1">
         <w:r>
           <w:rPr>
-            <w:rStyle w:val="Hyperlink"/>
+            <w:rStyle w:val="Hipervnculo"/>
             <w:i/>
             <w:iCs/>
           </w:rPr>
@@ -1710,10 +1949,10 @@
         </w:rPr>
         <w:t xml:space="preserve"> MAIA Sistema de Inteligencia Artificial en Costa Rica. </w:t>
       </w:r>
-      <w:hyperlink w:tgtFrame="_blank" w:history="1" r:id="rId19">
+      <w:hyperlink r:id="rId22" w:tgtFrame="_blank" w:history="1">
         <w:r>
           <w:rPr>
-            <w:rStyle w:val="Hyperlink"/>
+            <w:rStyle w:val="Hipervnculo"/>
             <w:i/>
             <w:iCs/>
             <w:lang w:val="en-US"/>
@@ -1726,50 +1965,32 @@
       <w:pPr>
         <w:ind w:left="709" w:hanging="709"/>
         <w:rPr>
-          <w:i w:val="1"/>
-          <w:iCs w:val="1"/>
-          <w:lang w:val="en-US"/>
+          <w:i/>
+          <w:iCs/>
+          <w:lang w:val="es-ES"/>
         </w:rPr>
       </w:pPr>
       <w:r>
         <w:rPr>
           <w:lang w:val="en-US"/>
         </w:rPr>
-        <w:t>Innova-</w:t>
+        <w:t>Innova-MS. (s.f.).</w:t>
       </w:r>
       <w:r>
         <w:rPr>
-          <w:lang w:val="en-US"/>
-        </w:rPr>
-        <w:t>MS. (</w:t>
-      </w:r>
-      <w:r>
-        <w:rPr>
-          <w:lang w:val="en-US"/>
-        </w:rPr>
-        <w:t>s.f.</w:t>
-      </w:r>
-      <w:r>
-        <w:rPr>
-          <w:lang w:val="en-US"/>
-        </w:rPr>
-        <w:t>).</w:t>
-      </w:r>
-      <w:r>
-        <w:rPr>
-          <w:i w:val="1"/>
-          <w:iCs w:val="1"/>
+          <w:i/>
+          <w:iCs/>
           <w:lang w:val="en-US"/>
         </w:rPr>
         <w:t xml:space="preserve"> AI service agents. </w:t>
       </w:r>
-      <w:hyperlink r:id="R5a90e2ba55a44c18">
+      <w:hyperlink r:id="rId23">
         <w:r>
           <w:rPr>
-            <w:rStyle w:val="Hyperlink"/>
-            <w:i w:val="1"/>
-            <w:iCs w:val="1"/>
-            <w:lang w:val="en-US"/>
+            <w:rStyle w:val="Hipervnculo"/>
+            <w:i/>
+            <w:iCs/>
+            <w:lang w:val="es-ES"/>
           </w:rPr>
           <w:t>https://innova-ms.com/ai-service-agents/</w:t>
         </w:r>
@@ -1779,16 +2000,6 @@
       <w:pPr>
         <w:ind w:left="709" w:hanging="709"/>
         <w:rPr>
-          <w:i w:val="1"/>
-          <w:iCs w:val="1"/>
-          <w:lang w:val="en-US"/>
-        </w:rPr>
-      </w:pPr>
-    </w:p>
-    <w:p>
-      <w:pPr>
-        <w:ind w:left="709" w:hanging="709"/>
-        <w:rPr>
           <w:lang w:val="en-US"/>
         </w:rPr>
       </w:pPr>
@@ -1814,10 +2025,10 @@
         </w:rPr>
         <w:t xml:space="preserve">Kirey Blog &amp; News. </w:t>
       </w:r>
-      <w:hyperlink w:history="1" r:id="rId21">
+      <w:hyperlink r:id="rId24" w:history="1">
         <w:r>
           <w:rPr>
-            <w:rStyle w:val="Hyperlink"/>
+            <w:rStyle w:val="Hipervnculo"/>
             <w:lang w:val="en-US"/>
           </w:rPr>
           <w:t>https://newsroom.kireygroup.com/es/news/testing-de-software-como-cambia-en-la-era-de-la-ia</w:t>
@@ -1855,10 +2066,10 @@
         </w:rPr>
         <w:t xml:space="preserve"> Mintive Studio. </w:t>
       </w:r>
-      <w:hyperlink w:tgtFrame="_blank" w:history="1" r:id="rId22">
+      <w:hyperlink r:id="rId25" w:tgtFrame="_blank" w:history="1">
         <w:r>
           <w:rPr>
-            <w:rStyle w:val="Hyperlink"/>
+            <w:rStyle w:val="Hipervnculo"/>
             <w:i/>
             <w:iCs/>
             <w:lang w:val="en-US"/>
@@ -1890,6 +2101,60 @@
     <w:p>
       <w:pPr>
         <w:ind w:left="709" w:hanging="709"/>
+      </w:pPr>
+      <w:proofErr w:type="spellStart"/>
+      <w:r>
+        <w:rPr>
+          <w:rFonts w:eastAsia="Times New Roman" w:cs="Times New Roman"/>
+          <w:lang w:val="en-US"/>
+        </w:rPr>
+        <w:t>Synvestable</w:t>
+      </w:r>
+      <w:proofErr w:type="spellEnd"/>
+      <w:r>
+        <w:rPr>
+          <w:rFonts w:eastAsia="Times New Roman" w:cs="Times New Roman"/>
+          <w:lang w:val="en-US"/>
+        </w:rPr>
+        <w:t xml:space="preserve">. (2026). </w:t>
+      </w:r>
+      <w:r>
+        <w:rPr>
+          <w:rFonts w:eastAsia="Times New Roman" w:cs="Times New Roman"/>
+          <w:i/>
+          <w:iCs/>
+          <w:lang w:val="en-US"/>
+        </w:rPr>
+        <w:t>Human-in-the-Loop AI: Complete Implementation Guide (2026).</w:t>
+      </w:r>
+      <w:r>
+        <w:rPr>
+          <w:rFonts w:eastAsia="Times New Roman" w:cs="Times New Roman"/>
+          <w:lang w:val="en-US"/>
+        </w:rPr>
+        <w:t xml:space="preserve"> </w:t>
+      </w:r>
+      <w:r>
+        <w:rPr>
+          <w:rFonts w:eastAsia="Times New Roman" w:cs="Times New Roman"/>
+          <w:lang w:val="es-ES"/>
+        </w:rPr>
+        <w:t xml:space="preserve">Recuperado de </w:t>
+      </w:r>
+      <w:hyperlink r:id="rId26">
+        <w:r>
+          <w:rPr>
+            <w:rStyle w:val="Hipervnculo"/>
+            <w:rFonts w:eastAsia="Times New Roman" w:cs="Times New Roman"/>
+            <w:lang w:val="es-ES"/>
+          </w:rPr>
+          <w:t>https://www.synvestable.com/human-in-the-loop.html</w:t>
+        </w:r>
+      </w:hyperlink>
+    </w:p>
+    <w:p>
+      <w:pPr>
+        <w:ind w:left="709" w:hanging="709"/>
         <w:rPr>
           <w:lang w:val="en-US"/>
         </w:rPr>
@@ -1903,27 +2168,13 @@
         </w:rPr>
         <w:t xml:space="preserve">Thomson Reuters. </w:t>
       </w:r>
-      <w:hyperlink w:history="1" w:anchor=":~:text=La%20IA%20agente%20toma%20decisiones,informaci%C3%B3n%20recibida%20y%20genera%20resultados" r:id="rId23">
+      <w:hyperlink r:id="rId27" w:anchor=":~:text=La%20IA%20agente%20toma%20decisiones,informaci%C3%B3n%20recibida%20y%20genera%20resultados" w:history="1">
         <w:r>
           <w:rPr>
-            <w:rStyle w:val="Hyperlink"/>
+            <w:rStyle w:val="Hipervnculo"/>
             <w:lang w:val="en-US"/>
           </w:rPr>
-          <w:t>https://</w:t>
-        </w:r>
-        <w:r>
-          <w:rPr>
-            <w:rStyle w:val="Hyperlink"/>
-            <w:lang w:val="en-US"/>
-          </w:rPr>
-          <w:t>w</w:t>
-        </w:r>
-        <w:r>
-          <w:rPr>
-            <w:rStyle w:val="Hyperlink"/>
-            <w:lang w:val="en-US"/>
-          </w:rPr>
-          <w:t>ww.thomsonreuters.com/en/insights/articles/agentic-ai-vs-generative-ai-the-core-differences</w:t>
+          <w:t>https://www.thomsonreuters.com/en/insights/articles/agentic-ai-vs-generative-ai-the-core-differences</w:t>
         </w:r>
       </w:hyperlink>
     </w:p>
@@ -1935,19 +2186,7 @@
         <w:rPr>
           <w:lang w:val="en-US"/>
         </w:rPr>
-        <w:t xml:space="preserve">Using LLMs to generate terraform code - 2025 </w:t>
-      </w:r>
-      <w:r>
-        <w:rPr>
-          <w:lang w:val="en-US"/>
-        </w:rPr>
-        <w:t>update</w:t>
-      </w:r>
-      <w:r>
-        <w:rPr>
-          <w:lang w:val="en-US"/>
-        </w:rPr>
-        <w:t xml:space="preserve">. </w:t>
+        <w:t xml:space="preserve">Using LLMs to generate terraform code - 2025 update. </w:t>
       </w:r>
       <w:r>
         <w:rPr>
@@ -1957,8 +2196,8 @@
       </w:r>
       <w:r>
         <w:rPr>
-          <w:i w:val="1"/>
-          <w:iCs w:val="1"/>
+          <w:i/>
+          <w:iCs/>
           <w:lang w:val="es-ES"/>
         </w:rPr>
         <w:t>Terrateam</w:t>
@@ -1969,86 +2208,19 @@
         </w:rPr>
         <w:t xml:space="preserve">. </w:t>
       </w:r>
-      <w:hyperlink r:id="R8eb4ba0519b94d9e">
+      <w:hyperlink r:id="rId28">
         <w:r>
           <w:rPr>
-            <w:rStyle w:val="Hyperlink"/>
+            <w:rStyle w:val="Hipervnculo"/>
             <w:lang w:val="es-ES"/>
           </w:rPr>
           <w:t>https://terrateam.io/blog/using-llms-to-generate-terraform-code?utm_source=chatgpt.com</w:t>
         </w:r>
       </w:hyperlink>
     </w:p>
-    <w:p>
-      <w:pPr>
-        <w:spacing w:before="0" w:beforeAutospacing="off" w:after="160" w:afterAutospacing="off" w:line="480" w:lineRule="auto"/>
-        <w:ind w:left="709" w:right="0" w:hanging="709"/>
-      </w:pPr>
-      <w:r>
-        <w:rPr>
-          <w:rFonts w:ascii="Times New Roman" w:hAnsi="Times New Roman" w:eastAsia="Times New Roman" w:cs="Times New Roman"/>
-          <w:noProof w:val="0"/>
-          <w:sz w:val="24"/>
-          <w:szCs w:val="24"/>
-          <w:lang w:val="es-ES"/>
-        </w:rPr>
-        <w:t xml:space="preserve">Synvestable. (2026). </w:t>
-      </w:r>
-      <w:r>
-        <w:rPr>
-          <w:rFonts w:ascii="Times New Roman" w:hAnsi="Times New Roman" w:eastAsia="Times New Roman" w:cs="Times New Roman"/>
-          <w:i w:val="1"/>
-          <w:iCs w:val="1"/>
-          <w:noProof w:val="0"/>
-          <w:sz w:val="24"/>
-          <w:szCs w:val="24"/>
-          <w:lang w:val="es-ES"/>
-        </w:rPr>
-        <w:t>Human-in-the-Loop AI: Complete Implementation Guide (2026).</w:t>
-      </w:r>
-      <w:r>
-        <w:rPr>
-          <w:rFonts w:ascii="Times New Roman" w:hAnsi="Times New Roman" w:eastAsia="Times New Roman" w:cs="Times New Roman"/>
-          <w:noProof w:val="0"/>
-          <w:sz w:val="24"/>
-          <w:szCs w:val="24"/>
-          <w:lang w:val="es-ES"/>
-        </w:rPr>
-        <w:t xml:space="preserve"> Recuperado de </w:t>
-      </w:r>
-      <w:hyperlink r:id="Rc3820df273c14a2e">
-        <w:r>
-          <w:rPr>
-            <w:rStyle w:val="Hyperlink"/>
-            <w:rFonts w:ascii="Times New Roman" w:hAnsi="Times New Roman" w:eastAsia="Times New Roman" w:cs="Times New Roman"/>
-            <w:noProof w:val="0"/>
-            <w:sz w:val="24"/>
-            <w:szCs w:val="24"/>
-            <w:lang w:val="es-ES"/>
-          </w:rPr>
-          <w:t>https://www.synvestable.com/human-in-the-loop.html</w:t>
-        </w:r>
-      </w:hyperlink>
-    </w:p>
-    <w:p>
-      <w:pPr>
-        <w:ind w:left="709" w:hanging="709"/>
-        <w:rPr>
-          <w:lang w:val="es-ES"/>
-        </w:rPr>
-      </w:pPr>
-    </w:p>
-    <w:p>
-      <w:pPr>
-        <w:ind w:left="709" w:hanging="709"/>
-        <w:rPr>
-          <w:lang w:val="en-US"/>
-        </w:rPr>
-      </w:pPr>
-    </w:p>
     <w:sectPr>
-      <w:headerReference w:type="default" r:id="rId25"/>
-      <w:pgSz w:w="12242" w:h="15842" w:orient="portrait" w:code="1"/>
+      <w:headerReference w:type="default" r:id="rId29"/>
+      <w:pgSz w:w="12242" w:h="15842" w:code="1"/>
       <w:pgMar w:top="1440" w:right="1440" w:bottom="1440" w:left="1440" w:header="709" w:footer="709" w:gutter="0"/>
       <w:cols w:space="708"/>
       <w:docGrid w:linePitch="360"/>
@@ -2131,10 +2303,11 @@
         <w:docPartUnique/>
       </w:docPartObj>
     </w:sdtPr>
+    <w:sdtEndPr/>
     <w:sdtContent>
       <w:p>
         <w:pPr>
-          <w:pStyle w:val="Header"/>
+          <w:pStyle w:val="Encabezado"/>
           <w:jc w:val="right"/>
         </w:pPr>
         <w:r>
@@ -2157,7 +2330,7 @@
   </w:sdt>
   <w:p>
     <w:pPr>
-      <w:pStyle w:val="Header"/>
+      <w:pStyle w:val="Encabezado"/>
     </w:pPr>
   </w:p>
 </w:hdr>
@@ -2181,7 +2354,7 @@
         <w:ind w:left="720" w:hanging="360"/>
       </w:pPr>
       <w:rPr>
-        <w:rFonts w:hint="default" w:ascii="Symbol" w:hAnsi="Symbol"/>
+        <w:rFonts w:ascii="Symbol" w:hAnsi="Symbol" w:hint="default"/>
         <w:sz w:val="20"/>
       </w:rPr>
     </w:lvl>
@@ -2197,7 +2370,7 @@
         <w:ind w:left="1440" w:hanging="360"/>
       </w:pPr>
       <w:rPr>
-        <w:rFonts w:hint="default" w:ascii="Courier New" w:hAnsi="Courier New"/>
+        <w:rFonts w:ascii="Courier New" w:hAnsi="Courier New" w:hint="default"/>
         <w:sz w:val="20"/>
       </w:rPr>
     </w:lvl>
@@ -2213,7 +2386,7 @@
         <w:ind w:left="2160" w:hanging="360"/>
       </w:pPr>
       <w:rPr>
-        <w:rFonts w:hint="default" w:ascii="Wingdings" w:hAnsi="Wingdings"/>
+        <w:rFonts w:ascii="Wingdings" w:hAnsi="Wingdings" w:hint="default"/>
         <w:sz w:val="20"/>
       </w:rPr>
     </w:lvl>
@@ -2229,7 +2402,7 @@
         <w:ind w:left="2880" w:hanging="360"/>
       </w:pPr>
       <w:rPr>
-        <w:rFonts w:hint="default" w:ascii="Wingdings" w:hAnsi="Wingdings"/>
+        <w:rFonts w:ascii="Wingdings" w:hAnsi="Wingdings" w:hint="default"/>
         <w:sz w:val="20"/>
       </w:rPr>
     </w:lvl>
@@ -2245,7 +2418,7 @@
         <w:ind w:left="3600" w:hanging="360"/>
       </w:pPr>
       <w:rPr>
-        <w:rFonts w:hint="default" w:ascii="Wingdings" w:hAnsi="Wingdings"/>
+        <w:rFonts w:ascii="Wingdings" w:hAnsi="Wingdings" w:hint="default"/>
         <w:sz w:val="20"/>
       </w:rPr>
     </w:lvl>
@@ -2261,7 +2434,7 @@
         <w:ind w:left="4320" w:hanging="360"/>
       </w:pPr>
       <w:rPr>
-        <w:rFonts w:hint="default" w:ascii="Wingdings" w:hAnsi="Wingdings"/>
+        <w:rFonts w:ascii="Wingdings" w:hAnsi="Wingdings" w:hint="default"/>
         <w:sz w:val="20"/>
       </w:rPr>
     </w:lvl>
@@ -2277,7 +2450,7 @@
         <w:ind w:left="5040" w:hanging="360"/>
       </w:pPr>
       <w:rPr>
-        <w:rFonts w:hint="default" w:ascii="Wingdings" w:hAnsi="Wingdings"/>
+        <w:rFonts w:ascii="Wingdings" w:hAnsi="Wingdings" w:hint="default"/>
         <w:sz w:val="20"/>
       </w:rPr>
     </w:lvl>
@@ -2293,7 +2466,7 @@
         <w:ind w:left="5760" w:hanging="360"/>
       </w:pPr>
       <w:rPr>
-        <w:rFonts w:hint="default" w:ascii="Wingdings" w:hAnsi="Wingdings"/>
+        <w:rFonts w:ascii="Wingdings" w:hAnsi="Wingdings" w:hint="default"/>
         <w:sz w:val="20"/>
       </w:rPr>
     </w:lvl>
@@ -2309,7 +2482,7 @@
         <w:ind w:left="6480" w:hanging="360"/>
       </w:pPr>
       <w:rPr>
-        <w:rFonts w:hint="default" w:ascii="Wingdings" w:hAnsi="Wingdings"/>
+        <w:rFonts w:ascii="Wingdings" w:hAnsi="Wingdings" w:hint="default"/>
         <w:sz w:val="20"/>
       </w:rPr>
     </w:lvl>
@@ -2330,7 +2503,7 @@
         <w:ind w:left="720" w:hanging="360"/>
       </w:pPr>
       <w:rPr>
-        <w:rFonts w:hint="default" w:ascii="Symbol" w:hAnsi="Symbol"/>
+        <w:rFonts w:ascii="Symbol" w:hAnsi="Symbol" w:hint="default"/>
         <w:sz w:val="20"/>
       </w:rPr>
     </w:lvl>
@@ -2346,7 +2519,7 @@
         <w:ind w:left="1440" w:hanging="360"/>
       </w:pPr>
       <w:rPr>
-        <w:rFonts w:hint="default" w:ascii="Courier New" w:hAnsi="Courier New"/>
+        <w:rFonts w:ascii="Courier New" w:hAnsi="Courier New" w:hint="default"/>
         <w:sz w:val="20"/>
       </w:rPr>
     </w:lvl>
@@ -2362,7 +2535,7 @@
         <w:ind w:left="2160" w:hanging="360"/>
       </w:pPr>
       <w:rPr>
-        <w:rFonts w:hint="default" w:ascii="Wingdings" w:hAnsi="Wingdings"/>
+        <w:rFonts w:ascii="Wingdings" w:hAnsi="Wingdings" w:hint="default"/>
         <w:sz w:val="20"/>
       </w:rPr>
     </w:lvl>
@@ -2378,7 +2551,7 @@
         <w:ind w:left="2880" w:hanging="360"/>
       </w:pPr>
       <w:rPr>
-        <w:rFonts w:hint="default" w:ascii="Wingdings" w:hAnsi="Wingdings"/>
+        <w:rFonts w:ascii="Wingdings" w:hAnsi="Wingdings" w:hint="default"/>
         <w:sz w:val="20"/>
       </w:rPr>
     </w:lvl>
@@ -2394,7 +2567,7 @@
         <w:ind w:left="3600" w:hanging="360"/>
       </w:pPr>
       <w:rPr>
-        <w:rFonts w:hint="default" w:ascii="Wingdings" w:hAnsi="Wingdings"/>
+        <w:rFonts w:ascii="Wingdings" w:hAnsi="Wingdings" w:hint="default"/>
         <w:sz w:val="20"/>
       </w:rPr>
     </w:lvl>
@@ -2410,7 +2583,7 @@
         <w:ind w:left="4320" w:hanging="360"/>
       </w:pPr>
       <w:rPr>
-        <w:rFonts w:hint="default" w:ascii="Wingdings" w:hAnsi="Wingdings"/>
+        <w:rFonts w:ascii="Wingdings" w:hAnsi="Wingdings" w:hint="default"/>
         <w:sz w:val="20"/>
       </w:rPr>
     </w:lvl>
@@ -2426,7 +2599,7 @@
         <w:ind w:left="5040" w:hanging="360"/>
       </w:pPr>
       <w:rPr>
-        <w:rFonts w:hint="default" w:ascii="Wingdings" w:hAnsi="Wingdings"/>
+        <w:rFonts w:ascii="Wingdings" w:hAnsi="Wingdings" w:hint="default"/>
         <w:sz w:val="20"/>
       </w:rPr>
     </w:lvl>
@@ -2442,7 +2615,7 @@
         <w:ind w:left="5760" w:hanging="360"/>
       </w:pPr>
       <w:rPr>
-        <w:rFonts w:hint="default" w:ascii="Wingdings" w:hAnsi="Wingdings"/>
+        <w:rFonts w:ascii="Wingdings" w:hAnsi="Wingdings" w:hint="default"/>
         <w:sz w:val="20"/>
       </w:rPr>
     </w:lvl>
@@ -2458,7 +2631,7 @@
         <w:ind w:left="6480" w:hanging="360"/>
       </w:pPr>
       <w:rPr>
-        <w:rFonts w:hint="default" w:ascii="Wingdings" w:hAnsi="Wingdings"/>
+        <w:rFonts w:ascii="Wingdings" w:hAnsi="Wingdings" w:hint="default"/>
         <w:sz w:val="20"/>
       </w:rPr>
     </w:lvl>
@@ -2476,7 +2649,7 @@
         <w:ind w:left="1440" w:hanging="360"/>
       </w:pPr>
       <w:rPr>
-        <w:rFonts w:hint="default" w:ascii="Symbol" w:hAnsi="Symbol"/>
+        <w:rFonts w:ascii="Symbol" w:hAnsi="Symbol" w:hint="default"/>
       </w:rPr>
     </w:lvl>
     <w:lvl w:ilvl="1" w:tplc="04090003" w:tentative="1">
@@ -2488,7 +2661,7 @@
         <w:ind w:left="2160" w:hanging="360"/>
       </w:pPr>
       <w:rPr>
-        <w:rFonts w:hint="default" w:ascii="Courier New" w:hAnsi="Courier New" w:cs="Courier New"/>
+        <w:rFonts w:ascii="Courier New" w:hAnsi="Courier New" w:cs="Courier New" w:hint="default"/>
       </w:rPr>
     </w:lvl>
     <w:lvl w:ilvl="2" w:tplc="04090005" w:tentative="1">
@@ -2500,7 +2673,7 @@
         <w:ind w:left="2880" w:hanging="360"/>
       </w:pPr>
       <w:rPr>
-        <w:rFonts w:hint="default" w:ascii="Wingdings" w:hAnsi="Wingdings"/>
+        <w:rFonts w:ascii="Wingdings" w:hAnsi="Wingdings" w:hint="default"/>
       </w:rPr>
     </w:lvl>
     <w:lvl w:ilvl="3" w:tplc="04090001" w:tentative="1">
@@ -2512,7 +2685,7 @@
         <w:ind w:left="3600" w:hanging="360"/>
       </w:pPr>
       <w:rPr>
-        <w:rFonts w:hint="default" w:ascii="Symbol" w:hAnsi="Symbol"/>
+        <w:rFonts w:ascii="Symbol" w:hAnsi="Symbol" w:hint="default"/>
       </w:rPr>
     </w:lvl>
     <w:lvl w:ilvl="4" w:tplc="04090003" w:tentative="1">
@@ -2524,7 +2697,7 @@
         <w:ind w:left="4320" w:hanging="360"/>
       </w:pPr>
       <w:rPr>
-        <w:rFonts w:hint="default" w:ascii="Courier New" w:hAnsi="Courier New" w:cs="Courier New"/>
+        <w:rFonts w:ascii="Courier New" w:hAnsi="Courier New" w:cs="Courier New" w:hint="default"/>
       </w:rPr>
     </w:lvl>
     <w:lvl w:ilvl="5" w:tplc="04090005" w:tentative="1">
@@ -2536,7 +2709,7 @@
         <w:ind w:left="5040" w:hanging="360"/>
       </w:pPr>
       <w:rPr>
-        <w:rFonts w:hint="default" w:ascii="Wingdings" w:hAnsi="Wingdings"/>
+        <w:rFonts w:ascii="Wingdings" w:hAnsi="Wingdings" w:hint="default"/>
       </w:rPr>
     </w:lvl>
     <w:lvl w:ilvl="6" w:tplc="04090001" w:tentative="1">
@@ -2548,7 +2721,7 @@
         <w:ind w:left="5760" w:hanging="360"/>
       </w:pPr>
       <w:rPr>
-        <w:rFonts w:hint="default" w:ascii="Symbol" w:hAnsi="Symbol"/>
+        <w:rFonts w:ascii="Symbol" w:hAnsi="Symbol" w:hint="default"/>
       </w:rPr>
     </w:lvl>
     <w:lvl w:ilvl="7" w:tplc="04090003" w:tentative="1">
@@ -2560,7 +2733,7 @@
         <w:ind w:left="6480" w:hanging="360"/>
       </w:pPr>
       <w:rPr>
-        <w:rFonts w:hint="default" w:ascii="Courier New" w:hAnsi="Courier New" w:cs="Courier New"/>
+        <w:rFonts w:ascii="Courier New" w:hAnsi="Courier New" w:cs="Courier New" w:hint="default"/>
       </w:rPr>
     </w:lvl>
     <w:lvl w:ilvl="8" w:tplc="04090005" w:tentative="1">
@@ -2572,7 +2745,7 @@
         <w:ind w:left="7200" w:hanging="360"/>
       </w:pPr>
       <w:rPr>
-        <w:rFonts w:hint="default" w:ascii="Wingdings" w:hAnsi="Wingdings"/>
+        <w:rFonts w:ascii="Wingdings" w:hAnsi="Wingdings" w:hint="default"/>
       </w:rPr>
     </w:lvl>
   </w:abstractNum>
@@ -2589,7 +2762,7 @@
         <w:ind w:left="1440" w:hanging="360"/>
       </w:pPr>
       <w:rPr>
-        <w:rFonts w:hint="default" w:ascii="Symbol" w:hAnsi="Symbol"/>
+        <w:rFonts w:ascii="Symbol" w:hAnsi="Symbol" w:hint="default"/>
       </w:rPr>
     </w:lvl>
     <w:lvl w:ilvl="1" w:tplc="04090003" w:tentative="1">
@@ -2601,7 +2774,7 @@
         <w:ind w:left="2160" w:hanging="360"/>
       </w:pPr>
       <w:rPr>
-        <w:rFonts w:hint="default" w:ascii="Courier New" w:hAnsi="Courier New" w:cs="Courier New"/>
+        <w:rFonts w:ascii="Courier New" w:hAnsi="Courier New" w:cs="Courier New" w:hint="default"/>
       </w:rPr>
     </w:lvl>
     <w:lvl w:ilvl="2" w:tplc="04090005" w:tentative="1">
@@ -2613,7 +2786,7 @@
         <w:ind w:left="2880" w:hanging="360"/>
       </w:pPr>
       <w:rPr>
-        <w:rFonts w:hint="default" w:ascii="Wingdings" w:hAnsi="Wingdings"/>
+        <w:rFonts w:ascii="Wingdings" w:hAnsi="Wingdings" w:hint="default"/>
       </w:rPr>
     </w:lvl>
     <w:lvl w:ilvl="3" w:tplc="04090001" w:tentative="1">
@@ -2625,7 +2798,7 @@
         <w:ind w:left="3600" w:hanging="360"/>
       </w:pPr>
       <w:rPr>
-        <w:rFonts w:hint="default" w:ascii="Symbol" w:hAnsi="Symbol"/>
+        <w:rFonts w:ascii="Symbol" w:hAnsi="Symbol" w:hint="default"/>
       </w:rPr>
     </w:lvl>
     <w:lvl w:ilvl="4" w:tplc="04090003" w:tentative="1">
@@ -2637,7 +2810,7 @@
         <w:ind w:left="4320" w:hanging="360"/>
       </w:pPr>
       <w:rPr>
-        <w:rFonts w:hint="default" w:ascii="Courier New" w:hAnsi="Courier New" w:cs="Courier New"/>
+        <w:rFonts w:ascii="Courier New" w:hAnsi="Courier New" w:cs="Courier New" w:hint="default"/>
       </w:rPr>
     </w:lvl>
     <w:lvl w:ilvl="5" w:tplc="04090005" w:tentative="1">
@@ -2649,7 +2822,7 @@
         <w:ind w:left="5040" w:hanging="360"/>
       </w:pPr>
       <w:rPr>
-        <w:rFonts w:hint="default" w:ascii="Wingdings" w:hAnsi="Wingdings"/>
+        <w:rFonts w:ascii="Wingdings" w:hAnsi="Wingdings" w:hint="default"/>
       </w:rPr>
     </w:lvl>
     <w:lvl w:ilvl="6" w:tplc="04090001" w:tentative="1">
@@ -2661,7 +2834,7 @@
         <w:ind w:left="5760" w:hanging="360"/>
       </w:pPr>
       <w:rPr>
-        <w:rFonts w:hint="default" w:ascii="Symbol" w:hAnsi="Symbol"/>
+        <w:rFonts w:ascii="Symbol" w:hAnsi="Symbol" w:hint="default"/>
       </w:rPr>
     </w:lvl>
     <w:lvl w:ilvl="7" w:tplc="04090003" w:tentative="1">
@@ -2673,7 +2846,7 @@
         <w:ind w:left="6480" w:hanging="360"/>
       </w:pPr>
       <w:rPr>
-        <w:rFonts w:hint="default" w:ascii="Courier New" w:hAnsi="Courier New" w:cs="Courier New"/>
+        <w:rFonts w:ascii="Courier New" w:hAnsi="Courier New" w:cs="Courier New" w:hint="default"/>
       </w:rPr>
     </w:lvl>
     <w:lvl w:ilvl="8" w:tplc="04090005" w:tentative="1">
@@ -2685,7 +2858,7 @@
         <w:ind w:left="7200" w:hanging="360"/>
       </w:pPr>
       <w:rPr>
-        <w:rFonts w:hint="default" w:ascii="Wingdings" w:hAnsi="Wingdings"/>
+        <w:rFonts w:ascii="Wingdings" w:hAnsi="Wingdings" w:hint="default"/>
       </w:rPr>
     </w:lvl>
   </w:abstractNum>
@@ -2705,7 +2878,7 @@
         <w:ind w:left="720" w:hanging="360"/>
       </w:pPr>
       <w:rPr>
-        <w:rFonts w:hint="default" w:ascii="Symbol" w:hAnsi="Symbol"/>
+        <w:rFonts w:ascii="Symbol" w:hAnsi="Symbol" w:hint="default"/>
         <w:sz w:val="20"/>
       </w:rPr>
     </w:lvl>
@@ -2721,7 +2894,7 @@
         <w:ind w:left="1440" w:hanging="360"/>
       </w:pPr>
       <w:rPr>
-        <w:rFonts w:hint="default" w:ascii="Courier New" w:hAnsi="Courier New"/>
+        <w:rFonts w:ascii="Courier New" w:hAnsi="Courier New" w:hint="default"/>
         <w:sz w:val="20"/>
       </w:rPr>
     </w:lvl>
@@ -2737,7 +2910,7 @@
         <w:ind w:left="2160" w:hanging="360"/>
       </w:pPr>
       <w:rPr>
-        <w:rFonts w:hint="default" w:ascii="Wingdings" w:hAnsi="Wingdings"/>
+        <w:rFonts w:ascii="Wingdings" w:hAnsi="Wingdings" w:hint="default"/>
         <w:sz w:val="20"/>
       </w:rPr>
     </w:lvl>
@@ -2753,7 +2926,7 @@
         <w:ind w:left="2880" w:hanging="360"/>
       </w:pPr>
       <w:rPr>
-        <w:rFonts w:hint="default" w:ascii="Wingdings" w:hAnsi="Wingdings"/>
+        <w:rFonts w:ascii="Wingdings" w:hAnsi="Wingdings" w:hint="default"/>
         <w:sz w:val="20"/>
       </w:rPr>
     </w:lvl>
@@ -2769,7 +2942,7 @@
         <w:ind w:left="3600" w:hanging="360"/>
       </w:pPr>
       <w:rPr>
-        <w:rFonts w:hint="default" w:ascii="Wingdings" w:hAnsi="Wingdings"/>
+        <w:rFonts w:ascii="Wingdings" w:hAnsi="Wingdings" w:hint="default"/>
         <w:sz w:val="20"/>
       </w:rPr>
     </w:lvl>
@@ -2785,7 +2958,7 @@
         <w:ind w:left="4320" w:hanging="360"/>
       </w:pPr>
       <w:rPr>
-        <w:rFonts w:hint="default" w:ascii="Wingdings" w:hAnsi="Wingdings"/>
+        <w:rFonts w:ascii="Wingdings" w:hAnsi="Wingdings" w:hint="default"/>
         <w:sz w:val="20"/>
       </w:rPr>
     </w:lvl>
@@ -2801,7 +2974,7 @@
         <w:ind w:left="5040" w:hanging="360"/>
       </w:pPr>
       <w:rPr>
-        <w:rFonts w:hint="default" w:ascii="Wingdings" w:hAnsi="Wingdings"/>
+        <w:rFonts w:ascii="Wingdings" w:hAnsi="Wingdings" w:hint="default"/>
         <w:sz w:val="20"/>
       </w:rPr>
     </w:lvl>
@@ -2817,7 +2990,7 @@
         <w:ind w:left="5760" w:hanging="360"/>
       </w:pPr>
       <w:rPr>
-        <w:rFonts w:hint="default" w:ascii="Wingdings" w:hAnsi="Wingdings"/>
+        <w:rFonts w:ascii="Wingdings" w:hAnsi="Wingdings" w:hint="default"/>
         <w:sz w:val="20"/>
       </w:rPr>
     </w:lvl>
@@ -2833,7 +3006,7 @@
         <w:ind w:left="6480" w:hanging="360"/>
       </w:pPr>
       <w:rPr>
-        <w:rFonts w:hint="default" w:ascii="Wingdings" w:hAnsi="Wingdings"/>
+        <w:rFonts w:ascii="Wingdings" w:hAnsi="Wingdings" w:hint="default"/>
         <w:sz w:val="20"/>
       </w:rPr>
     </w:lvl>
@@ -2851,7 +3024,7 @@
         <w:ind w:left="1440" w:hanging="360"/>
       </w:pPr>
       <w:rPr>
-        <w:rFonts w:hint="default" w:ascii="Symbol" w:hAnsi="Symbol"/>
+        <w:rFonts w:ascii="Symbol" w:hAnsi="Symbol" w:hint="default"/>
       </w:rPr>
     </w:lvl>
     <w:lvl w:ilvl="1" w:tplc="04090003" w:tentative="1">
@@ -2863,7 +3036,7 @@
         <w:ind w:left="2160" w:hanging="360"/>
       </w:pPr>
       <w:rPr>
-        <w:rFonts w:hint="default" w:ascii="Courier New" w:hAnsi="Courier New" w:cs="Courier New"/>
+        <w:rFonts w:ascii="Courier New" w:hAnsi="Courier New" w:cs="Courier New" w:hint="default"/>
       </w:rPr>
     </w:lvl>
     <w:lvl w:ilvl="2" w:tplc="04090005" w:tentative="1">
@@ -2875,7 +3048,7 @@
         <w:ind w:left="2880" w:hanging="360"/>
       </w:pPr>
       <w:rPr>
-        <w:rFonts w:hint="default" w:ascii="Wingdings" w:hAnsi="Wingdings"/>
+        <w:rFonts w:ascii="Wingdings" w:hAnsi="Wingdings" w:hint="default"/>
       </w:rPr>
     </w:lvl>
     <w:lvl w:ilvl="3" w:tplc="04090001" w:tentative="1">
@@ -2887,7 +3060,7 @@
         <w:ind w:left="3600" w:hanging="360"/>
       </w:pPr>
       <w:rPr>
-        <w:rFonts w:hint="default" w:ascii="Symbol" w:hAnsi="Symbol"/>
+        <w:rFonts w:ascii="Symbol" w:hAnsi="Symbol" w:hint="default"/>
       </w:rPr>
     </w:lvl>
     <w:lvl w:ilvl="4" w:tplc="04090003" w:tentative="1">
@@ -2899,7 +3072,7 @@
         <w:ind w:left="4320" w:hanging="360"/>
       </w:pPr>
       <w:rPr>
-        <w:rFonts w:hint="default" w:ascii="Courier New" w:hAnsi="Courier New" w:cs="Courier New"/>
+        <w:rFonts w:ascii="Courier New" w:hAnsi="Courier New" w:cs="Courier New" w:hint="default"/>
       </w:rPr>
     </w:lvl>
     <w:lvl w:ilvl="5" w:tplc="04090005" w:tentative="1">
@@ -2911,7 +3084,7 @@
         <w:ind w:left="5040" w:hanging="360"/>
       </w:pPr>
       <w:rPr>
-        <w:rFonts w:hint="default" w:ascii="Wingdings" w:hAnsi="Wingdings"/>
+        <w:rFonts w:ascii="Wingdings" w:hAnsi="Wingdings" w:hint="default"/>
       </w:rPr>
     </w:lvl>
     <w:lvl w:ilvl="6" w:tplc="04090001" w:tentative="1">
@@ -2923,7 +3096,7 @@
         <w:ind w:left="5760" w:hanging="360"/>
       </w:pPr>
       <w:rPr>
-        <w:rFonts w:hint="default" w:ascii="Symbol" w:hAnsi="Symbol"/>
+        <w:rFonts w:ascii="Symbol" w:hAnsi="Symbol" w:hint="default"/>
       </w:rPr>
     </w:lvl>
     <w:lvl w:ilvl="7" w:tplc="04090003" w:tentative="1">
@@ -2935,7 +3108,7 @@
         <w:ind w:left="6480" w:hanging="360"/>
       </w:pPr>
       <w:rPr>
-        <w:rFonts w:hint="default" w:ascii="Courier New" w:hAnsi="Courier New" w:cs="Courier New"/>
+        <w:rFonts w:ascii="Courier New" w:hAnsi="Courier New" w:cs="Courier New" w:hint="default"/>
       </w:rPr>
     </w:lvl>
     <w:lvl w:ilvl="8" w:tplc="04090005" w:tentative="1">
@@ -2947,7 +3120,7 @@
         <w:ind w:left="7200" w:hanging="360"/>
       </w:pPr>
       <w:rPr>
-        <w:rFonts w:hint="default" w:ascii="Wingdings" w:hAnsi="Wingdings"/>
+        <w:rFonts w:ascii="Wingdings" w:hAnsi="Wingdings" w:hint="default"/>
       </w:rPr>
     </w:lvl>
   </w:abstractNum>
@@ -2964,7 +3137,7 @@
         <w:ind w:left="1440" w:hanging="360"/>
       </w:pPr>
       <w:rPr>
-        <w:rFonts w:hint="default" w:ascii="Symbol" w:hAnsi="Symbol"/>
+        <w:rFonts w:ascii="Symbol" w:hAnsi="Symbol" w:hint="default"/>
       </w:rPr>
     </w:lvl>
     <w:lvl w:ilvl="1" w:tplc="04090003" w:tentative="1">
@@ -2976,7 +3149,7 @@
         <w:ind w:left="2160" w:hanging="360"/>
       </w:pPr>
       <w:rPr>
-        <w:rFonts w:hint="default" w:ascii="Courier New" w:hAnsi="Courier New" w:cs="Courier New"/>
+        <w:rFonts w:ascii="Courier New" w:hAnsi="Courier New" w:cs="Courier New" w:hint="default"/>
       </w:rPr>
     </w:lvl>
     <w:lvl w:ilvl="2" w:tplc="04090005" w:tentative="1">
@@ -2988,7 +3161,7 @@
         <w:ind w:left="2880" w:hanging="360"/>
       </w:pPr>
       <w:rPr>
-        <w:rFonts w:hint="default" w:ascii="Wingdings" w:hAnsi="Wingdings"/>
+        <w:rFonts w:ascii="Wingdings" w:hAnsi="Wingdings" w:hint="default"/>
       </w:rPr>
     </w:lvl>
     <w:lvl w:ilvl="3" w:tplc="04090001" w:tentative="1">
@@ -3000,7 +3173,7 @@
         <w:ind w:left="3600" w:hanging="360"/>
       </w:pPr>
       <w:rPr>
-        <w:rFonts w:hint="default" w:ascii="Symbol" w:hAnsi="Symbol"/>
+        <w:rFonts w:ascii="Symbol" w:hAnsi="Symbol" w:hint="default"/>
       </w:rPr>
     </w:lvl>
     <w:lvl w:ilvl="4" w:tplc="04090003" w:tentative="1">
@@ -3012,7 +3185,7 @@
         <w:ind w:left="4320" w:hanging="360"/>
       </w:pPr>
       <w:rPr>
-        <w:rFonts w:hint="default" w:ascii="Courier New" w:hAnsi="Courier New" w:cs="Courier New"/>
+        <w:rFonts w:ascii="Courier New" w:hAnsi="Courier New" w:cs="Courier New" w:hint="default"/>
       </w:rPr>
     </w:lvl>
     <w:lvl w:ilvl="5" w:tplc="04090005" w:tentative="1">
@@ -3024,7 +3197,7 @@
         <w:ind w:left="5040" w:hanging="360"/>
       </w:pPr>
       <w:rPr>
-        <w:rFonts w:hint="default" w:ascii="Wingdings" w:hAnsi="Wingdings"/>
+        <w:rFonts w:ascii="Wingdings" w:hAnsi="Wingdings" w:hint="default"/>
       </w:rPr>
     </w:lvl>
     <w:lvl w:ilvl="6" w:tplc="04090001" w:tentative="1">
@@ -3036,7 +3209,7 @@
         <w:ind w:left="5760" w:hanging="360"/>
       </w:pPr>
       <w:rPr>
-        <w:rFonts w:hint="default" w:ascii="Symbol" w:hAnsi="Symbol"/>
+        <w:rFonts w:ascii="Symbol" w:hAnsi="Symbol" w:hint="default"/>
       </w:rPr>
     </w:lvl>
     <w:lvl w:ilvl="7" w:tplc="04090003" w:tentative="1">
@@ -3048,7 +3221,7 @@
         <w:ind w:left="6480" w:hanging="360"/>
       </w:pPr>
       <w:rPr>
-        <w:rFonts w:hint="default" w:ascii="Courier New" w:hAnsi="Courier New" w:cs="Courier New"/>
+        <w:rFonts w:ascii="Courier New" w:hAnsi="Courier New" w:cs="Courier New" w:hint="default"/>
       </w:rPr>
     </w:lvl>
     <w:lvl w:ilvl="8" w:tplc="04090005" w:tentative="1">
@@ -3060,7 +3233,7 @@
         <w:ind w:left="7200" w:hanging="360"/>
       </w:pPr>
       <w:rPr>
-        <w:rFonts w:hint="default" w:ascii="Wingdings" w:hAnsi="Wingdings"/>
+        <w:rFonts w:ascii="Wingdings" w:hAnsi="Wingdings" w:hint="default"/>
       </w:rPr>
     </w:lvl>
   </w:abstractNum>
@@ -3080,7 +3253,7 @@
         <w:ind w:left="720" w:hanging="360"/>
       </w:pPr>
       <w:rPr>
-        <w:rFonts w:hint="default" w:ascii="Symbol" w:hAnsi="Symbol"/>
+        <w:rFonts w:ascii="Symbol" w:hAnsi="Symbol" w:hint="default"/>
         <w:sz w:val="20"/>
       </w:rPr>
     </w:lvl>
@@ -3096,7 +3269,7 @@
         <w:ind w:left="1440" w:hanging="360"/>
       </w:pPr>
       <w:rPr>
-        <w:rFonts w:hint="default" w:ascii="Courier New" w:hAnsi="Courier New"/>
+        <w:rFonts w:ascii="Courier New" w:hAnsi="Courier New" w:hint="default"/>
         <w:sz w:val="20"/>
       </w:rPr>
     </w:lvl>
@@ -3112,7 +3285,7 @@
         <w:ind w:left="2160" w:hanging="360"/>
       </w:pPr>
       <w:rPr>
-        <w:rFonts w:hint="default" w:ascii="Wingdings" w:hAnsi="Wingdings"/>
+        <w:rFonts w:ascii="Wingdings" w:hAnsi="Wingdings" w:hint="default"/>
         <w:sz w:val="20"/>
       </w:rPr>
     </w:lvl>
@@ -3128,7 +3301,7 @@
         <w:ind w:left="2880" w:hanging="360"/>
       </w:pPr>
       <w:rPr>
-        <w:rFonts w:hint="default" w:ascii="Wingdings" w:hAnsi="Wingdings"/>
+        <w:rFonts w:ascii="Wingdings" w:hAnsi="Wingdings" w:hint="default"/>
         <w:sz w:val="20"/>
       </w:rPr>
     </w:lvl>
@@ -3144,7 +3317,7 @@
         <w:ind w:left="3600" w:hanging="360"/>
       </w:pPr>
       <w:rPr>
-        <w:rFonts w:hint="default" w:ascii="Wingdings" w:hAnsi="Wingdings"/>
+        <w:rFonts w:ascii="Wingdings" w:hAnsi="Wingdings" w:hint="default"/>
         <w:sz w:val="20"/>
       </w:rPr>
     </w:lvl>
@@ -3160,7 +3333,7 @@
         <w:ind w:left="4320" w:hanging="360"/>
       </w:pPr>
       <w:rPr>
-        <w:rFonts w:hint="default" w:ascii="Wingdings" w:hAnsi="Wingdings"/>
+        <w:rFonts w:ascii="Wingdings" w:hAnsi="Wingdings" w:hint="default"/>
         <w:sz w:val="20"/>
       </w:rPr>
     </w:lvl>
@@ -3176,7 +3349,7 @@
         <w:ind w:left="5040" w:hanging="360"/>
       </w:pPr>
       <w:rPr>
-        <w:rFonts w:hint="default" w:ascii="Wingdings" w:hAnsi="Wingdings"/>
+        <w:rFonts w:ascii="Wingdings" w:hAnsi="Wingdings" w:hint="default"/>
         <w:sz w:val="20"/>
       </w:rPr>
     </w:lvl>
@@ -3192,7 +3365,7 @@
         <w:ind w:left="5760" w:hanging="360"/>
       </w:pPr>
       <w:rPr>
-        <w:rFonts w:hint="default" w:ascii="Wingdings" w:hAnsi="Wingdings"/>
+        <w:rFonts w:ascii="Wingdings" w:hAnsi="Wingdings" w:hint="default"/>
         <w:sz w:val="20"/>
       </w:rPr>
     </w:lvl>
@@ -3208,7 +3381,7 @@
         <w:ind w:left="6480" w:hanging="360"/>
       </w:pPr>
       <w:rPr>
-        <w:rFonts w:hint="default" w:ascii="Wingdings" w:hAnsi="Wingdings"/>
+        <w:rFonts w:ascii="Wingdings" w:hAnsi="Wingdings" w:hint="default"/>
         <w:sz w:val="20"/>
       </w:rPr>
     </w:lvl>
@@ -3229,7 +3402,7 @@
         <w:ind w:left="720" w:hanging="360"/>
       </w:pPr>
       <w:rPr>
-        <w:rFonts w:hint="default" w:ascii="Symbol" w:hAnsi="Symbol"/>
+        <w:rFonts w:ascii="Symbol" w:hAnsi="Symbol" w:hint="default"/>
         <w:sz w:val="20"/>
       </w:rPr>
     </w:lvl>
@@ -3245,7 +3418,7 @@
         <w:ind w:left="1440" w:hanging="360"/>
       </w:pPr>
       <w:rPr>
-        <w:rFonts w:hint="default" w:ascii="Courier New" w:hAnsi="Courier New"/>
+        <w:rFonts w:ascii="Courier New" w:hAnsi="Courier New" w:hint="default"/>
         <w:sz w:val="20"/>
       </w:rPr>
     </w:lvl>
@@ -3261,7 +3434,7 @@
         <w:ind w:left="2160" w:hanging="360"/>
       </w:pPr>
       <w:rPr>
-        <w:rFonts w:hint="default" w:ascii="Wingdings" w:hAnsi="Wingdings"/>
+        <w:rFonts w:ascii="Wingdings" w:hAnsi="Wingdings" w:hint="default"/>
         <w:sz w:val="20"/>
       </w:rPr>
     </w:lvl>
@@ -3277,7 +3450,7 @@
         <w:ind w:left="2880" w:hanging="360"/>
       </w:pPr>
       <w:rPr>
-        <w:rFonts w:hint="default" w:ascii="Wingdings" w:hAnsi="Wingdings"/>
+        <w:rFonts w:ascii="Wingdings" w:hAnsi="Wingdings" w:hint="default"/>
         <w:sz w:val="20"/>
       </w:rPr>
     </w:lvl>
@@ -3293,7 +3466,7 @@
         <w:ind w:left="3600" w:hanging="360"/>
       </w:pPr>
       <w:rPr>
-        <w:rFonts w:hint="default" w:ascii="Wingdings" w:hAnsi="Wingdings"/>
+        <w:rFonts w:ascii="Wingdings" w:hAnsi="Wingdings" w:hint="default"/>
         <w:sz w:val="20"/>
       </w:rPr>
     </w:lvl>
@@ -3309,7 +3482,7 @@
         <w:ind w:left="4320" w:hanging="360"/>
       </w:pPr>
       <w:rPr>
-        <w:rFonts w:hint="default" w:ascii="Wingdings" w:hAnsi="Wingdings"/>
+        <w:rFonts w:ascii="Wingdings" w:hAnsi="Wingdings" w:hint="default"/>
         <w:sz w:val="20"/>
       </w:rPr>
     </w:lvl>
@@ -3325,7 +3498,7 @@
         <w:ind w:left="5040" w:hanging="360"/>
       </w:pPr>
       <w:rPr>
-        <w:rFonts w:hint="default" w:ascii="Wingdings" w:hAnsi="Wingdings"/>
+        <w:rFonts w:ascii="Wingdings" w:hAnsi="Wingdings" w:hint="default"/>
         <w:sz w:val="20"/>
       </w:rPr>
     </w:lvl>
@@ -3341,7 +3514,7 @@
         <w:ind w:left="5760" w:hanging="360"/>
       </w:pPr>
       <w:rPr>
-        <w:rFonts w:hint="default" w:ascii="Wingdings" w:hAnsi="Wingdings"/>
+        <w:rFonts w:ascii="Wingdings" w:hAnsi="Wingdings" w:hint="default"/>
         <w:sz w:val="20"/>
       </w:rPr>
     </w:lvl>
@@ -3357,7 +3530,7 @@
         <w:ind w:left="6480" w:hanging="360"/>
       </w:pPr>
       <w:rPr>
-        <w:rFonts w:hint="default" w:ascii="Wingdings" w:hAnsi="Wingdings"/>
+        <w:rFonts w:ascii="Wingdings" w:hAnsi="Wingdings" w:hint="default"/>
         <w:sz w:val="20"/>
       </w:rPr>
     </w:lvl>
@@ -3375,7 +3548,7 @@
         <w:ind w:left="720" w:hanging="360"/>
       </w:pPr>
       <w:rPr>
-        <w:rFonts w:hint="default" w:ascii="Symbol" w:hAnsi="Symbol"/>
+        <w:rFonts w:ascii="Symbol" w:hAnsi="Symbol" w:hint="default"/>
       </w:rPr>
     </w:lvl>
     <w:lvl w:ilvl="1" w:tplc="080A0003" w:tentative="1">
@@ -3387,7 +3560,7 @@
         <w:ind w:left="1440" w:hanging="360"/>
       </w:pPr>
       <w:rPr>
-        <w:rFonts w:hint="default" w:ascii="Courier New" w:hAnsi="Courier New" w:cs="Courier New"/>
+        <w:rFonts w:ascii="Courier New" w:hAnsi="Courier New" w:cs="Courier New" w:hint="default"/>
       </w:rPr>
     </w:lvl>
     <w:lvl w:ilvl="2" w:tplc="080A0005" w:tentative="1">
@@ -3399,7 +3572,7 @@
         <w:ind w:left="2160" w:hanging="360"/>
       </w:pPr>
       <w:rPr>
-        <w:rFonts w:hint="default" w:ascii="Wingdings" w:hAnsi="Wingdings"/>
+        <w:rFonts w:ascii="Wingdings" w:hAnsi="Wingdings" w:hint="default"/>
       </w:rPr>
     </w:lvl>
     <w:lvl w:ilvl="3" w:tplc="080A0001" w:tentative="1">
@@ -3411,7 +3584,7 @@
         <w:ind w:left="2880" w:hanging="360"/>
       </w:pPr>
       <w:rPr>
-        <w:rFonts w:hint="default" w:ascii="Symbol" w:hAnsi="Symbol"/>
+        <w:rFonts w:ascii="Symbol" w:hAnsi="Symbol" w:hint="default"/>
       </w:rPr>
     </w:lvl>
     <w:lvl w:ilvl="4" w:tplc="080A0003" w:tentative="1">
@@ -3423,7 +3596,7 @@
         <w:ind w:left="3600" w:hanging="360"/>
       </w:pPr>
       <w:rPr>
-        <w:rFonts w:hint="default" w:ascii="Courier New" w:hAnsi="Courier New" w:cs="Courier New"/>
+        <w:rFonts w:ascii="Courier New" w:hAnsi="Courier New" w:cs="Courier New" w:hint="default"/>
       </w:rPr>
     </w:lvl>
     <w:lvl w:ilvl="5" w:tplc="080A0005" w:tentative="1">
@@ -3435,7 +3608,7 @@
         <w:ind w:left="4320" w:hanging="360"/>
       </w:pPr>
       <w:rPr>
-        <w:rFonts w:hint="default" w:ascii="Wingdings" w:hAnsi="Wingdings"/>
+        <w:rFonts w:ascii="Wingdings" w:hAnsi="Wingdings" w:hint="default"/>
       </w:rPr>
     </w:lvl>
     <w:lvl w:ilvl="6" w:tplc="080A0001" w:tentative="1">
@@ -3447,7 +3620,7 @@
         <w:ind w:left="5040" w:hanging="360"/>
       </w:pPr>
       <w:rPr>
-        <w:rFonts w:hint="default" w:ascii="Symbol" w:hAnsi="Symbol"/>
+        <w:rFonts w:ascii="Symbol" w:hAnsi="Symbol" w:hint="default"/>
       </w:rPr>
     </w:lvl>
     <w:lvl w:ilvl="7" w:tplc="080A0003" w:tentative="1">
@@ -3459,7 +3632,7 @@
         <w:ind w:left="5760" w:hanging="360"/>
       </w:pPr>
       <w:rPr>
-        <w:rFonts w:hint="default" w:ascii="Courier New" w:hAnsi="Courier New" w:cs="Courier New"/>
+        <w:rFonts w:ascii="Courier New" w:hAnsi="Courier New" w:cs="Courier New" w:hint="default"/>
       </w:rPr>
     </w:lvl>
     <w:lvl w:ilvl="8" w:tplc="080A0005" w:tentative="1">
@@ -3471,7 +3644,7 @@
         <w:ind w:left="6480" w:hanging="360"/>
       </w:pPr>
       <w:rPr>
-        <w:rFonts w:hint="default" w:ascii="Wingdings" w:hAnsi="Wingdings"/>
+        <w:rFonts w:ascii="Wingdings" w:hAnsi="Wingdings" w:hint="default"/>
       </w:rPr>
     </w:lvl>
   </w:abstractNum>
@@ -3488,7 +3661,7 @@
         <w:ind w:left="1440" w:hanging="360"/>
       </w:pPr>
       <w:rPr>
-        <w:rFonts w:hint="default" w:ascii="Symbol" w:hAnsi="Symbol"/>
+        <w:rFonts w:ascii="Symbol" w:hAnsi="Symbol" w:hint="default"/>
       </w:rPr>
     </w:lvl>
     <w:lvl w:ilvl="1" w:tplc="04090003" w:tentative="1">
@@ -3500,7 +3673,7 @@
         <w:ind w:left="2160" w:hanging="360"/>
       </w:pPr>
       <w:rPr>
-        <w:rFonts w:hint="default" w:ascii="Courier New" w:hAnsi="Courier New" w:cs="Courier New"/>
+        <w:rFonts w:ascii="Courier New" w:hAnsi="Courier New" w:cs="Courier New" w:hint="default"/>
       </w:rPr>
     </w:lvl>
     <w:lvl w:ilvl="2" w:tplc="04090005" w:tentative="1">
@@ -3512,7 +3685,7 @@
         <w:ind w:left="2880" w:hanging="360"/>
       </w:pPr>
       <w:rPr>
-        <w:rFonts w:hint="default" w:ascii="Wingdings" w:hAnsi="Wingdings"/>
+        <w:rFonts w:ascii="Wingdings" w:hAnsi="Wingdings" w:hint="default"/>
       </w:rPr>
     </w:lvl>
     <w:lvl w:ilvl="3" w:tplc="04090001" w:tentative="1">
@@ -3524,7 +3697,7 @@
         <w:ind w:left="3600" w:hanging="360"/>
       </w:pPr>
       <w:rPr>
-        <w:rFonts w:hint="default" w:ascii="Symbol" w:hAnsi="Symbol"/>
+        <w:rFonts w:ascii="Symbol" w:hAnsi="Symbol" w:hint="default"/>
       </w:rPr>
     </w:lvl>
     <w:lvl w:ilvl="4" w:tplc="04090003" w:tentative="1">
@@ -3536,7 +3709,7 @@
         <w:ind w:left="4320" w:hanging="360"/>
       </w:pPr>
       <w:rPr>
-        <w:rFonts w:hint="default" w:ascii="Courier New" w:hAnsi="Courier New" w:cs="Courier New"/>
+        <w:rFonts w:ascii="Courier New" w:hAnsi="Courier New" w:cs="Courier New" w:hint="default"/>
       </w:rPr>
     </w:lvl>
     <w:lvl w:ilvl="5" w:tplc="04090005" w:tentative="1">
@@ -3548,7 +3721,7 @@
         <w:ind w:left="5040" w:hanging="360"/>
       </w:pPr>
       <w:rPr>
-        <w:rFonts w:hint="default" w:ascii="Wingdings" w:hAnsi="Wingdings"/>
+        <w:rFonts w:ascii="Wingdings" w:hAnsi="Wingdings" w:hint="default"/>
       </w:rPr>
     </w:lvl>
     <w:lvl w:ilvl="6" w:tplc="04090001" w:tentative="1">
@@ -3560,7 +3733,7 @@
         <w:ind w:left="5760" w:hanging="360"/>
       </w:pPr>
       <w:rPr>
-        <w:rFonts w:hint="default" w:ascii="Symbol" w:hAnsi="Symbol"/>
+        <w:rFonts w:ascii="Symbol" w:hAnsi="Symbol" w:hint="default"/>
       </w:rPr>
     </w:lvl>
     <w:lvl w:ilvl="7" w:tplc="04090003" w:tentative="1">
@@ -3572,7 +3745,7 @@
         <w:ind w:left="6480" w:hanging="360"/>
       </w:pPr>
       <w:rPr>
-        <w:rFonts w:hint="default" w:ascii="Courier New" w:hAnsi="Courier New" w:cs="Courier New"/>
+        <w:rFonts w:ascii="Courier New" w:hAnsi="Courier New" w:cs="Courier New" w:hint="default"/>
       </w:rPr>
     </w:lvl>
     <w:lvl w:ilvl="8" w:tplc="04090005" w:tentative="1">
@@ -3584,7 +3757,7 @@
         <w:ind w:left="7200" w:hanging="360"/>
       </w:pPr>
       <w:rPr>
-        <w:rFonts w:hint="default" w:ascii="Wingdings" w:hAnsi="Wingdings"/>
+        <w:rFonts w:ascii="Wingdings" w:hAnsi="Wingdings" w:hint="default"/>
       </w:rPr>
     </w:lvl>
   </w:abstractNum>
@@ -3604,7 +3777,7 @@
         <w:ind w:left="720" w:hanging="360"/>
       </w:pPr>
       <w:rPr>
-        <w:rFonts w:hint="default" w:ascii="Symbol" w:hAnsi="Symbol"/>
+        <w:rFonts w:ascii="Symbol" w:hAnsi="Symbol" w:hint="default"/>
         <w:sz w:val="20"/>
       </w:rPr>
     </w:lvl>
@@ -3620,7 +3793,7 @@
         <w:ind w:left="1440" w:hanging="360"/>
       </w:pPr>
       <w:rPr>
-        <w:rFonts w:hint="default" w:ascii="Courier New" w:hAnsi="Courier New"/>
+        <w:rFonts w:ascii="Courier New" w:hAnsi="Courier New" w:hint="default"/>
         <w:sz w:val="20"/>
       </w:rPr>
     </w:lvl>
@@ -3636,7 +3809,7 @@
         <w:ind w:left="2160" w:hanging="360"/>
       </w:pPr>
       <w:rPr>
-        <w:rFonts w:hint="default" w:ascii="Wingdings" w:hAnsi="Wingdings"/>
+        <w:rFonts w:ascii="Wingdings" w:hAnsi="Wingdings" w:hint="default"/>
         <w:sz w:val="20"/>
       </w:rPr>
     </w:lvl>
@@ -3652,7 +3825,7 @@
         <w:ind w:left="2880" w:hanging="360"/>
       </w:pPr>
       <w:rPr>
-        <w:rFonts w:hint="default" w:ascii="Wingdings" w:hAnsi="Wingdings"/>
+        <w:rFonts w:ascii="Wingdings" w:hAnsi="Wingdings" w:hint="default"/>
         <w:sz w:val="20"/>
       </w:rPr>
     </w:lvl>
@@ -3668,7 +3841,7 @@
         <w:ind w:left="3600" w:hanging="360"/>
       </w:pPr>
       <w:rPr>
-        <w:rFonts w:hint="default" w:ascii="Wingdings" w:hAnsi="Wingdings"/>
+        <w:rFonts w:ascii="Wingdings" w:hAnsi="Wingdings" w:hint="default"/>
         <w:sz w:val="20"/>
       </w:rPr>
     </w:lvl>
@@ -3684,7 +3857,7 @@
         <w:ind w:left="4320" w:hanging="360"/>
       </w:pPr>
       <w:rPr>
-        <w:rFonts w:hint="default" w:ascii="Wingdings" w:hAnsi="Wingdings"/>
+        <w:rFonts w:ascii="Wingdings" w:hAnsi="Wingdings" w:hint="default"/>
         <w:sz w:val="20"/>
       </w:rPr>
     </w:lvl>
@@ -3700,7 +3873,7 @@
         <w:ind w:left="5040" w:hanging="360"/>
       </w:pPr>
       <w:rPr>
-        <w:rFonts w:hint="default" w:ascii="Wingdings" w:hAnsi="Wingdings"/>
+        <w:rFonts w:ascii="Wingdings" w:hAnsi="Wingdings" w:hint="default"/>
         <w:sz w:val="20"/>
       </w:rPr>
     </w:lvl>
@@ -3716,7 +3889,7 @@
         <w:ind w:left="5760" w:hanging="360"/>
       </w:pPr>
       <w:rPr>
-        <w:rFonts w:hint="default" w:ascii="Wingdings" w:hAnsi="Wingdings"/>
+        <w:rFonts w:ascii="Wingdings" w:hAnsi="Wingdings" w:hint="default"/>
         <w:sz w:val="20"/>
       </w:rPr>
     </w:lvl>
@@ -3732,7 +3905,7 @@
         <w:ind w:left="6480" w:hanging="360"/>
       </w:pPr>
       <w:rPr>
-        <w:rFonts w:hint="default" w:ascii="Wingdings" w:hAnsi="Wingdings"/>
+        <w:rFonts w:ascii="Wingdings" w:hAnsi="Wingdings" w:hint="default"/>
         <w:sz w:val="20"/>
       </w:rPr>
     </w:lvl>
@@ -3753,7 +3926,7 @@
         <w:ind w:left="720" w:hanging="360"/>
       </w:pPr>
       <w:rPr>
-        <w:rFonts w:hint="default" w:ascii="Symbol" w:hAnsi="Symbol"/>
+        <w:rFonts w:ascii="Symbol" w:hAnsi="Symbol" w:hint="default"/>
         <w:sz w:val="20"/>
       </w:rPr>
     </w:lvl>
@@ -3769,7 +3942,7 @@
         <w:ind w:left="1440" w:hanging="360"/>
       </w:pPr>
       <w:rPr>
-        <w:rFonts w:hint="default" w:ascii="Courier New" w:hAnsi="Courier New"/>
+        <w:rFonts w:ascii="Courier New" w:hAnsi="Courier New" w:hint="default"/>
         <w:sz w:val="20"/>
       </w:rPr>
     </w:lvl>
@@ -3785,7 +3958,7 @@
         <w:ind w:left="2160" w:hanging="360"/>
       </w:pPr>
       <w:rPr>
-        <w:rFonts w:hint="default" w:ascii="Wingdings" w:hAnsi="Wingdings"/>
+        <w:rFonts w:ascii="Wingdings" w:hAnsi="Wingdings" w:hint="default"/>
         <w:sz w:val="20"/>
       </w:rPr>
     </w:lvl>
@@ -3801,7 +3974,7 @@
         <w:ind w:left="2880" w:hanging="360"/>
       </w:pPr>
       <w:rPr>
-        <w:rFonts w:hint="default" w:ascii="Wingdings" w:hAnsi="Wingdings"/>
+        <w:rFonts w:ascii="Wingdings" w:hAnsi="Wingdings" w:hint="default"/>
         <w:sz w:val="20"/>
       </w:rPr>
     </w:lvl>
@@ -3817,7 +3990,7 @@
         <w:ind w:left="3600" w:hanging="360"/>
       </w:pPr>
       <w:rPr>
-        <w:rFonts w:hint="default" w:ascii="Wingdings" w:hAnsi="Wingdings"/>
+        <w:rFonts w:ascii="Wingdings" w:hAnsi="Wingdings" w:hint="default"/>
         <w:sz w:val="20"/>
       </w:rPr>
     </w:lvl>
@@ -3833,7 +4006,7 @@
         <w:ind w:left="4320" w:hanging="360"/>
       </w:pPr>
       <w:rPr>
-        <w:rFonts w:hint="default" w:ascii="Wingdings" w:hAnsi="Wingdings"/>
+        <w:rFonts w:ascii="Wingdings" w:hAnsi="Wingdings" w:hint="default"/>
         <w:sz w:val="20"/>
       </w:rPr>
     </w:lvl>
@@ -3849,7 +4022,7 @@
         <w:ind w:left="5040" w:hanging="360"/>
       </w:pPr>
       <w:rPr>
-        <w:rFonts w:hint="default" w:ascii="Wingdings" w:hAnsi="Wingdings"/>
+        <w:rFonts w:ascii="Wingdings" w:hAnsi="Wingdings" w:hint="default"/>
         <w:sz w:val="20"/>
       </w:rPr>
     </w:lvl>
@@ -3865,7 +4038,7 @@
         <w:ind w:left="5760" w:hanging="360"/>
       </w:pPr>
       <w:rPr>
-        <w:rFonts w:hint="default" w:ascii="Wingdings" w:hAnsi="Wingdings"/>
+        <w:rFonts w:ascii="Wingdings" w:hAnsi="Wingdings" w:hint="default"/>
         <w:sz w:val="20"/>
       </w:rPr>
     </w:lvl>
@@ -3881,7 +4054,7 @@
         <w:ind w:left="6480" w:hanging="360"/>
       </w:pPr>
       <w:rPr>
-        <w:rFonts w:hint="default" w:ascii="Wingdings" w:hAnsi="Wingdings"/>
+        <w:rFonts w:ascii="Wingdings" w:hAnsi="Wingdings" w:hint="default"/>
         <w:sz w:val="20"/>
       </w:rPr>
     </w:lvl>
@@ -3902,7 +4075,7 @@
         <w:ind w:left="720" w:hanging="360"/>
       </w:pPr>
       <w:rPr>
-        <w:rFonts w:hint="default" w:ascii="Symbol" w:hAnsi="Symbol"/>
+        <w:rFonts w:ascii="Symbol" w:hAnsi="Symbol" w:hint="default"/>
         <w:sz w:val="20"/>
       </w:rPr>
     </w:lvl>
@@ -3918,7 +4091,7 @@
         <w:ind w:left="1440" w:hanging="360"/>
       </w:pPr>
       <w:rPr>
-        <w:rFonts w:hint="default" w:ascii="Courier New" w:hAnsi="Courier New"/>
+        <w:rFonts w:ascii="Courier New" w:hAnsi="Courier New" w:hint="default"/>
         <w:sz w:val="20"/>
       </w:rPr>
     </w:lvl>
@@ -3934,7 +4107,7 @@
         <w:ind w:left="2160" w:hanging="360"/>
       </w:pPr>
       <w:rPr>
-        <w:rFonts w:hint="default" w:ascii="Wingdings" w:hAnsi="Wingdings"/>
+        <w:rFonts w:ascii="Wingdings" w:hAnsi="Wingdings" w:hint="default"/>
         <w:sz w:val="20"/>
       </w:rPr>
     </w:lvl>
@@ -3950,7 +4123,7 @@
         <w:ind w:left="2880" w:hanging="360"/>
       </w:pPr>
       <w:rPr>
-        <w:rFonts w:hint="default" w:ascii="Wingdings" w:hAnsi="Wingdings"/>
+        <w:rFonts w:ascii="Wingdings" w:hAnsi="Wingdings" w:hint="default"/>
         <w:sz w:val="20"/>
       </w:rPr>
     </w:lvl>
@@ -3966,7 +4139,7 @@
         <w:ind w:left="3600" w:hanging="360"/>
       </w:pPr>
       <w:rPr>
-        <w:rFonts w:hint="default" w:ascii="Wingdings" w:hAnsi="Wingdings"/>
+        <w:rFonts w:ascii="Wingdings" w:hAnsi="Wingdings" w:hint="default"/>
         <w:sz w:val="20"/>
       </w:rPr>
     </w:lvl>
@@ -3982,7 +4155,7 @@
         <w:ind w:left="4320" w:hanging="360"/>
       </w:pPr>
       <w:rPr>
-        <w:rFonts w:hint="default" w:ascii="Wingdings" w:hAnsi="Wingdings"/>
+        <w:rFonts w:ascii="Wingdings" w:hAnsi="Wingdings" w:hint="default"/>
         <w:sz w:val="20"/>
       </w:rPr>
     </w:lvl>
@@ -3998,7 +4171,7 @@
         <w:ind w:left="5040" w:hanging="360"/>
       </w:pPr>
       <w:rPr>
-        <w:rFonts w:hint="default" w:ascii="Wingdings" w:hAnsi="Wingdings"/>
+        <w:rFonts w:ascii="Wingdings" w:hAnsi="Wingdings" w:hint="default"/>
         <w:sz w:val="20"/>
       </w:rPr>
     </w:lvl>
@@ -4014,7 +4187,7 @@
         <w:ind w:left="5760" w:hanging="360"/>
       </w:pPr>
       <w:rPr>
-        <w:rFonts w:hint="default" w:ascii="Wingdings" w:hAnsi="Wingdings"/>
+        <w:rFonts w:ascii="Wingdings" w:hAnsi="Wingdings" w:hint="default"/>
         <w:sz w:val="20"/>
       </w:rPr>
     </w:lvl>
@@ -4030,7 +4203,7 @@
         <w:ind w:left="6480" w:hanging="360"/>
       </w:pPr>
       <w:rPr>
-        <w:rFonts w:hint="default" w:ascii="Wingdings" w:hAnsi="Wingdings"/>
+        <w:rFonts w:ascii="Wingdings" w:hAnsi="Wingdings" w:hint="default"/>
         <w:sz w:val="20"/>
       </w:rPr>
     </w:lvl>
@@ -4051,7 +4224,7 @@
         <w:ind w:left="720" w:hanging="360"/>
       </w:pPr>
       <w:rPr>
-        <w:rFonts w:hint="default" w:ascii="Symbol" w:hAnsi="Symbol"/>
+        <w:rFonts w:ascii="Symbol" w:hAnsi="Symbol" w:hint="default"/>
         <w:sz w:val="20"/>
       </w:rPr>
     </w:lvl>
@@ -4067,7 +4240,7 @@
         <w:ind w:left="1440" w:hanging="360"/>
       </w:pPr>
       <w:rPr>
-        <w:rFonts w:hint="default" w:ascii="Courier New" w:hAnsi="Courier New"/>
+        <w:rFonts w:ascii="Courier New" w:hAnsi="Courier New" w:hint="default"/>
         <w:sz w:val="20"/>
       </w:rPr>
     </w:lvl>
@@ -4083,7 +4256,7 @@
         <w:ind w:left="2160" w:hanging="360"/>
       </w:pPr>
       <w:rPr>
-        <w:rFonts w:hint="default" w:ascii="Wingdings" w:hAnsi="Wingdings"/>
+        <w:rFonts w:ascii="Wingdings" w:hAnsi="Wingdings" w:hint="default"/>
         <w:sz w:val="20"/>
       </w:rPr>
     </w:lvl>
@@ -4099,7 +4272,7 @@
         <w:ind w:left="2880" w:hanging="360"/>
       </w:pPr>
       <w:rPr>
-        <w:rFonts w:hint="default" w:ascii="Wingdings" w:hAnsi="Wingdings"/>
+        <w:rFonts w:ascii="Wingdings" w:hAnsi="Wingdings" w:hint="default"/>
         <w:sz w:val="20"/>
       </w:rPr>
     </w:lvl>
@@ -4115,7 +4288,7 @@
         <w:ind w:left="3600" w:hanging="360"/>
       </w:pPr>
       <w:rPr>
-        <w:rFonts w:hint="default" w:ascii="Wingdings" w:hAnsi="Wingdings"/>
+        <w:rFonts w:ascii="Wingdings" w:hAnsi="Wingdings" w:hint="default"/>
         <w:sz w:val="20"/>
       </w:rPr>
     </w:lvl>
@@ -4131,7 +4304,7 @@
         <w:ind w:left="4320" w:hanging="360"/>
       </w:pPr>
       <w:rPr>
-        <w:rFonts w:hint="default" w:ascii="Wingdings" w:hAnsi="Wingdings"/>
+        <w:rFonts w:ascii="Wingdings" w:hAnsi="Wingdings" w:hint="default"/>
         <w:sz w:val="20"/>
       </w:rPr>
     </w:lvl>
@@ -4147,7 +4320,7 @@
         <w:ind w:left="5040" w:hanging="360"/>
       </w:pPr>
       <w:rPr>
-        <w:rFonts w:hint="default" w:ascii="Wingdings" w:hAnsi="Wingdings"/>
+        <w:rFonts w:ascii="Wingdings" w:hAnsi="Wingdings" w:hint="default"/>
         <w:sz w:val="20"/>
       </w:rPr>
     </w:lvl>
@@ -4163,7 +4336,7 @@
         <w:ind w:left="5760" w:hanging="360"/>
       </w:pPr>
       <w:rPr>
-        <w:rFonts w:hint="default" w:ascii="Wingdings" w:hAnsi="Wingdings"/>
+        <w:rFonts w:ascii="Wingdings" w:hAnsi="Wingdings" w:hint="default"/>
         <w:sz w:val="20"/>
       </w:rPr>
     </w:lvl>
@@ -4179,7 +4352,7 @@
         <w:ind w:left="6480" w:hanging="360"/>
       </w:pPr>
       <w:rPr>
-        <w:rFonts w:hint="default" w:ascii="Wingdings" w:hAnsi="Wingdings"/>
+        <w:rFonts w:ascii="Wingdings" w:hAnsi="Wingdings" w:hint="default"/>
         <w:sz w:val="20"/>
       </w:rPr>
     </w:lvl>
@@ -4197,7 +4370,7 @@
         <w:ind w:left="1440" w:hanging="360"/>
       </w:pPr>
       <w:rPr>
-        <w:rFonts w:hint="default" w:ascii="Symbol" w:hAnsi="Symbol"/>
+        <w:rFonts w:ascii="Symbol" w:hAnsi="Symbol" w:hint="default"/>
       </w:rPr>
     </w:lvl>
     <w:lvl w:ilvl="1" w:tplc="0C0A0003" w:tentative="1">
@@ -4209,7 +4382,7 @@
         <w:ind w:left="2160" w:hanging="360"/>
       </w:pPr>
       <w:rPr>
-        <w:rFonts w:hint="default" w:ascii="Courier New" w:hAnsi="Courier New" w:cs="Courier New"/>
+        <w:rFonts w:ascii="Courier New" w:hAnsi="Courier New" w:cs="Courier New" w:hint="default"/>
       </w:rPr>
     </w:lvl>
     <w:lvl w:ilvl="2" w:tplc="0C0A0005" w:tentative="1">
@@ -4221,7 +4394,7 @@
         <w:ind w:left="2880" w:hanging="360"/>
       </w:pPr>
       <w:rPr>
-        <w:rFonts w:hint="default" w:ascii="Wingdings" w:hAnsi="Wingdings"/>
+        <w:rFonts w:ascii="Wingdings" w:hAnsi="Wingdings" w:hint="default"/>
       </w:rPr>
     </w:lvl>
     <w:lvl w:ilvl="3" w:tplc="0C0A0001" w:tentative="1">
@@ -4233,7 +4406,7 @@
         <w:ind w:left="3600" w:hanging="360"/>
       </w:pPr>
       <w:rPr>
-        <w:rFonts w:hint="default" w:ascii="Symbol" w:hAnsi="Symbol"/>
+        <w:rFonts w:ascii="Symbol" w:hAnsi="Symbol" w:hint="default"/>
       </w:rPr>
     </w:lvl>
     <w:lvl w:ilvl="4" w:tplc="0C0A0003" w:tentative="1">
@@ -4245,7 +4418,7 @@
         <w:ind w:left="4320" w:hanging="360"/>
       </w:pPr>
       <w:rPr>
-        <w:rFonts w:hint="default" w:ascii="Courier New" w:hAnsi="Courier New" w:cs="Courier New"/>
+        <w:rFonts w:ascii="Courier New" w:hAnsi="Courier New" w:cs="Courier New" w:hint="default"/>
       </w:rPr>
     </w:lvl>
     <w:lvl w:ilvl="5" w:tplc="0C0A0005" w:tentative="1">
@@ -4257,7 +4430,7 @@
         <w:ind w:left="5040" w:hanging="360"/>
       </w:pPr>
       <w:rPr>
-        <w:rFonts w:hint="default" w:ascii="Wingdings" w:hAnsi="Wingdings"/>
+        <w:rFonts w:ascii="Wingdings" w:hAnsi="Wingdings" w:hint="default"/>
       </w:rPr>
     </w:lvl>
     <w:lvl w:ilvl="6" w:tplc="0C0A0001" w:tentative="1">
@@ -4269,7 +4442,7 @@
         <w:ind w:left="5760" w:hanging="360"/>
       </w:pPr>
       <w:rPr>
-        <w:rFonts w:hint="default" w:ascii="Symbol" w:hAnsi="Symbol"/>
+        <w:rFonts w:ascii="Symbol" w:hAnsi="Symbol" w:hint="default"/>
       </w:rPr>
     </w:lvl>
     <w:lvl w:ilvl="7" w:tplc="0C0A0003" w:tentative="1">
@@ -4281,7 +4454,7 @@
         <w:ind w:left="6480" w:hanging="360"/>
       </w:pPr>
       <w:rPr>
-        <w:rFonts w:hint="default" w:ascii="Courier New" w:hAnsi="Courier New" w:cs="Courier New"/>
+        <w:rFonts w:ascii="Courier New" w:hAnsi="Courier New" w:cs="Courier New" w:hint="default"/>
       </w:rPr>
     </w:lvl>
     <w:lvl w:ilvl="8" w:tplc="0C0A0005" w:tentative="1">
@@ -4293,7 +4466,7 @@
         <w:ind w:left="7200" w:hanging="360"/>
       </w:pPr>
       <w:rPr>
-        <w:rFonts w:hint="default" w:ascii="Wingdings" w:hAnsi="Wingdings"/>
+        <w:rFonts w:ascii="Wingdings" w:hAnsi="Wingdings" w:hint="default"/>
       </w:rPr>
     </w:lvl>
   </w:abstractNum>
@@ -4313,7 +4486,7 @@
         <w:ind w:left="720" w:hanging="360"/>
       </w:pPr>
       <w:rPr>
-        <w:rFonts w:hint="default" w:ascii="Symbol" w:hAnsi="Symbol"/>
+        <w:rFonts w:ascii="Symbol" w:hAnsi="Symbol" w:hint="default"/>
         <w:sz w:val="20"/>
       </w:rPr>
     </w:lvl>
@@ -4329,7 +4502,7 @@
         <w:ind w:left="1440" w:hanging="360"/>
       </w:pPr>
       <w:rPr>
-        <w:rFonts w:hint="default" w:ascii="Courier New" w:hAnsi="Courier New"/>
+        <w:rFonts w:ascii="Courier New" w:hAnsi="Courier New" w:hint="default"/>
         <w:sz w:val="20"/>
       </w:rPr>
     </w:lvl>
@@ -4345,7 +4518,7 @@
         <w:ind w:left="2160" w:hanging="360"/>
       </w:pPr>
       <w:rPr>
-        <w:rFonts w:hint="default" w:ascii="Wingdings" w:hAnsi="Wingdings"/>
+        <w:rFonts w:ascii="Wingdings" w:hAnsi="Wingdings" w:hint="default"/>
         <w:sz w:val="20"/>
       </w:rPr>
     </w:lvl>
@@ -4361,7 +4534,7 @@
         <w:ind w:left="2880" w:hanging="360"/>
       </w:pPr>
       <w:rPr>
-        <w:rFonts w:hint="default" w:ascii="Wingdings" w:hAnsi="Wingdings"/>
+        <w:rFonts w:ascii="Wingdings" w:hAnsi="Wingdings" w:hint="default"/>
         <w:sz w:val="20"/>
       </w:rPr>
     </w:lvl>
@@ -4377,7 +4550,7 @@
         <w:ind w:left="3600" w:hanging="360"/>
       </w:pPr>
       <w:rPr>
-        <w:rFonts w:hint="default" w:ascii="Wingdings" w:hAnsi="Wingdings"/>
+        <w:rFonts w:ascii="Wingdings" w:hAnsi="Wingdings" w:hint="default"/>
         <w:sz w:val="20"/>
       </w:rPr>
     </w:lvl>
@@ -4393,7 +4566,7 @@
         <w:ind w:left="4320" w:hanging="360"/>
       </w:pPr>
       <w:rPr>
-        <w:rFonts w:hint="default" w:ascii="Wingdings" w:hAnsi="Wingdings"/>
+        <w:rFonts w:ascii="Wingdings" w:hAnsi="Wingdings" w:hint="default"/>
         <w:sz w:val="20"/>
       </w:rPr>
     </w:lvl>
@@ -4409,7 +4582,7 @@
         <w:ind w:left="5040" w:hanging="360"/>
       </w:pPr>
       <w:rPr>
-        <w:rFonts w:hint="default" w:ascii="Wingdings" w:hAnsi="Wingdings"/>
+        <w:rFonts w:ascii="Wingdings" w:hAnsi="Wingdings" w:hint="default"/>
         <w:sz w:val="20"/>
       </w:rPr>
     </w:lvl>
@@ -4425,7 +4598,7 @@
         <w:ind w:left="5760" w:hanging="360"/>
       </w:pPr>
       <w:rPr>
-        <w:rFonts w:hint="default" w:ascii="Wingdings" w:hAnsi="Wingdings"/>
+        <w:rFonts w:ascii="Wingdings" w:hAnsi="Wingdings" w:hint="default"/>
         <w:sz w:val="20"/>
       </w:rPr>
     </w:lvl>
@@ -4441,7 +4614,7 @@
         <w:ind w:left="6480" w:hanging="360"/>
       </w:pPr>
       <w:rPr>
-        <w:rFonts w:hint="default" w:ascii="Wingdings" w:hAnsi="Wingdings"/>
+        <w:rFonts w:ascii="Wingdings" w:hAnsi="Wingdings" w:hint="default"/>
         <w:sz w:val="20"/>
       </w:rPr>
     </w:lvl>
@@ -4459,7 +4632,7 @@
         <w:ind w:left="1440" w:hanging="360"/>
       </w:pPr>
       <w:rPr>
-        <w:rFonts w:hint="default" w:ascii="Symbol" w:hAnsi="Symbol"/>
+        <w:rFonts w:ascii="Symbol" w:hAnsi="Symbol" w:hint="default"/>
       </w:rPr>
     </w:lvl>
     <w:lvl w:ilvl="1" w:tplc="0C0A0003" w:tentative="1">
@@ -4471,7 +4644,7 @@
         <w:ind w:left="2160" w:hanging="360"/>
       </w:pPr>
       <w:rPr>
-        <w:rFonts w:hint="default" w:ascii="Courier New" w:hAnsi="Courier New" w:cs="Courier New"/>
+        <w:rFonts w:ascii="Courier New" w:hAnsi="Courier New" w:cs="Courier New" w:hint="default"/>
       </w:rPr>
     </w:lvl>
     <w:lvl w:ilvl="2" w:tplc="0C0A0005" w:tentative="1">
@@ -4483,7 +4656,7 @@
         <w:ind w:left="2880" w:hanging="360"/>
       </w:pPr>
       <w:rPr>
-        <w:rFonts w:hint="default" w:ascii="Wingdings" w:hAnsi="Wingdings"/>
+        <w:rFonts w:ascii="Wingdings" w:hAnsi="Wingdings" w:hint="default"/>
       </w:rPr>
     </w:lvl>
     <w:lvl w:ilvl="3" w:tplc="0C0A0001" w:tentative="1">
@@ -4495,7 +4668,7 @@
         <w:ind w:left="3600" w:hanging="360"/>
       </w:pPr>
       <w:rPr>
-        <w:rFonts w:hint="default" w:ascii="Symbol" w:hAnsi="Symbol"/>
+        <w:rFonts w:ascii="Symbol" w:hAnsi="Symbol" w:hint="default"/>
       </w:rPr>
     </w:lvl>
     <w:lvl w:ilvl="4" w:tplc="0C0A0003" w:tentative="1">
@@ -4507,7 +4680,7 @@
         <w:ind w:left="4320" w:hanging="360"/>
       </w:pPr>
       <w:rPr>
-        <w:rFonts w:hint="default" w:ascii="Courier New" w:hAnsi="Courier New" w:cs="Courier New"/>
+        <w:rFonts w:ascii="Courier New" w:hAnsi="Courier New" w:cs="Courier New" w:hint="default"/>
       </w:rPr>
     </w:lvl>
     <w:lvl w:ilvl="5" w:tplc="0C0A0005" w:tentative="1">
@@ -4519,7 +4692,7 @@
         <w:ind w:left="5040" w:hanging="360"/>
       </w:pPr>
       <w:rPr>
-        <w:rFonts w:hint="default" w:ascii="Wingdings" w:hAnsi="Wingdings"/>
+        <w:rFonts w:ascii="Wingdings" w:hAnsi="Wingdings" w:hint="default"/>
       </w:rPr>
     </w:lvl>
     <w:lvl w:ilvl="6" w:tplc="0C0A0001" w:tentative="1">
@@ -4531,7 +4704,7 @@
         <w:ind w:left="5760" w:hanging="360"/>
       </w:pPr>
       <w:rPr>
-        <w:rFonts w:hint="default" w:ascii="Symbol" w:hAnsi="Symbol"/>
+        <w:rFonts w:ascii="Symbol" w:hAnsi="Symbol" w:hint="default"/>
       </w:rPr>
     </w:lvl>
     <w:lvl w:ilvl="7" w:tplc="0C0A0003" w:tentative="1">
@@ -4543,7 +4716,7 @@
         <w:ind w:left="6480" w:hanging="360"/>
       </w:pPr>
       <w:rPr>
-        <w:rFonts w:hint="default" w:ascii="Courier New" w:hAnsi="Courier New" w:cs="Courier New"/>
+        <w:rFonts w:ascii="Courier New" w:hAnsi="Courier New" w:cs="Courier New" w:hint="default"/>
       </w:rPr>
     </w:lvl>
     <w:lvl w:ilvl="8" w:tplc="0C0A0005" w:tentative="1">
@@ -4555,7 +4728,7 @@
         <w:ind w:left="7200" w:hanging="360"/>
       </w:pPr>
       <w:rPr>
-        <w:rFonts w:hint="default" w:ascii="Wingdings" w:hAnsi="Wingdings"/>
+        <w:rFonts w:ascii="Wingdings" w:hAnsi="Wingdings" w:hint="default"/>
       </w:rPr>
     </w:lvl>
   </w:abstractNum>
@@ -4575,7 +4748,7 @@
         <w:ind w:left="720" w:hanging="360"/>
       </w:pPr>
       <w:rPr>
-        <w:rFonts w:hint="default" w:ascii="Symbol" w:hAnsi="Symbol"/>
+        <w:rFonts w:ascii="Symbol" w:hAnsi="Symbol" w:hint="default"/>
         <w:sz w:val="20"/>
       </w:rPr>
     </w:lvl>
@@ -4591,7 +4764,7 @@
         <w:ind w:left="1440" w:hanging="360"/>
       </w:pPr>
       <w:rPr>
-        <w:rFonts w:hint="default" w:ascii="Courier New" w:hAnsi="Courier New"/>
+        <w:rFonts w:ascii="Courier New" w:hAnsi="Courier New" w:hint="default"/>
         <w:sz w:val="20"/>
       </w:rPr>
     </w:lvl>
@@ -4607,7 +4780,7 @@
         <w:ind w:left="2160" w:hanging="360"/>
       </w:pPr>
       <w:rPr>
-        <w:rFonts w:hint="default" w:ascii="Wingdings" w:hAnsi="Wingdings"/>
+        <w:rFonts w:ascii="Wingdings" w:hAnsi="Wingdings" w:hint="default"/>
         <w:sz w:val="20"/>
       </w:rPr>
     </w:lvl>
@@ -4623,7 +4796,7 @@
         <w:ind w:left="2880" w:hanging="360"/>
       </w:pPr>
       <w:rPr>
-        <w:rFonts w:hint="default" w:ascii="Wingdings" w:hAnsi="Wingdings"/>
+        <w:rFonts w:ascii="Wingdings" w:hAnsi="Wingdings" w:hint="default"/>
         <w:sz w:val="20"/>
       </w:rPr>
     </w:lvl>
@@ -4639,7 +4812,7 @@
         <w:ind w:left="3600" w:hanging="360"/>
       </w:pPr>
       <w:rPr>
-        <w:rFonts w:hint="default" w:ascii="Wingdings" w:hAnsi="Wingdings"/>
+        <w:rFonts w:ascii="Wingdings" w:hAnsi="Wingdings" w:hint="default"/>
         <w:sz w:val="20"/>
       </w:rPr>
     </w:lvl>
@@ -4655,7 +4828,7 @@
         <w:ind w:left="4320" w:hanging="360"/>
       </w:pPr>
       <w:rPr>
-        <w:rFonts w:hint="default" w:ascii="Wingdings" w:hAnsi="Wingdings"/>
+        <w:rFonts w:ascii="Wingdings" w:hAnsi="Wingdings" w:hint="default"/>
         <w:sz w:val="20"/>
       </w:rPr>
     </w:lvl>
@@ -4671,7 +4844,7 @@
         <w:ind w:left="5040" w:hanging="360"/>
       </w:pPr>
       <w:rPr>
-        <w:rFonts w:hint="default" w:ascii="Wingdings" w:hAnsi="Wingdings"/>
+        <w:rFonts w:ascii="Wingdings" w:hAnsi="Wingdings" w:hint="default"/>
         <w:sz w:val="20"/>
       </w:rPr>
     </w:lvl>
@@ -4687,7 +4860,7 @@
         <w:ind w:left="5760" w:hanging="360"/>
       </w:pPr>
       <w:rPr>
-        <w:rFonts w:hint="default" w:ascii="Wingdings" w:hAnsi="Wingdings"/>
+        <w:rFonts w:ascii="Wingdings" w:hAnsi="Wingdings" w:hint="default"/>
         <w:sz w:val="20"/>
       </w:rPr>
     </w:lvl>
@@ -4703,7 +4876,7 @@
         <w:ind w:left="6480" w:hanging="360"/>
       </w:pPr>
       <w:rPr>
-        <w:rFonts w:hint="default" w:ascii="Wingdings" w:hAnsi="Wingdings"/>
+        <w:rFonts w:ascii="Wingdings" w:hAnsi="Wingdings" w:hint="default"/>
         <w:sz w:val="20"/>
       </w:rPr>
     </w:lvl>
@@ -4724,7 +4897,7 @@
         <w:ind w:left="720" w:hanging="360"/>
       </w:pPr>
       <w:rPr>
-        <w:rFonts w:hint="default" w:ascii="Symbol" w:hAnsi="Symbol"/>
+        <w:rFonts w:ascii="Symbol" w:hAnsi="Symbol" w:hint="default"/>
         <w:sz w:val="20"/>
       </w:rPr>
     </w:lvl>
@@ -4740,7 +4913,7 @@
         <w:ind w:left="1440" w:hanging="360"/>
       </w:pPr>
       <w:rPr>
-        <w:rFonts w:hint="default" w:ascii="Courier New" w:hAnsi="Courier New"/>
+        <w:rFonts w:ascii="Courier New" w:hAnsi="Courier New" w:hint="default"/>
         <w:sz w:val="20"/>
       </w:rPr>
     </w:lvl>
@@ -4756,7 +4929,7 @@
         <w:ind w:left="2160" w:hanging="360"/>
       </w:pPr>
       <w:rPr>
-        <w:rFonts w:hint="default" w:ascii="Wingdings" w:hAnsi="Wingdings"/>
+        <w:rFonts w:ascii="Wingdings" w:hAnsi="Wingdings" w:hint="default"/>
         <w:sz w:val="20"/>
       </w:rPr>
     </w:lvl>
@@ -4772,7 +4945,7 @@
         <w:ind w:left="2880" w:hanging="360"/>
       </w:pPr>
       <w:rPr>
-        <w:rFonts w:hint="default" w:ascii="Wingdings" w:hAnsi="Wingdings"/>
+        <w:rFonts w:ascii="Wingdings" w:hAnsi="Wingdings" w:hint="default"/>
         <w:sz w:val="20"/>
       </w:rPr>
     </w:lvl>
@@ -4788,7 +4961,7 @@
         <w:ind w:left="3600" w:hanging="360"/>
       </w:pPr>
       <w:rPr>
-        <w:rFonts w:hint="default" w:ascii="Wingdings" w:hAnsi="Wingdings"/>
+        <w:rFonts w:ascii="Wingdings" w:hAnsi="Wingdings" w:hint="default"/>
         <w:sz w:val="20"/>
       </w:rPr>
     </w:lvl>
@@ -4804,7 +4977,7 @@
         <w:ind w:left="4320" w:hanging="360"/>
       </w:pPr>
       <w:rPr>
-        <w:rFonts w:hint="default" w:ascii="Wingdings" w:hAnsi="Wingdings"/>
+        <w:rFonts w:ascii="Wingdings" w:hAnsi="Wingdings" w:hint="default"/>
         <w:sz w:val="20"/>
       </w:rPr>
     </w:lvl>
@@ -4820,7 +4993,7 @@
         <w:ind w:left="5040" w:hanging="360"/>
       </w:pPr>
       <w:rPr>
-        <w:rFonts w:hint="default" w:ascii="Wingdings" w:hAnsi="Wingdings"/>
+        <w:rFonts w:ascii="Wingdings" w:hAnsi="Wingdings" w:hint="default"/>
         <w:sz w:val="20"/>
       </w:rPr>
     </w:lvl>
@@ -4836,7 +5009,7 @@
         <w:ind w:left="5760" w:hanging="360"/>
       </w:pPr>
       <w:rPr>
-        <w:rFonts w:hint="default" w:ascii="Wingdings" w:hAnsi="Wingdings"/>
+        <w:rFonts w:ascii="Wingdings" w:hAnsi="Wingdings" w:hint="default"/>
         <w:sz w:val="20"/>
       </w:rPr>
     </w:lvl>
@@ -4852,7 +5025,7 @@
         <w:ind w:left="6480" w:hanging="360"/>
       </w:pPr>
       <w:rPr>
-        <w:rFonts w:hint="default" w:ascii="Wingdings" w:hAnsi="Wingdings"/>
+        <w:rFonts w:ascii="Wingdings" w:hAnsi="Wingdings" w:hint="default"/>
         <w:sz w:val="20"/>
       </w:rPr>
     </w:lvl>
@@ -4873,7 +5046,7 @@
         <w:ind w:left="720" w:hanging="360"/>
       </w:pPr>
       <w:rPr>
-        <w:rFonts w:hint="default" w:ascii="Symbol" w:hAnsi="Symbol"/>
+        <w:rFonts w:ascii="Symbol" w:hAnsi="Symbol" w:hint="default"/>
         <w:sz w:val="20"/>
       </w:rPr>
     </w:lvl>
@@ -4889,7 +5062,7 @@
         <w:ind w:left="1440" w:hanging="360"/>
       </w:pPr>
       <w:rPr>
-        <w:rFonts w:hint="default" w:ascii="Courier New" w:hAnsi="Courier New"/>
+        <w:rFonts w:ascii="Courier New" w:hAnsi="Courier New" w:hint="default"/>
         <w:sz w:val="20"/>
       </w:rPr>
     </w:lvl>
@@ -4905,7 +5078,7 @@
         <w:ind w:left="2160" w:hanging="360"/>
       </w:pPr>
       <w:rPr>
-        <w:rFonts w:hint="default" w:ascii="Wingdings" w:hAnsi="Wingdings"/>
+        <w:rFonts w:ascii="Wingdings" w:hAnsi="Wingdings" w:hint="default"/>
         <w:sz w:val="20"/>
       </w:rPr>
     </w:lvl>
@@ -4921,7 +5094,7 @@
         <w:ind w:left="2880" w:hanging="360"/>
       </w:pPr>
       <w:rPr>
-        <w:rFonts w:hint="default" w:ascii="Wingdings" w:hAnsi="Wingdings"/>
+        <w:rFonts w:ascii="Wingdings" w:hAnsi="Wingdings" w:hint="default"/>
         <w:sz w:val="20"/>
       </w:rPr>
     </w:lvl>
@@ -4937,7 +5110,7 @@
         <w:ind w:left="3600" w:hanging="360"/>
       </w:pPr>
       <w:rPr>
-        <w:rFonts w:hint="default" w:ascii="Wingdings" w:hAnsi="Wingdings"/>
+        <w:rFonts w:ascii="Wingdings" w:hAnsi="Wingdings" w:hint="default"/>
         <w:sz w:val="20"/>
       </w:rPr>
     </w:lvl>
@@ -4953,7 +5126,7 @@
         <w:ind w:left="4320" w:hanging="360"/>
       </w:pPr>
       <w:rPr>
-        <w:rFonts w:hint="default" w:ascii="Wingdings" w:hAnsi="Wingdings"/>
+        <w:rFonts w:ascii="Wingdings" w:hAnsi="Wingdings" w:hint="default"/>
         <w:sz w:val="20"/>
       </w:rPr>
     </w:lvl>
@@ -4969,7 +5142,7 @@
         <w:ind w:left="5040" w:hanging="360"/>
       </w:pPr>
       <w:rPr>
-        <w:rFonts w:hint="default" w:ascii="Wingdings" w:hAnsi="Wingdings"/>
+        <w:rFonts w:ascii="Wingdings" w:hAnsi="Wingdings" w:hint="default"/>
         <w:sz w:val="20"/>
       </w:rPr>
     </w:lvl>
@@ -4985,7 +5158,7 @@
         <w:ind w:left="5760" w:hanging="360"/>
       </w:pPr>
       <w:rPr>
-        <w:rFonts w:hint="default" w:ascii="Wingdings" w:hAnsi="Wingdings"/>
+        <w:rFonts w:ascii="Wingdings" w:hAnsi="Wingdings" w:hint="default"/>
         <w:sz w:val="20"/>
       </w:rPr>
     </w:lvl>
@@ -5001,7 +5174,7 @@
         <w:ind w:left="6480" w:hanging="360"/>
       </w:pPr>
       <w:rPr>
-        <w:rFonts w:hint="default" w:ascii="Wingdings" w:hAnsi="Wingdings"/>
+        <w:rFonts w:ascii="Wingdings" w:hAnsi="Wingdings" w:hint="default"/>
         <w:sz w:val="20"/>
       </w:rPr>
     </w:lvl>
@@ -5022,7 +5195,7 @@
         <w:ind w:left="720" w:hanging="360"/>
       </w:pPr>
       <w:rPr>
-        <w:rFonts w:hint="default" w:ascii="Symbol" w:hAnsi="Symbol"/>
+        <w:rFonts w:ascii="Symbol" w:hAnsi="Symbol" w:hint="default"/>
         <w:sz w:val="20"/>
       </w:rPr>
     </w:lvl>
@@ -5038,7 +5211,7 @@
         <w:ind w:left="1440" w:hanging="360"/>
       </w:pPr>
       <w:rPr>
-        <w:rFonts w:hint="default" w:ascii="Courier New" w:hAnsi="Courier New"/>
+        <w:rFonts w:ascii="Courier New" w:hAnsi="Courier New" w:hint="default"/>
         <w:sz w:val="20"/>
       </w:rPr>
     </w:lvl>
@@ -5054,7 +5227,7 @@
         <w:ind w:left="2160" w:hanging="360"/>
       </w:pPr>
       <w:rPr>
-        <w:rFonts w:hint="default" w:ascii="Wingdings" w:hAnsi="Wingdings"/>
+        <w:rFonts w:ascii="Wingdings" w:hAnsi="Wingdings" w:hint="default"/>
         <w:sz w:val="20"/>
       </w:rPr>
     </w:lvl>
@@ -5070,7 +5243,7 @@
         <w:ind w:left="2880" w:hanging="360"/>
       </w:pPr>
       <w:rPr>
-        <w:rFonts w:hint="default" w:ascii="Wingdings" w:hAnsi="Wingdings"/>
+        <w:rFonts w:ascii="Wingdings" w:hAnsi="Wingdings" w:hint="default"/>
         <w:sz w:val="20"/>
       </w:rPr>
     </w:lvl>
@@ -5086,7 +5259,7 @@
         <w:ind w:left="3600" w:hanging="360"/>
       </w:pPr>
       <w:rPr>
-        <w:rFonts w:hint="default" w:ascii="Wingdings" w:hAnsi="Wingdings"/>
+        <w:rFonts w:ascii="Wingdings" w:hAnsi="Wingdings" w:hint="default"/>
         <w:sz w:val="20"/>
       </w:rPr>
     </w:lvl>
@@ -5102,7 +5275,7 @@
         <w:ind w:left="4320" w:hanging="360"/>
       </w:pPr>
       <w:rPr>
-        <w:rFonts w:hint="default" w:ascii="Wingdings" w:hAnsi="Wingdings"/>
+        <w:rFonts w:ascii="Wingdings" w:hAnsi="Wingdings" w:hint="default"/>
         <w:sz w:val="20"/>
       </w:rPr>
     </w:lvl>
@@ -5118,7 +5291,7 @@
         <w:ind w:left="5040" w:hanging="360"/>
       </w:pPr>
       <w:rPr>
-        <w:rFonts w:hint="default" w:ascii="Wingdings" w:hAnsi="Wingdings"/>
+        <w:rFonts w:ascii="Wingdings" w:hAnsi="Wingdings" w:hint="default"/>
         <w:sz w:val="20"/>
       </w:rPr>
     </w:lvl>
@@ -5134,7 +5307,7 @@
         <w:ind w:left="5760" w:hanging="360"/>
       </w:pPr>
       <w:rPr>
-        <w:rFonts w:hint="default" w:ascii="Wingdings" w:hAnsi="Wingdings"/>
+        <w:rFonts w:ascii="Wingdings" w:hAnsi="Wingdings" w:hint="default"/>
         <w:sz w:val="20"/>
       </w:rPr>
     </w:lvl>
@@ -5150,7 +5323,7 @@
         <w:ind w:left="6480" w:hanging="360"/>
       </w:pPr>
       <w:rPr>
-        <w:rFonts w:hint="default" w:ascii="Wingdings" w:hAnsi="Wingdings"/>
+        <w:rFonts w:ascii="Wingdings" w:hAnsi="Wingdings" w:hint="default"/>
         <w:sz w:val="20"/>
       </w:rPr>
     </w:lvl>
@@ -5171,7 +5344,7 @@
         <w:ind w:left="720" w:hanging="360"/>
       </w:pPr>
       <w:rPr>
-        <w:rFonts w:hint="default" w:ascii="Symbol" w:hAnsi="Symbol"/>
+        <w:rFonts w:ascii="Symbol" w:hAnsi="Symbol" w:hint="default"/>
         <w:sz w:val="20"/>
       </w:rPr>
     </w:lvl>
@@ -5187,7 +5360,7 @@
         <w:ind w:left="1440" w:hanging="360"/>
       </w:pPr>
       <w:rPr>
-        <w:rFonts w:hint="default" w:ascii="Courier New" w:hAnsi="Courier New"/>
+        <w:rFonts w:ascii="Courier New" w:hAnsi="Courier New" w:hint="default"/>
         <w:sz w:val="20"/>
       </w:rPr>
     </w:lvl>
@@ -5203,7 +5376,7 @@
         <w:ind w:left="2160" w:hanging="360"/>
       </w:pPr>
       <w:rPr>
-        <w:rFonts w:hint="default" w:ascii="Wingdings" w:hAnsi="Wingdings"/>
+        <w:rFonts w:ascii="Wingdings" w:hAnsi="Wingdings" w:hint="default"/>
         <w:sz w:val="20"/>
       </w:rPr>
     </w:lvl>
@@ -5219,7 +5392,7 @@
         <w:ind w:left="2880" w:hanging="360"/>
       </w:pPr>
       <w:rPr>
-        <w:rFonts w:hint="default" w:ascii="Wingdings" w:hAnsi="Wingdings"/>
+        <w:rFonts w:ascii="Wingdings" w:hAnsi="Wingdings" w:hint="default"/>
         <w:sz w:val="20"/>
       </w:rPr>
     </w:lvl>
@@ -5235,7 +5408,7 @@
         <w:ind w:left="3600" w:hanging="360"/>
       </w:pPr>
       <w:rPr>
-        <w:rFonts w:hint="default" w:ascii="Wingdings" w:hAnsi="Wingdings"/>
+        <w:rFonts w:ascii="Wingdings" w:hAnsi="Wingdings" w:hint="default"/>
         <w:sz w:val="20"/>
       </w:rPr>
     </w:lvl>
@@ -5251,7 +5424,7 @@
         <w:ind w:left="4320" w:hanging="360"/>
       </w:pPr>
       <w:rPr>
-        <w:rFonts w:hint="default" w:ascii="Wingdings" w:hAnsi="Wingdings"/>
+        <w:rFonts w:ascii="Wingdings" w:hAnsi="Wingdings" w:hint="default"/>
         <w:sz w:val="20"/>
       </w:rPr>
     </w:lvl>
@@ -5267,7 +5440,7 @@
         <w:ind w:left="5040" w:hanging="360"/>
       </w:pPr>
       <w:rPr>
-        <w:rFonts w:hint="default" w:ascii="Wingdings" w:hAnsi="Wingdings"/>
+        <w:rFonts w:ascii="Wingdings" w:hAnsi="Wingdings" w:hint="default"/>
         <w:sz w:val="20"/>
       </w:rPr>
     </w:lvl>
@@ -5283,7 +5456,7 @@
         <w:ind w:left="5760" w:hanging="360"/>
       </w:pPr>
       <w:rPr>
-        <w:rFonts w:hint="default" w:ascii="Wingdings" w:hAnsi="Wingdings"/>
+        <w:rFonts w:ascii="Wingdings" w:hAnsi="Wingdings" w:hint="default"/>
         <w:sz w:val="20"/>
       </w:rPr>
     </w:lvl>
@@ -5299,7 +5472,7 @@
         <w:ind w:left="6480" w:hanging="360"/>
       </w:pPr>
       <w:rPr>
-        <w:rFonts w:hint="default" w:ascii="Wingdings" w:hAnsi="Wingdings"/>
+        <w:rFonts w:ascii="Wingdings" w:hAnsi="Wingdings" w:hint="default"/>
         <w:sz w:val="20"/>
       </w:rPr>
     </w:lvl>
@@ -5320,7 +5493,7 @@
         <w:ind w:left="720" w:hanging="360"/>
       </w:pPr>
       <w:rPr>
-        <w:rFonts w:hint="default" w:ascii="Symbol" w:hAnsi="Symbol"/>
+        <w:rFonts w:ascii="Symbol" w:hAnsi="Symbol" w:hint="default"/>
         <w:sz w:val="20"/>
       </w:rPr>
     </w:lvl>
@@ -5336,7 +5509,7 @@
         <w:ind w:left="1440" w:hanging="360"/>
       </w:pPr>
       <w:rPr>
-        <w:rFonts w:hint="default" w:ascii="Courier New" w:hAnsi="Courier New"/>
+        <w:rFonts w:ascii="Courier New" w:hAnsi="Courier New" w:hint="default"/>
         <w:sz w:val="20"/>
       </w:rPr>
     </w:lvl>
@@ -5352,7 +5525,7 @@
         <w:ind w:left="2160" w:hanging="360"/>
       </w:pPr>
       <w:rPr>
-        <w:rFonts w:hint="default" w:ascii="Wingdings" w:hAnsi="Wingdings"/>
+        <w:rFonts w:ascii="Wingdings" w:hAnsi="Wingdings" w:hint="default"/>
         <w:sz w:val="20"/>
       </w:rPr>
     </w:lvl>
@@ -5368,7 +5541,7 @@
         <w:ind w:left="2880" w:hanging="360"/>
       </w:pPr>
       <w:rPr>
-        <w:rFonts w:hint="default" w:ascii="Wingdings" w:hAnsi="Wingdings"/>
+        <w:rFonts w:ascii="Wingdings" w:hAnsi="Wingdings" w:hint="default"/>
         <w:sz w:val="20"/>
       </w:rPr>
     </w:lvl>
@@ -5384,7 +5557,7 @@
         <w:ind w:left="3600" w:hanging="360"/>
       </w:pPr>
       <w:rPr>
-        <w:rFonts w:hint="default" w:ascii="Wingdings" w:hAnsi="Wingdings"/>
+        <w:rFonts w:ascii="Wingdings" w:hAnsi="Wingdings" w:hint="default"/>
         <w:sz w:val="20"/>
       </w:rPr>
     </w:lvl>
@@ -5400,7 +5573,7 @@
         <w:ind w:left="4320" w:hanging="360"/>
       </w:pPr>
       <w:rPr>
-        <w:rFonts w:hint="default" w:ascii="Wingdings" w:hAnsi="Wingdings"/>
+        <w:rFonts w:ascii="Wingdings" w:hAnsi="Wingdings" w:hint="default"/>
         <w:sz w:val="20"/>
       </w:rPr>
     </w:lvl>
@@ -5416,7 +5589,7 @@
         <w:ind w:left="5040" w:hanging="360"/>
       </w:pPr>
       <w:rPr>
-        <w:rFonts w:hint="default" w:ascii="Wingdings" w:hAnsi="Wingdings"/>
+        <w:rFonts w:ascii="Wingdings" w:hAnsi="Wingdings" w:hint="default"/>
         <w:sz w:val="20"/>
       </w:rPr>
     </w:lvl>
@@ -5432,7 +5605,7 @@
         <w:ind w:left="5760" w:hanging="360"/>
       </w:pPr>
       <w:rPr>
-        <w:rFonts w:hint="default" w:ascii="Wingdings" w:hAnsi="Wingdings"/>
+        <w:rFonts w:ascii="Wingdings" w:hAnsi="Wingdings" w:hint="default"/>
         <w:sz w:val="20"/>
       </w:rPr>
     </w:lvl>
@@ -5448,7 +5621,7 @@
         <w:ind w:left="6480" w:hanging="360"/>
       </w:pPr>
       <w:rPr>
-        <w:rFonts w:hint="default" w:ascii="Wingdings" w:hAnsi="Wingdings"/>
+        <w:rFonts w:ascii="Wingdings" w:hAnsi="Wingdings" w:hint="default"/>
         <w:sz w:val="20"/>
       </w:rPr>
     </w:lvl>
@@ -5466,7 +5639,7 @@
         <w:ind w:left="1440" w:hanging="360"/>
       </w:pPr>
       <w:rPr>
-        <w:rFonts w:hint="default" w:ascii="Symbol" w:hAnsi="Symbol"/>
+        <w:rFonts w:ascii="Symbol" w:hAnsi="Symbol" w:hint="default"/>
       </w:rPr>
     </w:lvl>
     <w:lvl w:ilvl="1" w:tplc="04090003" w:tentative="1">
@@ -5478,7 +5651,7 @@
         <w:ind w:left="2160" w:hanging="360"/>
       </w:pPr>
       <w:rPr>
-        <w:rFonts w:hint="default" w:ascii="Courier New" w:hAnsi="Courier New" w:cs="Courier New"/>
+        <w:rFonts w:ascii="Courier New" w:hAnsi="Courier New" w:cs="Courier New" w:hint="default"/>
       </w:rPr>
     </w:lvl>
     <w:lvl w:ilvl="2" w:tplc="04090005" w:tentative="1">
@@ -5490,7 +5663,7 @@
         <w:ind w:left="2880" w:hanging="360"/>
       </w:pPr>
       <w:rPr>
-        <w:rFonts w:hint="default" w:ascii="Wingdings" w:hAnsi="Wingdings"/>
+        <w:rFonts w:ascii="Wingdings" w:hAnsi="Wingdings" w:hint="default"/>
       </w:rPr>
     </w:lvl>
     <w:lvl w:ilvl="3" w:tplc="04090001" w:tentative="1">
@@ -5502,7 +5675,7 @@
         <w:ind w:left="3600" w:hanging="360"/>
       </w:pPr>
       <w:rPr>
-        <w:rFonts w:hint="default" w:ascii="Symbol" w:hAnsi="Symbol"/>
+        <w:rFonts w:ascii="Symbol" w:hAnsi="Symbol" w:hint="default"/>
       </w:rPr>
     </w:lvl>
     <w:lvl w:ilvl="4" w:tplc="04090003" w:tentative="1">
@@ -5514,7 +5687,7 @@
         <w:ind w:left="4320" w:hanging="360"/>
       </w:pPr>
       <w:rPr>
-        <w:rFonts w:hint="default" w:ascii="Courier New" w:hAnsi="Courier New" w:cs="Courier New"/>
+        <w:rFonts w:ascii="Courier New" w:hAnsi="Courier New" w:cs="Courier New" w:hint="default"/>
       </w:rPr>
     </w:lvl>
     <w:lvl w:ilvl="5" w:tplc="04090005" w:tentative="1">
@@ -5526,7 +5699,7 @@
         <w:ind w:left="5040" w:hanging="360"/>
       </w:pPr>
       <w:rPr>
-        <w:rFonts w:hint="default" w:ascii="Wingdings" w:hAnsi="Wingdings"/>
+        <w:rFonts w:ascii="Wingdings" w:hAnsi="Wingdings" w:hint="default"/>
       </w:rPr>
     </w:lvl>
     <w:lvl w:ilvl="6" w:tplc="04090001" w:tentative="1">
@@ -5538,7 +5711,7 @@
         <w:ind w:left="5760" w:hanging="360"/>
       </w:pPr>
       <w:rPr>
-        <w:rFonts w:hint="default" w:ascii="Symbol" w:hAnsi="Symbol"/>
+        <w:rFonts w:ascii="Symbol" w:hAnsi="Symbol" w:hint="default"/>
       </w:rPr>
     </w:lvl>
     <w:lvl w:ilvl="7" w:tplc="04090003" w:tentative="1">
@@ -5550,7 +5723,7 @@
         <w:ind w:left="6480" w:hanging="360"/>
       </w:pPr>
       <w:rPr>
-        <w:rFonts w:hint="default" w:ascii="Courier New" w:hAnsi="Courier New" w:cs="Courier New"/>
+        <w:rFonts w:ascii="Courier New" w:hAnsi="Courier New" w:cs="Courier New" w:hint="default"/>
       </w:rPr>
     </w:lvl>
     <w:lvl w:ilvl="8" w:tplc="04090005" w:tentative="1">
@@ -5562,7 +5735,7 @@
         <w:ind w:left="7200" w:hanging="360"/>
       </w:pPr>
       <w:rPr>
-        <w:rFonts w:hint="default" w:ascii="Wingdings" w:hAnsi="Wingdings"/>
+        <w:rFonts w:ascii="Wingdings" w:hAnsi="Wingdings" w:hint="default"/>
       </w:rPr>
     </w:lvl>
   </w:abstractNum>
@@ -5582,7 +5755,7 @@
         <w:ind w:left="720" w:hanging="360"/>
       </w:pPr>
       <w:rPr>
-        <w:rFonts w:hint="default" w:ascii="Symbol" w:hAnsi="Symbol"/>
+        <w:rFonts w:ascii="Symbol" w:hAnsi="Symbol" w:hint="default"/>
         <w:sz w:val="20"/>
       </w:rPr>
     </w:lvl>
@@ -5598,7 +5771,7 @@
         <w:ind w:left="1440" w:hanging="360"/>
       </w:pPr>
       <w:rPr>
-        <w:rFonts w:hint="default" w:ascii="Courier New" w:hAnsi="Courier New"/>
+        <w:rFonts w:ascii="Courier New" w:hAnsi="Courier New" w:hint="default"/>
         <w:sz w:val="20"/>
       </w:rPr>
     </w:lvl>
@@ -5614,7 +5787,7 @@
         <w:ind w:left="2160" w:hanging="360"/>
       </w:pPr>
       <w:rPr>
-        <w:rFonts w:hint="default" w:ascii="Wingdings" w:hAnsi="Wingdings"/>
+        <w:rFonts w:ascii="Wingdings" w:hAnsi="Wingdings" w:hint="default"/>
         <w:sz w:val="20"/>
       </w:rPr>
     </w:lvl>
@@ -5630,7 +5803,7 @@
         <w:ind w:left="2880" w:hanging="360"/>
       </w:pPr>
       <w:rPr>
-        <w:rFonts w:hint="default" w:ascii="Wingdings" w:hAnsi="Wingdings"/>
+        <w:rFonts w:ascii="Wingdings" w:hAnsi="Wingdings" w:hint="default"/>
         <w:sz w:val="20"/>
       </w:rPr>
     </w:lvl>
@@ -5646,7 +5819,7 @@
         <w:ind w:left="3600" w:hanging="360"/>
       </w:pPr>
       <w:rPr>
-        <w:rFonts w:hint="default" w:ascii="Wingdings" w:hAnsi="Wingdings"/>
+        <w:rFonts w:ascii="Wingdings" w:hAnsi="Wingdings" w:hint="default"/>
         <w:sz w:val="20"/>
       </w:rPr>
     </w:lvl>
@@ -5662,7 +5835,7 @@
         <w:ind w:left="4320" w:hanging="360"/>
       </w:pPr>
       <w:rPr>
-        <w:rFonts w:hint="default" w:ascii="Wingdings" w:hAnsi="Wingdings"/>
+        <w:rFonts w:ascii="Wingdings" w:hAnsi="Wingdings" w:hint="default"/>
         <w:sz w:val="20"/>
       </w:rPr>
     </w:lvl>
@@ -5678,7 +5851,7 @@
         <w:ind w:left="5040" w:hanging="360"/>
       </w:pPr>
       <w:rPr>
-        <w:rFonts w:hint="default" w:ascii="Wingdings" w:hAnsi="Wingdings"/>
+        <w:rFonts w:ascii="Wingdings" w:hAnsi="Wingdings" w:hint="default"/>
         <w:sz w:val="20"/>
       </w:rPr>
     </w:lvl>
@@ -5694,7 +5867,7 @@
         <w:ind w:left="5760" w:hanging="360"/>
       </w:pPr>
       <w:rPr>
-        <w:rFonts w:hint="default" w:ascii="Wingdings" w:hAnsi="Wingdings"/>
+        <w:rFonts w:ascii="Wingdings" w:hAnsi="Wingdings" w:hint="default"/>
         <w:sz w:val="20"/>
       </w:rPr>
     </w:lvl>
@@ -5710,7 +5883,7 @@
         <w:ind w:left="6480" w:hanging="360"/>
       </w:pPr>
       <w:rPr>
-        <w:rFonts w:hint="default" w:ascii="Wingdings" w:hAnsi="Wingdings"/>
+        <w:rFonts w:ascii="Wingdings" w:hAnsi="Wingdings" w:hint="default"/>
         <w:sz w:val="20"/>
       </w:rPr>
     </w:lvl>
@@ -5731,7 +5904,7 @@
         <w:ind w:left="720" w:hanging="360"/>
       </w:pPr>
       <w:rPr>
-        <w:rFonts w:hint="default" w:ascii="Symbol" w:hAnsi="Symbol"/>
+        <w:rFonts w:ascii="Symbol" w:hAnsi="Symbol" w:hint="default"/>
         <w:sz w:val="20"/>
       </w:rPr>
     </w:lvl>
@@ -5747,7 +5920,7 @@
         <w:ind w:left="1440" w:hanging="360"/>
       </w:pPr>
       <w:rPr>
-        <w:rFonts w:hint="default" w:ascii="Courier New" w:hAnsi="Courier New"/>
+        <w:rFonts w:ascii="Courier New" w:hAnsi="Courier New" w:hint="default"/>
         <w:sz w:val="20"/>
       </w:rPr>
     </w:lvl>
@@ -5763,7 +5936,7 @@
         <w:ind w:left="2160" w:hanging="360"/>
       </w:pPr>
       <w:rPr>
-        <w:rFonts w:hint="default" w:ascii="Wingdings" w:hAnsi="Wingdings"/>
+        <w:rFonts w:ascii="Wingdings" w:hAnsi="Wingdings" w:hint="default"/>
         <w:sz w:val="20"/>
       </w:rPr>
     </w:lvl>
@@ -5779,7 +5952,7 @@
         <w:ind w:left="2880" w:hanging="360"/>
       </w:pPr>
       <w:rPr>
-        <w:rFonts w:hint="default" w:ascii="Wingdings" w:hAnsi="Wingdings"/>
+        <w:rFonts w:ascii="Wingdings" w:hAnsi="Wingdings" w:hint="default"/>
         <w:sz w:val="20"/>
       </w:rPr>
     </w:lvl>
@@ -5795,7 +5968,7 @@
         <w:ind w:left="3600" w:hanging="360"/>
       </w:pPr>
       <w:rPr>
-        <w:rFonts w:hint="default" w:ascii="Wingdings" w:hAnsi="Wingdings"/>
+        <w:rFonts w:ascii="Wingdings" w:hAnsi="Wingdings" w:hint="default"/>
         <w:sz w:val="20"/>
       </w:rPr>
     </w:lvl>
@@ -5811,7 +5984,7 @@
         <w:ind w:left="4320" w:hanging="360"/>
       </w:pPr>
       <w:rPr>
-        <w:rFonts w:hint="default" w:ascii="Wingdings" w:hAnsi="Wingdings"/>
+        <w:rFonts w:ascii="Wingdings" w:hAnsi="Wingdings" w:hint="default"/>
         <w:sz w:val="20"/>
       </w:rPr>
     </w:lvl>
@@ -5827,7 +6000,7 @@
         <w:ind w:left="5040" w:hanging="360"/>
       </w:pPr>
       <w:rPr>
-        <w:rFonts w:hint="default" w:ascii="Wingdings" w:hAnsi="Wingdings"/>
+        <w:rFonts w:ascii="Wingdings" w:hAnsi="Wingdings" w:hint="default"/>
         <w:sz w:val="20"/>
       </w:rPr>
     </w:lvl>
@@ -5843,7 +6016,7 @@
         <w:ind w:left="5760" w:hanging="360"/>
       </w:pPr>
       <w:rPr>
-        <w:rFonts w:hint="default" w:ascii="Wingdings" w:hAnsi="Wingdings"/>
+        <w:rFonts w:ascii="Wingdings" w:hAnsi="Wingdings" w:hint="default"/>
         <w:sz w:val="20"/>
       </w:rPr>
     </w:lvl>
@@ -5859,7 +6032,7 @@
         <w:ind w:left="6480" w:hanging="360"/>
       </w:pPr>
       <w:rPr>
-        <w:rFonts w:hint="default" w:ascii="Wingdings" w:hAnsi="Wingdings"/>
+        <w:rFonts w:ascii="Wingdings" w:hAnsi="Wingdings" w:hint="default"/>
         <w:sz w:val="20"/>
       </w:rPr>
     </w:lvl>
@@ -5880,7 +6053,7 @@
         <w:ind w:left="720" w:hanging="360"/>
       </w:pPr>
       <w:rPr>
-        <w:rFonts w:hint="default" w:ascii="Symbol" w:hAnsi="Symbol"/>
+        <w:rFonts w:ascii="Symbol" w:hAnsi="Symbol" w:hint="default"/>
         <w:sz w:val="20"/>
       </w:rPr>
     </w:lvl>
@@ -5896,7 +6069,7 @@
         <w:ind w:left="1440" w:hanging="360"/>
       </w:pPr>
       <w:rPr>
-        <w:rFonts w:hint="default" w:ascii="Courier New" w:hAnsi="Courier New"/>
+        <w:rFonts w:ascii="Courier New" w:hAnsi="Courier New" w:hint="default"/>
         <w:sz w:val="20"/>
       </w:rPr>
     </w:lvl>
@@ -5912,7 +6085,7 @@
         <w:ind w:left="2160" w:hanging="360"/>
       </w:pPr>
       <w:rPr>
-        <w:rFonts w:hint="default" w:ascii="Wingdings" w:hAnsi="Wingdings"/>
+        <w:rFonts w:ascii="Wingdings" w:hAnsi="Wingdings" w:hint="default"/>
         <w:sz w:val="20"/>
       </w:rPr>
     </w:lvl>
@@ -5928,7 +6101,7 @@
         <w:ind w:left="2880" w:hanging="360"/>
       </w:pPr>
       <w:rPr>
-        <w:rFonts w:hint="default" w:ascii="Wingdings" w:hAnsi="Wingdings"/>
+        <w:rFonts w:ascii="Wingdings" w:hAnsi="Wingdings" w:hint="default"/>
         <w:sz w:val="20"/>
       </w:rPr>
     </w:lvl>
@@ -5944,7 +6117,7 @@
         <w:ind w:left="3600" w:hanging="360"/>
       </w:pPr>
       <w:rPr>
-        <w:rFonts w:hint="default" w:ascii="Wingdings" w:hAnsi="Wingdings"/>
+        <w:rFonts w:ascii="Wingdings" w:hAnsi="Wingdings" w:hint="default"/>
         <w:sz w:val="20"/>
       </w:rPr>
     </w:lvl>
@@ -5960,7 +6133,7 @@
         <w:ind w:left="4320" w:hanging="360"/>
       </w:pPr>
       <w:rPr>
-        <w:rFonts w:hint="default" w:ascii="Wingdings" w:hAnsi="Wingdings"/>
+        <w:rFonts w:ascii="Wingdings" w:hAnsi="Wingdings" w:hint="default"/>
         <w:sz w:val="20"/>
       </w:rPr>
     </w:lvl>
@@ -5976,7 +6149,7 @@
         <w:ind w:left="5040" w:hanging="360"/>
       </w:pPr>
       <w:rPr>
-        <w:rFonts w:hint="default" w:ascii="Wingdings" w:hAnsi="Wingdings"/>
+        <w:rFonts w:ascii="Wingdings" w:hAnsi="Wingdings" w:hint="default"/>
         <w:sz w:val="20"/>
       </w:rPr>
     </w:lvl>
@@ -5992,7 +6165,7 @@
         <w:ind w:left="5760" w:hanging="360"/>
       </w:pPr>
       <w:rPr>
-        <w:rFonts w:hint="default" w:ascii="Wingdings" w:hAnsi="Wingdings"/>
+        <w:rFonts w:ascii="Wingdings" w:hAnsi="Wingdings" w:hint="default"/>
         <w:sz w:val="20"/>
       </w:rPr>
     </w:lvl>
@@ -6008,7 +6181,7 @@
         <w:ind w:left="6480" w:hanging="360"/>
       </w:pPr>
       <w:rPr>
-        <w:rFonts w:hint="default" w:ascii="Wingdings" w:hAnsi="Wingdings"/>
+        <w:rFonts w:ascii="Wingdings" w:hAnsi="Wingdings" w:hint="default"/>
         <w:sz w:val="20"/>
       </w:rPr>
     </w:lvl>
@@ -6029,7 +6202,7 @@
         <w:ind w:left="720" w:hanging="360"/>
       </w:pPr>
       <w:rPr>
-        <w:rFonts w:hint="default" w:ascii="Symbol" w:hAnsi="Symbol"/>
+        <w:rFonts w:ascii="Symbol" w:hAnsi="Symbol" w:hint="default"/>
         <w:sz w:val="20"/>
       </w:rPr>
     </w:lvl>
@@ -6045,7 +6218,7 @@
         <w:ind w:left="1440" w:hanging="360"/>
       </w:pPr>
       <w:rPr>
-        <w:rFonts w:hint="default" w:ascii="Courier New" w:hAnsi="Courier New"/>
+        <w:rFonts w:ascii="Courier New" w:hAnsi="Courier New" w:hint="default"/>
         <w:sz w:val="20"/>
       </w:rPr>
     </w:lvl>
@@ -6061,7 +6234,7 @@
         <w:ind w:left="2160" w:hanging="360"/>
       </w:pPr>
       <w:rPr>
-        <w:rFonts w:hint="default" w:ascii="Wingdings" w:hAnsi="Wingdings"/>
+        <w:rFonts w:ascii="Wingdings" w:hAnsi="Wingdings" w:hint="default"/>
         <w:sz w:val="20"/>
       </w:rPr>
     </w:lvl>
@@ -6077,7 +6250,7 @@
         <w:ind w:left="2880" w:hanging="360"/>
       </w:pPr>
       <w:rPr>
-        <w:rFonts w:hint="default" w:ascii="Wingdings" w:hAnsi="Wingdings"/>
+        <w:rFonts w:ascii="Wingdings" w:hAnsi="Wingdings" w:hint="default"/>
         <w:sz w:val="20"/>
       </w:rPr>
     </w:lvl>
@@ -6093,7 +6266,7 @@
         <w:ind w:left="3600" w:hanging="360"/>
       </w:pPr>
       <w:rPr>
-        <w:rFonts w:hint="default" w:ascii="Wingdings" w:hAnsi="Wingdings"/>
+        <w:rFonts w:ascii="Wingdings" w:hAnsi="Wingdings" w:hint="default"/>
         <w:sz w:val="20"/>
       </w:rPr>
     </w:lvl>
@@ -6109,7 +6282,7 @@
         <w:ind w:left="4320" w:hanging="360"/>
       </w:pPr>
       <w:rPr>
-        <w:rFonts w:hint="default" w:ascii="Wingdings" w:hAnsi="Wingdings"/>
+        <w:rFonts w:ascii="Wingdings" w:hAnsi="Wingdings" w:hint="default"/>
         <w:sz w:val="20"/>
       </w:rPr>
     </w:lvl>
@@ -6125,7 +6298,7 @@
         <w:ind w:left="5040" w:hanging="360"/>
       </w:pPr>
       <w:rPr>
-        <w:rFonts w:hint="default" w:ascii="Wingdings" w:hAnsi="Wingdings"/>
+        <w:rFonts w:ascii="Wingdings" w:hAnsi="Wingdings" w:hint="default"/>
         <w:sz w:val="20"/>
       </w:rPr>
     </w:lvl>
@@ -6141,7 +6314,7 @@
         <w:ind w:left="5760" w:hanging="360"/>
       </w:pPr>
       <w:rPr>
-        <w:rFonts w:hint="default" w:ascii="Wingdings" w:hAnsi="Wingdings"/>
+        <w:rFonts w:ascii="Wingdings" w:hAnsi="Wingdings" w:hint="default"/>
         <w:sz w:val="20"/>
       </w:rPr>
     </w:lvl>
@@ -6157,7 +6330,7 @@
         <w:ind w:left="6480" w:hanging="360"/>
       </w:pPr>
       <w:rPr>
-        <w:rFonts w:hint="default" w:ascii="Wingdings" w:hAnsi="Wingdings"/>
+        <w:rFonts w:ascii="Wingdings" w:hAnsi="Wingdings" w:hint="default"/>
         <w:sz w:val="20"/>
       </w:rPr>
     </w:lvl>
@@ -6178,7 +6351,7 @@
         <w:ind w:left="720" w:hanging="360"/>
       </w:pPr>
       <w:rPr>
-        <w:rFonts w:hint="default" w:ascii="Symbol" w:hAnsi="Symbol"/>
+        <w:rFonts w:ascii="Symbol" w:hAnsi="Symbol" w:hint="default"/>
         <w:sz w:val="20"/>
       </w:rPr>
     </w:lvl>
@@ -6194,7 +6367,7 @@
         <w:ind w:left="1440" w:hanging="360"/>
       </w:pPr>
       <w:rPr>
-        <w:rFonts w:hint="default" w:ascii="Courier New" w:hAnsi="Courier New"/>
+        <w:rFonts w:ascii="Courier New" w:hAnsi="Courier New" w:hint="default"/>
         <w:sz w:val="20"/>
       </w:rPr>
     </w:lvl>
@@ -6210,7 +6383,7 @@
         <w:ind w:left="2160" w:hanging="360"/>
       </w:pPr>
       <w:rPr>
-        <w:rFonts w:hint="default" w:ascii="Wingdings" w:hAnsi="Wingdings"/>
+        <w:rFonts w:ascii="Wingdings" w:hAnsi="Wingdings" w:hint="default"/>
         <w:sz w:val="20"/>
       </w:rPr>
     </w:lvl>
@@ -6226,7 +6399,7 @@
         <w:ind w:left="2880" w:hanging="360"/>
       </w:pPr>
       <w:rPr>
-        <w:rFonts w:hint="default" w:ascii="Wingdings" w:hAnsi="Wingdings"/>
+        <w:rFonts w:ascii="Wingdings" w:hAnsi="Wingdings" w:hint="default"/>
         <w:sz w:val="20"/>
       </w:rPr>
     </w:lvl>
@@ -6242,7 +6415,7 @@
         <w:ind w:left="3600" w:hanging="360"/>
       </w:pPr>
       <w:rPr>
-        <w:rFonts w:hint="default" w:ascii="Wingdings" w:hAnsi="Wingdings"/>
+        <w:rFonts w:ascii="Wingdings" w:hAnsi="Wingdings" w:hint="default"/>
         <w:sz w:val="20"/>
       </w:rPr>
     </w:lvl>
@@ -6258,7 +6431,7 @@
         <w:ind w:left="4320" w:hanging="360"/>
       </w:pPr>
       <w:rPr>
-        <w:rFonts w:hint="default" w:ascii="Wingdings" w:hAnsi="Wingdings"/>
+        <w:rFonts w:ascii="Wingdings" w:hAnsi="Wingdings" w:hint="default"/>
         <w:sz w:val="20"/>
       </w:rPr>
     </w:lvl>
@@ -6274,7 +6447,7 @@
         <w:ind w:left="5040" w:hanging="360"/>
       </w:pPr>
       <w:rPr>
-        <w:rFonts w:hint="default" w:ascii="Wingdings" w:hAnsi="Wingdings"/>
+        <w:rFonts w:ascii="Wingdings" w:hAnsi="Wingdings" w:hint="default"/>
         <w:sz w:val="20"/>
       </w:rPr>
     </w:lvl>
@@ -6290,7 +6463,7 @@
         <w:ind w:left="5760" w:hanging="360"/>
       </w:pPr>
       <w:rPr>
-        <w:rFonts w:hint="default" w:ascii="Wingdings" w:hAnsi="Wingdings"/>
+        <w:rFonts w:ascii="Wingdings" w:hAnsi="Wingdings" w:hint="default"/>
         <w:sz w:val="20"/>
       </w:rPr>
     </w:lvl>
@@ -6306,7 +6479,7 @@
         <w:ind w:left="6480" w:hanging="360"/>
       </w:pPr>
       <w:rPr>
-        <w:rFonts w:hint="default" w:ascii="Wingdings" w:hAnsi="Wingdings"/>
+        <w:rFonts w:ascii="Wingdings" w:hAnsi="Wingdings" w:hint="default"/>
         <w:sz w:val="20"/>
       </w:rPr>
     </w:lvl>
@@ -6324,7 +6497,7 @@
         <w:ind w:left="1440" w:hanging="360"/>
       </w:pPr>
       <w:rPr>
-        <w:rFonts w:hint="default" w:ascii="Symbol" w:hAnsi="Symbol"/>
+        <w:rFonts w:ascii="Symbol" w:hAnsi="Symbol" w:hint="default"/>
       </w:rPr>
     </w:lvl>
     <w:lvl w:ilvl="1" w:tplc="04090003" w:tentative="1">
@@ -6336,7 +6509,7 @@
         <w:ind w:left="2160" w:hanging="360"/>
       </w:pPr>
       <w:rPr>
-        <w:rFonts w:hint="default" w:ascii="Courier New" w:hAnsi="Courier New" w:cs="Courier New"/>
+        <w:rFonts w:ascii="Courier New" w:hAnsi="Courier New" w:cs="Courier New" w:hint="default"/>
       </w:rPr>
     </w:lvl>
     <w:lvl w:ilvl="2" w:tplc="04090005" w:tentative="1">
@@ -6348,7 +6521,7 @@
         <w:ind w:left="2880" w:hanging="360"/>
       </w:pPr>
       <w:rPr>
-        <w:rFonts w:hint="default" w:ascii="Wingdings" w:hAnsi="Wingdings"/>
+        <w:rFonts w:ascii="Wingdings" w:hAnsi="Wingdings" w:hint="default"/>
       </w:rPr>
     </w:lvl>
     <w:lvl w:ilvl="3" w:tplc="04090001" w:tentative="1">
@@ -6360,7 +6533,7 @@
         <w:ind w:left="3600" w:hanging="360"/>
       </w:pPr>
       <w:rPr>
-        <w:rFonts w:hint="default" w:ascii="Symbol" w:hAnsi="Symbol"/>
+        <w:rFonts w:ascii="Symbol" w:hAnsi="Symbol" w:hint="default"/>
       </w:rPr>
     </w:lvl>
     <w:lvl w:ilvl="4" w:tplc="04090003" w:tentative="1">
@@ -6372,7 +6545,7 @@
         <w:ind w:left="4320" w:hanging="360"/>
       </w:pPr>
       <w:rPr>
-        <w:rFonts w:hint="default" w:ascii="Courier New" w:hAnsi="Courier New" w:cs="Courier New"/>
+        <w:rFonts w:ascii="Courier New" w:hAnsi="Courier New" w:cs="Courier New" w:hint="default"/>
       </w:rPr>
     </w:lvl>
     <w:lvl w:ilvl="5" w:tplc="04090005" w:tentative="1">
@@ -6384,7 +6557,7 @@
         <w:ind w:left="5040" w:hanging="360"/>
       </w:pPr>
       <w:rPr>
-        <w:rFonts w:hint="default" w:ascii="Wingdings" w:hAnsi="Wingdings"/>
+        <w:rFonts w:ascii="Wingdings" w:hAnsi="Wingdings" w:hint="default"/>
       </w:rPr>
     </w:lvl>
     <w:lvl w:ilvl="6" w:tplc="04090001" w:tentative="1">
@@ -6396,7 +6569,7 @@
         <w:ind w:left="5760" w:hanging="360"/>
       </w:pPr>
       <w:rPr>
-        <w:rFonts w:hint="default" w:ascii="Symbol" w:hAnsi="Symbol"/>
+        <w:rFonts w:ascii="Symbol" w:hAnsi="Symbol" w:hint="default"/>
       </w:rPr>
     </w:lvl>
     <w:lvl w:ilvl="7" w:tplc="04090003" w:tentative="1">
@@ -6408,7 +6581,7 @@
         <w:ind w:left="6480" w:hanging="360"/>
       </w:pPr>
       <w:rPr>
-        <w:rFonts w:hint="default" w:ascii="Courier New" w:hAnsi="Courier New" w:cs="Courier New"/>
+        <w:rFonts w:ascii="Courier New" w:hAnsi="Courier New" w:cs="Courier New" w:hint="default"/>
       </w:rPr>
     </w:lvl>
     <w:lvl w:ilvl="8" w:tplc="04090005" w:tentative="1">
@@ -6420,7 +6593,7 @@
         <w:ind w:left="7200" w:hanging="360"/>
       </w:pPr>
       <w:rPr>
-        <w:rFonts w:hint="default" w:ascii="Wingdings" w:hAnsi="Wingdings"/>
+        <w:rFonts w:ascii="Wingdings" w:hAnsi="Wingdings" w:hint="default"/>
       </w:rPr>
     </w:lvl>
   </w:abstractNum>
@@ -6437,7 +6610,7 @@
         <w:ind w:left="1440" w:hanging="360"/>
       </w:pPr>
       <w:rPr>
-        <w:rFonts w:hint="default" w:ascii="Symbol" w:hAnsi="Symbol"/>
+        <w:rFonts w:ascii="Symbol" w:hAnsi="Symbol" w:hint="default"/>
       </w:rPr>
     </w:lvl>
     <w:lvl w:ilvl="1" w:tplc="04090003" w:tentative="1">
@@ -6449,7 +6622,7 @@
         <w:ind w:left="2160" w:hanging="360"/>
       </w:pPr>
       <w:rPr>
-        <w:rFonts w:hint="default" w:ascii="Courier New" w:hAnsi="Courier New" w:cs="Courier New"/>
+        <w:rFonts w:ascii="Courier New" w:hAnsi="Courier New" w:cs="Courier New" w:hint="default"/>
       </w:rPr>
     </w:lvl>
     <w:lvl w:ilvl="2" w:tplc="04090005" w:tentative="1">
@@ -6461,7 +6634,7 @@
         <w:ind w:left="2880" w:hanging="360"/>
       </w:pPr>
       <w:rPr>
-        <w:rFonts w:hint="default" w:ascii="Wingdings" w:hAnsi="Wingdings"/>
+        <w:rFonts w:ascii="Wingdings" w:hAnsi="Wingdings" w:hint="default"/>
       </w:rPr>
     </w:lvl>
     <w:lvl w:ilvl="3" w:tplc="04090001" w:tentative="1">
@@ -6473,7 +6646,7 @@
         <w:ind w:left="3600" w:hanging="360"/>
       </w:pPr>
       <w:rPr>
-        <w:rFonts w:hint="default" w:ascii="Symbol" w:hAnsi="Symbol"/>
+        <w:rFonts w:ascii="Symbol" w:hAnsi="Symbol" w:hint="default"/>
       </w:rPr>
     </w:lvl>
     <w:lvl w:ilvl="4" w:tplc="04090003" w:tentative="1">
@@ -6485,7 +6658,7 @@
         <w:ind w:left="4320" w:hanging="360"/>
       </w:pPr>
       <w:rPr>
-        <w:rFonts w:hint="default" w:ascii="Courier New" w:hAnsi="Courier New" w:cs="Courier New"/>
+        <w:rFonts w:ascii="Courier New" w:hAnsi="Courier New" w:cs="Courier New" w:hint="default"/>
       </w:rPr>
     </w:lvl>
     <w:lvl w:ilvl="5" w:tplc="04090005" w:tentative="1">
@@ -6497,7 +6670,7 @@
         <w:ind w:left="5040" w:hanging="360"/>
       </w:pPr>
       <w:rPr>
-        <w:rFonts w:hint="default" w:ascii="Wingdings" w:hAnsi="Wingdings"/>
+        <w:rFonts w:ascii="Wingdings" w:hAnsi="Wingdings" w:hint="default"/>
       </w:rPr>
     </w:lvl>
     <w:lvl w:ilvl="6" w:tplc="04090001" w:tentative="1">
@@ -6509,7 +6682,7 @@
         <w:ind w:left="5760" w:hanging="360"/>
       </w:pPr>
       <w:rPr>
-        <w:rFonts w:hint="default" w:ascii="Symbol" w:hAnsi="Symbol"/>
+        <w:rFonts w:ascii="Symbol" w:hAnsi="Symbol" w:hint="default"/>
       </w:rPr>
     </w:lvl>
     <w:lvl w:ilvl="7" w:tplc="04090003" w:tentative="1">
@@ -6521,7 +6694,7 @@
         <w:ind w:left="6480" w:hanging="360"/>
       </w:pPr>
       <w:rPr>
-        <w:rFonts w:hint="default" w:ascii="Courier New" w:hAnsi="Courier New" w:cs="Courier New"/>
+        <w:rFonts w:ascii="Courier New" w:hAnsi="Courier New" w:cs="Courier New" w:hint="default"/>
       </w:rPr>
     </w:lvl>
     <w:lvl w:ilvl="8" w:tplc="04090005" w:tentative="1">
@@ -6533,7 +6706,7 @@
         <w:ind w:left="7200" w:hanging="360"/>
       </w:pPr>
       <w:rPr>
-        <w:rFonts w:hint="default" w:ascii="Wingdings" w:hAnsi="Wingdings"/>
+        <w:rFonts w:ascii="Wingdings" w:hAnsi="Wingdings" w:hint="default"/>
       </w:rPr>
     </w:lvl>
   </w:abstractNum>
@@ -6637,11 +6810,11 @@
 </file>
 
 <file path=word/styles.xml><?xml version="1.0" encoding="utf-8"?>
-<w:styles xmlns:wp14="http://schemas.microsoft.com/office/word/2010/wordprocessingDrawing" xmlns:mc="http://schemas.openxmlformats.org/markup-compatibility/2006" xmlns:r="http://schemas.openxmlformats.org/officeDocument/2006/relationships" xmlns:w="http://schemas.openxmlformats.org/wordprocessingml/2006/main" xmlns:w14="http://schemas.microsoft.com/office/word/2010/wordml" xmlns:w15="http://schemas.microsoft.com/office/word/2012/wordml" xmlns:w16cex="http://schemas.microsoft.com/office/word/2018/wordml/cex" xmlns:w16cid="http://schemas.microsoft.com/office/word/2016/wordml/cid" xmlns:w16="http://schemas.microsoft.com/office/word/2018/wordml" xmlns:w16du="http://schemas.microsoft.com/office/word/2023/wordml/word16du" xmlns:w16sdtdh="http://schemas.microsoft.com/office/word/2020/wordml/sdtdatahash" xmlns:w16sdtfl="http://schemas.microsoft.com/office/word/2024/wordml/sdtformatlock" xmlns:w16se="http://schemas.microsoft.com/office/word/2015/wordml/symex" mc:Ignorable="w14 w15 w16se w16cid w16 w16cex w16sdtdh w16sdtfl w16du wp14">
+<w:styles xmlns:mc="http://schemas.openxmlformats.org/markup-compatibility/2006" xmlns:r="http://schemas.openxmlformats.org/officeDocument/2006/relationships" xmlns:w="http://schemas.openxmlformats.org/wordprocessingml/2006/main" xmlns:w14="http://schemas.microsoft.com/office/word/2010/wordml" xmlns:w15="http://schemas.microsoft.com/office/word/2012/wordml" xmlns:w16cex="http://schemas.microsoft.com/office/word/2018/wordml/cex" xmlns:w16cid="http://schemas.microsoft.com/office/word/2016/wordml/cid" xmlns:w16="http://schemas.microsoft.com/office/word/2018/wordml" xmlns:w16du="http://schemas.microsoft.com/office/word/2023/wordml/word16du" xmlns:w16sdtdh="http://schemas.microsoft.com/office/word/2020/wordml/sdtdatahash" xmlns:w16sdtfl="http://schemas.microsoft.com/office/word/2024/wordml/sdtformatlock" xmlns:w16se="http://schemas.microsoft.com/office/word/2015/wordml/symex" mc:Ignorable="w14 w15 w16se w16cid w16 w16cex w16sdtdh w16sdtfl w16du">
   <w:docDefaults>
     <w:rPrDefault>
       <w:rPr>
-        <w:rFonts w:asciiTheme="minorHAnsi" w:hAnsiTheme="minorHAnsi" w:eastAsiaTheme="minorHAnsi" w:cstheme="minorBidi"/>
+        <w:rFonts w:asciiTheme="minorHAnsi" w:eastAsiaTheme="minorHAnsi" w:hAnsiTheme="minorHAnsi" w:cstheme="minorBidi"/>
         <w:kern w:val="2"/>
         <w:sz w:val="24"/>
         <w:szCs w:val="24"/>
@@ -6658,14 +6831,14 @@
   <w:latentStyles w:defLockedState="0" w:defUIPriority="99" w:defSemiHidden="0" w:defUnhideWhenUsed="0" w:defQFormat="0" w:count="376">
     <w:lsdException w:name="Normal" w:uiPriority="0" w:qFormat="1"/>
     <w:lsdException w:name="heading 1" w:uiPriority="9" w:qFormat="1"/>
-    <w:lsdException w:name="heading 2" w:uiPriority="9" w:semiHidden="1" w:unhideWhenUsed="1" w:qFormat="1"/>
-    <w:lsdException w:name="heading 3" w:uiPriority="9" w:semiHidden="1" w:unhideWhenUsed="1" w:qFormat="1"/>
-    <w:lsdException w:name="heading 4" w:uiPriority="9" w:semiHidden="1" w:unhideWhenUsed="1" w:qFormat="1"/>
-    <w:lsdException w:name="heading 5" w:uiPriority="9" w:semiHidden="1" w:unhideWhenUsed="1" w:qFormat="1"/>
-    <w:lsdException w:name="heading 6" w:uiPriority="9" w:semiHidden="1" w:unhideWhenUsed="1" w:qFormat="1"/>
-    <w:lsdException w:name="heading 7" w:uiPriority="9" w:semiHidden="1" w:unhideWhenUsed="1" w:qFormat="1"/>
-    <w:lsdException w:name="heading 8" w:uiPriority="9" w:semiHidden="1" w:unhideWhenUsed="1" w:qFormat="1"/>
-    <w:lsdException w:name="heading 9" w:uiPriority="9" w:semiHidden="1" w:unhideWhenUsed="1" w:qFormat="1"/>
+    <w:lsdException w:name="heading 2" w:semiHidden="1" w:uiPriority="9" w:unhideWhenUsed="1" w:qFormat="1"/>
+    <w:lsdException w:name="heading 3" w:semiHidden="1" w:uiPriority="9" w:unhideWhenUsed="1" w:qFormat="1"/>
+    <w:lsdException w:name="heading 4" w:semiHidden="1" w:uiPriority="9" w:unhideWhenUsed="1" w:qFormat="1"/>
+    <w:lsdException w:name="heading 5" w:semiHidden="1" w:uiPriority="9" w:unhideWhenUsed="1" w:qFormat="1"/>
+    <w:lsdException w:name="heading 6" w:semiHidden="1" w:uiPriority="9" w:unhideWhenUsed="1" w:qFormat="1"/>
+    <w:lsdException w:name="heading 7" w:semiHidden="1" w:uiPriority="9" w:unhideWhenUsed="1" w:qFormat="1"/>
+    <w:lsdException w:name="heading 8" w:semiHidden="1" w:uiPriority="9" w:unhideWhenUsed="1" w:qFormat="1"/>
+    <w:lsdException w:name="heading 9" w:semiHidden="1" w:uiPriority="9" w:unhideWhenUsed="1" w:qFormat="1"/>
     <w:lsdException w:name="index 1" w:semiHidden="1" w:unhideWhenUsed="1"/>
     <w:lsdException w:name="index 2" w:semiHidden="1" w:unhideWhenUsed="1"/>
     <w:lsdException w:name="index 3" w:semiHidden="1" w:unhideWhenUsed="1"/>
@@ -6675,22 +6848,22 @@
     <w:lsdException w:name="index 7" w:semiHidden="1" w:unhideWhenUsed="1"/>
     <w:lsdException w:name="index 8" w:semiHidden="1" w:unhideWhenUsed="1"/>
     <w:lsdException w:name="index 9" w:semiHidden="1" w:unhideWhenUsed="1"/>
-    <w:lsdException w:name="toc 1" w:uiPriority="39" w:semiHidden="1" w:unhideWhenUsed="1"/>
-    <w:lsdException w:name="toc 2" w:uiPriority="39" w:semiHidden="1" w:unhideWhenUsed="1"/>
-    <w:lsdException w:name="toc 3" w:uiPriority="39" w:semiHidden="1" w:unhideWhenUsed="1"/>
-    <w:lsdException w:name="toc 4" w:uiPriority="39" w:semiHidden="1" w:unhideWhenUsed="1"/>
-    <w:lsdException w:name="toc 5" w:uiPriority="39" w:semiHidden="1" w:unhideWhenUsed="1"/>
-    <w:lsdException w:name="toc 6" w:uiPriority="39" w:semiHidden="1" w:unhideWhenUsed="1"/>
-    <w:lsdException w:name="toc 7" w:uiPriority="39" w:semiHidden="1" w:unhideWhenUsed="1"/>
-    <w:lsdException w:name="toc 8" w:uiPriority="39" w:semiHidden="1" w:unhideWhenUsed="1"/>
-    <w:lsdException w:name="toc 9" w:uiPriority="39" w:semiHidden="1" w:unhideWhenUsed="1"/>
+    <w:lsdException w:name="toc 1" w:semiHidden="1" w:uiPriority="39" w:unhideWhenUsed="1"/>
+    <w:lsdException w:name="toc 2" w:semiHidden="1" w:uiPriority="39" w:unhideWhenUsed="1"/>
+    <w:lsdException w:name="toc 3" w:semiHidden="1" w:uiPriority="39" w:unhideWhenUsed="1"/>
+    <w:lsdException w:name="toc 4" w:semiHidden="1" w:uiPriority="39" w:unhideWhenUsed="1"/>
+    <w:lsdException w:name="toc 5" w:semiHidden="1" w:uiPriority="39" w:unhideWhenUsed="1"/>
+    <w:lsdException w:name="toc 6" w:semiHidden="1" w:uiPriority="39" w:unhideWhenUsed="1"/>
+    <w:lsdException w:name="toc 7" w:semiHidden="1" w:uiPriority="39" w:unhideWhenUsed="1"/>
+    <w:lsdException w:name="toc 8" w:semiHidden="1" w:uiPriority="39" w:unhideWhenUsed="1"/>
+    <w:lsdException w:name="toc 9" w:semiHidden="1" w:uiPriority="39" w:unhideWhenUsed="1"/>
     <w:lsdException w:name="Normal Indent" w:semiHidden="1" w:unhideWhenUsed="1"/>
     <w:lsdException w:name="footnote text" w:semiHidden="1" w:unhideWhenUsed="1"/>
     <w:lsdException w:name="annotation text" w:semiHidden="1" w:unhideWhenUsed="1"/>
     <w:lsdException w:name="header" w:semiHidden="1" w:unhideWhenUsed="1"/>
     <w:lsdException w:name="footer" w:semiHidden="1" w:unhideWhenUsed="1"/>
     <w:lsdException w:name="index heading" w:semiHidden="1" w:unhideWhenUsed="1"/>
-    <w:lsdException w:name="caption" w:uiPriority="35" w:semiHidden="1" w:unhideWhenUsed="1" w:qFormat="1"/>
+    <w:lsdException w:name="caption" w:semiHidden="1" w:uiPriority="35" w:unhideWhenUsed="1" w:qFormat="1"/>
     <w:lsdException w:name="table of figures" w:semiHidden="1" w:unhideWhenUsed="1"/>
     <w:lsdException w:name="envelope address" w:semiHidden="1" w:unhideWhenUsed="1"/>
     <w:lsdException w:name="envelope return" w:semiHidden="1" w:unhideWhenUsed="1"/>
@@ -6721,7 +6894,7 @@
     <w:lsdException w:name="Title" w:uiPriority="10" w:qFormat="1"/>
     <w:lsdException w:name="Closing" w:semiHidden="1" w:unhideWhenUsed="1"/>
     <w:lsdException w:name="Signature" w:semiHidden="1" w:unhideWhenUsed="1"/>
-    <w:lsdException w:name="Default Paragraph Font" w:uiPriority="1" w:semiHidden="1" w:unhideWhenUsed="1"/>
+    <w:lsdException w:name="Default Paragraph Font" w:semiHidden="1" w:uiPriority="1" w:unhideWhenUsed="1"/>
     <w:lsdException w:name="Body Text" w:semiHidden="1" w:unhideWhenUsed="1"/>
     <w:lsdException w:name="Body Text Indent" w:semiHidden="1" w:unhideWhenUsed="1"/>
     <w:lsdException w:name="List Continue" w:semiHidden="1" w:unhideWhenUsed="1"/>
@@ -6921,8 +7094,8 @@
     <w:lsdException w:name="Subtle Reference" w:uiPriority="31" w:qFormat="1"/>
     <w:lsdException w:name="Intense Reference" w:uiPriority="32" w:qFormat="1"/>
     <w:lsdException w:name="Book Title" w:uiPriority="33" w:qFormat="1"/>
-    <w:lsdException w:name="Bibliography" w:uiPriority="37" w:semiHidden="1" w:unhideWhenUsed="1"/>
-    <w:lsdException w:name="TOC Heading" w:uiPriority="39" w:semiHidden="1" w:unhideWhenUsed="1" w:qFormat="1"/>
+    <w:lsdException w:name="Bibliography" w:semiHidden="1" w:uiPriority="37" w:unhideWhenUsed="1"/>
+    <w:lsdException w:name="TOC Heading" w:semiHidden="1" w:uiPriority="39" w:unhideWhenUsed="1" w:qFormat="1"/>
     <w:lsdException w:name="Plain Table 1" w:uiPriority="41"/>
     <w:lsdException w:name="Plain Table 2" w:uiPriority="42"/>
     <w:lsdException w:name="Plain Table 3" w:uiPriority="43"/>
@@ -7033,7 +7206,7 @@
     <w:lsdException w:name="Unresolved Mention" w:semiHidden="1" w:unhideWhenUsed="1"/>
     <w:lsdException w:name="Smart Link" w:semiHidden="1" w:unhideWhenUsed="1"/>
   </w:latentStyles>
-  <w:style w:type="paragraph" w:styleId="Normal" w:default="1">
+  <w:style w:type="paragraph" w:default="1" w:styleId="Normal">
     <w:name w:val="Normal"/>
     <w:qFormat/>
     <w:rsid w:val="002D05C8"/>
@@ -7046,11 +7219,11 @@
       <w:lang w:val="es-CR"/>
     </w:rPr>
   </w:style>
-  <w:style w:type="paragraph" w:styleId="Heading1">
+  <w:style w:type="paragraph" w:styleId="Ttulo1">
     <w:name w:val="heading 1"/>
     <w:basedOn w:val="Normal"/>
     <w:next w:val="Normal"/>
-    <w:link w:val="Heading1Char"/>
+    <w:link w:val="Ttulo1Car"/>
     <w:uiPriority w:val="9"/>
     <w:qFormat/>
     <w:rsid w:val="002D05C8"/>
@@ -7069,11 +7242,11 @@
       <w:szCs w:val="40"/>
     </w:rPr>
   </w:style>
-  <w:style w:type="paragraph" w:styleId="Heading2">
+  <w:style w:type="paragraph" w:styleId="Ttulo2">
     <w:name w:val="heading 2"/>
     <w:basedOn w:val="Normal"/>
     <w:next w:val="Normal"/>
-    <w:link w:val="Heading2Char"/>
+    <w:link w:val="Ttulo2Car"/>
     <w:uiPriority w:val="9"/>
     <w:unhideWhenUsed/>
     <w:qFormat/>
@@ -7092,11 +7265,11 @@
       <w:szCs w:val="32"/>
     </w:rPr>
   </w:style>
-  <w:style w:type="paragraph" w:styleId="Heading3">
+  <w:style w:type="paragraph" w:styleId="Ttulo3">
     <w:name w:val="heading 3"/>
     <w:basedOn w:val="Normal"/>
     <w:next w:val="Normal"/>
-    <w:link w:val="Heading3Char"/>
+    <w:link w:val="Ttulo3Car"/>
     <w:autoRedefine/>
     <w:uiPriority w:val="9"/>
     <w:unhideWhenUsed/>
@@ -7117,11 +7290,11 @@
       <w:szCs w:val="28"/>
     </w:rPr>
   </w:style>
-  <w:style w:type="paragraph" w:styleId="Heading4">
+  <w:style w:type="paragraph" w:styleId="Ttulo4">
     <w:name w:val="heading 4"/>
     <w:basedOn w:val="Normal"/>
     <w:next w:val="Normal"/>
-    <w:link w:val="Heading4Char"/>
+    <w:link w:val="Ttulo4Car"/>
     <w:uiPriority w:val="9"/>
     <w:unhideWhenUsed/>
     <w:qFormat/>
@@ -7139,11 +7312,11 @@
       <w:color w:val="0F4761" w:themeColor="accent1" w:themeShade="BF"/>
     </w:rPr>
   </w:style>
-  <w:style w:type="paragraph" w:styleId="Heading5">
+  <w:style w:type="paragraph" w:styleId="Ttulo5">
     <w:name w:val="heading 5"/>
     <w:basedOn w:val="Normal"/>
     <w:next w:val="Normal"/>
-    <w:link w:val="Heading5Char"/>
+    <w:link w:val="Ttulo5Car"/>
     <w:uiPriority w:val="9"/>
     <w:semiHidden/>
     <w:unhideWhenUsed/>
@@ -7160,11 +7333,11 @@
       <w:color w:val="0F4761" w:themeColor="accent1" w:themeShade="BF"/>
     </w:rPr>
   </w:style>
-  <w:style w:type="paragraph" w:styleId="Heading6">
+  <w:style w:type="paragraph" w:styleId="Ttulo6">
     <w:name w:val="heading 6"/>
     <w:basedOn w:val="Normal"/>
     <w:next w:val="Normal"/>
-    <w:link w:val="Heading6Char"/>
+    <w:link w:val="Ttulo6Car"/>
     <w:uiPriority w:val="9"/>
     <w:semiHidden/>
     <w:unhideWhenUsed/>
@@ -7183,11 +7356,11 @@
       <w:color w:val="595959" w:themeColor="text1" w:themeTint="A6"/>
     </w:rPr>
   </w:style>
-  <w:style w:type="paragraph" w:styleId="Heading7">
+  <w:style w:type="paragraph" w:styleId="Ttulo7">
     <w:name w:val="heading 7"/>
     <w:basedOn w:val="Normal"/>
     <w:next w:val="Normal"/>
-    <w:link w:val="Heading7Char"/>
+    <w:link w:val="Ttulo7Car"/>
     <w:uiPriority w:val="9"/>
     <w:semiHidden/>
     <w:unhideWhenUsed/>
@@ -7204,11 +7377,11 @@
       <w:color w:val="595959" w:themeColor="text1" w:themeTint="A6"/>
     </w:rPr>
   </w:style>
-  <w:style w:type="paragraph" w:styleId="Heading8">
+  <w:style w:type="paragraph" w:styleId="Ttulo8">
     <w:name w:val="heading 8"/>
     <w:basedOn w:val="Normal"/>
     <w:next w:val="Normal"/>
-    <w:link w:val="Heading8Char"/>
+    <w:link w:val="Ttulo8Car"/>
     <w:uiPriority w:val="9"/>
     <w:semiHidden/>
     <w:unhideWhenUsed/>
@@ -7227,11 +7400,11 @@
       <w:color w:val="272727" w:themeColor="text1" w:themeTint="D8"/>
     </w:rPr>
   </w:style>
-  <w:style w:type="paragraph" w:styleId="Heading9">
+  <w:style w:type="paragraph" w:styleId="Ttulo9">
     <w:name w:val="heading 9"/>
     <w:basedOn w:val="Normal"/>
     <w:next w:val="Normal"/>
-    <w:link w:val="Heading9Char"/>
+    <w:link w:val="Ttulo9Car"/>
     <w:uiPriority w:val="9"/>
     <w:semiHidden/>
     <w:unhideWhenUsed/>
@@ -7248,12 +7421,13 @@
       <w:color w:val="272727" w:themeColor="text1" w:themeTint="D8"/>
     </w:rPr>
   </w:style>
-  <w:style w:type="character" w:styleId="DefaultParagraphFont" w:default="1">
+  <w:style w:type="character" w:default="1" w:styleId="Fuentedeprrafopredeter">
     <w:name w:val="Default Paragraph Font"/>
     <w:uiPriority w:val="1"/>
+    <w:semiHidden/>
     <w:unhideWhenUsed/>
   </w:style>
-  <w:style w:type="table" w:styleId="TableNormal" w:default="1">
+  <w:style w:type="table" w:default="1" w:styleId="Tablanormal">
     <w:name w:val="Normal Table"/>
     <w:uiPriority w:val="99"/>
     <w:semiHidden/>
@@ -7268,46 +7442,46 @@
       </w:tblCellMar>
     </w:tblPr>
   </w:style>
-  <w:style w:type="numbering" w:styleId="NoList" w:default="1">
+  <w:style w:type="numbering" w:default="1" w:styleId="Sinlista">
     <w:name w:val="No List"/>
     <w:uiPriority w:val="99"/>
     <w:semiHidden/>
     <w:unhideWhenUsed/>
   </w:style>
-  <w:style w:type="character" w:styleId="Heading1Char" w:customStyle="1">
-    <w:name w:val="Heading 1 Char"/>
-    <w:basedOn w:val="DefaultParagraphFont"/>
-    <w:link w:val="Heading1"/>
+  <w:style w:type="character" w:customStyle="1" w:styleId="Ttulo1Car">
+    <w:name w:val="Título 1 Car"/>
+    <w:basedOn w:val="Fuentedeprrafopredeter"/>
+    <w:link w:val="Ttulo1"/>
     <w:uiPriority w:val="9"/>
     <w:rsid w:val="002D05C8"/>
     <w:rPr>
-      <w:rFonts w:ascii="Times New Roman" w:hAnsi="Times New Roman" w:eastAsiaTheme="majorEastAsia" w:cstheme="majorBidi"/>
+      <w:rFonts w:ascii="Times New Roman" w:eastAsiaTheme="majorEastAsia" w:hAnsi="Times New Roman" w:cstheme="majorBidi"/>
       <w:b/>
       <w:color w:val="000000" w:themeColor="text1"/>
       <w:szCs w:val="40"/>
     </w:rPr>
   </w:style>
-  <w:style w:type="character" w:styleId="Heading2Char" w:customStyle="1">
-    <w:name w:val="Heading 2 Char"/>
-    <w:basedOn w:val="DefaultParagraphFont"/>
-    <w:link w:val="Heading2"/>
+  <w:style w:type="character" w:customStyle="1" w:styleId="Ttulo2Car">
+    <w:name w:val="Título 2 Car"/>
+    <w:basedOn w:val="Fuentedeprrafopredeter"/>
+    <w:link w:val="Ttulo2"/>
     <w:uiPriority w:val="9"/>
     <w:rsid w:val="002D05C8"/>
     <w:rPr>
-      <w:rFonts w:ascii="Times New Roman" w:hAnsi="Times New Roman" w:eastAsiaTheme="majorEastAsia" w:cstheme="majorBidi"/>
+      <w:rFonts w:ascii="Times New Roman" w:eastAsiaTheme="majorEastAsia" w:hAnsi="Times New Roman" w:cstheme="majorBidi"/>
       <w:b/>
       <w:color w:val="000000" w:themeColor="text1"/>
       <w:szCs w:val="32"/>
     </w:rPr>
   </w:style>
-  <w:style w:type="character" w:styleId="Heading3Char" w:customStyle="1">
-    <w:name w:val="Heading 3 Char"/>
-    <w:basedOn w:val="DefaultParagraphFont"/>
-    <w:link w:val="Heading3"/>
+  <w:style w:type="character" w:customStyle="1" w:styleId="Ttulo3Car">
+    <w:name w:val="Título 3 Car"/>
+    <w:basedOn w:val="Fuentedeprrafopredeter"/>
+    <w:link w:val="Ttulo3"/>
     <w:uiPriority w:val="9"/>
     <w:rsid w:val="00946EC2"/>
     <w:rPr>
-      <w:rFonts w:ascii="Times New Roman" w:hAnsi="Times New Roman" w:eastAsiaTheme="majorEastAsia" w:cstheme="majorBidi"/>
+      <w:rFonts w:ascii="Times New Roman" w:eastAsiaTheme="majorEastAsia" w:hAnsi="Times New Roman" w:cstheme="majorBidi"/>
       <w:b/>
       <w:i/>
       <w:color w:val="000000" w:themeColor="text1"/>
@@ -7316,10 +7490,10 @@
       <w:lang w:val="es-CR"/>
     </w:rPr>
   </w:style>
-  <w:style w:type="character" w:styleId="Heading4Char" w:customStyle="1">
-    <w:name w:val="Heading 4 Char"/>
-    <w:basedOn w:val="DefaultParagraphFont"/>
-    <w:link w:val="Heading4"/>
+  <w:style w:type="character" w:customStyle="1" w:styleId="Ttulo4Car">
+    <w:name w:val="Título 4 Car"/>
+    <w:basedOn w:val="Fuentedeprrafopredeter"/>
+    <w:link w:val="Ttulo4"/>
     <w:uiPriority w:val="9"/>
     <w:rsid w:val="002D05C8"/>
     <w:rPr>
@@ -7329,10 +7503,10 @@
       <w:color w:val="0F4761" w:themeColor="accent1" w:themeShade="BF"/>
     </w:rPr>
   </w:style>
-  <w:style w:type="character" w:styleId="Heading5Char" w:customStyle="1">
-    <w:name w:val="Heading 5 Char"/>
-    <w:basedOn w:val="DefaultParagraphFont"/>
-    <w:link w:val="Heading5"/>
+  <w:style w:type="character" w:customStyle="1" w:styleId="Ttulo5Car">
+    <w:name w:val="Título 5 Car"/>
+    <w:basedOn w:val="Fuentedeprrafopredeter"/>
+    <w:link w:val="Ttulo5"/>
     <w:uiPriority w:val="9"/>
     <w:semiHidden/>
     <w:rsid w:val="002D05C8"/>
@@ -7341,10 +7515,10 @@
       <w:color w:val="0F4761" w:themeColor="accent1" w:themeShade="BF"/>
     </w:rPr>
   </w:style>
-  <w:style w:type="character" w:styleId="Heading6Char" w:customStyle="1">
-    <w:name w:val="Heading 6 Char"/>
-    <w:basedOn w:val="DefaultParagraphFont"/>
-    <w:link w:val="Heading6"/>
+  <w:style w:type="character" w:customStyle="1" w:styleId="Ttulo6Car">
+    <w:name w:val="Título 6 Car"/>
+    <w:basedOn w:val="Fuentedeprrafopredeter"/>
+    <w:link w:val="Ttulo6"/>
     <w:uiPriority w:val="9"/>
     <w:semiHidden/>
     <w:rsid w:val="002D05C8"/>
@@ -7355,10 +7529,10 @@
       <w:color w:val="595959" w:themeColor="text1" w:themeTint="A6"/>
     </w:rPr>
   </w:style>
-  <w:style w:type="character" w:styleId="Heading7Char" w:customStyle="1">
-    <w:name w:val="Heading 7 Char"/>
-    <w:basedOn w:val="DefaultParagraphFont"/>
-    <w:link w:val="Heading7"/>
+  <w:style w:type="character" w:customStyle="1" w:styleId="Ttulo7Car">
+    <w:name w:val="Título 7 Car"/>
+    <w:basedOn w:val="Fuentedeprrafopredeter"/>
+    <w:link w:val="Ttulo7"/>
     <w:uiPriority w:val="9"/>
     <w:semiHidden/>
     <w:rsid w:val="002D05C8"/>
@@ -7367,10 +7541,10 @@
       <w:color w:val="595959" w:themeColor="text1" w:themeTint="A6"/>
     </w:rPr>
   </w:style>
-  <w:style w:type="character" w:styleId="Heading8Char" w:customStyle="1">
-    <w:name w:val="Heading 8 Char"/>
-    <w:basedOn w:val="DefaultParagraphFont"/>
-    <w:link w:val="Heading8"/>
+  <w:style w:type="character" w:customStyle="1" w:styleId="Ttulo8Car">
+    <w:name w:val="Título 8 Car"/>
+    <w:basedOn w:val="Fuentedeprrafopredeter"/>
+    <w:link w:val="Ttulo8"/>
     <w:uiPriority w:val="9"/>
     <w:semiHidden/>
     <w:rsid w:val="002D05C8"/>
@@ -7381,10 +7555,10 @@
       <w:color w:val="272727" w:themeColor="text1" w:themeTint="D8"/>
     </w:rPr>
   </w:style>
-  <w:style w:type="character" w:styleId="Heading9Char" w:customStyle="1">
-    <w:name w:val="Heading 9 Char"/>
-    <w:basedOn w:val="DefaultParagraphFont"/>
-    <w:link w:val="Heading9"/>
+  <w:style w:type="character" w:customStyle="1" w:styleId="Ttulo9Car">
+    <w:name w:val="Título 9 Car"/>
+    <w:basedOn w:val="Fuentedeprrafopredeter"/>
+    <w:link w:val="Ttulo9"/>
     <w:uiPriority w:val="9"/>
     <w:semiHidden/>
     <w:rsid w:val="002D05C8"/>
@@ -7393,11 +7567,11 @@
       <w:color w:val="272727" w:themeColor="text1" w:themeTint="D8"/>
     </w:rPr>
   </w:style>
-  <w:style w:type="paragraph" w:styleId="Title">
+  <w:style w:type="paragraph" w:styleId="Ttulo">
     <w:name w:val="Title"/>
     <w:basedOn w:val="Normal"/>
     <w:next w:val="Normal"/>
-    <w:link w:val="TitleChar"/>
+    <w:link w:val="TtuloCar"/>
     <w:uiPriority w:val="10"/>
     <w:qFormat/>
     <w:rsid w:val="002D05C8"/>
@@ -7416,14 +7590,14 @@
       <w:szCs w:val="56"/>
     </w:rPr>
   </w:style>
-  <w:style w:type="character" w:styleId="TitleChar" w:customStyle="1">
-    <w:name w:val="Title Char"/>
-    <w:basedOn w:val="DefaultParagraphFont"/>
-    <w:link w:val="Title"/>
+  <w:style w:type="character" w:customStyle="1" w:styleId="TtuloCar">
+    <w:name w:val="Título Car"/>
+    <w:basedOn w:val="Fuentedeprrafopredeter"/>
+    <w:link w:val="Ttulo"/>
     <w:uiPriority w:val="10"/>
     <w:rsid w:val="002D05C8"/>
     <w:rPr>
-      <w:rFonts w:ascii="Times New Roman" w:hAnsi="Times New Roman" w:eastAsiaTheme="majorEastAsia" w:cstheme="majorBidi"/>
+      <w:rFonts w:ascii="Times New Roman" w:eastAsiaTheme="majorEastAsia" w:hAnsi="Times New Roman" w:cstheme="majorBidi"/>
       <w:b/>
       <w:i/>
       <w:color w:val="000000" w:themeColor="text1"/>
@@ -7432,11 +7606,11 @@
       <w:szCs w:val="56"/>
     </w:rPr>
   </w:style>
-  <w:style w:type="paragraph" w:styleId="Subtitle">
+  <w:style w:type="paragraph" w:styleId="Subttulo">
     <w:name w:val="Subtitle"/>
     <w:basedOn w:val="Normal"/>
     <w:next w:val="Normal"/>
-    <w:link w:val="SubtitleChar"/>
+    <w:link w:val="SubttuloCar"/>
     <w:uiPriority w:val="11"/>
     <w:qFormat/>
     <w:rsid w:val="0015623F"/>
@@ -7455,25 +7629,25 @@
       <w:szCs w:val="28"/>
     </w:rPr>
   </w:style>
-  <w:style w:type="character" w:styleId="SubtitleChar" w:customStyle="1">
-    <w:name w:val="Subtitle Char"/>
-    <w:basedOn w:val="DefaultParagraphFont"/>
-    <w:link w:val="Subtitle"/>
+  <w:style w:type="character" w:customStyle="1" w:styleId="SubttuloCar">
+    <w:name w:val="Subtítulo Car"/>
+    <w:basedOn w:val="Fuentedeprrafopredeter"/>
+    <w:link w:val="Subttulo"/>
     <w:uiPriority w:val="11"/>
     <w:rsid w:val="0015623F"/>
     <w:rPr>
-      <w:rFonts w:ascii="Times New Roman" w:hAnsi="Times New Roman" w:eastAsiaTheme="majorEastAsia" w:cstheme="majorBidi"/>
+      <w:rFonts w:ascii="Times New Roman" w:eastAsiaTheme="majorEastAsia" w:hAnsi="Times New Roman" w:cstheme="majorBidi"/>
       <w:b/>
       <w:color w:val="000000" w:themeColor="text1"/>
       <w:spacing w:val="15"/>
       <w:szCs w:val="28"/>
     </w:rPr>
   </w:style>
-  <w:style w:type="paragraph" w:styleId="Quote">
+  <w:style w:type="paragraph" w:styleId="Cita">
     <w:name w:val="Quote"/>
     <w:basedOn w:val="Normal"/>
     <w:next w:val="Normal"/>
-    <w:link w:val="QuoteChar"/>
+    <w:link w:val="CitaCar"/>
     <w:uiPriority w:val="29"/>
     <w:qFormat/>
     <w:rsid w:val="002D05C8"/>
@@ -7487,10 +7661,10 @@
       <w:color w:val="404040" w:themeColor="text1" w:themeTint="BF"/>
     </w:rPr>
   </w:style>
-  <w:style w:type="character" w:styleId="QuoteChar" w:customStyle="1">
-    <w:name w:val="Quote Char"/>
-    <w:basedOn w:val="DefaultParagraphFont"/>
-    <w:link w:val="Quote"/>
+  <w:style w:type="character" w:customStyle="1" w:styleId="CitaCar">
+    <w:name w:val="Cita Car"/>
+    <w:basedOn w:val="Fuentedeprrafopredeter"/>
+    <w:link w:val="Cita"/>
     <w:uiPriority w:val="29"/>
     <w:rsid w:val="002D05C8"/>
     <w:rPr>
@@ -7499,11 +7673,11 @@
       <w:color w:val="404040" w:themeColor="text1" w:themeTint="BF"/>
     </w:rPr>
   </w:style>
-  <w:style w:type="paragraph" w:styleId="ListParagraph">
+  <w:style w:type="paragraph" w:styleId="Prrafodelista">
     <w:name w:val="List Paragraph"/>
     <w:aliases w:val="3,Lista vistosa - Énfasis 11,lp1,Bullet 1,Use Case List Paragraph"/>
     <w:basedOn w:val="Normal"/>
-    <w:link w:val="ListParagraphChar"/>
+    <w:link w:val="PrrafodelistaCar"/>
     <w:uiPriority w:val="34"/>
     <w:qFormat/>
     <w:rsid w:val="002D05C8"/>
@@ -7512,9 +7686,9 @@
       <w:contextualSpacing/>
     </w:pPr>
   </w:style>
-  <w:style w:type="character" w:styleId="IntenseEmphasis">
+  <w:style w:type="character" w:styleId="nfasisintenso">
     <w:name w:val="Intense Emphasis"/>
-    <w:basedOn w:val="DefaultParagraphFont"/>
+    <w:basedOn w:val="Fuentedeprrafopredeter"/>
     <w:uiPriority w:val="21"/>
     <w:qFormat/>
     <w:rsid w:val="002D05C8"/>
@@ -7524,18 +7698,18 @@
       <w:color w:val="0F4761" w:themeColor="accent1" w:themeShade="BF"/>
     </w:rPr>
   </w:style>
-  <w:style w:type="paragraph" w:styleId="IntenseQuote">
+  <w:style w:type="paragraph" w:styleId="Citadestacada">
     <w:name w:val="Intense Quote"/>
     <w:basedOn w:val="Normal"/>
     <w:next w:val="Normal"/>
-    <w:link w:val="IntenseQuoteChar"/>
+    <w:link w:val="CitadestacadaCar"/>
     <w:uiPriority w:val="30"/>
     <w:qFormat/>
     <w:rsid w:val="002D05C8"/>
     <w:pPr>
       <w:pBdr>
-        <w:top w:val="single" w:color="0F4761" w:themeColor="accent1" w:themeShade="BF" w:sz="4" w:space="10"/>
-        <w:bottom w:val="single" w:color="0F4761" w:themeColor="accent1" w:themeShade="BF" w:sz="4" w:space="10"/>
+        <w:top w:val="single" w:sz="4" w:space="10" w:color="0F4761" w:themeColor="accent1" w:themeShade="BF"/>
+        <w:bottom w:val="single" w:sz="4" w:space="10" w:color="0F4761" w:themeColor="accent1" w:themeShade="BF"/>
       </w:pBdr>
       <w:spacing w:before="360" w:after="360"/>
       <w:ind w:left="864" w:right="864"/>
@@ -7547,10 +7721,10 @@
       <w:color w:val="0F4761" w:themeColor="accent1" w:themeShade="BF"/>
     </w:rPr>
   </w:style>
-  <w:style w:type="character" w:styleId="IntenseQuoteChar" w:customStyle="1">
-    <w:name w:val="Intense Quote Char"/>
-    <w:basedOn w:val="DefaultParagraphFont"/>
-    <w:link w:val="IntenseQuote"/>
+  <w:style w:type="character" w:customStyle="1" w:styleId="CitadestacadaCar">
+    <w:name w:val="Cita destacada Car"/>
+    <w:basedOn w:val="Fuentedeprrafopredeter"/>
+    <w:link w:val="Citadestacada"/>
     <w:uiPriority w:val="30"/>
     <w:rsid w:val="002D05C8"/>
     <w:rPr>
@@ -7559,9 +7733,9 @@
       <w:color w:val="0F4761" w:themeColor="accent1" w:themeShade="BF"/>
     </w:rPr>
   </w:style>
-  <w:style w:type="character" w:styleId="IntenseReference">
+  <w:style w:type="character" w:styleId="Referenciaintensa">
     <w:name w:val="Intense Reference"/>
-    <w:basedOn w:val="DefaultParagraphFont"/>
+    <w:basedOn w:val="Fuentedeprrafopredeter"/>
     <w:uiPriority w:val="32"/>
     <w:qFormat/>
     <w:rsid w:val="002D05C8"/>
@@ -7573,10 +7747,10 @@
       <w:spacing w:val="5"/>
     </w:rPr>
   </w:style>
-  <w:style w:type="paragraph" w:styleId="Header">
+  <w:style w:type="paragraph" w:styleId="Encabezado">
     <w:name w:val="header"/>
     <w:basedOn w:val="Normal"/>
-    <w:link w:val="HeaderChar"/>
+    <w:link w:val="EncabezadoCar"/>
     <w:uiPriority w:val="99"/>
     <w:unhideWhenUsed/>
     <w:rsid w:val="002D05C8"/>
@@ -7588,20 +7762,20 @@
       <w:spacing w:after="0" w:line="240" w:lineRule="auto"/>
     </w:pPr>
   </w:style>
-  <w:style w:type="character" w:styleId="HeaderChar" w:customStyle="1">
-    <w:name w:val="Header Char"/>
-    <w:basedOn w:val="DefaultParagraphFont"/>
-    <w:link w:val="Header"/>
+  <w:style w:type="character" w:customStyle="1" w:styleId="EncabezadoCar">
+    <w:name w:val="Encabezado Car"/>
+    <w:basedOn w:val="Fuentedeprrafopredeter"/>
+    <w:link w:val="Encabezado"/>
     <w:uiPriority w:val="99"/>
     <w:rsid w:val="002D05C8"/>
     <w:rPr>
       <w:rFonts w:ascii="Times New Roman" w:hAnsi="Times New Roman"/>
     </w:rPr>
   </w:style>
-  <w:style w:type="paragraph" w:styleId="Footer">
+  <w:style w:type="paragraph" w:styleId="Piedepgina">
     <w:name w:val="footer"/>
     <w:basedOn w:val="Normal"/>
-    <w:link w:val="FooterChar"/>
+    <w:link w:val="PiedepginaCar"/>
     <w:uiPriority w:val="99"/>
     <w:unhideWhenUsed/>
     <w:rsid w:val="002D05C8"/>
@@ -7613,19 +7787,19 @@
       <w:spacing w:after="0" w:line="240" w:lineRule="auto"/>
     </w:pPr>
   </w:style>
-  <w:style w:type="character" w:styleId="FooterChar" w:customStyle="1">
-    <w:name w:val="Footer Char"/>
-    <w:basedOn w:val="DefaultParagraphFont"/>
-    <w:link w:val="Footer"/>
+  <w:style w:type="character" w:customStyle="1" w:styleId="PiedepginaCar">
+    <w:name w:val="Pie de página Car"/>
+    <w:basedOn w:val="Fuentedeprrafopredeter"/>
+    <w:link w:val="Piedepgina"/>
     <w:uiPriority w:val="99"/>
     <w:rsid w:val="002D05C8"/>
     <w:rPr>
       <w:rFonts w:ascii="Times New Roman" w:hAnsi="Times New Roman"/>
     </w:rPr>
   </w:style>
-  <w:style w:type="paragraph" w:styleId="TOCHeading">
+  <w:style w:type="paragraph" w:styleId="TtuloTDC">
     <w:name w:val="TOC Heading"/>
-    <w:basedOn w:val="Heading1"/>
+    <w:basedOn w:val="Ttulo1"/>
     <w:next w:val="Normal"/>
     <w:uiPriority w:val="39"/>
     <w:unhideWhenUsed/>
@@ -7647,7 +7821,7 @@
       <w14:ligatures w14:val="none"/>
     </w:rPr>
   </w:style>
-  <w:style w:type="paragraph" w:styleId="TOC1">
+  <w:style w:type="paragraph" w:styleId="TDC1">
     <w:name w:val="toc 1"/>
     <w:basedOn w:val="Normal"/>
     <w:next w:val="Normal"/>
@@ -7659,9 +7833,9 @@
       <w:spacing w:after="100"/>
     </w:pPr>
   </w:style>
-  <w:style w:type="character" w:styleId="Hyperlink">
+  <w:style w:type="character" w:styleId="Hipervnculo">
     <w:name w:val="Hyperlink"/>
-    <w:basedOn w:val="DefaultParagraphFont"/>
+    <w:basedOn w:val="Fuentedeprrafopredeter"/>
     <w:uiPriority w:val="99"/>
     <w:unhideWhenUsed/>
     <w:rsid w:val="00FD1213"/>
@@ -7670,7 +7844,7 @@
       <w:u w:val="single"/>
     </w:rPr>
   </w:style>
-  <w:style w:type="paragraph" w:styleId="TOC2">
+  <w:style w:type="paragraph" w:styleId="TDC2">
     <w:name w:val="toc 2"/>
     <w:basedOn w:val="Normal"/>
     <w:next w:val="Normal"/>
@@ -7683,16 +7857,16 @@
       <w:ind w:left="240"/>
     </w:pPr>
   </w:style>
-  <w:style w:type="table" w:styleId="GridTable4-Accent5">
+  <w:style w:type="table" w:styleId="Tablaconcuadrcula4-nfasis5">
     <w:name w:val="Grid Table 4 Accent 5"/>
-    <w:basedOn w:val="TableNormal"/>
+    <w:basedOn w:val="Tablanormal"/>
     <w:uiPriority w:val="49"/>
     <w:rsid w:val="00F91FAE"/>
     <w:pPr>
       <w:spacing w:after="0" w:line="240" w:lineRule="auto"/>
     </w:pPr>
     <w:rPr>
-      <w:rFonts w:ascii="Calibri" w:hAnsi="Calibri" w:eastAsia="Times New Roman" w:cs="Times New Roman"/>
+      <w:rFonts w:ascii="Calibri" w:eastAsia="Times New Roman" w:hAnsi="Calibri" w:cs="Times New Roman"/>
       <w:kern w:val="0"/>
       <w:sz w:val="20"/>
       <w:szCs w:val="20"/>
@@ -7703,12 +7877,12 @@
       <w:tblStyleRowBandSize w:val="1"/>
       <w:tblStyleColBandSize w:val="1"/>
       <w:tblBorders>
-        <w:top w:val="single" w:color="8EAADB" w:sz="4" w:space="0"/>
-        <w:left w:val="single" w:color="8EAADB" w:sz="4" w:space="0"/>
-        <w:bottom w:val="single" w:color="8EAADB" w:sz="4" w:space="0"/>
-        <w:right w:val="single" w:color="8EAADB" w:sz="4" w:space="0"/>
-        <w:insideH w:val="single" w:color="8EAADB" w:sz="4" w:space="0"/>
-        <w:insideV w:val="single" w:color="8EAADB" w:sz="4" w:space="0"/>
+        <w:top w:val="single" w:sz="4" w:space="0" w:color="8EAADB"/>
+        <w:left w:val="single" w:sz="4" w:space="0" w:color="8EAADB"/>
+        <w:bottom w:val="single" w:sz="4" w:space="0" w:color="8EAADB"/>
+        <w:right w:val="single" w:sz="4" w:space="0" w:color="8EAADB"/>
+        <w:insideH w:val="single" w:sz="4" w:space="0" w:color="8EAADB"/>
+        <w:insideV w:val="single" w:sz="4" w:space="0" w:color="8EAADB"/>
       </w:tblBorders>
     </w:tblPr>
     <w:tblStylePr w:type="firstRow">
@@ -7720,10 +7894,10 @@
       <w:tblPr/>
       <w:tcPr>
         <w:tcBorders>
-          <w:top w:val="single" w:color="4472C4" w:sz="4" w:space="0"/>
-          <w:left w:val="single" w:color="4472C4" w:sz="4" w:space="0"/>
-          <w:bottom w:val="single" w:color="4472C4" w:sz="4" w:space="0"/>
-          <w:right w:val="single" w:color="4472C4" w:sz="4" w:space="0"/>
+          <w:top w:val="single" w:sz="4" w:space="0" w:color="4472C4"/>
+          <w:left w:val="single" w:sz="4" w:space="0" w:color="4472C4"/>
+          <w:bottom w:val="single" w:sz="4" w:space="0" w:color="4472C4"/>
+          <w:right w:val="single" w:sz="4" w:space="0" w:color="4472C4"/>
           <w:insideH w:val="nil"/>
           <w:insideV w:val="nil"/>
         </w:tcBorders>
@@ -7738,7 +7912,7 @@
       <w:tblPr/>
       <w:tcPr>
         <w:tcBorders>
-          <w:top w:val="double" w:color="4472C4" w:sz="4" w:space="0"/>
+          <w:top w:val="double" w:sz="4" w:space="0" w:color="4472C4"/>
         </w:tcBorders>
       </w:tcPr>
     </w:tblStylePr>
@@ -7767,15 +7941,15 @@
       </w:tcPr>
     </w:tblStylePr>
   </w:style>
-  <w:style w:type="character" w:styleId="hps" w:customStyle="1">
+  <w:style w:type="character" w:customStyle="1" w:styleId="hps">
     <w:name w:val="hps"/>
-    <w:basedOn w:val="DefaultParagraphFont"/>
+    <w:basedOn w:val="Fuentedeprrafopredeter"/>
     <w:rsid w:val="004075D8"/>
   </w:style>
-  <w:style w:type="character" w:styleId="ListParagraphChar" w:customStyle="1">
-    <w:name w:val="List Paragraph Char"/>
-    <w:aliases w:val="3 Char,Lista vistosa - Énfasis 11 Char,lp1 Char,Bullet 1 Char,Use Case List Paragraph Char"/>
-    <w:link w:val="ListParagraph"/>
+  <w:style w:type="character" w:customStyle="1" w:styleId="PrrafodelistaCar">
+    <w:name w:val="Párrafo de lista Car"/>
+    <w:aliases w:val="3 Car,Lista vistosa - Énfasis 11 Car,lp1 Car,Bullet 1 Car,Use Case List Paragraph Car"/>
+    <w:link w:val="Prrafodelista"/>
     <w:uiPriority w:val="34"/>
     <w:locked/>
     <w:rsid w:val="00120C48"/>
@@ -7784,7 +7958,7 @@
       <w:lang w:val="es-CR"/>
     </w:rPr>
   </w:style>
-  <w:style w:type="paragraph" w:styleId="Caption">
+  <w:style w:type="paragraph" w:styleId="Descripcin">
     <w:name w:val="caption"/>
     <w:basedOn w:val="Normal"/>
     <w:next w:val="Normal"/>
@@ -7803,9 +7977,9 @@
       <w:szCs w:val="18"/>
     </w:rPr>
   </w:style>
-  <w:style w:type="table" w:styleId="TableGrid">
+  <w:style w:type="table" w:styleId="Tablaconcuadrcula">
     <w:name w:val="Table Grid"/>
-    <w:basedOn w:val="TableNormal"/>
+    <w:basedOn w:val="Tablanormal"/>
     <w:uiPriority w:val="39"/>
     <w:rsid w:val="00FE6CD1"/>
     <w:pPr>
@@ -7816,16 +7990,16 @@
     </w:rPr>
     <w:tblPr>
       <w:tblBorders>
-        <w:top w:val="single" w:color="auto" w:sz="4" w:space="0"/>
-        <w:left w:val="single" w:color="auto" w:sz="4" w:space="0"/>
-        <w:bottom w:val="single" w:color="auto" w:sz="4" w:space="0"/>
-        <w:right w:val="single" w:color="auto" w:sz="4" w:space="0"/>
-        <w:insideH w:val="single" w:color="auto" w:sz="4" w:space="0"/>
-        <w:insideV w:val="single" w:color="auto" w:sz="4" w:space="0"/>
+        <w:top w:val="single" w:sz="4" w:space="0" w:color="auto"/>
+        <w:left w:val="single" w:sz="4" w:space="0" w:color="auto"/>
+        <w:bottom w:val="single" w:sz="4" w:space="0" w:color="auto"/>
+        <w:right w:val="single" w:sz="4" w:space="0" w:color="auto"/>
+        <w:insideH w:val="single" w:sz="4" w:space="0" w:color="auto"/>
+        <w:insideV w:val="single" w:sz="4" w:space="0" w:color="auto"/>
       </w:tblBorders>
     </w:tblPr>
   </w:style>
-  <w:style w:type="paragraph" w:styleId="TOC3">
+  <w:style w:type="paragraph" w:styleId="TDC3">
     <w:name w:val="toc 3"/>
     <w:basedOn w:val="Normal"/>
     <w:next w:val="Normal"/>
@@ -7838,9 +8012,9 @@
       <w:ind w:left="480"/>
     </w:pPr>
   </w:style>
-  <w:style w:type="character" w:styleId="FollowedHyperlink">
+  <w:style w:type="character" w:styleId="Hipervnculovisitado">
     <w:name w:val="FollowedHyperlink"/>
-    <w:basedOn w:val="DefaultParagraphFont"/>
+    <w:basedOn w:val="Fuentedeprrafopredeter"/>
     <w:uiPriority w:val="99"/>
     <w:semiHidden/>
     <w:unhideWhenUsed/>
@@ -7850,9 +8024,9 @@
       <w:u w:val="single"/>
     </w:rPr>
   </w:style>
-  <w:style w:type="character" w:styleId="UnresolvedMention">
+  <w:style w:type="character" w:styleId="Mencinsinresolver">
     <w:name w:val="Unresolved Mention"/>
-    <w:basedOn w:val="DefaultParagraphFont"/>
+    <w:basedOn w:val="Fuentedeprrafopredeter"/>
     <w:uiPriority w:val="99"/>
     <w:semiHidden/>
     <w:unhideWhenUsed/>
@@ -7866,7 +8040,7 @@
 </file>
 
 <file path=word/theme/theme1.xml><?xml version="1.0" encoding="utf-8"?>
-<a:theme xmlns:a="http://schemas.openxmlformats.org/drawingml/2006/main" xmlns:thm15="http://schemas.microsoft.com/office/thememl/2012/main" name="Tema de Office">
+<a:theme xmlns:a="http://schemas.openxmlformats.org/drawingml/2006/main" name="Tema de Office">
   <a:themeElements>
     <a:clrScheme name="Office">
       <a:dk1>
@@ -8161,6 +8335,10 @@
 </file>
 
 <file path=customXml/item1.xml><?xml version="1.0" encoding="utf-8"?>
+<b:Sources xmlns:b="http://schemas.openxmlformats.org/officeDocument/2006/bibliography" xmlns="http://schemas.openxmlformats.org/officeDocument/2006/bibliography" SelectedStyle="\APASixthEditionOfficeOnline.xsl" StyleName="APA" Version="6"/>
+</file>
+
+<file path=customXml/item2.xml><?xml version="1.0" encoding="utf-8"?>
 <p:properties xmlns:p="http://schemas.microsoft.com/office/2006/metadata/properties" xmlns:xsi="http://www.w3.org/2001/XMLSchema-instance" xmlns:pc="http://schemas.microsoft.com/office/infopath/2007/PartnerControls">
   <documentManagement>
     <lcf76f155ced4ddcb4097134ff3c332f xmlns="726918c5-b813-45ce-a7f4-072932c2b8bb">
@@ -8171,20 +8349,7 @@
 </p:properties>
 </file>
 
-<file path=customXml/item2.xml><?xml version="1.0" encoding="utf-8"?>
-<b:Sources xmlns:b="http://schemas.openxmlformats.org/officeDocument/2006/bibliography" xmlns="http://schemas.openxmlformats.org/officeDocument/2006/bibliography" SelectedStyle="\APASixthEditionOfficeOnline.xsl" StyleName="APA" Version="6"/>
-</file>
-
 <file path=customXml/item3.xml><?xml version="1.0" encoding="utf-8"?>
-<?mso-contentType ?>
-<FormTemplates xmlns="http://schemas.microsoft.com/sharepoint/v3/contenttype/forms">
-  <Display>DocumentLibraryForm</Display>
-  <Edit>DocumentLibraryForm</Edit>
-  <New>DocumentLibraryForm</New>
-</FormTemplates>
-</file>
-
-<file path=customXml/item4.xml><?xml version="1.0" encoding="utf-8"?>
 <ct:contentTypeSchema xmlns:ct="http://schemas.microsoft.com/office/2006/metadata/contentType" xmlns:ma="http://schemas.microsoft.com/office/2006/metadata/properties/metaAttributes" ct:_="" ma:_="" ma:contentTypeName="Documento" ma:contentTypeID="0x010100615F761A4F05D74C9A09B8B9178C8F28" ma:contentTypeVersion="11" ma:contentTypeDescription="Crear nuevo documento." ma:contentTypeScope="" ma:versionID="f2f25e755a799aa011955b0addb95bd3">
   <xsd:schema xmlns:xsd="http://www.w3.org/2001/XMLSchema" xmlns:xs="http://www.w3.org/2001/XMLSchema" xmlns:p="http://schemas.microsoft.com/office/2006/metadata/properties" xmlns:ns2="726918c5-b813-45ce-a7f4-072932c2b8bb" xmlns:ns3="e62964a9-b690-45b9-9af1-9bde9b4d2ac6" targetNamespace="http://schemas.microsoft.com/office/2006/metadata/properties" ma:root="true" ma:fieldsID="2464f854b7c22d8db5f843be444648f4" ns2:_="" ns3:_="">
     <xsd:import namespace="726918c5-b813-45ce-a7f4-072932c2b8bb"/>
@@ -8379,7 +8544,24 @@
 </ct:contentTypeSchema>
 </file>
 
+<file path=customXml/item4.xml><?xml version="1.0" encoding="utf-8"?>
+<?mso-contentType ?>
+<FormTemplates xmlns="http://schemas.microsoft.com/sharepoint/v3/contenttype/forms">
+  <Display>DocumentLibraryForm</Display>
+  <Edit>DocumentLibraryForm</Edit>
+  <New>DocumentLibraryForm</New>
+</FormTemplates>
+</file>
+
 <file path=customXml/itemProps1.xml><?xml version="1.0" encoding="utf-8"?>
+<ds:datastoreItem xmlns:ds="http://schemas.openxmlformats.org/officeDocument/2006/customXml" ds:itemID="{DF4C988B-7F1A-4DC3-A8D4-68B34AF3D94A}">
+  <ds:schemaRefs>
+    <ds:schemaRef ds:uri="http://schemas.openxmlformats.org/officeDocument/2006/bibliography"/>
+  </ds:schemaRefs>
+</ds:datastoreItem>
+</file>
+
+<file path=customXml/itemProps2.xml><?xml version="1.0" encoding="utf-8"?>
 <ds:datastoreItem xmlns:ds="http://schemas.openxmlformats.org/officeDocument/2006/customXml" ds:itemID="{15D5A60D-4217-4AC3-99D1-52AEB5FA670D}">
   <ds:schemaRefs>
     <ds:schemaRef ds:uri="http://schemas.microsoft.com/office/2006/metadata/properties"/>
@@ -8390,23 +8572,7 @@
 </ds:datastoreItem>
 </file>
 
-<file path=customXml/itemProps2.xml><?xml version="1.0" encoding="utf-8"?>
-<ds:datastoreItem xmlns:ds="http://schemas.openxmlformats.org/officeDocument/2006/customXml" ds:itemID="{DF4C988B-7F1A-4DC3-A8D4-68B34AF3D94A}">
-  <ds:schemaRefs>
-    <ds:schemaRef ds:uri="http://schemas.openxmlformats.org/officeDocument/2006/bibliography"/>
-  </ds:schemaRefs>
-</ds:datastoreItem>
-</file>
-
 <file path=customXml/itemProps3.xml><?xml version="1.0" encoding="utf-8"?>
-<ds:datastoreItem xmlns:ds="http://schemas.openxmlformats.org/officeDocument/2006/customXml" ds:itemID="{EAA2F7B7-FDE4-4F0B-A496-BB3AFBC7C086}">
-  <ds:schemaRefs>
-    <ds:schemaRef ds:uri="http://schemas.microsoft.com/sharepoint/v3/contenttype/forms"/>
-  </ds:schemaRefs>
-</ds:datastoreItem>
-</file>
-
-<file path=customXml/itemProps4.xml><?xml version="1.0" encoding="utf-8"?>
 <ds:datastoreItem xmlns:ds="http://schemas.openxmlformats.org/officeDocument/2006/customXml" ds:itemID="{117658F5-249E-4D20-9663-AD2ADA44953E}">
   <ds:schemaRefs>
     <ds:schemaRef ds:uri="http://schemas.microsoft.com/office/2006/metadata/contentType"/>
@@ -8423,4 +8589,12 @@
     <ds:schemaRef ds:uri="http://schemas.microsoft.com/internal/obd"/>
   </ds:schemaRefs>
 </ds:datastoreItem>
+</file>
+
+<file path=customXml/itemProps4.xml><?xml version="1.0" encoding="utf-8"?>
+<ds:datastoreItem xmlns:ds="http://schemas.openxmlformats.org/officeDocument/2006/customXml" ds:itemID="{EAA2F7B7-FDE4-4F0B-A496-BB3AFBC7C086}">
+  <ds:schemaRefs>
+    <ds:schemaRef ds:uri="http://schemas.microsoft.com/sharepoint/v3/contenttype/forms"/>
+  </ds:schemaRefs>
+</ds:datastoreItem>
 </file>